--- a/docs/04-use-cases/ZP-DOC-04_Use-Case-Model.docx
+++ b/docs/04-use-cases/ZP-DOC-04_Use-Case-Model.docx
@@ -1444,6 +1444,122 @@
           </w:p>
         </w:tc>
       </w:tr>
+      <w:tr>
+        <w:tblPrEx>
+          <w:tblCellMar>
+            <w:top w:w="0" w:type="dxa"/>
+            <w:bottom w:w="0" w:type="dxa"/>
+          </w:tblCellMar>
+        </w:tblPrEx>
+        <w:trPr>
+          <w:cantSplit/>
+          <w:trHeight w:val="420"/>
+        </w:trPr>
+        <w:tc>
+          <w:tcPr>
+            <w:tcW w:w="964" w:type="dxa"/>
+            <w:tcBorders>
+              <w:top w:val="single" w:sz="4" w:space="0" w:color="C9D3D0"/>
+              <w:left w:val="single" w:sz="4" w:space="0" w:color="C9D3D0"/>
+              <w:bottom w:val="single" w:sz="4" w:space="0" w:color="C9D3D0"/>
+              <w:right w:val="single" w:sz="4" w:space="0" w:color="C9D3D0"/>
+            </w:tcBorders>
+            <w:tcMar>
+              <w:top w:w="50" w:type="dxa"/>
+              <w:left w:w="100" w:type="dxa"/>
+              <w:bottom w:w="50" w:type="dxa"/>
+              <w:right w:w="100" w:type="dxa"/>
+            </w:tcMar>
+          </w:tcPr>
+          <w:p>
+            <w:r>
+              <w:rPr>
+                <w:sz w:val="19"/>
+                <w:szCs w:val="19"/>
+              </w:rPr>
+              <w:t>0.9</w:t>
+            </w:r>
+          </w:p>
+        </w:tc>
+        <w:tc>
+          <w:tcPr>
+            <w:tcW w:w="1542" w:type="dxa"/>
+            <w:tcBorders>
+              <w:top w:val="single" w:sz="4" w:space="0" w:color="C9D3D0"/>
+              <w:left w:val="single" w:sz="4" w:space="0" w:color="C9D3D0"/>
+              <w:bottom w:val="single" w:sz="4" w:space="0" w:color="C9D3D0"/>
+              <w:right w:val="single" w:sz="4" w:space="0" w:color="C9D3D0"/>
+            </w:tcBorders>
+            <w:tcMar>
+              <w:top w:w="50" w:type="dxa"/>
+              <w:left w:w="100" w:type="dxa"/>
+              <w:bottom w:w="50" w:type="dxa"/>
+              <w:right w:w="100" w:type="dxa"/>
+            </w:tcMar>
+          </w:tcPr>
+          <w:p>
+            <w:r>
+              <w:rPr>
+                <w:sz w:val="19"/>
+                <w:szCs w:val="19"/>
+              </w:rPr>
+              <w:t>5 Oct 2026</w:t>
+            </w:r>
+          </w:p>
+        </w:tc>
+        <w:tc>
+          <w:tcPr>
+            <w:tcW w:w="1928" w:type="dxa"/>
+            <w:tcBorders>
+              <w:top w:val="single" w:sz="4" w:space="0" w:color="C9D3D0"/>
+              <w:left w:val="single" w:sz="4" w:space="0" w:color="C9D3D0"/>
+              <w:bottom w:val="single" w:sz="4" w:space="0" w:color="C9D3D0"/>
+              <w:right w:val="single" w:sz="4" w:space="0" w:color="C9D3D0"/>
+            </w:tcBorders>
+            <w:tcMar>
+              <w:top w:w="50" w:type="dxa"/>
+              <w:left w:w="100" w:type="dxa"/>
+              <w:bottom w:w="50" w:type="dxa"/>
+              <w:right w:w="100" w:type="dxa"/>
+            </w:tcMar>
+          </w:tcPr>
+          <w:p>
+            <w:r>
+              <w:rPr>
+                <w:sz w:val="19"/>
+                <w:szCs w:val="19"/>
+              </w:rPr>
+              <w:t>Team Kestrel</w:t>
+            </w:r>
+          </w:p>
+        </w:tc>
+        <w:tc>
+          <w:tcPr>
+            <w:tcW w:w="5204" w:type="dxa"/>
+            <w:tcBorders>
+              <w:top w:val="single" w:sz="4" w:space="0" w:color="C9D3D0"/>
+              <w:left w:val="single" w:sz="4" w:space="0" w:color="C9D3D0"/>
+              <w:bottom w:val="single" w:sz="4" w:space="0" w:color="C9D3D0"/>
+              <w:right w:val="single" w:sz="4" w:space="0" w:color="C9D3D0"/>
+            </w:tcBorders>
+            <w:tcMar>
+              <w:top w:w="50" w:type="dxa"/>
+              <w:left w:w="100" w:type="dxa"/>
+              <w:bottom w:w="50" w:type="dxa"/>
+              <w:right w:w="100" w:type="dxa"/>
+            </w:tcMar>
+          </w:tcPr>
+          <w:p>
+            <w:r>
+              <w:rPr>
+                <w:sz w:val="19"/>
+                <w:szCs w:val="19"/>
+              </w:rPr>
+              <w:t>Review update: catalogue extended for FR-113 (O/L requirements) and FR-308 (list limit) added to ZP-DOC-03</w:t>
+            </w:r>
+          </w:p>
+        </w:tc>
+      </w:tr>
     </w:tbl>
     <w:p>
       <w:pPr>
@@ -1843,7 +1959,7 @@
     <w:sdt>
       <w:sdtPr>
         <w:alias w:val="Contents"/>
-        <w:id w:val="-101569642"/>
+        <w:id w:val="1024052276"/>
       </w:sdtPr>
       <w:sdtEndPr/>
       <w:sdtContent>
@@ -1872,7 +1988,7 @@
           <w:r>
             <w:fldChar w:fldCharType="separate"/>
           </w:r>
-          <w:hyperlink w:anchor="_Toc242095978" w:history="1">
+          <w:hyperlink w:anchor="_Toc242096882" w:history="1">
             <w:r>
               <w:rPr>
                 <w:rStyle w:val="Hyperlink"/>
@@ -1896,7 +2012,7 @@
               <w:rPr>
                 <w:noProof/>
               </w:rPr>
-              <w:instrText xml:space="preserve"> PAGEREF _Toc242095978 \h </w:instrText>
+              <w:instrText xml:space="preserve"> PAGEREF _Toc242096882 \h </w:instrText>
             </w:r>
             <w:r>
               <w:rPr>
@@ -1939,7 +2055,7 @@
               <w14:ligatures w14:val="standardContextual"/>
             </w:rPr>
           </w:pPr>
-          <w:hyperlink w:anchor="_Toc242095979" w:history="1">
+          <w:hyperlink w:anchor="_Toc242096883" w:history="1">
             <w:r>
               <w:rPr>
                 <w:rStyle w:val="Hyperlink"/>
@@ -1963,7 +2079,7 @@
               <w:rPr>
                 <w:noProof/>
               </w:rPr>
-              <w:instrText xml:space="preserve"> PAGEREF _Toc242095979 \h </w:instrText>
+              <w:instrText xml:space="preserve"> PAGEREF _Toc242096883 \h </w:instrText>
             </w:r>
             <w:r>
               <w:rPr>
@@ -2006,7 +2122,7 @@
               <w14:ligatures w14:val="standardContextual"/>
             </w:rPr>
           </w:pPr>
-          <w:hyperlink w:anchor="_Toc242095980" w:history="1">
+          <w:hyperlink w:anchor="_Toc242096884" w:history="1">
             <w:r>
               <w:rPr>
                 <w:rStyle w:val="Hyperlink"/>
@@ -2030,7 +2146,7 @@
               <w:rPr>
                 <w:noProof/>
               </w:rPr>
-              <w:instrText xml:space="preserve"> PAGEREF _Toc242095980 \h </w:instrText>
+              <w:instrText xml:space="preserve"> PAGEREF _Toc242096884 \h </w:instrText>
             </w:r>
             <w:r>
               <w:rPr>
@@ -2073,7 +2189,7 @@
               <w14:ligatures w14:val="standardContextual"/>
             </w:rPr>
           </w:pPr>
-          <w:hyperlink w:anchor="_Toc242095981" w:history="1">
+          <w:hyperlink w:anchor="_Toc242096885" w:history="1">
             <w:r>
               <w:rPr>
                 <w:rStyle w:val="Hyperlink"/>
@@ -2097,7 +2213,7 @@
               <w:rPr>
                 <w:noProof/>
               </w:rPr>
-              <w:instrText xml:space="preserve"> PAGEREF _Toc242095981 \h </w:instrText>
+              <w:instrText xml:space="preserve"> PAGEREF _Toc242096885 \h </w:instrText>
             </w:r>
             <w:r>
               <w:rPr>
@@ -2140,7 +2256,7 @@
               <w14:ligatures w14:val="standardContextual"/>
             </w:rPr>
           </w:pPr>
-          <w:hyperlink w:anchor="_Toc242095982" w:history="1">
+          <w:hyperlink w:anchor="_Toc242096886" w:history="1">
             <w:r>
               <w:rPr>
                 <w:rStyle w:val="Hyperlink"/>
@@ -2164,7 +2280,7 @@
               <w:rPr>
                 <w:noProof/>
               </w:rPr>
-              <w:instrText xml:space="preserve"> PAGEREF _Toc242095982 \h </w:instrText>
+              <w:instrText xml:space="preserve"> PAGEREF _Toc242096886 \h </w:instrText>
             </w:r>
             <w:r>
               <w:rPr>
@@ -2207,7 +2323,7 @@
               <w14:ligatures w14:val="standardContextual"/>
             </w:rPr>
           </w:pPr>
-          <w:hyperlink w:anchor="_Toc242095983" w:history="1">
+          <w:hyperlink w:anchor="_Toc242096887" w:history="1">
             <w:r>
               <w:rPr>
                 <w:rStyle w:val="Hyperlink"/>
@@ -2231,7 +2347,7 @@
               <w:rPr>
                 <w:noProof/>
               </w:rPr>
-              <w:instrText xml:space="preserve"> PAGEREF _Toc242095983 \h </w:instrText>
+              <w:instrText xml:space="preserve"> PAGEREF _Toc242096887 \h </w:instrText>
             </w:r>
             <w:r>
               <w:rPr>
@@ -2274,7 +2390,7 @@
               <w14:ligatures w14:val="standardContextual"/>
             </w:rPr>
           </w:pPr>
-          <w:hyperlink w:anchor="_Toc242095984" w:history="1">
+          <w:hyperlink w:anchor="_Toc242096888" w:history="1">
             <w:r>
               <w:rPr>
                 <w:rStyle w:val="Hyperlink"/>
@@ -2298,7 +2414,7 @@
               <w:rPr>
                 <w:noProof/>
               </w:rPr>
-              <w:instrText xml:space="preserve"> PAGEREF _Toc242095984 \h </w:instrText>
+              <w:instrText xml:space="preserve"> PAGEREF _Toc242096888 \h </w:instrText>
             </w:r>
             <w:r>
               <w:rPr>
@@ -2341,7 +2457,7 @@
               <w14:ligatures w14:val="standardContextual"/>
             </w:rPr>
           </w:pPr>
-          <w:hyperlink w:anchor="_Toc242095985" w:history="1">
+          <w:hyperlink w:anchor="_Toc242096889" w:history="1">
             <w:r>
               <w:rPr>
                 <w:rStyle w:val="Hyperlink"/>
@@ -2365,7 +2481,7 @@
               <w:rPr>
                 <w:noProof/>
               </w:rPr>
-              <w:instrText xml:space="preserve"> PAGEREF _Toc242095985 \h </w:instrText>
+              <w:instrText xml:space="preserve"> PAGEREF _Toc242096889 \h </w:instrText>
             </w:r>
             <w:r>
               <w:rPr>
@@ -2408,7 +2524,7 @@
               <w14:ligatures w14:val="standardContextual"/>
             </w:rPr>
           </w:pPr>
-          <w:hyperlink w:anchor="_Toc242095986" w:history="1">
+          <w:hyperlink w:anchor="_Toc242096890" w:history="1">
             <w:r>
               <w:rPr>
                 <w:rStyle w:val="Hyperlink"/>
@@ -2432,7 +2548,7 @@
               <w:rPr>
                 <w:noProof/>
               </w:rPr>
-              <w:instrText xml:space="preserve"> PAGEREF _Toc242095986 \h </w:instrText>
+              <w:instrText xml:space="preserve"> PAGEREF _Toc242096890 \h </w:instrText>
             </w:r>
             <w:r>
               <w:rPr>
@@ -2475,7 +2591,7 @@
               <w14:ligatures w14:val="standardContextual"/>
             </w:rPr>
           </w:pPr>
-          <w:hyperlink w:anchor="_Toc242095987" w:history="1">
+          <w:hyperlink w:anchor="_Toc242096891" w:history="1">
             <w:r>
               <w:rPr>
                 <w:rStyle w:val="Hyperlink"/>
@@ -2499,7 +2615,7 @@
               <w:rPr>
                 <w:noProof/>
               </w:rPr>
-              <w:instrText xml:space="preserve"> PAGEREF _Toc242095987 \h </w:instrText>
+              <w:instrText xml:space="preserve"> PAGEREF _Toc242096891 \h </w:instrText>
             </w:r>
             <w:r>
               <w:rPr>
@@ -2542,7 +2658,7 @@
               <w14:ligatures w14:val="standardContextual"/>
             </w:rPr>
           </w:pPr>
-          <w:hyperlink w:anchor="_Toc242095988" w:history="1">
+          <w:hyperlink w:anchor="_Toc242096892" w:history="1">
             <w:r>
               <w:rPr>
                 <w:rStyle w:val="Hyperlink"/>
@@ -2566,7 +2682,7 @@
               <w:rPr>
                 <w:noProof/>
               </w:rPr>
-              <w:instrText xml:space="preserve"> PAGEREF _Toc242095988 \h </w:instrText>
+              <w:instrText xml:space="preserve"> PAGEREF _Toc242096892 \h </w:instrText>
             </w:r>
             <w:r>
               <w:rPr>
@@ -2609,7 +2725,7 @@
               <w14:ligatures w14:val="standardContextual"/>
             </w:rPr>
           </w:pPr>
-          <w:hyperlink w:anchor="_Toc242095989" w:history="1">
+          <w:hyperlink w:anchor="_Toc242096893" w:history="1">
             <w:r>
               <w:rPr>
                 <w:rStyle w:val="Hyperlink"/>
@@ -2633,7 +2749,7 @@
               <w:rPr>
                 <w:noProof/>
               </w:rPr>
-              <w:instrText xml:space="preserve"> PAGEREF _Toc242095989 \h </w:instrText>
+              <w:instrText xml:space="preserve"> PAGEREF _Toc242096893 \h </w:instrText>
             </w:r>
             <w:r>
               <w:rPr>
@@ -2676,7 +2792,7 @@
               <w14:ligatures w14:val="standardContextual"/>
             </w:rPr>
           </w:pPr>
-          <w:hyperlink w:anchor="_Toc242095990" w:history="1">
+          <w:hyperlink w:anchor="_Toc242096894" w:history="1">
             <w:r>
               <w:rPr>
                 <w:rStyle w:val="Hyperlink"/>
@@ -2700,7 +2816,7 @@
               <w:rPr>
                 <w:noProof/>
               </w:rPr>
-              <w:instrText xml:space="preserve"> PAGEREF _Toc242095990 \h </w:instrText>
+              <w:instrText xml:space="preserve"> PAGEREF _Toc242096894 \h </w:instrText>
             </w:r>
             <w:r>
               <w:rPr>
@@ -2743,7 +2859,7 @@
               <w14:ligatures w14:val="standardContextual"/>
             </w:rPr>
           </w:pPr>
-          <w:hyperlink w:anchor="_Toc242095991" w:history="1">
+          <w:hyperlink w:anchor="_Toc242096895" w:history="1">
             <w:r>
               <w:rPr>
                 <w:rStyle w:val="Hyperlink"/>
@@ -2767,7 +2883,7 @@
               <w:rPr>
                 <w:noProof/>
               </w:rPr>
-              <w:instrText xml:space="preserve"> PAGEREF _Toc242095991 \h </w:instrText>
+              <w:instrText xml:space="preserve"> PAGEREF _Toc242096895 \h </w:instrText>
             </w:r>
             <w:r>
               <w:rPr>
@@ -2810,7 +2926,7 @@
               <w14:ligatures w14:val="standardContextual"/>
             </w:rPr>
           </w:pPr>
-          <w:hyperlink w:anchor="_Toc242095992" w:history="1">
+          <w:hyperlink w:anchor="_Toc242096896" w:history="1">
             <w:r>
               <w:rPr>
                 <w:rStyle w:val="Hyperlink"/>
@@ -2834,7 +2950,7 @@
               <w:rPr>
                 <w:noProof/>
               </w:rPr>
-              <w:instrText xml:space="preserve"> PAGEREF _Toc242095992 \h </w:instrText>
+              <w:instrText xml:space="preserve"> PAGEREF _Toc242096896 \h </w:instrText>
             </w:r>
             <w:r>
               <w:rPr>
@@ -2877,7 +2993,7 @@
               <w14:ligatures w14:val="standardContextual"/>
             </w:rPr>
           </w:pPr>
-          <w:hyperlink w:anchor="_Toc242095993" w:history="1">
+          <w:hyperlink w:anchor="_Toc242096897" w:history="1">
             <w:r>
               <w:rPr>
                 <w:rStyle w:val="Hyperlink"/>
@@ -2901,7 +3017,7 @@
               <w:rPr>
                 <w:noProof/>
               </w:rPr>
-              <w:instrText xml:space="preserve"> PAGEREF _Toc242095993 \h </w:instrText>
+              <w:instrText xml:space="preserve"> PAGEREF _Toc242096897 \h </w:instrText>
             </w:r>
             <w:r>
               <w:rPr>
@@ -2944,7 +3060,7 @@
               <w14:ligatures w14:val="standardContextual"/>
             </w:rPr>
           </w:pPr>
-          <w:hyperlink w:anchor="_Toc242095994" w:history="1">
+          <w:hyperlink w:anchor="_Toc242096898" w:history="1">
             <w:r>
               <w:rPr>
                 <w:rStyle w:val="Hyperlink"/>
@@ -2968,7 +3084,7 @@
               <w:rPr>
                 <w:noProof/>
               </w:rPr>
-              <w:instrText xml:space="preserve"> PAGEREF _Toc242095994 \h </w:instrText>
+              <w:instrText xml:space="preserve"> PAGEREF _Toc242096898 \h </w:instrText>
             </w:r>
             <w:r>
               <w:rPr>
@@ -3011,7 +3127,7 @@
               <w14:ligatures w14:val="standardContextual"/>
             </w:rPr>
           </w:pPr>
-          <w:hyperlink w:anchor="_Toc242095995" w:history="1">
+          <w:hyperlink w:anchor="_Toc242096899" w:history="1">
             <w:r>
               <w:rPr>
                 <w:rStyle w:val="Hyperlink"/>
@@ -3035,7 +3151,7 @@
               <w:rPr>
                 <w:noProof/>
               </w:rPr>
-              <w:instrText xml:space="preserve"> PAGEREF _Toc242095995 \h </w:instrText>
+              <w:instrText xml:space="preserve"> PAGEREF _Toc242096899 \h </w:instrText>
             </w:r>
             <w:r>
               <w:rPr>
@@ -3078,7 +3194,7 @@
               <w14:ligatures w14:val="standardContextual"/>
             </w:rPr>
           </w:pPr>
-          <w:hyperlink w:anchor="_Toc242095996" w:history="1">
+          <w:hyperlink w:anchor="_Toc242096900" w:history="1">
             <w:r>
               <w:rPr>
                 <w:rStyle w:val="Hyperlink"/>
@@ -3102,7 +3218,7 @@
               <w:rPr>
                 <w:noProof/>
               </w:rPr>
-              <w:instrText xml:space="preserve"> PAGEREF _Toc242095996 \h </w:instrText>
+              <w:instrText xml:space="preserve"> PAGEREF _Toc242096900 \h </w:instrText>
             </w:r>
             <w:r>
               <w:rPr>
@@ -3145,7 +3261,7 @@
               <w14:ligatures w14:val="standardContextual"/>
             </w:rPr>
           </w:pPr>
-          <w:hyperlink w:anchor="_Toc242095997" w:history="1">
+          <w:hyperlink w:anchor="_Toc242096901" w:history="1">
             <w:r>
               <w:rPr>
                 <w:rStyle w:val="Hyperlink"/>
@@ -3169,7 +3285,7 @@
               <w:rPr>
                 <w:noProof/>
               </w:rPr>
-              <w:instrText xml:space="preserve"> PAGEREF _Toc242095997 \h </w:instrText>
+              <w:instrText xml:space="preserve"> PAGEREF _Toc242096901 \h </w:instrText>
             </w:r>
             <w:r>
               <w:rPr>
@@ -3212,7 +3328,7 @@
               <w14:ligatures w14:val="standardContextual"/>
             </w:rPr>
           </w:pPr>
-          <w:hyperlink w:anchor="_Toc242095998" w:history="1">
+          <w:hyperlink w:anchor="_Toc242096902" w:history="1">
             <w:r>
               <w:rPr>
                 <w:rStyle w:val="Hyperlink"/>
@@ -3236,7 +3352,7 @@
               <w:rPr>
                 <w:noProof/>
               </w:rPr>
-              <w:instrText xml:space="preserve"> PAGEREF _Toc242095998 \h </w:instrText>
+              <w:instrText xml:space="preserve"> PAGEREF _Toc242096902 \h </w:instrText>
             </w:r>
             <w:r>
               <w:rPr>
@@ -3282,7 +3398,7 @@
     <w:sdt>
       <w:sdtPr>
         <w:alias w:val="Figures"/>
-        <w:id w:val="1945412386"/>
+        <w:id w:val="1117337300"/>
       </w:sdtPr>
       <w:sdtEndPr/>
       <w:sdtContent>
@@ -3311,7 +3427,7 @@
           <w:r>
             <w:fldChar w:fldCharType="separate"/>
           </w:r>
-          <w:hyperlink w:anchor="_Toc242095999" w:history="1">
+          <w:hyperlink w:anchor="_Toc242096903" w:history="1">
             <w:r>
               <w:rPr>
                 <w:rStyle w:val="Hyperlink"/>
@@ -3335,7 +3451,7 @@
               <w:rPr>
                 <w:noProof/>
               </w:rPr>
-              <w:instrText xml:space="preserve"> PAGEREF _Toc242095999 \h </w:instrText>
+              <w:instrText xml:space="preserve"> PAGEREF _Toc242096903 \h </w:instrText>
             </w:r>
             <w:r>
               <w:rPr>
@@ -3378,7 +3494,7 @@
               <w14:ligatures w14:val="standardContextual"/>
             </w:rPr>
           </w:pPr>
-          <w:hyperlink w:anchor="_Toc242096000" w:history="1">
+          <w:hyperlink w:anchor="_Toc242096904" w:history="1">
             <w:r>
               <w:rPr>
                 <w:rStyle w:val="Hyperlink"/>
@@ -3402,7 +3518,7 @@
               <w:rPr>
                 <w:noProof/>
               </w:rPr>
-              <w:instrText xml:space="preserve"> PAGEREF _Toc242096000 \h </w:instrText>
+              <w:instrText xml:space="preserve"> PAGEREF _Toc242096904 \h </w:instrText>
             </w:r>
             <w:r>
               <w:rPr>
@@ -3445,7 +3561,7 @@
               <w14:ligatures w14:val="standardContextual"/>
             </w:rPr>
           </w:pPr>
-          <w:hyperlink w:anchor="_Toc242096001" w:history="1">
+          <w:hyperlink w:anchor="_Toc242096905" w:history="1">
             <w:r>
               <w:rPr>
                 <w:rStyle w:val="Hyperlink"/>
@@ -3469,7 +3585,7 @@
               <w:rPr>
                 <w:noProof/>
               </w:rPr>
-              <w:instrText xml:space="preserve"> PAGEREF _Toc242096001 \h </w:instrText>
+              <w:instrText xml:space="preserve"> PAGEREF _Toc242096905 \h </w:instrText>
             </w:r>
             <w:r>
               <w:rPr>
@@ -3512,7 +3628,7 @@
               <w14:ligatures w14:val="standardContextual"/>
             </w:rPr>
           </w:pPr>
-          <w:hyperlink w:anchor="_Toc242096002" w:history="1">
+          <w:hyperlink w:anchor="_Toc242096906" w:history="1">
             <w:r>
               <w:rPr>
                 <w:rStyle w:val="Hyperlink"/>
@@ -3536,7 +3652,7 @@
               <w:rPr>
                 <w:noProof/>
               </w:rPr>
-              <w:instrText xml:space="preserve"> PAGEREF _Toc242096002 \h </w:instrText>
+              <w:instrText xml:space="preserve"> PAGEREF _Toc242096906 \h </w:instrText>
             </w:r>
             <w:r>
               <w:rPr>
@@ -3582,7 +3698,7 @@
     <w:sdt>
       <w:sdtPr>
         <w:alias w:val="Tables"/>
-        <w:id w:val="-1606190073"/>
+        <w:id w:val="-961882811"/>
       </w:sdtPr>
       <w:sdtEndPr/>
       <w:sdtContent>
@@ -3611,7 +3727,7 @@
           <w:r>
             <w:fldChar w:fldCharType="separate"/>
           </w:r>
-          <w:hyperlink w:anchor="_Toc242096003" w:history="1">
+          <w:hyperlink w:anchor="_Toc242096907" w:history="1">
             <w:r>
               <w:rPr>
                 <w:rStyle w:val="Hyperlink"/>
@@ -3635,7 +3751,7 @@
               <w:rPr>
                 <w:noProof/>
               </w:rPr>
-              <w:instrText xml:space="preserve"> PAGEREF _Toc242096003 \h </w:instrText>
+              <w:instrText xml:space="preserve"> PAGEREF _Toc242096907 \h </w:instrText>
             </w:r>
             <w:r>
               <w:rPr>
@@ -3678,7 +3794,7 @@
               <w14:ligatures w14:val="standardContextual"/>
             </w:rPr>
           </w:pPr>
-          <w:hyperlink w:anchor="_Toc242096004" w:history="1">
+          <w:hyperlink w:anchor="_Toc242096908" w:history="1">
             <w:r>
               <w:rPr>
                 <w:rStyle w:val="Hyperlink"/>
@@ -3702,7 +3818,7 @@
               <w:rPr>
                 <w:noProof/>
               </w:rPr>
-              <w:instrText xml:space="preserve"> PAGEREF _Toc242096004 \h </w:instrText>
+              <w:instrText xml:space="preserve"> PAGEREF _Toc242096908 \h </w:instrText>
             </w:r>
             <w:r>
               <w:rPr>
@@ -3745,7 +3861,7 @@
               <w14:ligatures w14:val="standardContextual"/>
             </w:rPr>
           </w:pPr>
-          <w:hyperlink w:anchor="_Toc242096005" w:history="1">
+          <w:hyperlink w:anchor="_Toc242096909" w:history="1">
             <w:r>
               <w:rPr>
                 <w:rStyle w:val="Hyperlink"/>
@@ -3769,7 +3885,7 @@
               <w:rPr>
                 <w:noProof/>
               </w:rPr>
-              <w:instrText xml:space="preserve"> PAGEREF _Toc242096005 \h </w:instrText>
+              <w:instrText xml:space="preserve"> PAGEREF _Toc242096909 \h </w:instrText>
             </w:r>
             <w:r>
               <w:rPr>
@@ -3812,7 +3928,7 @@
               <w14:ligatures w14:val="standardContextual"/>
             </w:rPr>
           </w:pPr>
-          <w:hyperlink w:anchor="_Toc242096006" w:history="1">
+          <w:hyperlink w:anchor="_Toc242096910" w:history="1">
             <w:r>
               <w:rPr>
                 <w:rStyle w:val="Hyperlink"/>
@@ -3836,7 +3952,7 @@
               <w:rPr>
                 <w:noProof/>
               </w:rPr>
-              <w:instrText xml:space="preserve"> PAGEREF _Toc242096006 \h </w:instrText>
+              <w:instrText xml:space="preserve"> PAGEREF _Toc242096910 \h </w:instrText>
             </w:r>
             <w:r>
               <w:rPr>
@@ -3879,7 +3995,7 @@
               <w14:ligatures w14:val="standardContextual"/>
             </w:rPr>
           </w:pPr>
-          <w:hyperlink w:anchor="_Toc242096007" w:history="1">
+          <w:hyperlink w:anchor="_Toc242096911" w:history="1">
             <w:r>
               <w:rPr>
                 <w:rStyle w:val="Hyperlink"/>
@@ -3903,7 +4019,7 @@
               <w:rPr>
                 <w:noProof/>
               </w:rPr>
-              <w:instrText xml:space="preserve"> PAGEREF _Toc242096007 \h </w:instrText>
+              <w:instrText xml:space="preserve"> PAGEREF _Toc242096911 \h </w:instrText>
             </w:r>
             <w:r>
               <w:rPr>
@@ -3946,7 +4062,7 @@
               <w14:ligatures w14:val="standardContextual"/>
             </w:rPr>
           </w:pPr>
-          <w:hyperlink w:anchor="_Toc242096008" w:history="1">
+          <w:hyperlink w:anchor="_Toc242096912" w:history="1">
             <w:r>
               <w:rPr>
                 <w:rStyle w:val="Hyperlink"/>
@@ -3970,7 +4086,7 @@
               <w:rPr>
                 <w:noProof/>
               </w:rPr>
-              <w:instrText xml:space="preserve"> PAGEREF _Toc242096008 \h </w:instrText>
+              <w:instrText xml:space="preserve"> PAGEREF _Toc242096912 \h </w:instrText>
             </w:r>
             <w:r>
               <w:rPr>
@@ -4011,7 +4127,7 @@
         <w:keepLines/>
         <w:pageBreakBefore/>
       </w:pPr>
-      <w:bookmarkStart w:id="0" w:name="_Toc242095978"/>
+      <w:bookmarkStart w:id="0" w:name="_Toc242096882"/>
       <w:r>
         <w:lastRenderedPageBreak/>
         <w:t>1 Introduction</w:t>
@@ -4024,7 +4140,7 @@
         <w:keepNext/>
         <w:keepLines/>
       </w:pPr>
-      <w:bookmarkStart w:id="1" w:name="_Toc242095979"/>
+      <w:bookmarkStart w:id="1" w:name="_Toc242096883"/>
       <w:r>
         <w:t>1.1 Purpose</w:t>
       </w:r>
@@ -4074,7 +4190,7 @@
         <w:keepNext/>
         <w:keepLines/>
       </w:pPr>
-      <w:bookmarkStart w:id="2" w:name="_Toc242095980"/>
+      <w:bookmarkStart w:id="2" w:name="_Toc242096884"/>
       <w:r>
         <w:t>1.2 Scope</w:t>
       </w:r>
@@ -4114,7 +4230,7 @@
         <w:keepNext/>
         <w:keepLines/>
       </w:pPr>
-      <w:bookmarkStart w:id="3" w:name="_Toc242095981"/>
+      <w:bookmarkStart w:id="3" w:name="_Toc242096885"/>
       <w:r>
         <w:t>1.3 Intended audience</w:t>
       </w:r>
@@ -4134,7 +4250,7 @@
         <w:keepNext/>
         <w:keepLines/>
       </w:pPr>
-      <w:bookmarkStart w:id="4" w:name="_Toc242095982"/>
+      <w:bookmarkStart w:id="4" w:name="_Toc242096886"/>
       <w:r>
         <w:t>1.4 Relationship to other documents</w:t>
       </w:r>
@@ -4145,7 +4261,7 @@
         <w:pStyle w:val="Caption"/>
         <w:keepNext/>
       </w:pPr>
-      <w:bookmarkStart w:id="5" w:name="_Toc242096003"/>
+      <w:bookmarkStart w:id="5" w:name="_Toc242096907"/>
       <w:r>
         <w:t xml:space="preserve">Table </w:t>
       </w:r>
@@ -4573,7 +4689,7 @@
         <w:keepNext/>
         <w:keepLines/>
       </w:pPr>
-      <w:bookmarkStart w:id="6" w:name="_Toc242095983"/>
+      <w:bookmarkStart w:id="6" w:name="_Toc242096887"/>
       <w:r>
         <w:t>1.5 Conventions</w:t>
       </w:r>
@@ -4672,7 +4788,7 @@
         <w:keepLines/>
         <w:pageBreakBefore/>
       </w:pPr>
-      <w:bookmarkStart w:id="7" w:name="_Toc242095984"/>
+      <w:bookmarkStart w:id="7" w:name="_Toc242096888"/>
       <w:r>
         <w:lastRenderedPageBreak/>
         <w:t>2 Actors</w:t>
@@ -4684,7 +4800,7 @@
         <w:pStyle w:val="Caption"/>
         <w:keepNext/>
       </w:pPr>
-      <w:bookmarkStart w:id="8" w:name="_Toc242096004"/>
+      <w:bookmarkStart w:id="8" w:name="_Toc242096908"/>
       <w:r>
         <w:t xml:space="preserve">Table </w:t>
       </w:r>
@@ -5781,7 +5897,7 @@
         <w:keepLines/>
         <w:pageBreakBefore/>
       </w:pPr>
-      <w:bookmarkStart w:id="9" w:name="_Toc242095985"/>
+      <w:bookmarkStart w:id="9" w:name="_Toc242096889"/>
       <w:r>
         <w:lastRenderedPageBreak/>
         <w:t>3 Use case diagrams</w:t>
@@ -5799,7 +5915,7 @@
           <w:noProof/>
         </w:rPr>
         <w:drawing>
-          <wp:inline distT="0" distB="0" distL="0" distR="0" wp14:anchorId="21060C4A" wp14:editId="21060C4B">
+          <wp:inline distT="0" distB="0" distL="0" distR="0" wp14:anchorId="05BC17A8" wp14:editId="05BC17A9">
             <wp:extent cx="5676900" cy="8191500"/>
             <wp:effectExtent l="0" t="0" r="0" b="0"/>
             <wp:docPr id="1" name="uc-student.png" descr="Student services: use cases of the student and the systems that support them" title="Student services: use cases of the student and the systems that support them"/>
@@ -5842,7 +5958,7 @@
       <w:pPr>
         <w:pStyle w:val="Caption"/>
       </w:pPr>
-      <w:bookmarkStart w:id="10" w:name="_Toc242095999"/>
+      <w:bookmarkStart w:id="10" w:name="_Toc242096903"/>
       <w:r>
         <w:t xml:space="preserve">Figure </w:t>
       </w:r>
@@ -5881,7 +5997,7 @@
         </w:rPr>
         <w:lastRenderedPageBreak/>
         <w:drawing>
-          <wp:inline distT="0" distB="0" distL="0" distR="0" wp14:anchorId="21060C4C" wp14:editId="21060C4D">
+          <wp:inline distT="0" distB="0" distL="0" distR="0" wp14:anchorId="05BC17AA" wp14:editId="05BC17AB">
             <wp:extent cx="6124575" cy="3705225"/>
             <wp:effectExtent l="0" t="0" r="0" b="0"/>
             <wp:docPr id="2" name="uc-backoffice.png" descr="Data, trust and community services: use cases of the curator, scheduler, teacher and senior" title="Data, trust and community services: use cases of the curator, scheduler, teacher and senior"/>
@@ -5924,7 +6040,7 @@
       <w:pPr>
         <w:pStyle w:val="Caption"/>
       </w:pPr>
-      <w:bookmarkStart w:id="11" w:name="_Toc242096000"/>
+      <w:bookmarkStart w:id="11" w:name="_Toc242096904"/>
       <w:r>
         <w:t xml:space="preserve">Figure </w:t>
       </w:r>
@@ -5958,7 +6074,7 @@
         <w:keepLines/>
         <w:pageBreakBefore/>
       </w:pPr>
-      <w:bookmarkStart w:id="12" w:name="_Toc242095986"/>
+      <w:bookmarkStart w:id="12" w:name="_Toc242096890"/>
       <w:r>
         <w:lastRenderedPageBreak/>
         <w:t>4 Use case catalogue</w:t>
@@ -5970,7 +6086,7 @@
         <w:pStyle w:val="Caption"/>
         <w:keepNext/>
       </w:pPr>
-      <w:bookmarkStart w:id="13" w:name="_Toc242096005"/>
+      <w:bookmarkStart w:id="13" w:name="_Toc242096909"/>
       <w:r>
         <w:t xml:space="preserve">Table </w:t>
       </w:r>
@@ -6424,7 +6540,7 @@
                 <w:sz w:val="19"/>
                 <w:szCs w:val="19"/>
               </w:rPr>
-              <w:t>FR-101 to FR-112</w:t>
+              <w:t>FR-101 to FR-113</w:t>
             </w:r>
           </w:p>
         </w:tc>
@@ -7009,7 +7125,7 @@
                 <w:sz w:val="19"/>
                 <w:szCs w:val="19"/>
               </w:rPr>
-              <w:t>FR-301 to FR-307</w:t>
+              <w:t>FR-301 to FR-308</w:t>
             </w:r>
           </w:p>
         </w:tc>
@@ -9743,7 +9859,7 @@
         <w:keepLines/>
         <w:pageBreakBefore/>
       </w:pPr>
-      <w:bookmarkStart w:id="14" w:name="_Toc242095987"/>
+      <w:bookmarkStart w:id="14" w:name="_Toc242096891"/>
       <w:r>
         <w:lastRenderedPageBreak/>
         <w:t>5 Fully dressed use cases</w:t>
@@ -9756,7 +9872,7 @@
         <w:keepNext/>
         <w:keepLines/>
       </w:pPr>
-      <w:bookmarkStart w:id="15" w:name="_Toc242095988"/>
+      <w:bookmarkStart w:id="15" w:name="_Toc242096892"/>
       <w:r>
         <w:t>5.1 UC-01 Set up profile</w:t>
       </w:r>
@@ -10573,10 +10689,7 @@
         <w:t>2b. The student chooses "Read my results sheet":</w:t>
       </w:r>
       <w:r>
-        <w:t xml:space="preserve"> the student photographs the results sheet; the system </w:t>
-      </w:r>
-      <w:r>
-        <w:t>reads the fields (FR-109), highlights low-confidence fields (FR-110), deletes the photo (FR-111), and the student confirms or corrects each field; continue at step 5.</w:t>
+        <w:t xml:space="preserve"> the student photographs the results sheet; the system reads the fields (FR-109), highlights low-confidence fields (FR-110), deletes the photo (FR-111), and the student confirms or corrects each field; continue at step 5.</w:t>
       </w:r>
     </w:p>
     <w:p>
@@ -10616,7 +10729,10 @@
         <w:t>5b. The subject combination is not admissible for the stream:</w:t>
       </w:r>
       <w:r>
-        <w:t xml:space="preserve"> the system names the subject that does not fit (FR-103); resume at step 4.</w:t>
+        <w:t xml:space="preserve"> the system names the subject that does not </w:t>
+      </w:r>
+      <w:r>
+        <w:t>fit (FR-103); resume at step 4.</w:t>
       </w:r>
     </w:p>
     <w:p>
@@ -10820,7 +10936,7 @@
         <w:keepNext/>
         <w:keepLines/>
       </w:pPr>
-      <w:bookmarkStart w:id="16" w:name="_Toc242095989"/>
+      <w:bookmarkStart w:id="16" w:name="_Toc242096893"/>
       <w:r>
         <w:t>5.2 UC-02 Explore eligible courses</w:t>
       </w:r>
@@ -11698,7 +11814,10 @@
         <w:t>5a. The student marks an offering as a dream course:</w:t>
       </w:r>
       <w:r>
-        <w:t xml:space="preserve"> the system shows the gap and up to three nearby open offerings (FR-211, FR-212).</w:t>
+        <w:t xml:space="preserve"> the system shows the gap and up to three nearby open </w:t>
+      </w:r>
+      <w:r>
+        <w:t>offerings (FR-211, FR-212).</w:t>
       </w:r>
     </w:p>
     <w:p>
@@ -11828,7 +11947,7 @@
         <w:keepNext/>
         <w:keepLines/>
       </w:pPr>
-      <w:bookmarkStart w:id="17" w:name="_Toc242095990"/>
+      <w:bookmarkStart w:id="17" w:name="_Toc242096894"/>
       <w:r>
         <w:t>5.3 UC-04 Build and check preference list</w:t>
       </w:r>
@@ -12663,10 +12782,7 @@
         <w:t>3b. The list exceeds the maximum number of preferences allowed (BR-043):</w:t>
       </w:r>
       <w:r>
-        <w:t xml:space="preserve"> the system prevents further </w:t>
-      </w:r>
-      <w:r>
-        <w:t>additions and explains the limit.</w:t>
+        <w:t xml:space="preserve"> the system prevents further additions and explains the limit.</w:t>
       </w:r>
     </w:p>
     <w:p>
@@ -12689,7 +12805,7 @@
         </w:rPr>
         <w:lastRenderedPageBreak/>
         <w:drawing>
-          <wp:inline distT="0" distB="0" distL="0" distR="0" wp14:anchorId="21060C4E" wp14:editId="21060C4F">
+          <wp:inline distT="0" distB="0" distL="0" distR="0" wp14:anchorId="05BC17AC" wp14:editId="05BC17AD">
             <wp:extent cx="3648075" cy="8191500"/>
             <wp:effectExtent l="0" t="0" r="0" b="0"/>
             <wp:docPr id="3" name="act-list-check.png" descr="Activity flow of UC-04: adding, checking and fixing the preference list" title="Activity flow of UC-04: adding, checking and fixing the preference list"/>
@@ -12732,7 +12848,7 @@
       <w:pPr>
         <w:pStyle w:val="Caption"/>
       </w:pPr>
-      <w:bookmarkStart w:id="18" w:name="_Toc242096001"/>
+      <w:bookmarkStart w:id="18" w:name="_Toc242096905"/>
       <w:r>
         <w:t xml:space="preserve">Figure </w:t>
       </w:r>
@@ -12765,7 +12881,7 @@
         <w:keepNext/>
         <w:keepLines/>
       </w:pPr>
-      <w:bookmarkStart w:id="19" w:name="_Toc242095991"/>
+      <w:bookmarkStart w:id="19" w:name="_Toc242096895"/>
       <w:r>
         <w:lastRenderedPageBreak/>
         <w:t>5.4 UC-07 Ask a question</w:t>
@@ -13693,7 +13809,7 @@
         <w:keepNext/>
         <w:keepLines/>
       </w:pPr>
-      <w:bookmarkStart w:id="20" w:name="_Toc242095992"/>
+      <w:bookmarkStart w:id="20" w:name="_Toc242096896"/>
       <w:r>
         <w:t>5.5 UC-11 Extract facts from a source</w:t>
       </w:r>
@@ -14583,7 +14699,7 @@
           <w:noProof/>
         </w:rPr>
         <w:drawing>
-          <wp:inline distT="0" distB="0" distL="0" distR="0" wp14:anchorId="21060C50" wp14:editId="21060C51">
+          <wp:inline distT="0" distB="0" distL="0" distR="0" wp14:anchorId="05BC17AE" wp14:editId="05BC17AF">
             <wp:extent cx="6124575" cy="5514975"/>
             <wp:effectExtent l="0" t="0" r="0" b="0"/>
             <wp:docPr id="4" name="act-extraction.png" descr="Activity flow of UC-11 and UC-12: extraction, two-model check and curator review" title="Activity flow of UC-11 and UC-12: extraction, two-model check and curator review"/>
@@ -14626,7 +14742,7 @@
       <w:pPr>
         <w:pStyle w:val="Caption"/>
       </w:pPr>
-      <w:bookmarkStart w:id="21" w:name="_Toc242096002"/>
+      <w:bookmarkStart w:id="21" w:name="_Toc242096906"/>
       <w:r>
         <w:t xml:space="preserve">Figure </w:t>
       </w:r>
@@ -14659,7 +14775,7 @@
         <w:keepNext/>
         <w:keepLines/>
       </w:pPr>
-      <w:bookmarkStart w:id="22" w:name="_Toc242095993"/>
+      <w:bookmarkStart w:id="22" w:name="_Toc242096897"/>
       <w:r>
         <w:t>5.6 UC-12 Review queued facts and reports</w:t>
       </w:r>
@@ -15241,7 +15357,7 @@
         <w:keepNext/>
         <w:keepLines/>
       </w:pPr>
-      <w:bookmarkStart w:id="23" w:name="_Toc242095994"/>
+      <w:bookmarkStart w:id="23" w:name="_Toc242096898"/>
       <w:r>
         <w:t>5.7 UC-13 Scan Gazette</w:t>
       </w:r>
@@ -15749,7 +15865,7 @@
         <w:keepLines/>
         <w:pageBreakBefore/>
       </w:pPr>
-      <w:bookmarkStart w:id="24" w:name="_Toc242095995"/>
+      <w:bookmarkStart w:id="24" w:name="_Toc242096899"/>
       <w:r>
         <w:lastRenderedPageBreak/>
         <w:t>6 Brief use cases</w:t>
@@ -15761,7 +15877,7 @@
         <w:pStyle w:val="Caption"/>
         <w:keepNext/>
       </w:pPr>
-      <w:bookmarkStart w:id="25" w:name="_Toc242096006"/>
+      <w:bookmarkStart w:id="25" w:name="_Toc242096910"/>
       <w:r>
         <w:t xml:space="preserve">Table </w:t>
       </w:r>
@@ -17079,7 +17195,7 @@
         <w:keepLines/>
         <w:pageBreakBefore/>
       </w:pPr>
-      <w:bookmarkStart w:id="26" w:name="_Toc242095996"/>
+      <w:bookmarkStart w:id="26" w:name="_Toc242096900"/>
       <w:r>
         <w:lastRenderedPageBreak/>
         <w:t>Appendix A: Traceability: requirements to use cases</w:t>
@@ -17104,7 +17220,7 @@
         <w:t>Requirements</w:t>
       </w:r>
       <w:r>
-        <w:t>); this was checked by script against all 78 requirements.</w:t>
+        <w:t>); this was checked by script against all 80 requirements.</w:t>
       </w:r>
     </w:p>
     <w:p>
@@ -17114,7 +17230,7 @@
         <w:keepLines/>
         <w:pageBreakBefore/>
       </w:pPr>
-      <w:bookmarkStart w:id="27" w:name="_Toc242095997"/>
+      <w:bookmarkStart w:id="27" w:name="_Toc242096901"/>
       <w:r>
         <w:lastRenderedPageBreak/>
         <w:t>Appendix B: Glossary</w:t>
@@ -17126,7 +17242,7 @@
         <w:pStyle w:val="Caption"/>
         <w:keepNext/>
       </w:pPr>
-      <w:bookmarkStart w:id="28" w:name="_Toc242096007"/>
+      <w:bookmarkStart w:id="28" w:name="_Toc242096911"/>
       <w:r>
         <w:t xml:space="preserve">Table </w:t>
       </w:r>
@@ -17699,7 +17815,7 @@
         <w:keepLines/>
         <w:pageBreakBefore/>
       </w:pPr>
-      <w:bookmarkStart w:id="29" w:name="_Toc242095998"/>
+      <w:bookmarkStart w:id="29" w:name="_Toc242096902"/>
       <w:r>
         <w:lastRenderedPageBreak/>
         <w:t>Appendix C: References</w:t>
@@ -17711,7 +17827,7 @@
         <w:pStyle w:val="Caption"/>
         <w:keepNext/>
       </w:pPr>
-      <w:bookmarkStart w:id="30" w:name="_Toc242096008"/>
+      <w:bookmarkStart w:id="30" w:name="_Toc242096912"/>
       <w:r>
         <w:t xml:space="preserve">Table </w:t>
       </w:r>
@@ -18345,134 +18461,10 @@
 <file path=word/numbering.xml><?xml version="1.0" encoding="utf-8"?>
 <w:numbering xmlns:wpc="http://schemas.microsoft.com/office/word/2010/wordprocessingCanvas" xmlns:cx="http://schemas.microsoft.com/office/drawing/2014/chartex" xmlns:cx1="http://schemas.microsoft.com/office/drawing/2015/9/8/chartex" xmlns:cx2="http://schemas.microsoft.com/office/drawing/2015/10/21/chartex" xmlns:cx3="http://schemas.microsoft.com/office/drawing/2016/5/9/chartex" xmlns:cx4="http://schemas.microsoft.com/office/drawing/2016/5/10/chartex" xmlns:cx5="http://schemas.microsoft.com/office/drawing/2016/5/11/chartex" xmlns:cx6="http://schemas.microsoft.com/office/drawing/2016/5/12/chartex" xmlns:cx7="http://schemas.microsoft.com/office/drawing/2016/5/13/chartex" xmlns:cx8="http://schemas.microsoft.com/office/drawing/2016/5/14/chartex" xmlns:mc="http://schemas.openxmlformats.org/markup-compatibility/2006" xmlns:aink="http://schemas.microsoft.com/office/drawing/2016/ink" xmlns:am3d="http://schemas.microsoft.com/office/drawing/2017/model3d" xmlns:o="urn:schemas-microsoft-com:office:office" xmlns:oel="http://schemas.microsoft.com/office/2019/extlst" xmlns:r="http://schemas.openxmlformats.org/officeDocument/2006/relationships" xmlns:m="http://schemas.openxmlformats.org/officeDocument/2006/math" xmlns:v="urn:schemas-microsoft-com:vml" xmlns:wp14="http://schemas.microsoft.com/office/word/2010/wordprocessingDrawing" xmlns:wp="http://schemas.openxmlformats.org/drawingml/2006/wordprocessingDrawing" xmlns:w10="urn:schemas-microsoft-com:office:word" xmlns:w="http://schemas.openxmlformats.org/wordprocessingml/2006/main" xmlns:w14="http://schemas.microsoft.com/office/word/2010/wordml" xmlns:w15="http://schemas.microsoft.com/office/word/2012/wordml" xmlns:w16cex="http://schemas.microsoft.com/office/word/2018/wordml/cex" xmlns:w16cid="http://schemas.microsoft.com/office/word/2016/wordml/cid" xmlns:w16="http://schemas.microsoft.com/office/word/2018/wordml" xmlns:w16du="http://schemas.microsoft.com/office/word/2023/wordml/word16du" xmlns:w16sdtdh="http://schemas.microsoft.com/office/word/2020/wordml/sdtdatahash" xmlns:w16sdtfl="http://schemas.microsoft.com/office/word/2024/wordml/sdtformatlock" xmlns:w16se="http://schemas.microsoft.com/office/word/2015/wordml/symex" xmlns:wpg="http://schemas.microsoft.com/office/word/2010/wordprocessingGroup" xmlns:wpi="http://schemas.microsoft.com/office/word/2010/wordprocessingInk" xmlns:wne="http://schemas.microsoft.com/office/word/2006/wordml" xmlns:wps="http://schemas.microsoft.com/office/word/2010/wordprocessingShape" mc:Ignorable="w14 w15 w16se w16cid w16 w16cex w16sdtdh w16sdtfl w16du wp14">
   <w:abstractNum w:abstractNumId="0" w15:restartNumberingAfterBreak="0">
-    <w:nsid w:val="6F08566B"/>
+    <w:nsid w:val="1B80297B"/>
     <w:multiLevelType w:val="hybridMultilevel"/>
-    <w:tmpl w:val="37F8A084"/>
-    <w:lvl w:ilvl="0" w:tplc="5FF49660">
-      <w:start w:val="1"/>
-      <w:numFmt w:val="bullet"/>
-      <w:lvlText w:val="•"/>
-      <w:lvlJc w:val="left"/>
-      <w:pPr>
-        <w:ind w:left="720" w:hanging="280"/>
-      </w:pPr>
-    </w:lvl>
-    <w:lvl w:ilvl="1" w:tplc="5998AE76" w:tentative="1">
-      <w:start w:val="1"/>
-      <w:numFmt w:val="bullet"/>
-      <w:lvlText w:val="–"/>
-      <w:lvlJc w:val="left"/>
-      <w:pPr>
-        <w:ind w:left="1080" w:hanging="280"/>
-      </w:pPr>
-    </w:lvl>
-    <w:lvl w:ilvl="2" w:tplc="8C5ACC0C" w:tentative="1">
-      <w:start w:val="1"/>
-      <w:numFmt w:val="bullet"/>
-      <w:lvlText w:val="▪"/>
-      <w:lvlJc w:val="left"/>
-      <w:pPr>
-        <w:ind w:left="1440" w:hanging="280"/>
-      </w:pPr>
-    </w:lvl>
-    <w:lvl w:ilvl="3" w:tplc="73FE47B6">
-      <w:numFmt w:val="decimal"/>
-      <w:lvlText w:val=""/>
-      <w:lvlJc w:val="left"/>
-    </w:lvl>
-    <w:lvl w:ilvl="4" w:tplc="9BE415A8">
-      <w:numFmt w:val="decimal"/>
-      <w:lvlText w:val=""/>
-      <w:lvlJc w:val="left"/>
-    </w:lvl>
-    <w:lvl w:ilvl="5" w:tplc="3CB08ABE">
-      <w:numFmt w:val="decimal"/>
-      <w:lvlText w:val=""/>
-      <w:lvlJc w:val="left"/>
-    </w:lvl>
-    <w:lvl w:ilvl="6" w:tplc="08248822">
-      <w:numFmt w:val="decimal"/>
-      <w:lvlText w:val=""/>
-      <w:lvlJc w:val="left"/>
-    </w:lvl>
-    <w:lvl w:ilvl="7" w:tplc="19985D3C">
-      <w:numFmt w:val="decimal"/>
-      <w:lvlText w:val=""/>
-      <w:lvlJc w:val="left"/>
-    </w:lvl>
-    <w:lvl w:ilvl="8" w:tplc="4D38D590">
-      <w:numFmt w:val="decimal"/>
-      <w:lvlText w:val=""/>
-      <w:lvlJc w:val="left"/>
-    </w:lvl>
-  </w:abstractNum>
-  <w:abstractNum w:abstractNumId="1" w15:restartNumberingAfterBreak="0">
-    <w:nsid w:val="70787A1C"/>
-    <w:multiLevelType w:val="hybridMultilevel"/>
-    <w:tmpl w:val="CE80919C"/>
-    <w:lvl w:ilvl="0" w:tplc="A5D42570">
-      <w:start w:val="1"/>
-      <w:numFmt w:val="decimal"/>
-      <w:lvlText w:val="%1."/>
-      <w:lvlJc w:val="left"/>
-      <w:pPr>
-        <w:ind w:left="720" w:hanging="360"/>
-      </w:pPr>
-    </w:lvl>
-    <w:lvl w:ilvl="1" w:tplc="A7E0D054" w:tentative="1">
-      <w:start w:val="1"/>
-      <w:numFmt w:val="lowerLetter"/>
-      <w:lvlText w:val="%2."/>
-      <w:lvlJc w:val="left"/>
-      <w:pPr>
-        <w:ind w:left="1080" w:hanging="360"/>
-      </w:pPr>
-    </w:lvl>
-    <w:lvl w:ilvl="2" w:tplc="DF80DD7E" w:tentative="1">
-      <w:start w:val="1"/>
-      <w:numFmt w:val="lowerRoman"/>
-      <w:lvlText w:val="%3."/>
-      <w:lvlJc w:val="left"/>
-      <w:pPr>
-        <w:ind w:left="1440" w:hanging="360"/>
-      </w:pPr>
-    </w:lvl>
-    <w:lvl w:ilvl="3" w:tplc="BFB63C12">
-      <w:numFmt w:val="decimal"/>
-      <w:lvlText w:val=""/>
-      <w:lvlJc w:val="left"/>
-    </w:lvl>
-    <w:lvl w:ilvl="4" w:tplc="0E308898">
-      <w:numFmt w:val="decimal"/>
-      <w:lvlText w:val=""/>
-      <w:lvlJc w:val="left"/>
-    </w:lvl>
-    <w:lvl w:ilvl="5" w:tplc="95B6E93A">
-      <w:numFmt w:val="decimal"/>
-      <w:lvlText w:val=""/>
-      <w:lvlJc w:val="left"/>
-    </w:lvl>
-    <w:lvl w:ilvl="6" w:tplc="FC667500">
-      <w:numFmt w:val="decimal"/>
-      <w:lvlText w:val=""/>
-      <w:lvlJc w:val="left"/>
-    </w:lvl>
-    <w:lvl w:ilvl="7" w:tplc="252A0D6A">
-      <w:numFmt w:val="decimal"/>
-      <w:lvlText w:val=""/>
-      <w:lvlJc w:val="left"/>
-    </w:lvl>
-    <w:lvl w:ilvl="8" w:tplc="05F26CAC">
-      <w:numFmt w:val="decimal"/>
-      <w:lvlText w:val=""/>
-      <w:lvlJc w:val="left"/>
-    </w:lvl>
-  </w:abstractNum>
-  <w:abstractNum w:abstractNumId="2" w15:restartNumberingAfterBreak="0">
-    <w:nsid w:val="7FAE7F31"/>
-    <w:multiLevelType w:val="hybridMultilevel"/>
-    <w:tmpl w:val="9B464B98"/>
-    <w:lvl w:ilvl="0" w:tplc="6ED20B76" w:tentative="1">
+    <w:tmpl w:val="FBD82432"/>
+    <w:lvl w:ilvl="0" w:tplc="FC027F2A" w:tentative="1">
       <w:start w:val="1"/>
       <w:numFmt w:val="bullet"/>
       <w:lvlText w:val="●"/>
@@ -18481,7 +18473,7 @@
         <w:ind w:left="720" w:hanging="360"/>
       </w:pPr>
     </w:lvl>
-    <w:lvl w:ilvl="1" w:tplc="2DA6BDF8" w:tentative="1">
+    <w:lvl w:ilvl="1" w:tplc="E32A7DC2" w:tentative="1">
       <w:start w:val="1"/>
       <w:numFmt w:val="bullet"/>
       <w:lvlText w:val="○"/>
@@ -18490,7 +18482,7 @@
         <w:ind w:left="1440" w:hanging="360"/>
       </w:pPr>
     </w:lvl>
-    <w:lvl w:ilvl="2" w:tplc="67D6EC5E" w:tentative="1">
+    <w:lvl w:ilvl="2" w:tplc="F1AC1D62" w:tentative="1">
       <w:start w:val="1"/>
       <w:numFmt w:val="bullet"/>
       <w:lvlText w:val="■"/>
@@ -18499,7 +18491,7 @@
         <w:ind w:left="2160" w:hanging="360"/>
       </w:pPr>
     </w:lvl>
-    <w:lvl w:ilvl="3" w:tplc="83E0A79A" w:tentative="1">
+    <w:lvl w:ilvl="3" w:tplc="7FC42978" w:tentative="1">
       <w:start w:val="1"/>
       <w:numFmt w:val="bullet"/>
       <w:lvlText w:val="●"/>
@@ -18508,7 +18500,7 @@
         <w:ind w:left="2880" w:hanging="360"/>
       </w:pPr>
     </w:lvl>
-    <w:lvl w:ilvl="4" w:tplc="6D5A8C42" w:tentative="1">
+    <w:lvl w:ilvl="4" w:tplc="62E692F2" w:tentative="1">
       <w:start w:val="1"/>
       <w:numFmt w:val="bullet"/>
       <w:lvlText w:val="○"/>
@@ -18517,7 +18509,7 @@
         <w:ind w:left="3600" w:hanging="360"/>
       </w:pPr>
     </w:lvl>
-    <w:lvl w:ilvl="5" w:tplc="643A83DE" w:tentative="1">
+    <w:lvl w:ilvl="5" w:tplc="C23647F8" w:tentative="1">
       <w:start w:val="1"/>
       <w:numFmt w:val="bullet"/>
       <w:lvlText w:val="■"/>
@@ -18526,7 +18518,7 @@
         <w:ind w:left="4320" w:hanging="360"/>
       </w:pPr>
     </w:lvl>
-    <w:lvl w:ilvl="6" w:tplc="4EB4B3EC" w:tentative="1">
+    <w:lvl w:ilvl="6" w:tplc="7DF83768" w:tentative="1">
       <w:start w:val="1"/>
       <w:numFmt w:val="bullet"/>
       <w:lvlText w:val="●"/>
@@ -18535,7 +18527,7 @@
         <w:ind w:left="5040" w:hanging="360"/>
       </w:pPr>
     </w:lvl>
-    <w:lvl w:ilvl="7" w:tplc="D2ACA7C0" w:tentative="1">
+    <w:lvl w:ilvl="7" w:tplc="10C6E878" w:tentative="1">
       <w:start w:val="1"/>
       <w:numFmt w:val="bullet"/>
       <w:lvlText w:val="●"/>
@@ -18544,7 +18536,7 @@
         <w:ind w:left="5760" w:hanging="360"/>
       </w:pPr>
     </w:lvl>
-    <w:lvl w:ilvl="8" w:tplc="E918CD7C" w:tentative="1">
+    <w:lvl w:ilvl="8" w:tplc="E6F864AA" w:tentative="1">
       <w:start w:val="1"/>
       <w:numFmt w:val="bullet"/>
       <w:lvlText w:val="●"/>
@@ -18554,98 +18546,222 @@
       </w:pPr>
     </w:lvl>
   </w:abstractNum>
-  <w:num w:numId="1" w16cid:durableId="79105591">
+  <w:abstractNum w:abstractNumId="1" w15:restartNumberingAfterBreak="0">
+    <w:nsid w:val="6CF53C2D"/>
+    <w:multiLevelType w:val="hybridMultilevel"/>
+    <w:tmpl w:val="BB8EAFD2"/>
+    <w:lvl w:ilvl="0" w:tplc="A60EE98E">
+      <w:start w:val="1"/>
+      <w:numFmt w:val="bullet"/>
+      <w:lvlText w:val="•"/>
+      <w:lvlJc w:val="left"/>
+      <w:pPr>
+        <w:ind w:left="720" w:hanging="280"/>
+      </w:pPr>
+    </w:lvl>
+    <w:lvl w:ilvl="1" w:tplc="A4BC3FE6" w:tentative="1">
+      <w:start w:val="1"/>
+      <w:numFmt w:val="bullet"/>
+      <w:lvlText w:val="–"/>
+      <w:lvlJc w:val="left"/>
+      <w:pPr>
+        <w:ind w:left="1080" w:hanging="280"/>
+      </w:pPr>
+    </w:lvl>
+    <w:lvl w:ilvl="2" w:tplc="E09082BC" w:tentative="1">
+      <w:start w:val="1"/>
+      <w:numFmt w:val="bullet"/>
+      <w:lvlText w:val="▪"/>
+      <w:lvlJc w:val="left"/>
+      <w:pPr>
+        <w:ind w:left="1440" w:hanging="280"/>
+      </w:pPr>
+    </w:lvl>
+    <w:lvl w:ilvl="3" w:tplc="FDE4AD1C">
+      <w:numFmt w:val="decimal"/>
+      <w:lvlText w:val=""/>
+      <w:lvlJc w:val="left"/>
+    </w:lvl>
+    <w:lvl w:ilvl="4" w:tplc="AF722B26">
+      <w:numFmt w:val="decimal"/>
+      <w:lvlText w:val=""/>
+      <w:lvlJc w:val="left"/>
+    </w:lvl>
+    <w:lvl w:ilvl="5" w:tplc="A5D2D940">
+      <w:numFmt w:val="decimal"/>
+      <w:lvlText w:val=""/>
+      <w:lvlJc w:val="left"/>
+    </w:lvl>
+    <w:lvl w:ilvl="6" w:tplc="2C4495BE">
+      <w:numFmt w:val="decimal"/>
+      <w:lvlText w:val=""/>
+      <w:lvlJc w:val="left"/>
+    </w:lvl>
+    <w:lvl w:ilvl="7" w:tplc="410AA5D6">
+      <w:numFmt w:val="decimal"/>
+      <w:lvlText w:val=""/>
+      <w:lvlJc w:val="left"/>
+    </w:lvl>
+    <w:lvl w:ilvl="8" w:tplc="8A04217A">
+      <w:numFmt w:val="decimal"/>
+      <w:lvlText w:val=""/>
+      <w:lvlJc w:val="left"/>
+    </w:lvl>
+  </w:abstractNum>
+  <w:abstractNum w:abstractNumId="2" w15:restartNumberingAfterBreak="0">
+    <w:nsid w:val="704B35B4"/>
+    <w:multiLevelType w:val="hybridMultilevel"/>
+    <w:tmpl w:val="FDF8AAF6"/>
+    <w:lvl w:ilvl="0" w:tplc="44F6F768">
+      <w:start w:val="1"/>
+      <w:numFmt w:val="decimal"/>
+      <w:lvlText w:val="%1."/>
+      <w:lvlJc w:val="left"/>
+      <w:pPr>
+        <w:ind w:left="720" w:hanging="360"/>
+      </w:pPr>
+    </w:lvl>
+    <w:lvl w:ilvl="1" w:tplc="EED88C5C" w:tentative="1">
+      <w:start w:val="1"/>
+      <w:numFmt w:val="lowerLetter"/>
+      <w:lvlText w:val="%2."/>
+      <w:lvlJc w:val="left"/>
+      <w:pPr>
+        <w:ind w:left="1080" w:hanging="360"/>
+      </w:pPr>
+    </w:lvl>
+    <w:lvl w:ilvl="2" w:tplc="31BC52F6" w:tentative="1">
+      <w:start w:val="1"/>
+      <w:numFmt w:val="lowerRoman"/>
+      <w:lvlText w:val="%3."/>
+      <w:lvlJc w:val="left"/>
+      <w:pPr>
+        <w:ind w:left="1440" w:hanging="360"/>
+      </w:pPr>
+    </w:lvl>
+    <w:lvl w:ilvl="3" w:tplc="13840E96">
+      <w:numFmt w:val="decimal"/>
+      <w:lvlText w:val=""/>
+      <w:lvlJc w:val="left"/>
+    </w:lvl>
+    <w:lvl w:ilvl="4" w:tplc="D93A29B0">
+      <w:numFmt w:val="decimal"/>
+      <w:lvlText w:val=""/>
+      <w:lvlJc w:val="left"/>
+    </w:lvl>
+    <w:lvl w:ilvl="5" w:tplc="99C0F42A">
+      <w:numFmt w:val="decimal"/>
+      <w:lvlText w:val=""/>
+      <w:lvlJc w:val="left"/>
+    </w:lvl>
+    <w:lvl w:ilvl="6" w:tplc="71649990">
+      <w:numFmt w:val="decimal"/>
+      <w:lvlText w:val=""/>
+      <w:lvlJc w:val="left"/>
+    </w:lvl>
+    <w:lvl w:ilvl="7" w:tplc="CE948ABC">
+      <w:numFmt w:val="decimal"/>
+      <w:lvlText w:val=""/>
+      <w:lvlJc w:val="left"/>
+    </w:lvl>
+    <w:lvl w:ilvl="8" w:tplc="CFACAD8C">
+      <w:numFmt w:val="decimal"/>
+      <w:lvlText w:val=""/>
+      <w:lvlJc w:val="left"/>
+    </w:lvl>
+  </w:abstractNum>
+  <w:num w:numId="1" w16cid:durableId="920870630">
+    <w:abstractNumId w:val="0"/>
+    <w:lvlOverride w:ilvl="0">
+      <w:startOverride w:val="1"/>
+    </w:lvlOverride>
+  </w:num>
+  <w:num w:numId="2" w16cid:durableId="1522165251">
+    <w:abstractNumId w:val="1"/>
+    <w:lvlOverride w:ilvl="0">
+      <w:startOverride w:val="1"/>
+    </w:lvlOverride>
+  </w:num>
+  <w:num w:numId="3" w16cid:durableId="15888446">
     <w:abstractNumId w:val="2"/>
     <w:lvlOverride w:ilvl="0">
       <w:startOverride w:val="1"/>
     </w:lvlOverride>
   </w:num>
-  <w:num w:numId="2" w16cid:durableId="524637750">
-    <w:abstractNumId w:val="0"/>
-    <w:lvlOverride w:ilvl="0">
-      <w:startOverride w:val="1"/>
-    </w:lvlOverride>
-  </w:num>
-  <w:num w:numId="3" w16cid:durableId="1664699044">
+  <w:num w:numId="4" w16cid:durableId="322048402">
     <w:abstractNumId w:val="1"/>
     <w:lvlOverride w:ilvl="0">
       <w:startOverride w:val="1"/>
     </w:lvlOverride>
   </w:num>
-  <w:num w:numId="4" w16cid:durableId="705906284">
-    <w:abstractNumId w:val="0"/>
+  <w:num w:numId="5" w16cid:durableId="1393312226">
+    <w:abstractNumId w:val="2"/>
     <w:lvlOverride w:ilvl="0">
       <w:startOverride w:val="1"/>
     </w:lvlOverride>
   </w:num>
-  <w:num w:numId="5" w16cid:durableId="113213230">
+  <w:num w:numId="6" w16cid:durableId="1744377000">
     <w:abstractNumId w:val="1"/>
     <w:lvlOverride w:ilvl="0">
       <w:startOverride w:val="1"/>
     </w:lvlOverride>
   </w:num>
-  <w:num w:numId="6" w16cid:durableId="1174227024">
-    <w:abstractNumId w:val="0"/>
+  <w:num w:numId="7" w16cid:durableId="1303197978">
+    <w:abstractNumId w:val="2"/>
     <w:lvlOverride w:ilvl="0">
       <w:startOverride w:val="1"/>
     </w:lvlOverride>
   </w:num>
-  <w:num w:numId="7" w16cid:durableId="1668290559">
+  <w:num w:numId="8" w16cid:durableId="1523595093">
     <w:abstractNumId w:val="1"/>
     <w:lvlOverride w:ilvl="0">
       <w:startOverride w:val="1"/>
     </w:lvlOverride>
   </w:num>
-  <w:num w:numId="8" w16cid:durableId="1822849064">
-    <w:abstractNumId w:val="0"/>
+  <w:num w:numId="9" w16cid:durableId="1635482515">
+    <w:abstractNumId w:val="2"/>
     <w:lvlOverride w:ilvl="0">
       <w:startOverride w:val="1"/>
     </w:lvlOverride>
   </w:num>
-  <w:num w:numId="9" w16cid:durableId="363285539">
+  <w:num w:numId="10" w16cid:durableId="1385984494">
     <w:abstractNumId w:val="1"/>
     <w:lvlOverride w:ilvl="0">
       <w:startOverride w:val="1"/>
     </w:lvlOverride>
   </w:num>
-  <w:num w:numId="10" w16cid:durableId="1815759343">
-    <w:abstractNumId w:val="0"/>
+  <w:num w:numId="11" w16cid:durableId="1676613475">
+    <w:abstractNumId w:val="2"/>
     <w:lvlOverride w:ilvl="0">
       <w:startOverride w:val="1"/>
     </w:lvlOverride>
   </w:num>
-  <w:num w:numId="11" w16cid:durableId="797533162">
+  <w:num w:numId="12" w16cid:durableId="172653123">
     <w:abstractNumId w:val="1"/>
     <w:lvlOverride w:ilvl="0">
       <w:startOverride w:val="1"/>
     </w:lvlOverride>
   </w:num>
-  <w:num w:numId="12" w16cid:durableId="2137915817">
-    <w:abstractNumId w:val="0"/>
+  <w:num w:numId="13" w16cid:durableId="1261523490">
+    <w:abstractNumId w:val="2"/>
     <w:lvlOverride w:ilvl="0">
       <w:startOverride w:val="1"/>
     </w:lvlOverride>
   </w:num>
-  <w:num w:numId="13" w16cid:durableId="1492791175">
+  <w:num w:numId="14" w16cid:durableId="1003437658">
     <w:abstractNumId w:val="1"/>
     <w:lvlOverride w:ilvl="0">
       <w:startOverride w:val="1"/>
     </w:lvlOverride>
   </w:num>
-  <w:num w:numId="14" w16cid:durableId="1229684049">
-    <w:abstractNumId w:val="0"/>
+  <w:num w:numId="15" w16cid:durableId="394351652">
+    <w:abstractNumId w:val="2"/>
     <w:lvlOverride w:ilvl="0">
       <w:startOverride w:val="1"/>
     </w:lvlOverride>
   </w:num>
-  <w:num w:numId="15" w16cid:durableId="1814635839">
+  <w:num w:numId="16" w16cid:durableId="20129614">
     <w:abstractNumId w:val="1"/>
-    <w:lvlOverride w:ilvl="0">
-      <w:startOverride w:val="1"/>
-    </w:lvlOverride>
-  </w:num>
-  <w:num w:numId="16" w16cid:durableId="2106001027">
-    <w:abstractNumId w:val="0"/>
     <w:lvlOverride w:ilvl="0">
       <w:startOverride w:val="1"/>
     </w:lvlOverride>
@@ -19349,7 +19465,7 @@
     <w:autoRedefine/>
     <w:uiPriority w:val="39"/>
     <w:unhideWhenUsed/>
-    <w:rsid w:val="005A3732"/>
+    <w:rsid w:val="0072303C"/>
     <w:pPr>
       <w:spacing w:after="100"/>
     </w:pPr>
@@ -19361,7 +19477,7 @@
     <w:autoRedefine/>
     <w:uiPriority w:val="39"/>
     <w:unhideWhenUsed/>
-    <w:rsid w:val="005A3732"/>
+    <w:rsid w:val="0072303C"/>
     <w:pPr>
       <w:spacing w:after="100"/>
       <w:ind w:left="210"/>
@@ -19373,7 +19489,7 @@
     <w:next w:val="Normal"/>
     <w:uiPriority w:val="99"/>
     <w:unhideWhenUsed/>
-    <w:rsid w:val="005A3732"/>
+    <w:rsid w:val="0072303C"/>
   </w:style>
 </w:styles>
 </file>

--- a/docs/04-use-cases/ZP-DOC-04_Use-Case-Model.docx
+++ b/docs/04-use-cases/ZP-DOC-04_Use-Case-Model.docx
@@ -90,7 +90,7 @@
           <w:left w:w="10" w:type="dxa"/>
           <w:right w:w="10" w:type="dxa"/>
         </w:tblCellMar>
-        <w:tblLook w:val="0000" w:firstRow="0" w:lastRow="0" w:firstColumn="0" w:lastColumn="0" w:noHBand="0" w:noVBand="0"/>
+        <w:tblLook w:val="04A0" w:firstRow="1" w:lastRow="0" w:firstColumn="1" w:lastColumn="0" w:noHBand="0" w:noVBand="1"/>
       </w:tblPr>
       <w:tblGrid>
         <w:gridCol w:w="2600"/>
@@ -157,7 +157,7 @@
                 <w:sz w:val="19"/>
                 <w:szCs w:val="19"/>
               </w:rPr>
-              <w:t>0.9</w:t>
+              <w:t>1.0</w:t>
             </w:r>
           </w:p>
         </w:tc>
@@ -223,7 +223,7 @@
                 <w:sz w:val="19"/>
                 <w:szCs w:val="19"/>
               </w:rPr>
-              <w:t>In review</w:t>
+              <w:t>Approved</w:t>
             </w:r>
           </w:p>
         </w:tc>
@@ -494,7 +494,7 @@
           <w:left w:w="10" w:type="dxa"/>
           <w:right w:w="10" w:type="dxa"/>
         </w:tblCellMar>
-        <w:tblLook w:val="0000" w:firstRow="0" w:lastRow="0" w:firstColumn="0" w:lastColumn="0" w:noHBand="0" w:noVBand="0"/>
+        <w:tblLook w:val="04A0" w:firstRow="1" w:lastRow="0" w:firstColumn="1" w:lastColumn="0" w:noHBand="0" w:noVBand="1"/>
       </w:tblPr>
       <w:tblGrid>
         <w:gridCol w:w="2600"/>
@@ -693,7 +693,7 @@
                 <w:sz w:val="19"/>
                 <w:szCs w:val="19"/>
               </w:rPr>
-              <w:t>0.9</w:t>
+              <w:t>1.0</w:t>
             </w:r>
           </w:p>
         </w:tc>
@@ -759,7 +759,7 @@
                 <w:sz w:val="19"/>
                 <w:szCs w:val="19"/>
               </w:rPr>
-              <w:t>In review</w:t>
+              <w:t>Approved</w:t>
             </w:r>
           </w:p>
         </w:tc>
@@ -1189,7 +1189,7 @@
           <w:left w:w="10" w:type="dxa"/>
           <w:right w:w="10" w:type="dxa"/>
         </w:tblCellMar>
-        <w:tblLook w:val="0000" w:firstRow="0" w:lastRow="0" w:firstColumn="0" w:lastColumn="0" w:noHBand="0" w:noVBand="0"/>
+        <w:tblLook w:val="04A0" w:firstRow="1" w:lastRow="0" w:firstColumn="1" w:lastColumn="0" w:noHBand="0" w:noVBand="1"/>
       </w:tblPr>
       <w:tblGrid>
         <w:gridCol w:w="964"/>
@@ -1560,6 +1560,122 @@
           </w:p>
         </w:tc>
       </w:tr>
+      <w:tr>
+        <w:tblPrEx>
+          <w:tblCellMar>
+            <w:top w:w="0" w:type="dxa"/>
+            <w:bottom w:w="0" w:type="dxa"/>
+          </w:tblCellMar>
+        </w:tblPrEx>
+        <w:trPr>
+          <w:cantSplit/>
+          <w:trHeight w:val="420"/>
+        </w:trPr>
+        <w:tc>
+          <w:tcPr>
+            <w:tcW w:w="964" w:type="dxa"/>
+            <w:tcBorders>
+              <w:top w:val="single" w:sz="4" w:space="0" w:color="C9D3D0"/>
+              <w:left w:val="single" w:sz="4" w:space="0" w:color="C9D3D0"/>
+              <w:bottom w:val="single" w:sz="4" w:space="0" w:color="C9D3D0"/>
+              <w:right w:val="single" w:sz="4" w:space="0" w:color="C9D3D0"/>
+            </w:tcBorders>
+            <w:tcMar>
+              <w:top w:w="50" w:type="dxa"/>
+              <w:left w:w="100" w:type="dxa"/>
+              <w:bottom w:w="50" w:type="dxa"/>
+              <w:right w:w="100" w:type="dxa"/>
+            </w:tcMar>
+          </w:tcPr>
+          <w:p>
+            <w:r>
+              <w:rPr>
+                <w:sz w:val="19"/>
+                <w:szCs w:val="19"/>
+              </w:rPr>
+              <w:t>1.0</w:t>
+            </w:r>
+          </w:p>
+        </w:tc>
+        <w:tc>
+          <w:tcPr>
+            <w:tcW w:w="1542" w:type="dxa"/>
+            <w:tcBorders>
+              <w:top w:val="single" w:sz="4" w:space="0" w:color="C9D3D0"/>
+              <w:left w:val="single" w:sz="4" w:space="0" w:color="C9D3D0"/>
+              <w:bottom w:val="single" w:sz="4" w:space="0" w:color="C9D3D0"/>
+              <w:right w:val="single" w:sz="4" w:space="0" w:color="C9D3D0"/>
+            </w:tcBorders>
+            <w:tcMar>
+              <w:top w:w="50" w:type="dxa"/>
+              <w:left w:w="100" w:type="dxa"/>
+              <w:bottom w:w="50" w:type="dxa"/>
+              <w:right w:w="100" w:type="dxa"/>
+            </w:tcMar>
+          </w:tcPr>
+          <w:p>
+            <w:r>
+              <w:rPr>
+                <w:sz w:val="19"/>
+                <w:szCs w:val="19"/>
+              </w:rPr>
+              <w:t>5 Oct 2026</w:t>
+            </w:r>
+          </w:p>
+        </w:tc>
+        <w:tc>
+          <w:tcPr>
+            <w:tcW w:w="1928" w:type="dxa"/>
+            <w:tcBorders>
+              <w:top w:val="single" w:sz="4" w:space="0" w:color="C9D3D0"/>
+              <w:left w:val="single" w:sz="4" w:space="0" w:color="C9D3D0"/>
+              <w:bottom w:val="single" w:sz="4" w:space="0" w:color="C9D3D0"/>
+              <w:right w:val="single" w:sz="4" w:space="0" w:color="C9D3D0"/>
+            </w:tcBorders>
+            <w:tcMar>
+              <w:top w:w="50" w:type="dxa"/>
+              <w:left w:w="100" w:type="dxa"/>
+              <w:bottom w:w="50" w:type="dxa"/>
+              <w:right w:w="100" w:type="dxa"/>
+            </w:tcMar>
+          </w:tcPr>
+          <w:p>
+            <w:r>
+              <w:rPr>
+                <w:sz w:val="19"/>
+                <w:szCs w:val="19"/>
+              </w:rPr>
+              <w:t>B.M.P Banneka</w:t>
+            </w:r>
+          </w:p>
+        </w:tc>
+        <w:tc>
+          <w:tcPr>
+            <w:tcW w:w="5204" w:type="dxa"/>
+            <w:tcBorders>
+              <w:top w:val="single" w:sz="4" w:space="0" w:color="C9D3D0"/>
+              <w:left w:val="single" w:sz="4" w:space="0" w:color="C9D3D0"/>
+              <w:bottom w:val="single" w:sz="4" w:space="0" w:color="C9D3D0"/>
+              <w:right w:val="single" w:sz="4" w:space="0" w:color="C9D3D0"/>
+            </w:tcBorders>
+            <w:tcMar>
+              <w:top w:w="50" w:type="dxa"/>
+              <w:left w:w="100" w:type="dxa"/>
+              <w:bottom w:w="50" w:type="dxa"/>
+              <w:right w:w="100" w:type="dxa"/>
+            </w:tcMar>
+          </w:tcPr>
+          <w:p>
+            <w:r>
+              <w:rPr>
+                <w:sz w:val="19"/>
+                <w:szCs w:val="19"/>
+              </w:rPr>
+              <w:t>Approved by the product owner; baselined</w:t>
+            </w:r>
+          </w:p>
+        </w:tc>
+      </w:tr>
     </w:tbl>
     <w:p>
       <w:pPr>
@@ -1602,7 +1718,7 @@
           <w:left w:w="10" w:type="dxa"/>
           <w:right w:w="10" w:type="dxa"/>
         </w:tblCellMar>
-        <w:tblLook w:val="0000" w:firstRow="0" w:lastRow="0" w:firstColumn="0" w:lastColumn="0" w:noHBand="0" w:noVBand="0"/>
+        <w:tblLook w:val="04A0" w:firstRow="1" w:lastRow="0" w:firstColumn="1" w:lastColumn="0" w:noHBand="0" w:noVBand="1"/>
       </w:tblPr>
       <w:tblGrid>
         <w:gridCol w:w="2120"/>
@@ -1920,7 +2036,15 @@
               <w:right w:w="100" w:type="dxa"/>
             </w:tcMar>
           </w:tcPr>
-          <w:p/>
+          <w:p>
+            <w:r>
+              <w:rPr>
+                <w:sz w:val="19"/>
+                <w:szCs w:val="19"/>
+              </w:rPr>
+              <w:t>Approved in writing (project channel)</w:t>
+            </w:r>
+          </w:p>
         </w:tc>
         <w:tc>
           <w:tcPr>
@@ -1938,7 +2062,15 @@
               <w:right w:w="100" w:type="dxa"/>
             </w:tcMar>
           </w:tcPr>
-          <w:p/>
+          <w:p>
+            <w:r>
+              <w:rPr>
+                <w:sz w:val="19"/>
+                <w:szCs w:val="19"/>
+              </w:rPr>
+              <w:t>5 Oct 2026</w:t>
+            </w:r>
+          </w:p>
         </w:tc>
       </w:tr>
     </w:tbl>
@@ -1959,7 +2091,7 @@
     <w:sdt>
       <w:sdtPr>
         <w:alias w:val="Contents"/>
-        <w:id w:val="1024052276"/>
+        <w:id w:val="843969839"/>
       </w:sdtPr>
       <w:sdtEndPr/>
       <w:sdtContent>
@@ -1988,7 +2120,7 @@
           <w:r>
             <w:fldChar w:fldCharType="separate"/>
           </w:r>
-          <w:hyperlink w:anchor="_Toc242096882" w:history="1">
+          <w:hyperlink w:anchor="_Toc242097705" w:history="1">
             <w:r>
               <w:rPr>
                 <w:rStyle w:val="Hyperlink"/>
@@ -2012,7 +2144,7 @@
               <w:rPr>
                 <w:noProof/>
               </w:rPr>
-              <w:instrText xml:space="preserve"> PAGEREF _Toc242096882 \h </w:instrText>
+              <w:instrText xml:space="preserve"> PAGEREF _Toc242097705 \h </w:instrText>
             </w:r>
             <w:r>
               <w:rPr>
@@ -2055,7 +2187,7 @@
               <w14:ligatures w14:val="standardContextual"/>
             </w:rPr>
           </w:pPr>
-          <w:hyperlink w:anchor="_Toc242096883" w:history="1">
+          <w:hyperlink w:anchor="_Toc242097706" w:history="1">
             <w:r>
               <w:rPr>
                 <w:rStyle w:val="Hyperlink"/>
@@ -2079,7 +2211,7 @@
               <w:rPr>
                 <w:noProof/>
               </w:rPr>
-              <w:instrText xml:space="preserve"> PAGEREF _Toc242096883 \h </w:instrText>
+              <w:instrText xml:space="preserve"> PAGEREF _Toc242097706 \h </w:instrText>
             </w:r>
             <w:r>
               <w:rPr>
@@ -2122,7 +2254,7 @@
               <w14:ligatures w14:val="standardContextual"/>
             </w:rPr>
           </w:pPr>
-          <w:hyperlink w:anchor="_Toc242096884" w:history="1">
+          <w:hyperlink w:anchor="_Toc242097707" w:history="1">
             <w:r>
               <w:rPr>
                 <w:rStyle w:val="Hyperlink"/>
@@ -2146,7 +2278,7 @@
               <w:rPr>
                 <w:noProof/>
               </w:rPr>
-              <w:instrText xml:space="preserve"> PAGEREF _Toc242096884 \h </w:instrText>
+              <w:instrText xml:space="preserve"> PAGEREF _Toc242097707 \h </w:instrText>
             </w:r>
             <w:r>
               <w:rPr>
@@ -2189,7 +2321,7 @@
               <w14:ligatures w14:val="standardContextual"/>
             </w:rPr>
           </w:pPr>
-          <w:hyperlink w:anchor="_Toc242096885" w:history="1">
+          <w:hyperlink w:anchor="_Toc242097708" w:history="1">
             <w:r>
               <w:rPr>
                 <w:rStyle w:val="Hyperlink"/>
@@ -2213,7 +2345,7 @@
               <w:rPr>
                 <w:noProof/>
               </w:rPr>
-              <w:instrText xml:space="preserve"> PAGEREF _Toc242096885 \h </w:instrText>
+              <w:instrText xml:space="preserve"> PAGEREF _Toc242097708 \h </w:instrText>
             </w:r>
             <w:r>
               <w:rPr>
@@ -2256,7 +2388,7 @@
               <w14:ligatures w14:val="standardContextual"/>
             </w:rPr>
           </w:pPr>
-          <w:hyperlink w:anchor="_Toc242096886" w:history="1">
+          <w:hyperlink w:anchor="_Toc242097709" w:history="1">
             <w:r>
               <w:rPr>
                 <w:rStyle w:val="Hyperlink"/>
@@ -2280,7 +2412,7 @@
               <w:rPr>
                 <w:noProof/>
               </w:rPr>
-              <w:instrText xml:space="preserve"> PAGEREF _Toc242096886 \h </w:instrText>
+              <w:instrText xml:space="preserve"> PAGEREF _Toc242097709 \h </w:instrText>
             </w:r>
             <w:r>
               <w:rPr>
@@ -2323,7 +2455,7 @@
               <w14:ligatures w14:val="standardContextual"/>
             </w:rPr>
           </w:pPr>
-          <w:hyperlink w:anchor="_Toc242096887" w:history="1">
+          <w:hyperlink w:anchor="_Toc242097710" w:history="1">
             <w:r>
               <w:rPr>
                 <w:rStyle w:val="Hyperlink"/>
@@ -2347,7 +2479,7 @@
               <w:rPr>
                 <w:noProof/>
               </w:rPr>
-              <w:instrText xml:space="preserve"> PAGEREF _Toc242096887 \h </w:instrText>
+              <w:instrText xml:space="preserve"> PAGEREF _Toc242097710 \h </w:instrText>
             </w:r>
             <w:r>
               <w:rPr>
@@ -2390,7 +2522,7 @@
               <w14:ligatures w14:val="standardContextual"/>
             </w:rPr>
           </w:pPr>
-          <w:hyperlink w:anchor="_Toc242096888" w:history="1">
+          <w:hyperlink w:anchor="_Toc242097711" w:history="1">
             <w:r>
               <w:rPr>
                 <w:rStyle w:val="Hyperlink"/>
@@ -2414,7 +2546,7 @@
               <w:rPr>
                 <w:noProof/>
               </w:rPr>
-              <w:instrText xml:space="preserve"> PAGEREF _Toc242096888 \h </w:instrText>
+              <w:instrText xml:space="preserve"> PAGEREF _Toc242097711 \h </w:instrText>
             </w:r>
             <w:r>
               <w:rPr>
@@ -2457,7 +2589,7 @@
               <w14:ligatures w14:val="standardContextual"/>
             </w:rPr>
           </w:pPr>
-          <w:hyperlink w:anchor="_Toc242096889" w:history="1">
+          <w:hyperlink w:anchor="_Toc242097712" w:history="1">
             <w:r>
               <w:rPr>
                 <w:rStyle w:val="Hyperlink"/>
@@ -2481,7 +2613,7 @@
               <w:rPr>
                 <w:noProof/>
               </w:rPr>
-              <w:instrText xml:space="preserve"> PAGEREF _Toc242096889 \h </w:instrText>
+              <w:instrText xml:space="preserve"> PAGEREF _Toc242097712 \h </w:instrText>
             </w:r>
             <w:r>
               <w:rPr>
@@ -2524,7 +2656,7 @@
               <w14:ligatures w14:val="standardContextual"/>
             </w:rPr>
           </w:pPr>
-          <w:hyperlink w:anchor="_Toc242096890" w:history="1">
+          <w:hyperlink w:anchor="_Toc242097713" w:history="1">
             <w:r>
               <w:rPr>
                 <w:rStyle w:val="Hyperlink"/>
@@ -2548,7 +2680,7 @@
               <w:rPr>
                 <w:noProof/>
               </w:rPr>
-              <w:instrText xml:space="preserve"> PAGEREF _Toc242096890 \h </w:instrText>
+              <w:instrText xml:space="preserve"> PAGEREF _Toc242097713 \h </w:instrText>
             </w:r>
             <w:r>
               <w:rPr>
@@ -2591,7 +2723,7 @@
               <w14:ligatures w14:val="standardContextual"/>
             </w:rPr>
           </w:pPr>
-          <w:hyperlink w:anchor="_Toc242096891" w:history="1">
+          <w:hyperlink w:anchor="_Toc242097714" w:history="1">
             <w:r>
               <w:rPr>
                 <w:rStyle w:val="Hyperlink"/>
@@ -2615,7 +2747,7 @@
               <w:rPr>
                 <w:noProof/>
               </w:rPr>
-              <w:instrText xml:space="preserve"> PAGEREF _Toc242096891 \h </w:instrText>
+              <w:instrText xml:space="preserve"> PAGEREF _Toc242097714 \h </w:instrText>
             </w:r>
             <w:r>
               <w:rPr>
@@ -2658,7 +2790,7 @@
               <w14:ligatures w14:val="standardContextual"/>
             </w:rPr>
           </w:pPr>
-          <w:hyperlink w:anchor="_Toc242096892" w:history="1">
+          <w:hyperlink w:anchor="_Toc242097715" w:history="1">
             <w:r>
               <w:rPr>
                 <w:rStyle w:val="Hyperlink"/>
@@ -2682,7 +2814,7 @@
               <w:rPr>
                 <w:noProof/>
               </w:rPr>
-              <w:instrText xml:space="preserve"> PAGEREF _Toc242096892 \h </w:instrText>
+              <w:instrText xml:space="preserve"> PAGEREF _Toc242097715 \h </w:instrText>
             </w:r>
             <w:r>
               <w:rPr>
@@ -2725,7 +2857,7 @@
               <w14:ligatures w14:val="standardContextual"/>
             </w:rPr>
           </w:pPr>
-          <w:hyperlink w:anchor="_Toc242096893" w:history="1">
+          <w:hyperlink w:anchor="_Toc242097716" w:history="1">
             <w:r>
               <w:rPr>
                 <w:rStyle w:val="Hyperlink"/>
@@ -2749,7 +2881,7 @@
               <w:rPr>
                 <w:noProof/>
               </w:rPr>
-              <w:instrText xml:space="preserve"> PAGEREF _Toc242096893 \h </w:instrText>
+              <w:instrText xml:space="preserve"> PAGEREF _Toc242097716 \h </w:instrText>
             </w:r>
             <w:r>
               <w:rPr>
@@ -2792,7 +2924,7 @@
               <w14:ligatures w14:val="standardContextual"/>
             </w:rPr>
           </w:pPr>
-          <w:hyperlink w:anchor="_Toc242096894" w:history="1">
+          <w:hyperlink w:anchor="_Toc242097717" w:history="1">
             <w:r>
               <w:rPr>
                 <w:rStyle w:val="Hyperlink"/>
@@ -2816,7 +2948,7 @@
               <w:rPr>
                 <w:noProof/>
               </w:rPr>
-              <w:instrText xml:space="preserve"> PAGEREF _Toc242096894 \h </w:instrText>
+              <w:instrText xml:space="preserve"> PAGEREF _Toc242097717 \h </w:instrText>
             </w:r>
             <w:r>
               <w:rPr>
@@ -2859,7 +2991,7 @@
               <w14:ligatures w14:val="standardContextual"/>
             </w:rPr>
           </w:pPr>
-          <w:hyperlink w:anchor="_Toc242096895" w:history="1">
+          <w:hyperlink w:anchor="_Toc242097718" w:history="1">
             <w:r>
               <w:rPr>
                 <w:rStyle w:val="Hyperlink"/>
@@ -2883,7 +3015,7 @@
               <w:rPr>
                 <w:noProof/>
               </w:rPr>
-              <w:instrText xml:space="preserve"> PAGEREF _Toc242096895 \h </w:instrText>
+              <w:instrText xml:space="preserve"> PAGEREF _Toc242097718 \h </w:instrText>
             </w:r>
             <w:r>
               <w:rPr>
@@ -2926,7 +3058,7 @@
               <w14:ligatures w14:val="standardContextual"/>
             </w:rPr>
           </w:pPr>
-          <w:hyperlink w:anchor="_Toc242096896" w:history="1">
+          <w:hyperlink w:anchor="_Toc242097719" w:history="1">
             <w:r>
               <w:rPr>
                 <w:rStyle w:val="Hyperlink"/>
@@ -2950,7 +3082,7 @@
               <w:rPr>
                 <w:noProof/>
               </w:rPr>
-              <w:instrText xml:space="preserve"> PAGEREF _Toc242096896 \h </w:instrText>
+              <w:instrText xml:space="preserve"> PAGEREF _Toc242097719 \h </w:instrText>
             </w:r>
             <w:r>
               <w:rPr>
@@ -2993,7 +3125,7 @@
               <w14:ligatures w14:val="standardContextual"/>
             </w:rPr>
           </w:pPr>
-          <w:hyperlink w:anchor="_Toc242096897" w:history="1">
+          <w:hyperlink w:anchor="_Toc242097720" w:history="1">
             <w:r>
               <w:rPr>
                 <w:rStyle w:val="Hyperlink"/>
@@ -3017,7 +3149,7 @@
               <w:rPr>
                 <w:noProof/>
               </w:rPr>
-              <w:instrText xml:space="preserve"> PAGEREF _Toc242096897 \h </w:instrText>
+              <w:instrText xml:space="preserve"> PAGEREF _Toc242097720 \h </w:instrText>
             </w:r>
             <w:r>
               <w:rPr>
@@ -3060,7 +3192,7 @@
               <w14:ligatures w14:val="standardContextual"/>
             </w:rPr>
           </w:pPr>
-          <w:hyperlink w:anchor="_Toc242096898" w:history="1">
+          <w:hyperlink w:anchor="_Toc242097721" w:history="1">
             <w:r>
               <w:rPr>
                 <w:rStyle w:val="Hyperlink"/>
@@ -3084,7 +3216,7 @@
               <w:rPr>
                 <w:noProof/>
               </w:rPr>
-              <w:instrText xml:space="preserve"> PAGEREF _Toc242096898 \h </w:instrText>
+              <w:instrText xml:space="preserve"> PAGEREF _Toc242097721 \h </w:instrText>
             </w:r>
             <w:r>
               <w:rPr>
@@ -3127,7 +3259,7 @@
               <w14:ligatures w14:val="standardContextual"/>
             </w:rPr>
           </w:pPr>
-          <w:hyperlink w:anchor="_Toc242096899" w:history="1">
+          <w:hyperlink w:anchor="_Toc242097722" w:history="1">
             <w:r>
               <w:rPr>
                 <w:rStyle w:val="Hyperlink"/>
@@ -3151,7 +3283,7 @@
               <w:rPr>
                 <w:noProof/>
               </w:rPr>
-              <w:instrText xml:space="preserve"> PAGEREF _Toc242096899 \h </w:instrText>
+              <w:instrText xml:space="preserve"> PAGEREF _Toc242097722 \h </w:instrText>
             </w:r>
             <w:r>
               <w:rPr>
@@ -3194,7 +3326,7 @@
               <w14:ligatures w14:val="standardContextual"/>
             </w:rPr>
           </w:pPr>
-          <w:hyperlink w:anchor="_Toc242096900" w:history="1">
+          <w:hyperlink w:anchor="_Toc242097723" w:history="1">
             <w:r>
               <w:rPr>
                 <w:rStyle w:val="Hyperlink"/>
@@ -3218,7 +3350,7 @@
               <w:rPr>
                 <w:noProof/>
               </w:rPr>
-              <w:instrText xml:space="preserve"> PAGEREF _Toc242096900 \h </w:instrText>
+              <w:instrText xml:space="preserve"> PAGEREF _Toc242097723 \h </w:instrText>
             </w:r>
             <w:r>
               <w:rPr>
@@ -3261,7 +3393,7 @@
               <w14:ligatures w14:val="standardContextual"/>
             </w:rPr>
           </w:pPr>
-          <w:hyperlink w:anchor="_Toc242096901" w:history="1">
+          <w:hyperlink w:anchor="_Toc242097724" w:history="1">
             <w:r>
               <w:rPr>
                 <w:rStyle w:val="Hyperlink"/>
@@ -3285,7 +3417,7 @@
               <w:rPr>
                 <w:noProof/>
               </w:rPr>
-              <w:instrText xml:space="preserve"> PAGEREF _Toc242096901 \h </w:instrText>
+              <w:instrText xml:space="preserve"> PAGEREF _Toc242097724 \h </w:instrText>
             </w:r>
             <w:r>
               <w:rPr>
@@ -3328,7 +3460,7 @@
               <w14:ligatures w14:val="standardContextual"/>
             </w:rPr>
           </w:pPr>
-          <w:hyperlink w:anchor="_Toc242096902" w:history="1">
+          <w:hyperlink w:anchor="_Toc242097725" w:history="1">
             <w:r>
               <w:rPr>
                 <w:rStyle w:val="Hyperlink"/>
@@ -3352,7 +3484,7 @@
               <w:rPr>
                 <w:noProof/>
               </w:rPr>
-              <w:instrText xml:space="preserve"> PAGEREF _Toc242096902 \h </w:instrText>
+              <w:instrText xml:space="preserve"> PAGEREF _Toc242097725 \h </w:instrText>
             </w:r>
             <w:r>
               <w:rPr>
@@ -3398,7 +3530,7 @@
     <w:sdt>
       <w:sdtPr>
         <w:alias w:val="Figures"/>
-        <w:id w:val="1117337300"/>
+        <w:id w:val="-2014909249"/>
       </w:sdtPr>
       <w:sdtEndPr/>
       <w:sdtContent>
@@ -3427,7 +3559,7 @@
           <w:r>
             <w:fldChar w:fldCharType="separate"/>
           </w:r>
-          <w:hyperlink w:anchor="_Toc242096903" w:history="1">
+          <w:hyperlink w:anchor="_Toc242097726" w:history="1">
             <w:r>
               <w:rPr>
                 <w:rStyle w:val="Hyperlink"/>
@@ -3451,7 +3583,7 @@
               <w:rPr>
                 <w:noProof/>
               </w:rPr>
-              <w:instrText xml:space="preserve"> PAGEREF _Toc242096903 \h </w:instrText>
+              <w:instrText xml:space="preserve"> PAGEREF _Toc242097726 \h </w:instrText>
             </w:r>
             <w:r>
               <w:rPr>
@@ -3494,7 +3626,7 @@
               <w14:ligatures w14:val="standardContextual"/>
             </w:rPr>
           </w:pPr>
-          <w:hyperlink w:anchor="_Toc242096904" w:history="1">
+          <w:hyperlink w:anchor="_Toc242097727" w:history="1">
             <w:r>
               <w:rPr>
                 <w:rStyle w:val="Hyperlink"/>
@@ -3518,7 +3650,7 @@
               <w:rPr>
                 <w:noProof/>
               </w:rPr>
-              <w:instrText xml:space="preserve"> PAGEREF _Toc242096904 \h </w:instrText>
+              <w:instrText xml:space="preserve"> PAGEREF _Toc242097727 \h </w:instrText>
             </w:r>
             <w:r>
               <w:rPr>
@@ -3561,7 +3693,7 @@
               <w14:ligatures w14:val="standardContextual"/>
             </w:rPr>
           </w:pPr>
-          <w:hyperlink w:anchor="_Toc242096905" w:history="1">
+          <w:hyperlink w:anchor="_Toc242097728" w:history="1">
             <w:r>
               <w:rPr>
                 <w:rStyle w:val="Hyperlink"/>
@@ -3585,7 +3717,7 @@
               <w:rPr>
                 <w:noProof/>
               </w:rPr>
-              <w:instrText xml:space="preserve"> PAGEREF _Toc242096905 \h </w:instrText>
+              <w:instrText xml:space="preserve"> PAGEREF _Toc242097728 \h </w:instrText>
             </w:r>
             <w:r>
               <w:rPr>
@@ -3628,7 +3760,7 @@
               <w14:ligatures w14:val="standardContextual"/>
             </w:rPr>
           </w:pPr>
-          <w:hyperlink w:anchor="_Toc242096906" w:history="1">
+          <w:hyperlink w:anchor="_Toc242097729" w:history="1">
             <w:r>
               <w:rPr>
                 <w:rStyle w:val="Hyperlink"/>
@@ -3652,7 +3784,7 @@
               <w:rPr>
                 <w:noProof/>
               </w:rPr>
-              <w:instrText xml:space="preserve"> PAGEREF _Toc242096906 \h </w:instrText>
+              <w:instrText xml:space="preserve"> PAGEREF _Toc242097729 \h </w:instrText>
             </w:r>
             <w:r>
               <w:rPr>
@@ -3698,7 +3830,7 @@
     <w:sdt>
       <w:sdtPr>
         <w:alias w:val="Tables"/>
-        <w:id w:val="-961882811"/>
+        <w:id w:val="-668102941"/>
       </w:sdtPr>
       <w:sdtEndPr/>
       <w:sdtContent>
@@ -3727,7 +3859,7 @@
           <w:r>
             <w:fldChar w:fldCharType="separate"/>
           </w:r>
-          <w:hyperlink w:anchor="_Toc242096907" w:history="1">
+          <w:hyperlink w:anchor="_Toc242097730" w:history="1">
             <w:r>
               <w:rPr>
                 <w:rStyle w:val="Hyperlink"/>
@@ -3751,7 +3883,7 @@
               <w:rPr>
                 <w:noProof/>
               </w:rPr>
-              <w:instrText xml:space="preserve"> PAGEREF _Toc242096907 \h </w:instrText>
+              <w:instrText xml:space="preserve"> PAGEREF _Toc242097730 \h </w:instrText>
             </w:r>
             <w:r>
               <w:rPr>
@@ -3794,7 +3926,7 @@
               <w14:ligatures w14:val="standardContextual"/>
             </w:rPr>
           </w:pPr>
-          <w:hyperlink w:anchor="_Toc242096908" w:history="1">
+          <w:hyperlink w:anchor="_Toc242097731" w:history="1">
             <w:r>
               <w:rPr>
                 <w:rStyle w:val="Hyperlink"/>
@@ -3818,7 +3950,7 @@
               <w:rPr>
                 <w:noProof/>
               </w:rPr>
-              <w:instrText xml:space="preserve"> PAGEREF _Toc242096908 \h </w:instrText>
+              <w:instrText xml:space="preserve"> PAGEREF _Toc242097731 \h </w:instrText>
             </w:r>
             <w:r>
               <w:rPr>
@@ -3861,7 +3993,7 @@
               <w14:ligatures w14:val="standardContextual"/>
             </w:rPr>
           </w:pPr>
-          <w:hyperlink w:anchor="_Toc242096909" w:history="1">
+          <w:hyperlink w:anchor="_Toc242097732" w:history="1">
             <w:r>
               <w:rPr>
                 <w:rStyle w:val="Hyperlink"/>
@@ -3885,7 +4017,7 @@
               <w:rPr>
                 <w:noProof/>
               </w:rPr>
-              <w:instrText xml:space="preserve"> PAGEREF _Toc242096909 \h </w:instrText>
+              <w:instrText xml:space="preserve"> PAGEREF _Toc242097732 \h </w:instrText>
             </w:r>
             <w:r>
               <w:rPr>
@@ -3928,7 +4060,7 @@
               <w14:ligatures w14:val="standardContextual"/>
             </w:rPr>
           </w:pPr>
-          <w:hyperlink w:anchor="_Toc242096910" w:history="1">
+          <w:hyperlink w:anchor="_Toc242097733" w:history="1">
             <w:r>
               <w:rPr>
                 <w:rStyle w:val="Hyperlink"/>
@@ -3952,7 +4084,7 @@
               <w:rPr>
                 <w:noProof/>
               </w:rPr>
-              <w:instrText xml:space="preserve"> PAGEREF _Toc242096910 \h </w:instrText>
+              <w:instrText xml:space="preserve"> PAGEREF _Toc242097733 \h </w:instrText>
             </w:r>
             <w:r>
               <w:rPr>
@@ -3995,7 +4127,7 @@
               <w14:ligatures w14:val="standardContextual"/>
             </w:rPr>
           </w:pPr>
-          <w:hyperlink w:anchor="_Toc242096911" w:history="1">
+          <w:hyperlink w:anchor="_Toc242097734" w:history="1">
             <w:r>
               <w:rPr>
                 <w:rStyle w:val="Hyperlink"/>
@@ -4019,7 +4151,7 @@
               <w:rPr>
                 <w:noProof/>
               </w:rPr>
-              <w:instrText xml:space="preserve"> PAGEREF _Toc242096911 \h </w:instrText>
+              <w:instrText xml:space="preserve"> PAGEREF _Toc242097734 \h </w:instrText>
             </w:r>
             <w:r>
               <w:rPr>
@@ -4062,7 +4194,7 @@
               <w14:ligatures w14:val="standardContextual"/>
             </w:rPr>
           </w:pPr>
-          <w:hyperlink w:anchor="_Toc242096912" w:history="1">
+          <w:hyperlink w:anchor="_Toc242097735" w:history="1">
             <w:r>
               <w:rPr>
                 <w:rStyle w:val="Hyperlink"/>
@@ -4086,7 +4218,7 @@
               <w:rPr>
                 <w:noProof/>
               </w:rPr>
-              <w:instrText xml:space="preserve"> PAGEREF _Toc242096912 \h </w:instrText>
+              <w:instrText xml:space="preserve"> PAGEREF _Toc242097735 \h </w:instrText>
             </w:r>
             <w:r>
               <w:rPr>
@@ -4127,7 +4259,7 @@
         <w:keepLines/>
         <w:pageBreakBefore/>
       </w:pPr>
-      <w:bookmarkStart w:id="0" w:name="_Toc242096882"/>
+      <w:bookmarkStart w:id="0" w:name="_Toc242097705"/>
       <w:r>
         <w:lastRenderedPageBreak/>
         <w:t>1 Introduction</w:t>
@@ -4140,7 +4272,7 @@
         <w:keepNext/>
         <w:keepLines/>
       </w:pPr>
-      <w:bookmarkStart w:id="1" w:name="_Toc242096883"/>
+      <w:bookmarkStart w:id="1" w:name="_Toc242097706"/>
       <w:r>
         <w:t>1.1 Purpose</w:t>
       </w:r>
@@ -4190,7 +4322,7 @@
         <w:keepNext/>
         <w:keepLines/>
       </w:pPr>
-      <w:bookmarkStart w:id="2" w:name="_Toc242096884"/>
+      <w:bookmarkStart w:id="2" w:name="_Toc242097707"/>
       <w:r>
         <w:t>1.2 Scope</w:t>
       </w:r>
@@ -4211,7 +4343,10 @@
         <w:t>fully dressed</w:t>
       </w:r>
       <w:r>
-        <w:t xml:space="preserve"> format because they carry the main risk or value; the rest are given in </w:t>
+        <w:t xml:space="preserve"> format </w:t>
+      </w:r>
+      <w:r>
+        <w:t xml:space="preserve">because they carry the main risk or value; the rest are given in </w:t>
       </w:r>
       <w:r>
         <w:rPr>
@@ -4230,7 +4365,7 @@
         <w:keepNext/>
         <w:keepLines/>
       </w:pPr>
-      <w:bookmarkStart w:id="3" w:name="_Toc242096885"/>
+      <w:bookmarkStart w:id="3" w:name="_Toc242097708"/>
       <w:r>
         <w:t>1.3 Intended audience</w:t>
       </w:r>
@@ -4250,7 +4385,7 @@
         <w:keepNext/>
         <w:keepLines/>
       </w:pPr>
-      <w:bookmarkStart w:id="4" w:name="_Toc242096886"/>
+      <w:bookmarkStart w:id="4" w:name="_Toc242097709"/>
       <w:r>
         <w:t>1.4 Relationship to other documents</w:t>
       </w:r>
@@ -4261,7 +4396,7 @@
         <w:pStyle w:val="Caption"/>
         <w:keepNext/>
       </w:pPr>
-      <w:bookmarkStart w:id="5" w:name="_Toc242096907"/>
+      <w:bookmarkStart w:id="5" w:name="_Toc242097730"/>
       <w:r>
         <w:t xml:space="preserve">Table </w:t>
       </w:r>
@@ -4303,7 +4438,7 @@
           <w:left w:w="10" w:type="dxa"/>
           <w:right w:w="10" w:type="dxa"/>
         </w:tblCellMar>
-        <w:tblLook w:val="0000" w:firstRow="0" w:lastRow="0" w:firstColumn="0" w:lastColumn="0" w:noHBand="0" w:noVBand="0"/>
+        <w:tblLook w:val="04A0" w:firstRow="1" w:lastRow="0" w:firstColumn="1" w:lastColumn="0" w:noHBand="0" w:noVBand="1"/>
       </w:tblPr>
       <w:tblGrid>
         <w:gridCol w:w="3327"/>
@@ -4689,7 +4824,7 @@
         <w:keepNext/>
         <w:keepLines/>
       </w:pPr>
-      <w:bookmarkStart w:id="6" w:name="_Toc242096887"/>
+      <w:bookmarkStart w:id="6" w:name="_Toc242097710"/>
       <w:r>
         <w:t>1.5 Conventions</w:t>
       </w:r>
@@ -4788,7 +4923,7 @@
         <w:keepLines/>
         <w:pageBreakBefore/>
       </w:pPr>
-      <w:bookmarkStart w:id="7" w:name="_Toc242096888"/>
+      <w:bookmarkStart w:id="7" w:name="_Toc242097711"/>
       <w:r>
         <w:lastRenderedPageBreak/>
         <w:t>2 Actors</w:t>
@@ -4800,7 +4935,7 @@
         <w:pStyle w:val="Caption"/>
         <w:keepNext/>
       </w:pPr>
-      <w:bookmarkStart w:id="8" w:name="_Toc242096908"/>
+      <w:bookmarkStart w:id="8" w:name="_Toc242097731"/>
       <w:r>
         <w:t xml:space="preserve">Table </w:t>
       </w:r>
@@ -4842,7 +4977,7 @@
           <w:left w:w="10" w:type="dxa"/>
           <w:right w:w="10" w:type="dxa"/>
         </w:tblCellMar>
-        <w:tblLook w:val="0000" w:firstRow="0" w:lastRow="0" w:firstColumn="0" w:lastColumn="0" w:noHBand="0" w:noVBand="0"/>
+        <w:tblLook w:val="04A0" w:firstRow="1" w:lastRow="0" w:firstColumn="1" w:lastColumn="0" w:noHBand="0" w:noVBand="1"/>
       </w:tblPr>
       <w:tblGrid>
         <w:gridCol w:w="3154"/>
@@ -5897,7 +6032,7 @@
         <w:keepLines/>
         <w:pageBreakBefore/>
       </w:pPr>
-      <w:bookmarkStart w:id="9" w:name="_Toc242096889"/>
+      <w:bookmarkStart w:id="9" w:name="_Toc242097712"/>
       <w:r>
         <w:lastRenderedPageBreak/>
         <w:t>3 Use case diagrams</w:t>
@@ -5915,10 +6050,10 @@
           <w:noProof/>
         </w:rPr>
         <w:drawing>
-          <wp:inline distT="0" distB="0" distL="0" distR="0" wp14:anchorId="05BC17A8" wp14:editId="05BC17A9">
+          <wp:inline distT="0" distB="0" distL="0" distR="0" wp14:anchorId="4870B902" wp14:editId="4870B903">
             <wp:extent cx="5676900" cy="8191500"/>
             <wp:effectExtent l="0" t="0" r="0" b="0"/>
-            <wp:docPr id="1" name="uc-student.png" descr="Student services: use cases of the student and the systems that support them" title="Student services: use cases of the student and the systems that support them"/>
+            <wp:docPr id="6" name="uc-student.png" descr="Student services: use cases of the student and the systems that support them" title="Student services: use cases of the student and the systems that support them"/>
             <wp:cNvGraphicFramePr>
               <a:graphicFrameLocks xmlns:a="http://schemas.openxmlformats.org/drawingml/2006/main" noChangeAspect="1"/>
             </wp:cNvGraphicFramePr>
@@ -5958,7 +6093,7 @@
       <w:pPr>
         <w:pStyle w:val="Caption"/>
       </w:pPr>
-      <w:bookmarkStart w:id="10" w:name="_Toc242096903"/>
+      <w:bookmarkStart w:id="10" w:name="_Toc242097726"/>
       <w:r>
         <w:t xml:space="preserve">Figure </w:t>
       </w:r>
@@ -5997,10 +6132,10 @@
         </w:rPr>
         <w:lastRenderedPageBreak/>
         <w:drawing>
-          <wp:inline distT="0" distB="0" distL="0" distR="0" wp14:anchorId="05BC17AA" wp14:editId="05BC17AB">
+          <wp:inline distT="0" distB="0" distL="0" distR="0" wp14:anchorId="4870B904" wp14:editId="4870B905">
             <wp:extent cx="6124575" cy="3705225"/>
             <wp:effectExtent l="0" t="0" r="0" b="0"/>
-            <wp:docPr id="2" name="uc-backoffice.png" descr="Data, trust and community services: use cases of the curator, scheduler, teacher and senior" title="Data, trust and community services: use cases of the curator, scheduler, teacher and senior"/>
+            <wp:docPr id="7" name="uc-backoffice.png" descr="Data, trust and community services: use cases of the curator, scheduler, teacher and senior" title="Data, trust and community services: use cases of the curator, scheduler, teacher and senior"/>
             <wp:cNvGraphicFramePr>
               <a:graphicFrameLocks xmlns:a="http://schemas.openxmlformats.org/drawingml/2006/main" noChangeAspect="1"/>
             </wp:cNvGraphicFramePr>
@@ -6040,7 +6175,7 @@
       <w:pPr>
         <w:pStyle w:val="Caption"/>
       </w:pPr>
-      <w:bookmarkStart w:id="11" w:name="_Toc242096904"/>
+      <w:bookmarkStart w:id="11" w:name="_Toc242097727"/>
       <w:r>
         <w:t xml:space="preserve">Figure </w:t>
       </w:r>
@@ -6074,7 +6209,7 @@
         <w:keepLines/>
         <w:pageBreakBefore/>
       </w:pPr>
-      <w:bookmarkStart w:id="12" w:name="_Toc242096890"/>
+      <w:bookmarkStart w:id="12" w:name="_Toc242097713"/>
       <w:r>
         <w:lastRenderedPageBreak/>
         <w:t>4 Use case catalogue</w:t>
@@ -6086,7 +6221,7 @@
         <w:pStyle w:val="Caption"/>
         <w:keepNext/>
       </w:pPr>
-      <w:bookmarkStart w:id="13" w:name="_Toc242096909"/>
+      <w:bookmarkStart w:id="13" w:name="_Toc242097732"/>
       <w:r>
         <w:t xml:space="preserve">Table </w:t>
       </w:r>
@@ -6128,7 +6263,7 @@
           <w:left w:w="10" w:type="dxa"/>
           <w:right w:w="10" w:type="dxa"/>
         </w:tblCellMar>
-        <w:tblLook w:val="0000" w:firstRow="0" w:lastRow="0" w:firstColumn="0" w:lastColumn="0" w:noHBand="0" w:noVBand="0"/>
+        <w:tblLook w:val="04A0" w:firstRow="1" w:lastRow="0" w:firstColumn="1" w:lastColumn="0" w:noHBand="0" w:noVBand="1"/>
       </w:tblPr>
       <w:tblGrid>
         <w:gridCol w:w="704"/>
@@ -9859,7 +9994,7 @@
         <w:keepLines/>
         <w:pageBreakBefore/>
       </w:pPr>
-      <w:bookmarkStart w:id="14" w:name="_Toc242096891"/>
+      <w:bookmarkStart w:id="14" w:name="_Toc242097714"/>
       <w:r>
         <w:lastRenderedPageBreak/>
         <w:t>5 Fully dressed use cases</w:t>
@@ -9872,7 +10007,7 @@
         <w:keepNext/>
         <w:keepLines/>
       </w:pPr>
-      <w:bookmarkStart w:id="15" w:name="_Toc242096892"/>
+      <w:bookmarkStart w:id="15" w:name="_Toc242097715"/>
       <w:r>
         <w:t>5.1 UC-01 Set up profile</w:t>
       </w:r>
@@ -9893,7 +10028,7 @@
           <w:left w:w="10" w:type="dxa"/>
           <w:right w:w="10" w:type="dxa"/>
         </w:tblCellMar>
-        <w:tblLook w:val="0000" w:firstRow="0" w:lastRow="0" w:firstColumn="0" w:lastColumn="0" w:noHBand="0" w:noVBand="0"/>
+        <w:tblLook w:val="04A0" w:firstRow="1" w:lastRow="0" w:firstColumn="1" w:lastColumn="0" w:noHBand="0" w:noVBand="1"/>
       </w:tblPr>
       <w:tblGrid>
         <w:gridCol w:w="2376"/>
@@ -10689,7 +10824,10 @@
         <w:t>2b. The student chooses "Read my results sheet":</w:t>
       </w:r>
       <w:r>
-        <w:t xml:space="preserve"> the student photographs the results sheet; the system reads the fields (FR-109), highlights low-confidence fields (FR-110), deletes the photo (FR-111), and the student confirms or corrects each field; continue at step 5.</w:t>
+        <w:t xml:space="preserve"> the student photographs the results sheet; the system </w:t>
+      </w:r>
+      <w:r>
+        <w:t>reads the fields (FR-109), highlights low-confidence fields (FR-110), deletes the photo (FR-111), and the student confirms or corrects each field; continue at step 5.</w:t>
       </w:r>
     </w:p>
     <w:p>
@@ -10729,10 +10867,7 @@
         <w:t>5b. The subject combination is not admissible for the stream:</w:t>
       </w:r>
       <w:r>
-        <w:t xml:space="preserve"> the system names the subject that does not </w:t>
-      </w:r>
-      <w:r>
-        <w:t>fit (FR-103); resume at step 4.</w:t>
+        <w:t xml:space="preserve"> the system names the subject that does not fit (FR-103); resume at step 4.</w:t>
       </w:r>
     </w:p>
     <w:p>
@@ -10770,7 +10905,7 @@
           <w:left w:w="10" w:type="dxa"/>
           <w:right w:w="10" w:type="dxa"/>
         </w:tblCellMar>
-        <w:tblLook w:val="0000" w:firstRow="0" w:lastRow="0" w:firstColumn="0" w:lastColumn="0" w:noHBand="0" w:noVBand="0"/>
+        <w:tblLook w:val="04A0" w:firstRow="1" w:lastRow="0" w:firstColumn="1" w:lastColumn="0" w:noHBand="0" w:noVBand="1"/>
       </w:tblPr>
       <w:tblGrid>
         <w:gridCol w:w="1606"/>
@@ -10936,7 +11071,7 @@
         <w:keepNext/>
         <w:keepLines/>
       </w:pPr>
-      <w:bookmarkStart w:id="16" w:name="_Toc242096893"/>
+      <w:bookmarkStart w:id="16" w:name="_Toc242097716"/>
       <w:r>
         <w:t>5.2 UC-02 Explore eligible courses</w:t>
       </w:r>
@@ -10957,7 +11092,7 @@
           <w:left w:w="10" w:type="dxa"/>
           <w:right w:w="10" w:type="dxa"/>
         </w:tblCellMar>
-        <w:tblLook w:val="0000" w:firstRow="0" w:lastRow="0" w:firstColumn="0" w:lastColumn="0" w:noHBand="0" w:noVBand="0"/>
+        <w:tblLook w:val="04A0" w:firstRow="1" w:lastRow="0" w:firstColumn="1" w:lastColumn="0" w:noHBand="0" w:noVBand="1"/>
       </w:tblPr>
       <w:tblGrid>
         <w:gridCol w:w="2376"/>
@@ -11814,10 +11949,7 @@
         <w:t>5a. The student marks an offering as a dream course:</w:t>
       </w:r>
       <w:r>
-        <w:t xml:space="preserve"> the system shows the gap and up to three nearby open </w:t>
-      </w:r>
-      <w:r>
-        <w:t>offerings (FR-211, FR-212).</w:t>
+        <w:t xml:space="preserve"> the system shows the gap and up to three nearby open offerings (FR-211, FR-212).</w:t>
       </w:r>
     </w:p>
     <w:p>
@@ -11855,7 +11987,7 @@
           <w:left w:w="10" w:type="dxa"/>
           <w:right w:w="10" w:type="dxa"/>
         </w:tblCellMar>
-        <w:tblLook w:val="0000" w:firstRow="0" w:lastRow="0" w:firstColumn="0" w:lastColumn="0" w:noHBand="0" w:noVBand="0"/>
+        <w:tblLook w:val="04A0" w:firstRow="1" w:lastRow="0" w:firstColumn="1" w:lastColumn="0" w:noHBand="0" w:noVBand="1"/>
       </w:tblPr>
       <w:tblGrid>
         <w:gridCol w:w="1355"/>
@@ -11947,7 +12079,7 @@
         <w:keepNext/>
         <w:keepLines/>
       </w:pPr>
-      <w:bookmarkStart w:id="17" w:name="_Toc242096894"/>
+      <w:bookmarkStart w:id="17" w:name="_Toc242097717"/>
       <w:r>
         <w:t>5.3 UC-04 Build and check preference list</w:t>
       </w:r>
@@ -11968,7 +12100,7 @@
           <w:left w:w="10" w:type="dxa"/>
           <w:right w:w="10" w:type="dxa"/>
         </w:tblCellMar>
-        <w:tblLook w:val="0000" w:firstRow="0" w:lastRow="0" w:firstColumn="0" w:lastColumn="0" w:noHBand="0" w:noVBand="0"/>
+        <w:tblLook w:val="04A0" w:firstRow="1" w:lastRow="0" w:firstColumn="1" w:lastColumn="0" w:noHBand="0" w:noVBand="1"/>
       </w:tblPr>
       <w:tblGrid>
         <w:gridCol w:w="2376"/>
@@ -12782,7 +12914,10 @@
         <w:t>3b. The list exceeds the maximum number of preferences allowed (BR-043):</w:t>
       </w:r>
       <w:r>
-        <w:t xml:space="preserve"> the system prevents further additions and explains the limit.</w:t>
+        <w:t xml:space="preserve"> the system prevents further </w:t>
+      </w:r>
+      <w:r>
+        <w:t>additions and explains the limit.</w:t>
       </w:r>
     </w:p>
     <w:p>
@@ -12805,10 +12940,10 @@
         </w:rPr>
         <w:lastRenderedPageBreak/>
         <w:drawing>
-          <wp:inline distT="0" distB="0" distL="0" distR="0" wp14:anchorId="05BC17AC" wp14:editId="05BC17AD">
+          <wp:inline distT="0" distB="0" distL="0" distR="0" wp14:anchorId="4870B906" wp14:editId="4870B907">
             <wp:extent cx="3648075" cy="8191500"/>
             <wp:effectExtent l="0" t="0" r="0" b="0"/>
-            <wp:docPr id="3" name="act-list-check.png" descr="Activity flow of UC-04: adding, checking and fixing the preference list" title="Activity flow of UC-04: adding, checking and fixing the preference list"/>
+            <wp:docPr id="8" name="act-list-check.png" descr="Activity flow of UC-04: adding, checking and fixing the preference list" title="Activity flow of UC-04: adding, checking and fixing the preference list"/>
             <wp:cNvGraphicFramePr>
               <a:graphicFrameLocks xmlns:a="http://schemas.openxmlformats.org/drawingml/2006/main" noChangeAspect="1"/>
             </wp:cNvGraphicFramePr>
@@ -12848,7 +12983,7 @@
       <w:pPr>
         <w:pStyle w:val="Caption"/>
       </w:pPr>
-      <w:bookmarkStart w:id="18" w:name="_Toc242096905"/>
+      <w:bookmarkStart w:id="18" w:name="_Toc242097728"/>
       <w:r>
         <w:t xml:space="preserve">Figure </w:t>
       </w:r>
@@ -12881,7 +13016,7 @@
         <w:keepNext/>
         <w:keepLines/>
       </w:pPr>
-      <w:bookmarkStart w:id="19" w:name="_Toc242096895"/>
+      <w:bookmarkStart w:id="19" w:name="_Toc242097718"/>
       <w:r>
         <w:lastRenderedPageBreak/>
         <w:t>5.4 UC-07 Ask a question</w:t>
@@ -12903,7 +13038,7 @@
           <w:left w:w="10" w:type="dxa"/>
           <w:right w:w="10" w:type="dxa"/>
         </w:tblCellMar>
-        <w:tblLook w:val="0000" w:firstRow="0" w:lastRow="0" w:firstColumn="0" w:lastColumn="0" w:noHBand="0" w:noVBand="0"/>
+        <w:tblLook w:val="04A0" w:firstRow="1" w:lastRow="0" w:firstColumn="1" w:lastColumn="0" w:noHBand="0" w:noVBand="1"/>
       </w:tblPr>
       <w:tblGrid>
         <w:gridCol w:w="2376"/>
@@ -13809,7 +13944,7 @@
         <w:keepNext/>
         <w:keepLines/>
       </w:pPr>
-      <w:bookmarkStart w:id="20" w:name="_Toc242096896"/>
+      <w:bookmarkStart w:id="20" w:name="_Toc242097719"/>
       <w:r>
         <w:t>5.5 UC-11 Extract facts from a source</w:t>
       </w:r>
@@ -13830,7 +13965,7 @@
           <w:left w:w="10" w:type="dxa"/>
           <w:right w:w="10" w:type="dxa"/>
         </w:tblCellMar>
-        <w:tblLook w:val="0000" w:firstRow="0" w:lastRow="0" w:firstColumn="0" w:lastColumn="0" w:noHBand="0" w:noVBand="0"/>
+        <w:tblLook w:val="04A0" w:firstRow="1" w:lastRow="0" w:firstColumn="1" w:lastColumn="0" w:noHBand="0" w:noVBand="1"/>
       </w:tblPr>
       <w:tblGrid>
         <w:gridCol w:w="2376"/>
@@ -14699,10 +14834,10 @@
           <w:noProof/>
         </w:rPr>
         <w:drawing>
-          <wp:inline distT="0" distB="0" distL="0" distR="0" wp14:anchorId="05BC17AE" wp14:editId="05BC17AF">
+          <wp:inline distT="0" distB="0" distL="0" distR="0" wp14:anchorId="4870B908" wp14:editId="4870B909">
             <wp:extent cx="6124575" cy="5514975"/>
             <wp:effectExtent l="0" t="0" r="0" b="0"/>
-            <wp:docPr id="4" name="act-extraction.png" descr="Activity flow of UC-11 and UC-12: extraction, two-model check and curator review" title="Activity flow of UC-11 and UC-12: extraction, two-model check and curator review"/>
+            <wp:docPr id="9" name="act-extraction.png" descr="Activity flow of UC-11 and UC-12: extraction, two-model check and curator review" title="Activity flow of UC-11 and UC-12: extraction, two-model check and curator review"/>
             <wp:cNvGraphicFramePr>
               <a:graphicFrameLocks xmlns:a="http://schemas.openxmlformats.org/drawingml/2006/main" noChangeAspect="1"/>
             </wp:cNvGraphicFramePr>
@@ -14742,7 +14877,7 @@
       <w:pPr>
         <w:pStyle w:val="Caption"/>
       </w:pPr>
-      <w:bookmarkStart w:id="21" w:name="_Toc242096906"/>
+      <w:bookmarkStart w:id="21" w:name="_Toc242097729"/>
       <w:r>
         <w:t xml:space="preserve">Figure </w:t>
       </w:r>
@@ -14775,7 +14910,7 @@
         <w:keepNext/>
         <w:keepLines/>
       </w:pPr>
-      <w:bookmarkStart w:id="22" w:name="_Toc242096897"/>
+      <w:bookmarkStart w:id="22" w:name="_Toc242097720"/>
       <w:r>
         <w:t>5.6 UC-12 Review queued facts and reports</w:t>
       </w:r>
@@ -14796,7 +14931,7 @@
           <w:left w:w="10" w:type="dxa"/>
           <w:right w:w="10" w:type="dxa"/>
         </w:tblCellMar>
-        <w:tblLook w:val="0000" w:firstRow="0" w:lastRow="0" w:firstColumn="0" w:lastColumn="0" w:noHBand="0" w:noVBand="0"/>
+        <w:tblLook w:val="04A0" w:firstRow="1" w:lastRow="0" w:firstColumn="1" w:lastColumn="0" w:noHBand="0" w:noVBand="1"/>
       </w:tblPr>
       <w:tblGrid>
         <w:gridCol w:w="2276"/>
@@ -15357,7 +15492,7 @@
         <w:keepNext/>
         <w:keepLines/>
       </w:pPr>
-      <w:bookmarkStart w:id="23" w:name="_Toc242096898"/>
+      <w:bookmarkStart w:id="23" w:name="_Toc242097721"/>
       <w:r>
         <w:t>5.7 UC-13 Scan Gazette</w:t>
       </w:r>
@@ -15378,7 +15513,7 @@
           <w:left w:w="10" w:type="dxa"/>
           <w:right w:w="10" w:type="dxa"/>
         </w:tblCellMar>
-        <w:tblLook w:val="0000" w:firstRow="0" w:lastRow="0" w:firstColumn="0" w:lastColumn="0" w:noHBand="0" w:noVBand="0"/>
+        <w:tblLook w:val="04A0" w:firstRow="1" w:lastRow="0" w:firstColumn="1" w:lastColumn="0" w:noHBand="0" w:noVBand="1"/>
       </w:tblPr>
       <w:tblGrid>
         <w:gridCol w:w="2276"/>
@@ -15865,7 +16000,7 @@
         <w:keepLines/>
         <w:pageBreakBefore/>
       </w:pPr>
-      <w:bookmarkStart w:id="24" w:name="_Toc242096899"/>
+      <w:bookmarkStart w:id="24" w:name="_Toc242097722"/>
       <w:r>
         <w:lastRenderedPageBreak/>
         <w:t>6 Brief use cases</w:t>
@@ -15877,7 +16012,7 @@
         <w:pStyle w:val="Caption"/>
         <w:keepNext/>
       </w:pPr>
-      <w:bookmarkStart w:id="25" w:name="_Toc242096910"/>
+      <w:bookmarkStart w:id="25" w:name="_Toc242097733"/>
       <w:r>
         <w:t xml:space="preserve">Table </w:t>
       </w:r>
@@ -15919,7 +16054,7 @@
           <w:left w:w="10" w:type="dxa"/>
           <w:right w:w="10" w:type="dxa"/>
         </w:tblCellMar>
-        <w:tblLook w:val="0000" w:firstRow="0" w:lastRow="0" w:firstColumn="0" w:lastColumn="0" w:noHBand="0" w:noVBand="0"/>
+        <w:tblLook w:val="04A0" w:firstRow="1" w:lastRow="0" w:firstColumn="1" w:lastColumn="0" w:noHBand="0" w:noVBand="1"/>
       </w:tblPr>
       <w:tblGrid>
         <w:gridCol w:w="766"/>
@@ -17195,7 +17330,7 @@
         <w:keepLines/>
         <w:pageBreakBefore/>
       </w:pPr>
-      <w:bookmarkStart w:id="26" w:name="_Toc242096900"/>
+      <w:bookmarkStart w:id="26" w:name="_Toc242097723"/>
       <w:r>
         <w:lastRenderedPageBreak/>
         <w:t>Appendix A: Traceability: requirements to use cases</w:t>
@@ -17230,7 +17365,7 @@
         <w:keepLines/>
         <w:pageBreakBefore/>
       </w:pPr>
-      <w:bookmarkStart w:id="27" w:name="_Toc242096901"/>
+      <w:bookmarkStart w:id="27" w:name="_Toc242097724"/>
       <w:r>
         <w:lastRenderedPageBreak/>
         <w:t>Appendix B: Glossary</w:t>
@@ -17242,7 +17377,7 @@
         <w:pStyle w:val="Caption"/>
         <w:keepNext/>
       </w:pPr>
-      <w:bookmarkStart w:id="28" w:name="_Toc242096911"/>
+      <w:bookmarkStart w:id="28" w:name="_Toc242097734"/>
       <w:r>
         <w:t xml:space="preserve">Table </w:t>
       </w:r>
@@ -17284,7 +17419,7 @@
           <w:left w:w="10" w:type="dxa"/>
           <w:right w:w="10" w:type="dxa"/>
         </w:tblCellMar>
-        <w:tblLook w:val="0000" w:firstRow="0" w:lastRow="0" w:firstColumn="0" w:lastColumn="0" w:noHBand="0" w:noVBand="0"/>
+        <w:tblLook w:val="04A0" w:firstRow="1" w:lastRow="0" w:firstColumn="1" w:lastColumn="0" w:noHBand="0" w:noVBand="1"/>
       </w:tblPr>
       <w:tblGrid>
         <w:gridCol w:w="2276"/>
@@ -17815,7 +17950,7 @@
         <w:keepLines/>
         <w:pageBreakBefore/>
       </w:pPr>
-      <w:bookmarkStart w:id="29" w:name="_Toc242096902"/>
+      <w:bookmarkStart w:id="29" w:name="_Toc242097725"/>
       <w:r>
         <w:lastRenderedPageBreak/>
         <w:t>Appendix C: References</w:t>
@@ -17827,7 +17962,7 @@
         <w:pStyle w:val="Caption"/>
         <w:keepNext/>
       </w:pPr>
-      <w:bookmarkStart w:id="30" w:name="_Toc242096912"/>
+      <w:bookmarkStart w:id="30" w:name="_Toc242097735"/>
       <w:r>
         <w:t xml:space="preserve">Table </w:t>
       </w:r>
@@ -17869,7 +18004,7 @@
           <w:left w:w="10" w:type="dxa"/>
           <w:right w:w="10" w:type="dxa"/>
         </w:tblCellMar>
-        <w:tblLook w:val="0000" w:firstRow="0" w:lastRow="0" w:firstColumn="0" w:lastColumn="0" w:noHBand="0" w:noVBand="0"/>
+        <w:tblLook w:val="04A0" w:firstRow="1" w:lastRow="0" w:firstColumn="1" w:lastColumn="0" w:noHBand="0" w:noVBand="1"/>
       </w:tblPr>
       <w:tblGrid>
         <w:gridCol w:w="803"/>
@@ -18452,7 +18587,7 @@
         <w:sz w:val="16"/>
         <w:szCs w:val="16"/>
       </w:rPr>
-      <w:t>ZP-DOC-04  ·  v0.9  ·  In review</w:t>
+      <w:t>ZP-DOC-04  ·  v1.0  ·  Approved</w:t>
     </w:r>
   </w:p>
 </w:hdr>
@@ -18461,10 +18596,10 @@
 <file path=word/numbering.xml><?xml version="1.0" encoding="utf-8"?>
 <w:numbering xmlns:wpc="http://schemas.microsoft.com/office/word/2010/wordprocessingCanvas" xmlns:cx="http://schemas.microsoft.com/office/drawing/2014/chartex" xmlns:cx1="http://schemas.microsoft.com/office/drawing/2015/9/8/chartex" xmlns:cx2="http://schemas.microsoft.com/office/drawing/2015/10/21/chartex" xmlns:cx3="http://schemas.microsoft.com/office/drawing/2016/5/9/chartex" xmlns:cx4="http://schemas.microsoft.com/office/drawing/2016/5/10/chartex" xmlns:cx5="http://schemas.microsoft.com/office/drawing/2016/5/11/chartex" xmlns:cx6="http://schemas.microsoft.com/office/drawing/2016/5/12/chartex" xmlns:cx7="http://schemas.microsoft.com/office/drawing/2016/5/13/chartex" xmlns:cx8="http://schemas.microsoft.com/office/drawing/2016/5/14/chartex" xmlns:mc="http://schemas.openxmlformats.org/markup-compatibility/2006" xmlns:aink="http://schemas.microsoft.com/office/drawing/2016/ink" xmlns:am3d="http://schemas.microsoft.com/office/drawing/2017/model3d" xmlns:o="urn:schemas-microsoft-com:office:office" xmlns:oel="http://schemas.microsoft.com/office/2019/extlst" xmlns:r="http://schemas.openxmlformats.org/officeDocument/2006/relationships" xmlns:m="http://schemas.openxmlformats.org/officeDocument/2006/math" xmlns:v="urn:schemas-microsoft-com:vml" xmlns:wp14="http://schemas.microsoft.com/office/word/2010/wordprocessingDrawing" xmlns:wp="http://schemas.openxmlformats.org/drawingml/2006/wordprocessingDrawing" xmlns:w10="urn:schemas-microsoft-com:office:word" xmlns:w="http://schemas.openxmlformats.org/wordprocessingml/2006/main" xmlns:w14="http://schemas.microsoft.com/office/word/2010/wordml" xmlns:w15="http://schemas.microsoft.com/office/word/2012/wordml" xmlns:w16cex="http://schemas.microsoft.com/office/word/2018/wordml/cex" xmlns:w16cid="http://schemas.microsoft.com/office/word/2016/wordml/cid" xmlns:w16="http://schemas.microsoft.com/office/word/2018/wordml" xmlns:w16du="http://schemas.microsoft.com/office/word/2023/wordml/word16du" xmlns:w16sdtdh="http://schemas.microsoft.com/office/word/2020/wordml/sdtdatahash" xmlns:w16sdtfl="http://schemas.microsoft.com/office/word/2024/wordml/sdtformatlock" xmlns:w16se="http://schemas.microsoft.com/office/word/2015/wordml/symex" xmlns:wpg="http://schemas.microsoft.com/office/word/2010/wordprocessingGroup" xmlns:wpi="http://schemas.microsoft.com/office/word/2010/wordprocessingInk" xmlns:wne="http://schemas.microsoft.com/office/word/2006/wordml" xmlns:wps="http://schemas.microsoft.com/office/word/2010/wordprocessingShape" mc:Ignorable="w14 w15 w16se w16cid w16 w16cex w16sdtdh w16sdtfl w16du wp14">
   <w:abstractNum w:abstractNumId="0" w15:restartNumberingAfterBreak="0">
-    <w:nsid w:val="1B80297B"/>
+    <w:nsid w:val="271172D9"/>
     <w:multiLevelType w:val="hybridMultilevel"/>
-    <w:tmpl w:val="FBD82432"/>
-    <w:lvl w:ilvl="0" w:tplc="FC027F2A" w:tentative="1">
+    <w:tmpl w:val="705AAEFC"/>
+    <w:lvl w:ilvl="0" w:tplc="7CA08702" w:tentative="1">
       <w:start w:val="1"/>
       <w:numFmt w:val="bullet"/>
       <w:lvlText w:val="●"/>
@@ -18473,7 +18608,7 @@
         <w:ind w:left="720" w:hanging="360"/>
       </w:pPr>
     </w:lvl>
-    <w:lvl w:ilvl="1" w:tplc="E32A7DC2" w:tentative="1">
+    <w:lvl w:ilvl="1" w:tplc="F35E2148" w:tentative="1">
       <w:start w:val="1"/>
       <w:numFmt w:val="bullet"/>
       <w:lvlText w:val="○"/>
@@ -18482,7 +18617,7 @@
         <w:ind w:left="1440" w:hanging="360"/>
       </w:pPr>
     </w:lvl>
-    <w:lvl w:ilvl="2" w:tplc="F1AC1D62" w:tentative="1">
+    <w:lvl w:ilvl="2" w:tplc="4C6653C4" w:tentative="1">
       <w:start w:val="1"/>
       <w:numFmt w:val="bullet"/>
       <w:lvlText w:val="■"/>
@@ -18491,7 +18626,7 @@
         <w:ind w:left="2160" w:hanging="360"/>
       </w:pPr>
     </w:lvl>
-    <w:lvl w:ilvl="3" w:tplc="7FC42978" w:tentative="1">
+    <w:lvl w:ilvl="3" w:tplc="098A7138" w:tentative="1">
       <w:start w:val="1"/>
       <w:numFmt w:val="bullet"/>
       <w:lvlText w:val="●"/>
@@ -18500,7 +18635,7 @@
         <w:ind w:left="2880" w:hanging="360"/>
       </w:pPr>
     </w:lvl>
-    <w:lvl w:ilvl="4" w:tplc="62E692F2" w:tentative="1">
+    <w:lvl w:ilvl="4" w:tplc="D1EC0420" w:tentative="1">
       <w:start w:val="1"/>
       <w:numFmt w:val="bullet"/>
       <w:lvlText w:val="○"/>
@@ -18509,7 +18644,7 @@
         <w:ind w:left="3600" w:hanging="360"/>
       </w:pPr>
     </w:lvl>
-    <w:lvl w:ilvl="5" w:tplc="C23647F8" w:tentative="1">
+    <w:lvl w:ilvl="5" w:tplc="BC86D3AE" w:tentative="1">
       <w:start w:val="1"/>
       <w:numFmt w:val="bullet"/>
       <w:lvlText w:val="■"/>
@@ -18518,7 +18653,7 @@
         <w:ind w:left="4320" w:hanging="360"/>
       </w:pPr>
     </w:lvl>
-    <w:lvl w:ilvl="6" w:tplc="7DF83768" w:tentative="1">
+    <w:lvl w:ilvl="6" w:tplc="652CBDA2" w:tentative="1">
       <w:start w:val="1"/>
       <w:numFmt w:val="bullet"/>
       <w:lvlText w:val="●"/>
@@ -18527,7 +18662,7 @@
         <w:ind w:left="5040" w:hanging="360"/>
       </w:pPr>
     </w:lvl>
-    <w:lvl w:ilvl="7" w:tplc="10C6E878" w:tentative="1">
+    <w:lvl w:ilvl="7" w:tplc="90CE9614" w:tentative="1">
       <w:start w:val="1"/>
       <w:numFmt w:val="bullet"/>
       <w:lvlText w:val="●"/>
@@ -18536,7 +18671,7 @@
         <w:ind w:left="5760" w:hanging="360"/>
       </w:pPr>
     </w:lvl>
-    <w:lvl w:ilvl="8" w:tplc="E6F864AA" w:tentative="1">
+    <w:lvl w:ilvl="8" w:tplc="222C7D36" w:tentative="1">
       <w:start w:val="1"/>
       <w:numFmt w:val="bullet"/>
       <w:lvlText w:val="●"/>
@@ -18547,10 +18682,10 @@
     </w:lvl>
   </w:abstractNum>
   <w:abstractNum w:abstractNumId="1" w15:restartNumberingAfterBreak="0">
-    <w:nsid w:val="6CF53C2D"/>
+    <w:nsid w:val="2F812E19"/>
     <w:multiLevelType w:val="hybridMultilevel"/>
-    <w:tmpl w:val="BB8EAFD2"/>
-    <w:lvl w:ilvl="0" w:tplc="A60EE98E">
+    <w:tmpl w:val="4BCC5DEC"/>
+    <w:lvl w:ilvl="0" w:tplc="A3209F1C">
       <w:start w:val="1"/>
       <w:numFmt w:val="bullet"/>
       <w:lvlText w:val="•"/>
@@ -18559,7 +18694,7 @@
         <w:ind w:left="720" w:hanging="280"/>
       </w:pPr>
     </w:lvl>
-    <w:lvl w:ilvl="1" w:tplc="A4BC3FE6" w:tentative="1">
+    <w:lvl w:ilvl="1" w:tplc="67188480" w:tentative="1">
       <w:start w:val="1"/>
       <w:numFmt w:val="bullet"/>
       <w:lvlText w:val="–"/>
@@ -18568,7 +18703,7 @@
         <w:ind w:left="1080" w:hanging="280"/>
       </w:pPr>
     </w:lvl>
-    <w:lvl w:ilvl="2" w:tplc="E09082BC" w:tentative="1">
+    <w:lvl w:ilvl="2" w:tplc="A44C66EC" w:tentative="1">
       <w:start w:val="1"/>
       <w:numFmt w:val="bullet"/>
       <w:lvlText w:val="▪"/>
@@ -18577,42 +18712,42 @@
         <w:ind w:left="1440" w:hanging="280"/>
       </w:pPr>
     </w:lvl>
-    <w:lvl w:ilvl="3" w:tplc="FDE4AD1C">
+    <w:lvl w:ilvl="3" w:tplc="E76EE698">
       <w:numFmt w:val="decimal"/>
       <w:lvlText w:val=""/>
       <w:lvlJc w:val="left"/>
     </w:lvl>
-    <w:lvl w:ilvl="4" w:tplc="AF722B26">
+    <w:lvl w:ilvl="4" w:tplc="EE76C974">
       <w:numFmt w:val="decimal"/>
       <w:lvlText w:val=""/>
       <w:lvlJc w:val="left"/>
     </w:lvl>
-    <w:lvl w:ilvl="5" w:tplc="A5D2D940">
+    <w:lvl w:ilvl="5" w:tplc="FCE81ADA">
       <w:numFmt w:val="decimal"/>
       <w:lvlText w:val=""/>
       <w:lvlJc w:val="left"/>
     </w:lvl>
-    <w:lvl w:ilvl="6" w:tplc="2C4495BE">
+    <w:lvl w:ilvl="6" w:tplc="769CA506">
       <w:numFmt w:val="decimal"/>
       <w:lvlText w:val=""/>
       <w:lvlJc w:val="left"/>
     </w:lvl>
-    <w:lvl w:ilvl="7" w:tplc="410AA5D6">
+    <w:lvl w:ilvl="7" w:tplc="828A8606">
       <w:numFmt w:val="decimal"/>
       <w:lvlText w:val=""/>
       <w:lvlJc w:val="left"/>
     </w:lvl>
-    <w:lvl w:ilvl="8" w:tplc="8A04217A">
+    <w:lvl w:ilvl="8" w:tplc="1BEEED2E">
       <w:numFmt w:val="decimal"/>
       <w:lvlText w:val=""/>
       <w:lvlJc w:val="left"/>
     </w:lvl>
   </w:abstractNum>
   <w:abstractNum w:abstractNumId="2" w15:restartNumberingAfterBreak="0">
-    <w:nsid w:val="704B35B4"/>
+    <w:nsid w:val="4ECE7651"/>
     <w:multiLevelType w:val="hybridMultilevel"/>
-    <w:tmpl w:val="FDF8AAF6"/>
-    <w:lvl w:ilvl="0" w:tplc="44F6F768">
+    <w:tmpl w:val="A0149E52"/>
+    <w:lvl w:ilvl="0" w:tplc="55D2EF54">
       <w:start w:val="1"/>
       <w:numFmt w:val="decimal"/>
       <w:lvlText w:val="%1."/>
@@ -18621,7 +18756,7 @@
         <w:ind w:left="720" w:hanging="360"/>
       </w:pPr>
     </w:lvl>
-    <w:lvl w:ilvl="1" w:tplc="EED88C5C" w:tentative="1">
+    <w:lvl w:ilvl="1" w:tplc="FF1A3108" w:tentative="1">
       <w:start w:val="1"/>
       <w:numFmt w:val="lowerLetter"/>
       <w:lvlText w:val="%2."/>
@@ -18630,7 +18765,7 @@
         <w:ind w:left="1080" w:hanging="360"/>
       </w:pPr>
     </w:lvl>
-    <w:lvl w:ilvl="2" w:tplc="31BC52F6" w:tentative="1">
+    <w:lvl w:ilvl="2" w:tplc="7334EE6E" w:tentative="1">
       <w:start w:val="1"/>
       <w:numFmt w:val="lowerRoman"/>
       <w:lvlText w:val="%3."/>
@@ -18639,128 +18774,128 @@
         <w:ind w:left="1440" w:hanging="360"/>
       </w:pPr>
     </w:lvl>
-    <w:lvl w:ilvl="3" w:tplc="13840E96">
+    <w:lvl w:ilvl="3" w:tplc="9D30CD0E">
       <w:numFmt w:val="decimal"/>
       <w:lvlText w:val=""/>
       <w:lvlJc w:val="left"/>
     </w:lvl>
-    <w:lvl w:ilvl="4" w:tplc="D93A29B0">
+    <w:lvl w:ilvl="4" w:tplc="478A1002">
       <w:numFmt w:val="decimal"/>
       <w:lvlText w:val=""/>
       <w:lvlJc w:val="left"/>
     </w:lvl>
-    <w:lvl w:ilvl="5" w:tplc="99C0F42A">
+    <w:lvl w:ilvl="5" w:tplc="6E8A0726">
       <w:numFmt w:val="decimal"/>
       <w:lvlText w:val=""/>
       <w:lvlJc w:val="left"/>
     </w:lvl>
-    <w:lvl w:ilvl="6" w:tplc="71649990">
+    <w:lvl w:ilvl="6" w:tplc="A2A05A2E">
       <w:numFmt w:val="decimal"/>
       <w:lvlText w:val=""/>
       <w:lvlJc w:val="left"/>
     </w:lvl>
-    <w:lvl w:ilvl="7" w:tplc="CE948ABC">
+    <w:lvl w:ilvl="7" w:tplc="314C8E52">
       <w:numFmt w:val="decimal"/>
       <w:lvlText w:val=""/>
       <w:lvlJc w:val="left"/>
     </w:lvl>
-    <w:lvl w:ilvl="8" w:tplc="CFACAD8C">
+    <w:lvl w:ilvl="8" w:tplc="438A64A2">
       <w:numFmt w:val="decimal"/>
       <w:lvlText w:val=""/>
       <w:lvlJc w:val="left"/>
     </w:lvl>
   </w:abstractNum>
-  <w:num w:numId="1" w16cid:durableId="920870630">
+  <w:num w:numId="1" w16cid:durableId="186407129">
     <w:abstractNumId w:val="0"/>
     <w:lvlOverride w:ilvl="0">
       <w:startOverride w:val="1"/>
     </w:lvlOverride>
   </w:num>
-  <w:num w:numId="2" w16cid:durableId="1522165251">
+  <w:num w:numId="2" w16cid:durableId="600528828">
     <w:abstractNumId w:val="1"/>
     <w:lvlOverride w:ilvl="0">
       <w:startOverride w:val="1"/>
     </w:lvlOverride>
   </w:num>
-  <w:num w:numId="3" w16cid:durableId="15888446">
+  <w:num w:numId="3" w16cid:durableId="2130080985">
     <w:abstractNumId w:val="2"/>
     <w:lvlOverride w:ilvl="0">
       <w:startOverride w:val="1"/>
     </w:lvlOverride>
   </w:num>
-  <w:num w:numId="4" w16cid:durableId="322048402">
+  <w:num w:numId="4" w16cid:durableId="1639912640">
     <w:abstractNumId w:val="1"/>
     <w:lvlOverride w:ilvl="0">
       <w:startOverride w:val="1"/>
     </w:lvlOverride>
   </w:num>
-  <w:num w:numId="5" w16cid:durableId="1393312226">
+  <w:num w:numId="5" w16cid:durableId="1377464456">
     <w:abstractNumId w:val="2"/>
     <w:lvlOverride w:ilvl="0">
       <w:startOverride w:val="1"/>
     </w:lvlOverride>
   </w:num>
-  <w:num w:numId="6" w16cid:durableId="1744377000">
+  <w:num w:numId="6" w16cid:durableId="1635791819">
     <w:abstractNumId w:val="1"/>
     <w:lvlOverride w:ilvl="0">
       <w:startOverride w:val="1"/>
     </w:lvlOverride>
   </w:num>
-  <w:num w:numId="7" w16cid:durableId="1303197978">
+  <w:num w:numId="7" w16cid:durableId="1273627828">
     <w:abstractNumId w:val="2"/>
     <w:lvlOverride w:ilvl="0">
       <w:startOverride w:val="1"/>
     </w:lvlOverride>
   </w:num>
-  <w:num w:numId="8" w16cid:durableId="1523595093">
+  <w:num w:numId="8" w16cid:durableId="728848668">
     <w:abstractNumId w:val="1"/>
     <w:lvlOverride w:ilvl="0">
       <w:startOverride w:val="1"/>
     </w:lvlOverride>
   </w:num>
-  <w:num w:numId="9" w16cid:durableId="1635482515">
+  <w:num w:numId="9" w16cid:durableId="349720682">
     <w:abstractNumId w:val="2"/>
     <w:lvlOverride w:ilvl="0">
       <w:startOverride w:val="1"/>
     </w:lvlOverride>
   </w:num>
-  <w:num w:numId="10" w16cid:durableId="1385984494">
+  <w:num w:numId="10" w16cid:durableId="1958102369">
     <w:abstractNumId w:val="1"/>
     <w:lvlOverride w:ilvl="0">
       <w:startOverride w:val="1"/>
     </w:lvlOverride>
   </w:num>
-  <w:num w:numId="11" w16cid:durableId="1676613475">
+  <w:num w:numId="11" w16cid:durableId="1109936504">
     <w:abstractNumId w:val="2"/>
     <w:lvlOverride w:ilvl="0">
       <w:startOverride w:val="1"/>
     </w:lvlOverride>
   </w:num>
-  <w:num w:numId="12" w16cid:durableId="172653123">
+  <w:num w:numId="12" w16cid:durableId="1534725614">
     <w:abstractNumId w:val="1"/>
     <w:lvlOverride w:ilvl="0">
       <w:startOverride w:val="1"/>
     </w:lvlOverride>
   </w:num>
-  <w:num w:numId="13" w16cid:durableId="1261523490">
+  <w:num w:numId="13" w16cid:durableId="1222447623">
     <w:abstractNumId w:val="2"/>
     <w:lvlOverride w:ilvl="0">
       <w:startOverride w:val="1"/>
     </w:lvlOverride>
   </w:num>
-  <w:num w:numId="14" w16cid:durableId="1003437658">
+  <w:num w:numId="14" w16cid:durableId="405306266">
     <w:abstractNumId w:val="1"/>
     <w:lvlOverride w:ilvl="0">
       <w:startOverride w:val="1"/>
     </w:lvlOverride>
   </w:num>
-  <w:num w:numId="15" w16cid:durableId="394351652">
+  <w:num w:numId="15" w16cid:durableId="1333022905">
     <w:abstractNumId w:val="2"/>
     <w:lvlOverride w:ilvl="0">
       <w:startOverride w:val="1"/>
     </w:lvlOverride>
   </w:num>
-  <w:num w:numId="16" w16cid:durableId="20129614">
+  <w:num w:numId="16" w16cid:durableId="301539567">
     <w:abstractNumId w:val="1"/>
     <w:lvlOverride w:ilvl="0">
       <w:startOverride w:val="1"/>
@@ -19465,7 +19600,7 @@
     <w:autoRedefine/>
     <w:uiPriority w:val="39"/>
     <w:unhideWhenUsed/>
-    <w:rsid w:val="0072303C"/>
+    <w:rsid w:val="006261BA"/>
     <w:pPr>
       <w:spacing w:after="100"/>
     </w:pPr>
@@ -19477,7 +19612,7 @@
     <w:autoRedefine/>
     <w:uiPriority w:val="39"/>
     <w:unhideWhenUsed/>
-    <w:rsid w:val="0072303C"/>
+    <w:rsid w:val="006261BA"/>
     <w:pPr>
       <w:spacing w:after="100"/>
       <w:ind w:left="210"/>
@@ -19489,7 +19624,7 @@
     <w:next w:val="Normal"/>
     <w:uiPriority w:val="99"/>
     <w:unhideWhenUsed/>
-    <w:rsid w:val="0072303C"/>
+    <w:rsid w:val="006261BA"/>
   </w:style>
 </w:styles>
 </file>

--- a/docs/04-use-cases/ZP-DOC-04_Use-Case-Model.docx
+++ b/docs/04-use-cases/ZP-DOC-04_Use-Case-Model.docx
@@ -90,7 +90,7 @@
           <w:left w:w="10" w:type="dxa"/>
           <w:right w:w="10" w:type="dxa"/>
         </w:tblCellMar>
-        <w:tblLook w:val="0000" w:firstRow="0" w:lastRow="0" w:firstColumn="0" w:lastColumn="0" w:noHBand="0" w:noVBand="0"/>
+        <w:tblLook w:val="04A0" w:firstRow="1" w:lastRow="0" w:firstColumn="1" w:lastColumn="0" w:noHBand="0" w:noVBand="1"/>
       </w:tblPr>
       <w:tblGrid>
         <w:gridCol w:w="2600"/>
@@ -157,7 +157,7 @@
                 <w:sz w:val="19"/>
                 <w:szCs w:val="19"/>
               </w:rPr>
-              <w:t>2.0 (draft)</w:t>
+              <w:t>2.0</w:t>
             </w:r>
           </w:p>
         </w:tc>
@@ -223,7 +223,7 @@
                 <w:sz w:val="19"/>
                 <w:szCs w:val="19"/>
               </w:rPr>
-              <w:t>Under revision</w:t>
+              <w:t>Approved</w:t>
             </w:r>
           </w:p>
         </w:tc>
@@ -289,7 +289,7 @@
                 <w:sz w:val="19"/>
                 <w:szCs w:val="19"/>
               </w:rPr>
-              <w:t>11 October 2026</w:t>
+              <w:t>14 October 2026</w:t>
             </w:r>
           </w:p>
         </w:tc>
@@ -494,7 +494,7 @@
           <w:left w:w="10" w:type="dxa"/>
           <w:right w:w="10" w:type="dxa"/>
         </w:tblCellMar>
-        <w:tblLook w:val="0000" w:firstRow="0" w:lastRow="0" w:firstColumn="0" w:lastColumn="0" w:noHBand="0" w:noVBand="0"/>
+        <w:tblLook w:val="04A0" w:firstRow="1" w:lastRow="0" w:firstColumn="1" w:lastColumn="0" w:noHBand="0" w:noVBand="1"/>
       </w:tblPr>
       <w:tblGrid>
         <w:gridCol w:w="2600"/>
@@ -693,7 +693,7 @@
                 <w:sz w:val="19"/>
                 <w:szCs w:val="19"/>
               </w:rPr>
-              <w:t>2.0 (draft)</w:t>
+              <w:t>2.0</w:t>
             </w:r>
           </w:p>
         </w:tc>
@@ -759,7 +759,7 @@
                 <w:sz w:val="19"/>
                 <w:szCs w:val="19"/>
               </w:rPr>
-              <w:t>Under revision</w:t>
+              <w:t>Approved</w:t>
             </w:r>
           </w:p>
         </w:tc>
@@ -1189,7 +1189,7 @@
           <w:left w:w="10" w:type="dxa"/>
           <w:right w:w="10" w:type="dxa"/>
         </w:tblCellMar>
-        <w:tblLook w:val="0000" w:firstRow="0" w:lastRow="0" w:firstColumn="0" w:lastColumn="0" w:noHBand="0" w:noVBand="0"/>
+        <w:tblLook w:val="04A0" w:firstRow="1" w:lastRow="0" w:firstColumn="1" w:lastColumn="0" w:noHBand="0" w:noVBand="1"/>
       </w:tblPr>
       <w:tblGrid>
         <w:gridCol w:w="964"/>
@@ -1799,6 +1799,122 @@
           </w:p>
         </w:tc>
       </w:tr>
+      <w:tr>
+        <w:tblPrEx>
+          <w:tblCellMar>
+            <w:top w:w="0" w:type="dxa"/>
+            <w:bottom w:w="0" w:type="dxa"/>
+          </w:tblCellMar>
+        </w:tblPrEx>
+        <w:trPr>
+          <w:cantSplit/>
+          <w:trHeight w:val="420"/>
+        </w:trPr>
+        <w:tc>
+          <w:tcPr>
+            <w:tcW w:w="964" w:type="dxa"/>
+            <w:tcBorders>
+              <w:top w:val="single" w:sz="4" w:space="0" w:color="C9D3D0"/>
+              <w:left w:val="single" w:sz="4" w:space="0" w:color="C9D3D0"/>
+              <w:bottom w:val="single" w:sz="4" w:space="0" w:color="C9D3D0"/>
+              <w:right w:val="single" w:sz="4" w:space="0" w:color="C9D3D0"/>
+            </w:tcBorders>
+            <w:tcMar>
+              <w:top w:w="50" w:type="dxa"/>
+              <w:left w:w="100" w:type="dxa"/>
+              <w:bottom w:w="50" w:type="dxa"/>
+              <w:right w:w="100" w:type="dxa"/>
+            </w:tcMar>
+          </w:tcPr>
+          <w:p>
+            <w:r>
+              <w:rPr>
+                <w:sz w:val="19"/>
+                <w:szCs w:val="19"/>
+              </w:rPr>
+              <w:t>2.0</w:t>
+            </w:r>
+          </w:p>
+        </w:tc>
+        <w:tc>
+          <w:tcPr>
+            <w:tcW w:w="1542" w:type="dxa"/>
+            <w:tcBorders>
+              <w:top w:val="single" w:sz="4" w:space="0" w:color="C9D3D0"/>
+              <w:left w:val="single" w:sz="4" w:space="0" w:color="C9D3D0"/>
+              <w:bottom w:val="single" w:sz="4" w:space="0" w:color="C9D3D0"/>
+              <w:right w:val="single" w:sz="4" w:space="0" w:color="C9D3D0"/>
+            </w:tcBorders>
+            <w:tcMar>
+              <w:top w:w="50" w:type="dxa"/>
+              <w:left w:w="100" w:type="dxa"/>
+              <w:bottom w:w="50" w:type="dxa"/>
+              <w:right w:w="100" w:type="dxa"/>
+            </w:tcMar>
+          </w:tcPr>
+          <w:p>
+            <w:r>
+              <w:rPr>
+                <w:sz w:val="19"/>
+                <w:szCs w:val="19"/>
+              </w:rPr>
+              <w:t>14 Oct 2026</w:t>
+            </w:r>
+          </w:p>
+        </w:tc>
+        <w:tc>
+          <w:tcPr>
+            <w:tcW w:w="1928" w:type="dxa"/>
+            <w:tcBorders>
+              <w:top w:val="single" w:sz="4" w:space="0" w:color="C9D3D0"/>
+              <w:left w:val="single" w:sz="4" w:space="0" w:color="C9D3D0"/>
+              <w:bottom w:val="single" w:sz="4" w:space="0" w:color="C9D3D0"/>
+              <w:right w:val="single" w:sz="4" w:space="0" w:color="C9D3D0"/>
+            </w:tcBorders>
+            <w:tcMar>
+              <w:top w:w="50" w:type="dxa"/>
+              <w:left w:w="100" w:type="dxa"/>
+              <w:bottom w:w="50" w:type="dxa"/>
+              <w:right w:w="100" w:type="dxa"/>
+            </w:tcMar>
+          </w:tcPr>
+          <w:p>
+            <w:r>
+              <w:rPr>
+                <w:sz w:val="19"/>
+                <w:szCs w:val="19"/>
+              </w:rPr>
+              <w:t>B.M.P Banneka</w:t>
+            </w:r>
+          </w:p>
+        </w:tc>
+        <w:tc>
+          <w:tcPr>
+            <w:tcW w:w="5204" w:type="dxa"/>
+            <w:tcBorders>
+              <w:top w:val="single" w:sz="4" w:space="0" w:color="C9D3D0"/>
+              <w:left w:val="single" w:sz="4" w:space="0" w:color="C9D3D0"/>
+              <w:bottom w:val="single" w:sz="4" w:space="0" w:color="C9D3D0"/>
+              <w:right w:val="single" w:sz="4" w:space="0" w:color="C9D3D0"/>
+            </w:tcBorders>
+            <w:tcMar>
+              <w:top w:w="50" w:type="dxa"/>
+              <w:left w:w="100" w:type="dxa"/>
+              <w:bottom w:w="50" w:type="dxa"/>
+              <w:right w:w="100" w:type="dxa"/>
+            </w:tcMar>
+          </w:tcPr>
+          <w:p>
+            <w:r>
+              <w:rPr>
+                <w:sz w:val="19"/>
+                <w:szCs w:val="19"/>
+              </w:rPr>
+              <w:t>Approved by the product owner; baselined. Supersedes 1.0</w:t>
+            </w:r>
+          </w:p>
+        </w:tc>
+      </w:tr>
     </w:tbl>
     <w:p>
       <w:pPr>
@@ -1841,7 +1957,7 @@
           <w:left w:w="10" w:type="dxa"/>
           <w:right w:w="10" w:type="dxa"/>
         </w:tblCellMar>
-        <w:tblLook w:val="0000" w:firstRow="0" w:lastRow="0" w:firstColumn="0" w:lastColumn="0" w:noHBand="0" w:noVBand="0"/>
+        <w:tblLook w:val="04A0" w:firstRow="1" w:lastRow="0" w:firstColumn="1" w:lastColumn="0" w:noHBand="0" w:noVBand="1"/>
       </w:tblPr>
       <w:tblGrid>
         <w:gridCol w:w="2120"/>
@@ -2113,6 +2229,7 @@
                 <w:sz w:val="19"/>
                 <w:szCs w:val="19"/>
               </w:rPr>
+              <w:lastRenderedPageBreak/>
               <w:t>Approver</w:t>
             </w:r>
           </w:p>
@@ -2165,7 +2282,7 @@
                 <w:sz w:val="19"/>
                 <w:szCs w:val="19"/>
               </w:rPr>
-              <w:t>v1.0 approved in writing (project channel); this revision awaits approval</w:t>
+              <w:t>Approved in writing (project channel), v2.0 on 14 Oct 2026 and v1.0 on 5 Oct 2026</w:t>
             </w:r>
           </w:p>
         </w:tc>
@@ -2191,7 +2308,7 @@
                 <w:sz w:val="19"/>
                 <w:szCs w:val="19"/>
               </w:rPr>
-              <w:t>5 Oct 2026 (v1.0)</w:t>
+              <w:t>14 Oct 2026 (v2.0); 5 Oct 2026 (v1.0)</w:t>
             </w:r>
           </w:p>
         </w:tc>
@@ -2214,7 +2331,7 @@
     <w:sdt>
       <w:sdtPr>
         <w:alias w:val="Contents"/>
-        <w:id w:val="497316019"/>
+        <w:id w:val="1678690884"/>
       </w:sdtPr>
       <w:sdtEndPr/>
       <w:sdtContent>
@@ -2243,7 +2360,7 @@
           <w:r>
             <w:fldChar w:fldCharType="separate"/>
           </w:r>
-          <w:hyperlink w:anchor="_Toc242619849" w:history="1">
+          <w:hyperlink w:anchor="_Toc242912251" w:history="1">
             <w:r>
               <w:rPr>
                 <w:rStyle w:val="Hyperlink"/>
@@ -2267,7 +2384,7 @@
               <w:rPr>
                 <w:noProof/>
               </w:rPr>
-              <w:instrText xml:space="preserve"> PAGEREF _Toc242619849 \h </w:instrText>
+              <w:instrText xml:space="preserve"> PAGEREF _Toc242912251 \h </w:instrText>
             </w:r>
             <w:r>
               <w:rPr>
@@ -2284,7 +2401,7 @@
               <w:rPr>
                 <w:noProof/>
               </w:rPr>
-              <w:t>5</w:t>
+              <w:t>6</w:t>
             </w:r>
             <w:r>
               <w:rPr>
@@ -2310,7 +2427,7 @@
               <w14:ligatures w14:val="standardContextual"/>
             </w:rPr>
           </w:pPr>
-          <w:hyperlink w:anchor="_Toc242619850" w:history="1">
+          <w:hyperlink w:anchor="_Toc242912252" w:history="1">
             <w:r>
               <w:rPr>
                 <w:rStyle w:val="Hyperlink"/>
@@ -2334,7 +2451,7 @@
               <w:rPr>
                 <w:noProof/>
               </w:rPr>
-              <w:instrText xml:space="preserve"> PAGEREF _Toc242619850 \h </w:instrText>
+              <w:instrText xml:space="preserve"> PAGEREF _Toc242912252 \h </w:instrText>
             </w:r>
             <w:r>
               <w:rPr>
@@ -2351,7 +2468,7 @@
               <w:rPr>
                 <w:noProof/>
               </w:rPr>
-              <w:t>5</w:t>
+              <w:t>6</w:t>
             </w:r>
             <w:r>
               <w:rPr>
@@ -2377,7 +2494,7 @@
               <w14:ligatures w14:val="standardContextual"/>
             </w:rPr>
           </w:pPr>
-          <w:hyperlink w:anchor="_Toc242619851" w:history="1">
+          <w:hyperlink w:anchor="_Toc242912253" w:history="1">
             <w:r>
               <w:rPr>
                 <w:rStyle w:val="Hyperlink"/>
@@ -2401,7 +2518,7 @@
               <w:rPr>
                 <w:noProof/>
               </w:rPr>
-              <w:instrText xml:space="preserve"> PAGEREF _Toc242619851 \h </w:instrText>
+              <w:instrText xml:space="preserve"> PAGEREF _Toc242912253 \h </w:instrText>
             </w:r>
             <w:r>
               <w:rPr>
@@ -2418,7 +2535,7 @@
               <w:rPr>
                 <w:noProof/>
               </w:rPr>
-              <w:t>5</w:t>
+              <w:t>6</w:t>
             </w:r>
             <w:r>
               <w:rPr>
@@ -2444,7 +2561,7 @@
               <w14:ligatures w14:val="standardContextual"/>
             </w:rPr>
           </w:pPr>
-          <w:hyperlink w:anchor="_Toc242619852" w:history="1">
+          <w:hyperlink w:anchor="_Toc242912254" w:history="1">
             <w:r>
               <w:rPr>
                 <w:rStyle w:val="Hyperlink"/>
@@ -2468,7 +2585,7 @@
               <w:rPr>
                 <w:noProof/>
               </w:rPr>
-              <w:instrText xml:space="preserve"> PAGEREF _Toc242619852 \h </w:instrText>
+              <w:instrText xml:space="preserve"> PAGEREF _Toc242912254 \h </w:instrText>
             </w:r>
             <w:r>
               <w:rPr>
@@ -2485,7 +2602,7 @@
               <w:rPr>
                 <w:noProof/>
               </w:rPr>
-              <w:t>5</w:t>
+              <w:t>6</w:t>
             </w:r>
             <w:r>
               <w:rPr>
@@ -2511,7 +2628,7 @@
               <w14:ligatures w14:val="standardContextual"/>
             </w:rPr>
           </w:pPr>
-          <w:hyperlink w:anchor="_Toc242619853" w:history="1">
+          <w:hyperlink w:anchor="_Toc242912255" w:history="1">
             <w:r>
               <w:rPr>
                 <w:rStyle w:val="Hyperlink"/>
@@ -2535,7 +2652,7 @@
               <w:rPr>
                 <w:noProof/>
               </w:rPr>
-              <w:instrText xml:space="preserve"> PAGEREF _Toc242619853 \h </w:instrText>
+              <w:instrText xml:space="preserve"> PAGEREF _Toc242912255 \h </w:instrText>
             </w:r>
             <w:r>
               <w:rPr>
@@ -2552,7 +2669,7 @@
               <w:rPr>
                 <w:noProof/>
               </w:rPr>
-              <w:t>5</w:t>
+              <w:t>6</w:t>
             </w:r>
             <w:r>
               <w:rPr>
@@ -2578,7 +2695,7 @@
               <w14:ligatures w14:val="standardContextual"/>
             </w:rPr>
           </w:pPr>
-          <w:hyperlink w:anchor="_Toc242619854" w:history="1">
+          <w:hyperlink w:anchor="_Toc242912256" w:history="1">
             <w:r>
               <w:rPr>
                 <w:rStyle w:val="Hyperlink"/>
@@ -2602,7 +2719,7 @@
               <w:rPr>
                 <w:noProof/>
               </w:rPr>
-              <w:instrText xml:space="preserve"> PAGEREF _Toc242619854 \h </w:instrText>
+              <w:instrText xml:space="preserve"> PAGEREF _Toc242912256 \h </w:instrText>
             </w:r>
             <w:r>
               <w:rPr>
@@ -2619,7 +2736,7 @@
               <w:rPr>
                 <w:noProof/>
               </w:rPr>
-              <w:t>5</w:t>
+              <w:t>6</w:t>
             </w:r>
             <w:r>
               <w:rPr>
@@ -2645,7 +2762,7 @@
               <w14:ligatures w14:val="standardContextual"/>
             </w:rPr>
           </w:pPr>
-          <w:hyperlink w:anchor="_Toc242619855" w:history="1">
+          <w:hyperlink w:anchor="_Toc242912257" w:history="1">
             <w:r>
               <w:rPr>
                 <w:rStyle w:val="Hyperlink"/>
@@ -2669,7 +2786,7 @@
               <w:rPr>
                 <w:noProof/>
               </w:rPr>
-              <w:instrText xml:space="preserve"> PAGEREF _Toc242619855 \h </w:instrText>
+              <w:instrText xml:space="preserve"> PAGEREF _Toc242912257 \h </w:instrText>
             </w:r>
             <w:r>
               <w:rPr>
@@ -2686,7 +2803,7 @@
               <w:rPr>
                 <w:noProof/>
               </w:rPr>
-              <w:t>6</w:t>
+              <w:t>7</w:t>
             </w:r>
             <w:r>
               <w:rPr>
@@ -2712,7 +2829,7 @@
               <w14:ligatures w14:val="standardContextual"/>
             </w:rPr>
           </w:pPr>
-          <w:hyperlink w:anchor="_Toc242619856" w:history="1">
+          <w:hyperlink w:anchor="_Toc242912258" w:history="1">
             <w:r>
               <w:rPr>
                 <w:rStyle w:val="Hyperlink"/>
@@ -2736,7 +2853,7 @@
               <w:rPr>
                 <w:noProof/>
               </w:rPr>
-              <w:instrText xml:space="preserve"> PAGEREF _Toc242619856 \h </w:instrText>
+              <w:instrText xml:space="preserve"> PAGEREF _Toc242912258 \h </w:instrText>
             </w:r>
             <w:r>
               <w:rPr>
@@ -2753,7 +2870,7 @@
               <w:rPr>
                 <w:noProof/>
               </w:rPr>
-              <w:t>7</w:t>
+              <w:t>8</w:t>
             </w:r>
             <w:r>
               <w:rPr>
@@ -2779,7 +2896,7 @@
               <w14:ligatures w14:val="standardContextual"/>
             </w:rPr>
           </w:pPr>
-          <w:hyperlink w:anchor="_Toc242619857" w:history="1">
+          <w:hyperlink w:anchor="_Toc242912259" w:history="1">
             <w:r>
               <w:rPr>
                 <w:rStyle w:val="Hyperlink"/>
@@ -2803,7 +2920,7 @@
               <w:rPr>
                 <w:noProof/>
               </w:rPr>
-              <w:instrText xml:space="preserve"> PAGEREF _Toc242619857 \h </w:instrText>
+              <w:instrText xml:space="preserve"> PAGEREF _Toc242912259 \h </w:instrText>
             </w:r>
             <w:r>
               <w:rPr>
@@ -2820,7 +2937,7 @@
               <w:rPr>
                 <w:noProof/>
               </w:rPr>
-              <w:t>9</w:t>
+              <w:t>10</w:t>
             </w:r>
             <w:r>
               <w:rPr>
@@ -2846,7 +2963,7 @@
               <w14:ligatures w14:val="standardContextual"/>
             </w:rPr>
           </w:pPr>
-          <w:hyperlink w:anchor="_Toc242619858" w:history="1">
+          <w:hyperlink w:anchor="_Toc242912260" w:history="1">
             <w:r>
               <w:rPr>
                 <w:rStyle w:val="Hyperlink"/>
@@ -2870,7 +2987,7 @@
               <w:rPr>
                 <w:noProof/>
               </w:rPr>
-              <w:instrText xml:space="preserve"> PAGEREF _Toc242619858 \h </w:instrText>
+              <w:instrText xml:space="preserve"> PAGEREF _Toc242912260 \h </w:instrText>
             </w:r>
             <w:r>
               <w:rPr>
@@ -2887,7 +3004,7 @@
               <w:rPr>
                 <w:noProof/>
               </w:rPr>
-              <w:t>11</w:t>
+              <w:t>12</w:t>
             </w:r>
             <w:r>
               <w:rPr>
@@ -2913,7 +3030,7 @@
               <w14:ligatures w14:val="standardContextual"/>
             </w:rPr>
           </w:pPr>
-          <w:hyperlink w:anchor="_Toc242619859" w:history="1">
+          <w:hyperlink w:anchor="_Toc242912261" w:history="1">
             <w:r>
               <w:rPr>
                 <w:rStyle w:val="Hyperlink"/>
@@ -2937,7 +3054,7 @@
               <w:rPr>
                 <w:noProof/>
               </w:rPr>
-              <w:instrText xml:space="preserve"> PAGEREF _Toc242619859 \h </w:instrText>
+              <w:instrText xml:space="preserve"> PAGEREF _Toc242912261 \h </w:instrText>
             </w:r>
             <w:r>
               <w:rPr>
@@ -2954,7 +3071,7 @@
               <w:rPr>
                 <w:noProof/>
               </w:rPr>
-              <w:t>11</w:t>
+              <w:t>12</w:t>
             </w:r>
             <w:r>
               <w:rPr>
@@ -2980,7 +3097,7 @@
               <w14:ligatures w14:val="standardContextual"/>
             </w:rPr>
           </w:pPr>
-          <w:hyperlink w:anchor="_Toc242619860" w:history="1">
+          <w:hyperlink w:anchor="_Toc242912262" w:history="1">
             <w:r>
               <w:rPr>
                 <w:rStyle w:val="Hyperlink"/>
@@ -3004,7 +3121,7 @@
               <w:rPr>
                 <w:noProof/>
               </w:rPr>
-              <w:instrText xml:space="preserve"> PAGEREF _Toc242619860 \h </w:instrText>
+              <w:instrText xml:space="preserve"> PAGEREF _Toc242912262 \h </w:instrText>
             </w:r>
             <w:r>
               <w:rPr>
@@ -3021,7 +3138,7 @@
               <w:rPr>
                 <w:noProof/>
               </w:rPr>
-              <w:t>12</w:t>
+              <w:t>13</w:t>
             </w:r>
             <w:r>
               <w:rPr>
@@ -3047,7 +3164,7 @@
               <w14:ligatures w14:val="standardContextual"/>
             </w:rPr>
           </w:pPr>
-          <w:hyperlink w:anchor="_Toc242619861" w:history="1">
+          <w:hyperlink w:anchor="_Toc242912263" w:history="1">
             <w:r>
               <w:rPr>
                 <w:rStyle w:val="Hyperlink"/>
@@ -3071,7 +3188,7 @@
               <w:rPr>
                 <w:noProof/>
               </w:rPr>
-              <w:instrText xml:space="preserve"> PAGEREF _Toc242619861 \h </w:instrText>
+              <w:instrText xml:space="preserve"> PAGEREF _Toc242912263 \h </w:instrText>
             </w:r>
             <w:r>
               <w:rPr>
@@ -3088,7 +3205,7 @@
               <w:rPr>
                 <w:noProof/>
               </w:rPr>
-              <w:t>12</w:t>
+              <w:t>13</w:t>
             </w:r>
             <w:r>
               <w:rPr>
@@ -3114,7 +3231,7 @@
               <w14:ligatures w14:val="standardContextual"/>
             </w:rPr>
           </w:pPr>
-          <w:hyperlink w:anchor="_Toc242619862" w:history="1">
+          <w:hyperlink w:anchor="_Toc242912264" w:history="1">
             <w:r>
               <w:rPr>
                 <w:rStyle w:val="Hyperlink"/>
@@ -3138,7 +3255,7 @@
               <w:rPr>
                 <w:noProof/>
               </w:rPr>
-              <w:instrText xml:space="preserve"> PAGEREF _Toc242619862 \h </w:instrText>
+              <w:instrText xml:space="preserve"> PAGEREF _Toc242912264 \h </w:instrText>
             </w:r>
             <w:r>
               <w:rPr>
@@ -3155,7 +3272,7 @@
               <w:rPr>
                 <w:noProof/>
               </w:rPr>
-              <w:t>15</w:t>
+              <w:t>16</w:t>
             </w:r>
             <w:r>
               <w:rPr>
@@ -3181,7 +3298,7 @@
               <w14:ligatures w14:val="standardContextual"/>
             </w:rPr>
           </w:pPr>
-          <w:hyperlink w:anchor="_Toc242619863" w:history="1">
+          <w:hyperlink w:anchor="_Toc242912265" w:history="1">
             <w:r>
               <w:rPr>
                 <w:rStyle w:val="Hyperlink"/>
@@ -3205,7 +3322,7 @@
               <w:rPr>
                 <w:noProof/>
               </w:rPr>
-              <w:instrText xml:space="preserve"> PAGEREF _Toc242619863 \h </w:instrText>
+              <w:instrText xml:space="preserve"> PAGEREF _Toc242912265 \h </w:instrText>
             </w:r>
             <w:r>
               <w:rPr>
@@ -3222,7 +3339,7 @@
               <w:rPr>
                 <w:noProof/>
               </w:rPr>
-              <w:t>15</w:t>
+              <w:t>16</w:t>
             </w:r>
             <w:r>
               <w:rPr>
@@ -3248,7 +3365,7 @@
               <w14:ligatures w14:val="standardContextual"/>
             </w:rPr>
           </w:pPr>
-          <w:hyperlink w:anchor="_Toc242619864" w:history="1">
+          <w:hyperlink w:anchor="_Toc242912266" w:history="1">
             <w:r>
               <w:rPr>
                 <w:rStyle w:val="Hyperlink"/>
@@ -3272,7 +3389,7 @@
               <w:rPr>
                 <w:noProof/>
               </w:rPr>
-              <w:instrText xml:space="preserve"> PAGEREF _Toc242619864 \h </w:instrText>
+              <w:instrText xml:space="preserve"> PAGEREF _Toc242912266 \h </w:instrText>
             </w:r>
             <w:r>
               <w:rPr>
@@ -3289,7 +3406,7 @@
               <w:rPr>
                 <w:noProof/>
               </w:rPr>
-              <w:t>17</w:t>
+              <w:t>18</w:t>
             </w:r>
             <w:r>
               <w:rPr>
@@ -3315,7 +3432,7 @@
               <w14:ligatures w14:val="standardContextual"/>
             </w:rPr>
           </w:pPr>
-          <w:hyperlink w:anchor="_Toc242619865" w:history="1">
+          <w:hyperlink w:anchor="_Toc242912267" w:history="1">
             <w:r>
               <w:rPr>
                 <w:rStyle w:val="Hyperlink"/>
@@ -3339,7 +3456,7 @@
               <w:rPr>
                 <w:noProof/>
               </w:rPr>
-              <w:instrText xml:space="preserve"> PAGEREF _Toc242619865 \h </w:instrText>
+              <w:instrText xml:space="preserve"> PAGEREF _Toc242912267 \h </w:instrText>
             </w:r>
             <w:r>
               <w:rPr>
@@ -3356,7 +3473,7 @@
               <w:rPr>
                 <w:noProof/>
               </w:rPr>
-              <w:t>18</w:t>
+              <w:t>19</w:t>
             </w:r>
             <w:r>
               <w:rPr>
@@ -3382,7 +3499,7 @@
               <w14:ligatures w14:val="standardContextual"/>
             </w:rPr>
           </w:pPr>
-          <w:hyperlink w:anchor="_Toc242619866" w:history="1">
+          <w:hyperlink w:anchor="_Toc242912268" w:history="1">
             <w:r>
               <w:rPr>
                 <w:rStyle w:val="Hyperlink"/>
@@ -3406,7 +3523,7 @@
               <w:rPr>
                 <w:noProof/>
               </w:rPr>
-              <w:instrText xml:space="preserve"> PAGEREF _Toc242619866 \h </w:instrText>
+              <w:instrText xml:space="preserve"> PAGEREF _Toc242912268 \h </w:instrText>
             </w:r>
             <w:r>
               <w:rPr>
@@ -3423,7 +3540,7 @@
               <w:rPr>
                 <w:noProof/>
               </w:rPr>
-              <w:t>18</w:t>
+              <w:t>19</w:t>
             </w:r>
             <w:r>
               <w:rPr>
@@ -3449,7 +3566,7 @@
               <w14:ligatures w14:val="standardContextual"/>
             </w:rPr>
           </w:pPr>
-          <w:hyperlink w:anchor="_Toc242619867" w:history="1">
+          <w:hyperlink w:anchor="_Toc242912269" w:history="1">
             <w:r>
               <w:rPr>
                 <w:rStyle w:val="Hyperlink"/>
@@ -3473,7 +3590,7 @@
               <w:rPr>
                 <w:noProof/>
               </w:rPr>
-              <w:instrText xml:space="preserve"> PAGEREF _Toc242619867 \h </w:instrText>
+              <w:instrText xml:space="preserve"> PAGEREF _Toc242912269 \h </w:instrText>
             </w:r>
             <w:r>
               <w:rPr>
@@ -3490,7 +3607,7 @@
               <w:rPr>
                 <w:noProof/>
               </w:rPr>
-              <w:t>19</w:t>
+              <w:t>20</w:t>
             </w:r>
             <w:r>
               <w:rPr>
@@ -3516,7 +3633,7 @@
               <w14:ligatures w14:val="standardContextual"/>
             </w:rPr>
           </w:pPr>
-          <w:hyperlink w:anchor="_Toc242619868" w:history="1">
+          <w:hyperlink w:anchor="_Toc242912270" w:history="1">
             <w:r>
               <w:rPr>
                 <w:rStyle w:val="Hyperlink"/>
@@ -3540,7 +3657,7 @@
               <w:rPr>
                 <w:noProof/>
               </w:rPr>
-              <w:instrText xml:space="preserve"> PAGEREF _Toc242619868 \h </w:instrText>
+              <w:instrText xml:space="preserve"> PAGEREF _Toc242912270 \h </w:instrText>
             </w:r>
             <w:r>
               <w:rPr>
@@ -3557,7 +3674,7 @@
               <w:rPr>
                 <w:noProof/>
               </w:rPr>
-              <w:t>20</w:t>
+              <w:t>21</w:t>
             </w:r>
             <w:r>
               <w:rPr>
@@ -3583,7 +3700,7 @@
               <w14:ligatures w14:val="standardContextual"/>
             </w:rPr>
           </w:pPr>
-          <w:hyperlink w:anchor="_Toc242619869" w:history="1">
+          <w:hyperlink w:anchor="_Toc242912271" w:history="1">
             <w:r>
               <w:rPr>
                 <w:rStyle w:val="Hyperlink"/>
@@ -3607,7 +3724,7 @@
               <w:rPr>
                 <w:noProof/>
               </w:rPr>
-              <w:instrText xml:space="preserve"> PAGEREF _Toc242619869 \h </w:instrText>
+              <w:instrText xml:space="preserve"> PAGEREF _Toc242912271 \h </w:instrText>
             </w:r>
             <w:r>
               <w:rPr>
@@ -3624,7 +3741,7 @@
               <w:rPr>
                 <w:noProof/>
               </w:rPr>
-              <w:t>21</w:t>
+              <w:t>22</w:t>
             </w:r>
             <w:r>
               <w:rPr>
@@ -3650,7 +3767,7 @@
               <w14:ligatures w14:val="standardContextual"/>
             </w:rPr>
           </w:pPr>
-          <w:hyperlink w:anchor="_Toc242619870" w:history="1">
+          <w:hyperlink w:anchor="_Toc242912272" w:history="1">
             <w:r>
               <w:rPr>
                 <w:rStyle w:val="Hyperlink"/>
@@ -3674,7 +3791,7 @@
               <w:rPr>
                 <w:noProof/>
               </w:rPr>
-              <w:instrText xml:space="preserve"> PAGEREF _Toc242619870 \h </w:instrText>
+              <w:instrText xml:space="preserve"> PAGEREF _Toc242912272 \h </w:instrText>
             </w:r>
             <w:r>
               <w:rPr>
@@ -3691,7 +3808,7 @@
               <w:rPr>
                 <w:noProof/>
               </w:rPr>
-              <w:t>22</w:t>
+              <w:t>23</w:t>
             </w:r>
             <w:r>
               <w:rPr>
@@ -3717,7 +3834,7 @@
               <w14:ligatures w14:val="standardContextual"/>
             </w:rPr>
           </w:pPr>
-          <w:hyperlink w:anchor="_Toc242619871" w:history="1">
+          <w:hyperlink w:anchor="_Toc242912273" w:history="1">
             <w:r>
               <w:rPr>
                 <w:rStyle w:val="Hyperlink"/>
@@ -3741,7 +3858,7 @@
               <w:rPr>
                 <w:noProof/>
               </w:rPr>
-              <w:instrText xml:space="preserve"> PAGEREF _Toc242619871 \h </w:instrText>
+              <w:instrText xml:space="preserve"> PAGEREF _Toc242912273 \h </w:instrText>
             </w:r>
             <w:r>
               <w:rPr>
@@ -3758,7 +3875,7 @@
               <w:rPr>
                 <w:noProof/>
               </w:rPr>
-              <w:t>24</w:t>
+              <w:t>25</w:t>
             </w:r>
             <w:r>
               <w:rPr>
@@ -3784,7 +3901,7 @@
               <w14:ligatures w14:val="standardContextual"/>
             </w:rPr>
           </w:pPr>
-          <w:hyperlink w:anchor="_Toc242619872" w:history="1">
+          <w:hyperlink w:anchor="_Toc242912274" w:history="1">
             <w:r>
               <w:rPr>
                 <w:rStyle w:val="Hyperlink"/>
@@ -3808,7 +3925,7 @@
               <w:rPr>
                 <w:noProof/>
               </w:rPr>
-              <w:instrText xml:space="preserve"> PAGEREF _Toc242619872 \h </w:instrText>
+              <w:instrText xml:space="preserve"> PAGEREF _Toc242912274 \h </w:instrText>
             </w:r>
             <w:r>
               <w:rPr>
@@ -3825,7 +3942,7 @@
               <w:rPr>
                 <w:noProof/>
               </w:rPr>
-              <w:t>25</w:t>
+              <w:t>26</w:t>
             </w:r>
             <w:r>
               <w:rPr>
@@ -3851,7 +3968,7 @@
               <w14:ligatures w14:val="standardContextual"/>
             </w:rPr>
           </w:pPr>
-          <w:hyperlink w:anchor="_Toc242619873" w:history="1">
+          <w:hyperlink w:anchor="_Toc242912275" w:history="1">
             <w:r>
               <w:rPr>
                 <w:rStyle w:val="Hyperlink"/>
@@ -3875,7 +3992,7 @@
               <w:rPr>
                 <w:noProof/>
               </w:rPr>
-              <w:instrText xml:space="preserve"> PAGEREF _Toc242619873 \h </w:instrText>
+              <w:instrText xml:space="preserve"> PAGEREF _Toc242912275 \h </w:instrText>
             </w:r>
             <w:r>
               <w:rPr>
@@ -3892,7 +4009,7 @@
               <w:rPr>
                 <w:noProof/>
               </w:rPr>
-              <w:t>26</w:t>
+              <w:t>27</w:t>
             </w:r>
             <w:r>
               <w:rPr>
@@ -3921,7 +4038,7 @@
     <w:sdt>
       <w:sdtPr>
         <w:alias w:val="Figures"/>
-        <w:id w:val="-877547567"/>
+        <w:id w:val="80575551"/>
       </w:sdtPr>
       <w:sdtEndPr/>
       <w:sdtContent>
@@ -3950,7 +4067,7 @@
           <w:r>
             <w:fldChar w:fldCharType="separate"/>
           </w:r>
-          <w:hyperlink w:anchor="_Toc242619874" w:history="1">
+          <w:hyperlink w:anchor="_Toc242912276" w:history="1">
             <w:r>
               <w:rPr>
                 <w:rStyle w:val="Hyperlink"/>
@@ -3974,7 +4091,7 @@
               <w:rPr>
                 <w:noProof/>
               </w:rPr>
-              <w:instrText xml:space="preserve"> PAGEREF _Toc242619874 \h </w:instrText>
+              <w:instrText xml:space="preserve"> PAGEREF _Toc242912276 \h </w:instrText>
             </w:r>
             <w:r>
               <w:rPr>
@@ -3991,7 +4108,7 @@
               <w:rPr>
                 <w:noProof/>
               </w:rPr>
-              <w:t>7</w:t>
+              <w:t>8</w:t>
             </w:r>
             <w:r>
               <w:rPr>
@@ -4017,7 +4134,7 @@
               <w14:ligatures w14:val="standardContextual"/>
             </w:rPr>
           </w:pPr>
-          <w:hyperlink w:anchor="_Toc242619875" w:history="1">
+          <w:hyperlink w:anchor="_Toc242912277" w:history="1">
             <w:r>
               <w:rPr>
                 <w:rStyle w:val="Hyperlink"/>
@@ -4041,7 +4158,7 @@
               <w:rPr>
                 <w:noProof/>
               </w:rPr>
-              <w:instrText xml:space="preserve"> PAGEREF _Toc242619875 \h </w:instrText>
+              <w:instrText xml:space="preserve"> PAGEREF _Toc242912277 \h </w:instrText>
             </w:r>
             <w:r>
               <w:rPr>
@@ -4058,7 +4175,7 @@
               <w:rPr>
                 <w:noProof/>
               </w:rPr>
-              <w:t>8</w:t>
+              <w:t>9</w:t>
             </w:r>
             <w:r>
               <w:rPr>
@@ -4084,7 +4201,7 @@
               <w14:ligatures w14:val="standardContextual"/>
             </w:rPr>
           </w:pPr>
-          <w:hyperlink w:anchor="_Toc242619876" w:history="1">
+          <w:hyperlink w:anchor="_Toc242912278" w:history="1">
             <w:r>
               <w:rPr>
                 <w:rStyle w:val="Hyperlink"/>
@@ -4108,7 +4225,7 @@
               <w:rPr>
                 <w:noProof/>
               </w:rPr>
-              <w:instrText xml:space="preserve"> PAGEREF _Toc242619876 \h </w:instrText>
+              <w:instrText xml:space="preserve"> PAGEREF _Toc242912278 \h </w:instrText>
             </w:r>
             <w:r>
               <w:rPr>
@@ -4125,7 +4242,7 @@
               <w:rPr>
                 <w:noProof/>
               </w:rPr>
-              <w:t>14</w:t>
+              <w:t>15</w:t>
             </w:r>
             <w:r>
               <w:rPr>
@@ -4151,7 +4268,7 @@
               <w14:ligatures w14:val="standardContextual"/>
             </w:rPr>
           </w:pPr>
-          <w:hyperlink w:anchor="_Toc242619877" w:history="1">
+          <w:hyperlink w:anchor="_Toc242912279" w:history="1">
             <w:r>
               <w:rPr>
                 <w:rStyle w:val="Hyperlink"/>
@@ -4175,7 +4292,7 @@
               <w:rPr>
                 <w:noProof/>
               </w:rPr>
-              <w:instrText xml:space="preserve"> PAGEREF _Toc242619877 \h </w:instrText>
+              <w:instrText xml:space="preserve"> PAGEREF _Toc242912279 \h </w:instrText>
             </w:r>
             <w:r>
               <w:rPr>
@@ -4192,7 +4309,7 @@
               <w:rPr>
                 <w:noProof/>
               </w:rPr>
-              <w:t>17</w:t>
+              <w:t>18</w:t>
             </w:r>
             <w:r>
               <w:rPr>
@@ -4221,7 +4338,7 @@
     <w:sdt>
       <w:sdtPr>
         <w:alias w:val="Tables"/>
-        <w:id w:val="1378740283"/>
+        <w:id w:val="-803848403"/>
       </w:sdtPr>
       <w:sdtEndPr/>
       <w:sdtContent>
@@ -4250,7 +4367,7 @@
           <w:r>
             <w:fldChar w:fldCharType="separate"/>
           </w:r>
-          <w:hyperlink w:anchor="_Toc242619878" w:history="1">
+          <w:hyperlink w:anchor="_Toc242912280" w:history="1">
             <w:r>
               <w:rPr>
                 <w:rStyle w:val="Hyperlink"/>
@@ -4274,7 +4391,7 @@
               <w:rPr>
                 <w:noProof/>
               </w:rPr>
-              <w:instrText xml:space="preserve"> PAGEREF _Toc242619878 \h </w:instrText>
+              <w:instrText xml:space="preserve"> PAGEREF _Toc242912280 \h </w:instrText>
             </w:r>
             <w:r>
               <w:rPr>
@@ -4291,7 +4408,7 @@
               <w:rPr>
                 <w:noProof/>
               </w:rPr>
-              <w:t>5</w:t>
+              <w:t>6</w:t>
             </w:r>
             <w:r>
               <w:rPr>
@@ -4317,7 +4434,7 @@
               <w14:ligatures w14:val="standardContextual"/>
             </w:rPr>
           </w:pPr>
-          <w:hyperlink w:anchor="_Toc242619879" w:history="1">
+          <w:hyperlink w:anchor="_Toc242912281" w:history="1">
             <w:r>
               <w:rPr>
                 <w:rStyle w:val="Hyperlink"/>
@@ -4341,7 +4458,7 @@
               <w:rPr>
                 <w:noProof/>
               </w:rPr>
-              <w:instrText xml:space="preserve"> PAGEREF _Toc242619879 \h </w:instrText>
+              <w:instrText xml:space="preserve"> PAGEREF _Toc242912281 \h </w:instrText>
             </w:r>
             <w:r>
               <w:rPr>
@@ -4358,7 +4475,7 @@
               <w:rPr>
                 <w:noProof/>
               </w:rPr>
-              <w:t>6</w:t>
+              <w:t>7</w:t>
             </w:r>
             <w:r>
               <w:rPr>
@@ -4384,7 +4501,7 @@
               <w14:ligatures w14:val="standardContextual"/>
             </w:rPr>
           </w:pPr>
-          <w:hyperlink w:anchor="_Toc242619880" w:history="1">
+          <w:hyperlink w:anchor="_Toc242912282" w:history="1">
             <w:r>
               <w:rPr>
                 <w:rStyle w:val="Hyperlink"/>
@@ -4408,7 +4525,7 @@
               <w:rPr>
                 <w:noProof/>
               </w:rPr>
-              <w:instrText xml:space="preserve"> PAGEREF _Toc242619880 \h </w:instrText>
+              <w:instrText xml:space="preserve"> PAGEREF _Toc242912282 \h </w:instrText>
             </w:r>
             <w:r>
               <w:rPr>
@@ -4425,7 +4542,7 @@
               <w:rPr>
                 <w:noProof/>
               </w:rPr>
-              <w:t>9</w:t>
+              <w:t>10</w:t>
             </w:r>
             <w:r>
               <w:rPr>
@@ -4451,7 +4568,7 @@
               <w14:ligatures w14:val="standardContextual"/>
             </w:rPr>
           </w:pPr>
-          <w:hyperlink w:anchor="_Toc242619881" w:history="1">
+          <w:hyperlink w:anchor="_Toc242912283" w:history="1">
             <w:r>
               <w:rPr>
                 <w:rStyle w:val="Hyperlink"/>
@@ -4475,7 +4592,7 @@
               <w:rPr>
                 <w:noProof/>
               </w:rPr>
-              <w:instrText xml:space="preserve"> PAGEREF _Toc242619881 \h </w:instrText>
+              <w:instrText xml:space="preserve"> PAGEREF _Toc242912283 \h </w:instrText>
             </w:r>
             <w:r>
               <w:rPr>
@@ -4492,7 +4609,7 @@
               <w:rPr>
                 <w:noProof/>
               </w:rPr>
-              <w:t>22</w:t>
+              <w:t>23</w:t>
             </w:r>
             <w:r>
               <w:rPr>
@@ -4518,7 +4635,7 @@
               <w14:ligatures w14:val="standardContextual"/>
             </w:rPr>
           </w:pPr>
-          <w:hyperlink w:anchor="_Toc242619882" w:history="1">
+          <w:hyperlink w:anchor="_Toc242912284" w:history="1">
             <w:r>
               <w:rPr>
                 <w:rStyle w:val="Hyperlink"/>
@@ -4542,7 +4659,7 @@
               <w:rPr>
                 <w:noProof/>
               </w:rPr>
-              <w:instrText xml:space="preserve"> PAGEREF _Toc242619882 \h </w:instrText>
+              <w:instrText xml:space="preserve"> PAGEREF _Toc242912284 \h </w:instrText>
             </w:r>
             <w:r>
               <w:rPr>
@@ -4559,7 +4676,7 @@
               <w:rPr>
                 <w:noProof/>
               </w:rPr>
-              <w:t>25</w:t>
+              <w:t>26</w:t>
             </w:r>
             <w:r>
               <w:rPr>
@@ -4585,7 +4702,7 @@
               <w14:ligatures w14:val="standardContextual"/>
             </w:rPr>
           </w:pPr>
-          <w:hyperlink w:anchor="_Toc242619883" w:history="1">
+          <w:hyperlink w:anchor="_Toc242912285" w:history="1">
             <w:r>
               <w:rPr>
                 <w:rStyle w:val="Hyperlink"/>
@@ -4609,7 +4726,7 @@
               <w:rPr>
                 <w:noProof/>
               </w:rPr>
-              <w:instrText xml:space="preserve"> PAGEREF _Toc242619883 \h </w:instrText>
+              <w:instrText xml:space="preserve"> PAGEREF _Toc242912285 \h </w:instrText>
             </w:r>
             <w:r>
               <w:rPr>
@@ -4626,7 +4743,7 @@
               <w:rPr>
                 <w:noProof/>
               </w:rPr>
-              <w:t>26</w:t>
+              <w:t>27</w:t>
             </w:r>
             <w:r>
               <w:rPr>
@@ -4650,7 +4767,7 @@
         <w:keepLines/>
         <w:pageBreakBefore/>
       </w:pPr>
-      <w:bookmarkStart w:id="0" w:name="_Toc242619849"/>
+      <w:bookmarkStart w:id="0" w:name="_Toc242912251"/>
       <w:r>
         <w:lastRenderedPageBreak/>
         <w:t>1 Introduction</w:t>
@@ -4663,12 +4780,9 @@
         <w:keepNext/>
         <w:keepLines/>
       </w:pPr>
-      <w:bookmarkStart w:id="1" w:name="_Toc242619850"/>
-      <w:r>
-        <w:t>1.1 </w:t>
-      </w:r>
-      <w:r>
-        <w:t>Purpose</w:t>
+      <w:bookmarkStart w:id="1" w:name="_Toc242912252"/>
+      <w:r>
+        <w:t>1.1 Purpose</w:t>
       </w:r>
       <w:bookmarkEnd w:id="1"/>
     </w:p>
@@ -4707,7 +4821,10 @@
         <w:t>interaction step by step</w:t>
       </w:r>
       <w:r>
-        <w:t>, including what happens when things go wrong. They are the basis for the screen flows (ZP-DOC-07), the API design (ZP-DOC-06) and the system tests (ZP-DOC-08).</w:t>
+        <w:t xml:space="preserve">, including what happens when things go wrong. They are the basis for the screen </w:t>
+      </w:r>
+      <w:r>
+        <w:t>flows (ZP-DOC-07), the API design (ZP-DOC-06) and the system tests (ZP-DOC-08).</w:t>
       </w:r>
     </w:p>
     <w:p>
@@ -4716,7 +4833,7 @@
         <w:keepNext/>
         <w:keepLines/>
       </w:pPr>
-      <w:bookmarkStart w:id="2" w:name="_Toc242619851"/>
+      <w:bookmarkStart w:id="2" w:name="_Toc242912253"/>
       <w:r>
         <w:t>1.2 Scope</w:t>
       </w:r>
@@ -4756,7 +4873,7 @@
         <w:keepNext/>
         <w:keepLines/>
       </w:pPr>
-      <w:bookmarkStart w:id="3" w:name="_Toc242619852"/>
+      <w:bookmarkStart w:id="3" w:name="_Toc242912254"/>
       <w:r>
         <w:t>1.3 Intended audience</w:t>
       </w:r>
@@ -4776,7 +4893,7 @@
         <w:keepNext/>
         <w:keepLines/>
       </w:pPr>
-      <w:bookmarkStart w:id="4" w:name="_Toc242619853"/>
+      <w:bookmarkStart w:id="4" w:name="_Toc242912255"/>
       <w:r>
         <w:t>1.4 Relationship to other documents</w:t>
       </w:r>
@@ -4787,7 +4904,7 @@
         <w:pStyle w:val="Caption"/>
         <w:keepNext/>
       </w:pPr>
-      <w:bookmarkStart w:id="5" w:name="_Toc242619878"/>
+      <w:bookmarkStart w:id="5" w:name="_Toc242912280"/>
       <w:r>
         <w:t xml:space="preserve">Table </w:t>
       </w:r>
@@ -4829,7 +4946,7 @@
           <w:left w:w="10" w:type="dxa"/>
           <w:right w:w="10" w:type="dxa"/>
         </w:tblCellMar>
-        <w:tblLook w:val="0000" w:firstRow="0" w:lastRow="0" w:firstColumn="0" w:lastColumn="0" w:noHBand="0" w:noVBand="0"/>
+        <w:tblLook w:val="04A0" w:firstRow="1" w:lastRow="0" w:firstColumn="1" w:lastColumn="0" w:noHBand="0" w:noVBand="1"/>
       </w:tblPr>
       <w:tblGrid>
         <w:gridCol w:w="3327"/>
@@ -5215,7 +5332,7 @@
         <w:keepNext/>
         <w:keepLines/>
       </w:pPr>
-      <w:bookmarkStart w:id="6" w:name="_Toc242619854"/>
+      <w:bookmarkStart w:id="6" w:name="_Toc242912256"/>
       <w:r>
         <w:t>1.5 Conventions</w:t>
       </w:r>
@@ -5364,7 +5481,10 @@
         <w:t>Deleted</w:t>
       </w:r>
       <w:r>
-        <w:t xml:space="preserve"> in the sense of ZP-DOC-00). The change requests are listed in ZP-DOC-02 and ZP-DOC-03; "VR" is the product owner's video review of 11 October 2026.</w:t>
+        <w:t xml:space="preserve"> in the sense of ZP-DOC-00). The change requests </w:t>
+      </w:r>
+      <w:r>
+        <w:t>are listed in ZP-DOC-02 and ZP-DOC-03; "VR" is the product owner's video review of 11 October 2026.</w:t>
       </w:r>
     </w:p>
     <w:p>
@@ -5374,7 +5494,7 @@
         <w:keepLines/>
         <w:pageBreakBefore/>
       </w:pPr>
-      <w:bookmarkStart w:id="7" w:name="_Toc242619855"/>
+      <w:bookmarkStart w:id="7" w:name="_Toc242912257"/>
       <w:r>
         <w:lastRenderedPageBreak/>
         <w:t>2 Actors</w:t>
@@ -5386,7 +5506,7 @@
         <w:pStyle w:val="Caption"/>
         <w:keepNext/>
       </w:pPr>
-      <w:bookmarkStart w:id="8" w:name="_Toc242619879"/>
+      <w:bookmarkStart w:id="8" w:name="_Toc242912281"/>
       <w:r>
         <w:t xml:space="preserve">Table </w:t>
       </w:r>
@@ -5428,7 +5548,7 @@
           <w:left w:w="10" w:type="dxa"/>
           <w:right w:w="10" w:type="dxa"/>
         </w:tblCellMar>
-        <w:tblLook w:val="0000" w:firstRow="0" w:lastRow="0" w:firstColumn="0" w:lastColumn="0" w:noHBand="0" w:noVBand="0"/>
+        <w:tblLook w:val="04A0" w:firstRow="1" w:lastRow="0" w:firstColumn="1" w:lastColumn="0" w:noHBand="0" w:noVBand="1"/>
       </w:tblPr>
       <w:tblGrid>
         <w:gridCol w:w="2376"/>
@@ -6763,7 +6883,7 @@
         <w:keepLines/>
         <w:pageBreakBefore/>
       </w:pPr>
-      <w:bookmarkStart w:id="9" w:name="_Toc242619856"/>
+      <w:bookmarkStart w:id="9" w:name="_Toc242912258"/>
       <w:r>
         <w:lastRenderedPageBreak/>
         <w:t>3 Use case diagrams</w:t>
@@ -6781,7 +6901,7 @@
           <w:noProof/>
         </w:rPr>
         <w:drawing>
-          <wp:inline distT="0" distB="0" distL="0" distR="0" wp14:anchorId="47B8729F" wp14:editId="47B872A0">
+          <wp:inline distT="0" distB="0" distL="0" distR="0" wp14:anchorId="43F75588" wp14:editId="43F75589">
             <wp:extent cx="5676900" cy="8191500"/>
             <wp:effectExtent l="0" t="0" r="0" b="0"/>
             <wp:docPr id="1" name="uc-student.png" descr="Student services: use cases of the student and the systems that support them" title="Student services: use cases of the student and the systems that support them"/>
@@ -6824,7 +6944,7 @@
       <w:pPr>
         <w:pStyle w:val="Caption"/>
       </w:pPr>
-      <w:bookmarkStart w:id="10" w:name="_Toc242619874"/>
+      <w:bookmarkStart w:id="10" w:name="_Toc242912276"/>
       <w:r>
         <w:t xml:space="preserve">Figure </w:t>
       </w:r>
@@ -6863,7 +6983,7 @@
         </w:rPr>
         <w:lastRenderedPageBreak/>
         <w:drawing>
-          <wp:inline distT="0" distB="0" distL="0" distR="0" wp14:anchorId="47B872A1" wp14:editId="47B872A2">
+          <wp:inline distT="0" distB="0" distL="0" distR="0" wp14:anchorId="43F7558A" wp14:editId="43F7558B">
             <wp:extent cx="6124575" cy="3705225"/>
             <wp:effectExtent l="0" t="0" r="0" b="0"/>
             <wp:docPr id="2" name="uc-backoffice.png" descr="Data, trust and community services: use cases of the curator, scheduler, teacher and senior" title="Data, trust and community services: use cases of the curator, scheduler, teacher and senior"/>
@@ -6906,7 +7026,7 @@
       <w:pPr>
         <w:pStyle w:val="Caption"/>
       </w:pPr>
-      <w:bookmarkStart w:id="11" w:name="_Toc242619875"/>
+      <w:bookmarkStart w:id="11" w:name="_Toc242912277"/>
       <w:r>
         <w:t xml:space="preserve">Figure </w:t>
       </w:r>
@@ -6950,7 +7070,10 @@
         <w:t>Note:</w:t>
       </w:r>
       <w:r>
-        <w:t xml:space="preserve"> The two diagrams above show the v1.0 baseline. Use cases UC-19 to UC-33, added by the change requests, are defined in the catalogue and sections below; the diagrams will be redrawn before this revision is approved.</w:t>
+        <w:t xml:space="preserve"> The two diagrams above show the v1.0 baseline. Use cases UC-19 to UC-33, added by the change requests, are </w:t>
+      </w:r>
+      <w:r>
+        <w:t>defined in the catalogue and sections below; the diagrams will be redrawn before this revision is approved.</w:t>
       </w:r>
     </w:p>
     <w:p>
@@ -6960,7 +7083,7 @@
         <w:keepLines/>
         <w:pageBreakBefore/>
       </w:pPr>
-      <w:bookmarkStart w:id="12" w:name="_Toc242619857"/>
+      <w:bookmarkStart w:id="12" w:name="_Toc242912259"/>
       <w:r>
         <w:lastRenderedPageBreak/>
         <w:t>4 Use case catalogue</w:t>
@@ -6972,7 +7095,7 @@
         <w:pStyle w:val="Caption"/>
         <w:keepNext/>
       </w:pPr>
-      <w:bookmarkStart w:id="13" w:name="_Toc242619880"/>
+      <w:bookmarkStart w:id="13" w:name="_Toc242912282"/>
       <w:r>
         <w:t xml:space="preserve">Table </w:t>
       </w:r>
@@ -7014,7 +7137,7 @@
           <w:left w:w="10" w:type="dxa"/>
           <w:right w:w="10" w:type="dxa"/>
         </w:tblCellMar>
-        <w:tblLook w:val="0000" w:firstRow="0" w:lastRow="0" w:firstColumn="0" w:lastColumn="0" w:noHBand="0" w:noVBand="0"/>
+        <w:tblLook w:val="04A0" w:firstRow="1" w:lastRow="0" w:firstColumn="1" w:lastColumn="0" w:noHBand="0" w:noVBand="1"/>
       </w:tblPr>
       <w:tblGrid>
         <w:gridCol w:w="664"/>
@@ -13941,7 +14064,7 @@
         <w:keepLines/>
         <w:pageBreakBefore/>
       </w:pPr>
-      <w:bookmarkStart w:id="14" w:name="_Toc242619858"/>
+      <w:bookmarkStart w:id="14" w:name="_Toc242912260"/>
       <w:r>
         <w:lastRenderedPageBreak/>
         <w:t>5 Fully dressed use cases</w:t>
@@ -13954,7 +14077,7 @@
         <w:keepNext/>
         <w:keepLines/>
       </w:pPr>
-      <w:bookmarkStart w:id="15" w:name="_Toc242619859"/>
+      <w:bookmarkStart w:id="15" w:name="_Toc242912261"/>
       <w:r>
         <w:t>5.1 UC-01 Set up profile</w:t>
       </w:r>
@@ -13975,7 +14098,7 @@
           <w:left w:w="10" w:type="dxa"/>
           <w:right w:w="10" w:type="dxa"/>
         </w:tblCellMar>
-        <w:tblLook w:val="0000" w:firstRow="0" w:lastRow="0" w:firstColumn="0" w:lastColumn="0" w:noHBand="0" w:noVBand="0"/>
+        <w:tblLook w:val="04A0" w:firstRow="1" w:lastRow="0" w:firstColumn="1" w:lastColumn="0" w:noHBand="0" w:noVBand="1"/>
       </w:tblPr>
       <w:tblGrid>
         <w:gridCol w:w="2376"/>
@@ -14894,10 +15017,7 @@
         <w:t>5b. The subject combination is not admissible for the stream:</w:t>
       </w:r>
       <w:r>
-        <w:t xml:space="preserve"> the system names the subject that does not </w:t>
-      </w:r>
-      <w:r>
-        <w:t>fit (FR-103); resume at step 4.</w:t>
+        <w:t xml:space="preserve"> the system names the subject that does not fit (FR-103); resume at step 4.</w:t>
       </w:r>
     </w:p>
     <w:p>
@@ -14937,7 +15057,10 @@
         <w:t>6a. The device is offline:</w:t>
       </w:r>
       <w:r>
-        <w:t xml:space="preserve"> the profile is stored on the device and sent to the account when the device is online again, without being overwritten by the older copy (FR-117).</w:t>
+        <w:t xml:space="preserve"> the profile is stored on the device and sent to the account when the device is </w:t>
+      </w:r>
+      <w:r>
+        <w:t>online again, without being overwritten by the older copy (FR-117).</w:t>
       </w:r>
     </w:p>
     <w:tbl>
@@ -14955,7 +15078,7 @@
           <w:left w:w="10" w:type="dxa"/>
           <w:right w:w="10" w:type="dxa"/>
         </w:tblCellMar>
-        <w:tblLook w:val="0000" w:firstRow="0" w:lastRow="0" w:firstColumn="0" w:lastColumn="0" w:noHBand="0" w:noVBand="0"/>
+        <w:tblLook w:val="04A0" w:firstRow="1" w:lastRow="0" w:firstColumn="1" w:lastColumn="0" w:noHBand="0" w:noVBand="1"/>
       </w:tblPr>
       <w:tblGrid>
         <w:gridCol w:w="1606"/>
@@ -15121,7 +15244,7 @@
         <w:keepNext/>
         <w:keepLines/>
       </w:pPr>
-      <w:bookmarkStart w:id="16" w:name="_Toc242619860"/>
+      <w:bookmarkStart w:id="16" w:name="_Toc242912262"/>
       <w:r>
         <w:lastRenderedPageBreak/>
         <w:t>5.2 UC-02 Explore eligible courses</w:t>
@@ -15143,7 +15266,7 @@
           <w:left w:w="10" w:type="dxa"/>
           <w:right w:w="10" w:type="dxa"/>
         </w:tblCellMar>
-        <w:tblLook w:val="0000" w:firstRow="0" w:lastRow="0" w:firstColumn="0" w:lastColumn="0" w:noHBand="0" w:noVBand="0"/>
+        <w:tblLook w:val="04A0" w:firstRow="1" w:lastRow="0" w:firstColumn="1" w:lastColumn="0" w:noHBand="0" w:noVBand="1"/>
       </w:tblPr>
       <w:tblGrid>
         <w:gridCol w:w="2376"/>
@@ -15999,7 +16122,10 @@
         <w:t>5a. The student marks an offering as a dream course:</w:t>
       </w:r>
       <w:r>
-        <w:t xml:space="preserve"> the system shows the gap and up to three nearby open offerings (FR-211, FR-212).</w:t>
+        <w:t xml:space="preserve"> the system shows the gap and up to three nearby open </w:t>
+      </w:r>
+      <w:r>
+        <w:t>offerings (FR-211, FR-212).</w:t>
       </w:r>
     </w:p>
     <w:p>
@@ -16079,7 +16205,10 @@
         <w:t>1a. The network is unavailable:</w:t>
       </w:r>
       <w:r>
-        <w:t xml:space="preserve"> the system shows the last results computed on the device, marked with the time computed.</w:t>
+        <w:t xml:space="preserve"> the system shows the last results computed on the device, marked with the </w:t>
+      </w:r>
+      <w:r>
+        <w:t>time computed.</w:t>
       </w:r>
     </w:p>
     <w:tbl>
@@ -16097,7 +16226,7 @@
           <w:left w:w="10" w:type="dxa"/>
           <w:right w:w="10" w:type="dxa"/>
         </w:tblCellMar>
-        <w:tblLook w:val="0000" w:firstRow="0" w:lastRow="0" w:firstColumn="0" w:lastColumn="0" w:noHBand="0" w:noVBand="0"/>
+        <w:tblLook w:val="04A0" w:firstRow="1" w:lastRow="0" w:firstColumn="1" w:lastColumn="0" w:noHBand="0" w:noVBand="1"/>
       </w:tblPr>
       <w:tblGrid>
         <w:gridCol w:w="1355"/>
@@ -16189,7 +16318,7 @@
         <w:keepNext/>
         <w:keepLines/>
       </w:pPr>
-      <w:bookmarkStart w:id="17" w:name="_Toc242619861"/>
+      <w:bookmarkStart w:id="17" w:name="_Toc242912263"/>
       <w:r>
         <w:t>5.3 UC-04 Build and check preference list</w:t>
       </w:r>
@@ -16210,7 +16339,7 @@
           <w:left w:w="10" w:type="dxa"/>
           <w:right w:w="10" w:type="dxa"/>
         </w:tblCellMar>
-        <w:tblLook w:val="0000" w:firstRow="0" w:lastRow="0" w:firstColumn="0" w:lastColumn="0" w:noHBand="0" w:noVBand="0"/>
+        <w:tblLook w:val="04A0" w:firstRow="1" w:lastRow="0" w:firstColumn="1" w:lastColumn="0" w:noHBand="0" w:noVBand="1"/>
       </w:tblPr>
       <w:tblGrid>
         <w:gridCol w:w="2376"/>
@@ -17047,7 +17176,7 @@
         </w:rPr>
         <w:lastRenderedPageBreak/>
         <w:drawing>
-          <wp:inline distT="0" distB="0" distL="0" distR="0" wp14:anchorId="47B872A3" wp14:editId="47B872A4">
+          <wp:inline distT="0" distB="0" distL="0" distR="0" wp14:anchorId="43F7558C" wp14:editId="43F7558D">
             <wp:extent cx="3648075" cy="8191500"/>
             <wp:effectExtent l="0" t="0" r="0" b="0"/>
             <wp:docPr id="3" name="act-list-check.png" descr="Activity flow of UC-04: adding, checking and fixing the preference list" title="Activity flow of UC-04: adding, checking and fixing the preference list"/>
@@ -17090,7 +17219,7 @@
       <w:pPr>
         <w:pStyle w:val="Caption"/>
       </w:pPr>
-      <w:bookmarkStart w:id="18" w:name="_Toc242619876"/>
+      <w:bookmarkStart w:id="18" w:name="_Toc242912278"/>
       <w:r>
         <w:t xml:space="preserve">Figure </w:t>
       </w:r>
@@ -17123,7 +17252,7 @@
         <w:keepNext/>
         <w:keepLines/>
       </w:pPr>
-      <w:bookmarkStart w:id="19" w:name="_Toc242619862"/>
+      <w:bookmarkStart w:id="19" w:name="_Toc242912264"/>
       <w:r>
         <w:lastRenderedPageBreak/>
         <w:t>5.4 UC-07 Ask a question</w:t>
@@ -17145,7 +17274,7 @@
           <w:left w:w="10" w:type="dxa"/>
           <w:right w:w="10" w:type="dxa"/>
         </w:tblCellMar>
-        <w:tblLook w:val="0000" w:firstRow="0" w:lastRow="0" w:firstColumn="0" w:lastColumn="0" w:noHBand="0" w:noVBand="0"/>
+        <w:tblLook w:val="04A0" w:firstRow="1" w:lastRow="0" w:firstColumn="1" w:lastColumn="0" w:noHBand="0" w:noVBand="1"/>
       </w:tblPr>
       <w:tblGrid>
         <w:gridCol w:w="2376"/>
@@ -18019,7 +18148,10 @@
         <w:t>only</w:t>
       </w:r>
       <w:r>
-        <w:t xml:space="preserve"> from those passages, using the student's profile and the facts computed by ZedPath's own rules where relevant, in the question's language.</w:t>
+        <w:t xml:space="preserve"> from those passages, using the student's profile and the facts </w:t>
+      </w:r>
+      <w:r>
+        <w:t>computed by ZedPath's own rules where relevant, in the question's language.</w:t>
       </w:r>
     </w:p>
     <w:p>
@@ -18187,7 +18319,7 @@
         <w:keepNext/>
         <w:keepLines/>
       </w:pPr>
-      <w:bookmarkStart w:id="20" w:name="_Toc242619863"/>
+      <w:bookmarkStart w:id="20" w:name="_Toc242912265"/>
       <w:r>
         <w:t>5.5 UC-11 Extract facts from a source</w:t>
       </w:r>
@@ -18208,7 +18340,7 @@
           <w:left w:w="10" w:type="dxa"/>
           <w:right w:w="10" w:type="dxa"/>
         </w:tblCellMar>
-        <w:tblLook w:val="0000" w:firstRow="0" w:lastRow="0" w:firstColumn="0" w:lastColumn="0" w:noHBand="0" w:noVBand="0"/>
+        <w:tblLook w:val="04A0" w:firstRow="1" w:lastRow="0" w:firstColumn="1" w:lastColumn="0" w:noHBand="0" w:noVBand="1"/>
       </w:tblPr>
       <w:tblGrid>
         <w:gridCol w:w="2376"/>
@@ -19078,7 +19210,7 @@
         </w:rPr>
         <w:lastRenderedPageBreak/>
         <w:drawing>
-          <wp:inline distT="0" distB="0" distL="0" distR="0" wp14:anchorId="47B872A5" wp14:editId="47B872A6">
+          <wp:inline distT="0" distB="0" distL="0" distR="0" wp14:anchorId="43F7558E" wp14:editId="43F7558F">
             <wp:extent cx="6124575" cy="5514975"/>
             <wp:effectExtent l="0" t="0" r="0" b="0"/>
             <wp:docPr id="4" name="act-extraction.png" descr="Activity flow of UC-11 and UC-12: extraction, two-model check and curator review" title="Activity flow of UC-11 and UC-12: extraction, two-model check and curator review"/>
@@ -19121,7 +19253,7 @@
       <w:pPr>
         <w:pStyle w:val="Caption"/>
       </w:pPr>
-      <w:bookmarkStart w:id="21" w:name="_Toc242619877"/>
+      <w:bookmarkStart w:id="21" w:name="_Toc242912279"/>
       <w:r>
         <w:t xml:space="preserve">Figure </w:t>
       </w:r>
@@ -19154,7 +19286,7 @@
         <w:keepNext/>
         <w:keepLines/>
       </w:pPr>
-      <w:bookmarkStart w:id="22" w:name="_Toc242619864"/>
+      <w:bookmarkStart w:id="22" w:name="_Toc242912266"/>
       <w:r>
         <w:t>5.6 UC-12 Review queued facts and reports</w:t>
       </w:r>
@@ -19175,7 +19307,7 @@
           <w:left w:w="10" w:type="dxa"/>
           <w:right w:w="10" w:type="dxa"/>
         </w:tblCellMar>
-        <w:tblLook w:val="0000" w:firstRow="0" w:lastRow="0" w:firstColumn="0" w:lastColumn="0" w:noHBand="0" w:noVBand="0"/>
+        <w:tblLook w:val="04A0" w:firstRow="1" w:lastRow="0" w:firstColumn="1" w:lastColumn="0" w:noHBand="0" w:noVBand="1"/>
       </w:tblPr>
       <w:tblGrid>
         <w:gridCol w:w="2276"/>
@@ -19736,7 +19868,7 @@
         <w:keepNext/>
         <w:keepLines/>
       </w:pPr>
-      <w:bookmarkStart w:id="23" w:name="_Toc242619865"/>
+      <w:bookmarkStart w:id="23" w:name="_Toc242912267"/>
       <w:r>
         <w:t>5.7 UC-13 Scan Gazette</w:t>
       </w:r>
@@ -19757,7 +19889,7 @@
           <w:left w:w="10" w:type="dxa"/>
           <w:right w:w="10" w:type="dxa"/>
         </w:tblCellMar>
-        <w:tblLook w:val="0000" w:firstRow="0" w:lastRow="0" w:firstColumn="0" w:lastColumn="0" w:noHBand="0" w:noVBand="0"/>
+        <w:tblLook w:val="04A0" w:firstRow="1" w:lastRow="0" w:firstColumn="1" w:lastColumn="0" w:noHBand="0" w:noVBand="1"/>
       </w:tblPr>
       <w:tblGrid>
         <w:gridCol w:w="2276"/>
@@ -20218,10 +20350,7 @@
         <w:t>Open now</w:t>
       </w:r>
       <w:r>
-        <w:t xml:space="preserve"> tab, where each student's</w:t>
-      </w:r>
-      <w:r>
-        <w:t xml:space="preserve"> device checks the A/L-pass and age rules (FR-509, NFR-072).</w:t>
+        <w:t xml:space="preserve"> tab, where each student's device checks the A/L-pass and age rules (FR-509, NFR-072).</w:t>
       </w:r>
     </w:p>
     <w:p>
@@ -20263,7 +20392,7 @@
         <w:keepNext/>
         <w:keepLines/>
       </w:pPr>
-      <w:bookmarkStart w:id="24" w:name="_Toc242619866"/>
+      <w:bookmarkStart w:id="24" w:name="_Toc242912268"/>
       <w:r>
         <w:t>5.8 UC-19 Create account and give contact details</w:t>
       </w:r>
@@ -20296,7 +20425,7 @@
           <w:left w:w="10" w:type="dxa"/>
           <w:right w:w="10" w:type="dxa"/>
         </w:tblCellMar>
-        <w:tblLook w:val="0000" w:firstRow="0" w:lastRow="0" w:firstColumn="0" w:lastColumn="0" w:noHBand="0" w:noVBand="0"/>
+        <w:tblLook w:val="04A0" w:firstRow="1" w:lastRow="0" w:firstColumn="1" w:lastColumn="0" w:noHBand="0" w:noVBand="1"/>
       </w:tblPr>
       <w:tblGrid>
         <w:gridCol w:w="2376"/>
@@ -21220,7 +21349,7 @@
           <w:left w:w="10" w:type="dxa"/>
           <w:right w:w="10" w:type="dxa"/>
         </w:tblCellMar>
-        <w:tblLook w:val="0000" w:firstRow="0" w:lastRow="0" w:firstColumn="0" w:lastColumn="0" w:noHBand="0" w:noVBand="0"/>
+        <w:tblLook w:val="04A0" w:firstRow="1" w:lastRow="0" w:firstColumn="1" w:lastColumn="0" w:noHBand="0" w:noVBand="1"/>
       </w:tblPr>
       <w:tblGrid>
         <w:gridCol w:w="3470"/>
@@ -21312,7 +21441,7 @@
         <w:keepNext/>
         <w:keepLines/>
       </w:pPr>
-      <w:bookmarkStart w:id="25" w:name="_Toc242619867"/>
+      <w:bookmarkStart w:id="25" w:name="_Toc242912269"/>
       <w:r>
         <w:t>5.9 UC-25 Tick a Journey step</w:t>
       </w:r>
@@ -21345,7 +21474,7 @@
           <w:left w:w="10" w:type="dxa"/>
           <w:right w:w="10" w:type="dxa"/>
         </w:tblCellMar>
-        <w:tblLook w:val="0000" w:firstRow="0" w:lastRow="0" w:firstColumn="0" w:lastColumn="0" w:noHBand="0" w:noVBand="0"/>
+        <w:tblLook w:val="04A0" w:firstRow="1" w:lastRow="0" w:firstColumn="1" w:lastColumn="0" w:noHBand="0" w:noVBand="1"/>
       </w:tblPr>
       <w:tblGrid>
         <w:gridCol w:w="2376"/>
@@ -22151,7 +22280,7 @@
           <w:left w:w="10" w:type="dxa"/>
           <w:right w:w="10" w:type="dxa"/>
         </w:tblCellMar>
-        <w:tblLook w:val="0000" w:firstRow="0" w:lastRow="0" w:firstColumn="0" w:lastColumn="0" w:noHBand="0" w:noVBand="0"/>
+        <w:tblLook w:val="04A0" w:firstRow="1" w:lastRow="0" w:firstColumn="1" w:lastColumn="0" w:noHBand="0" w:noVBand="1"/>
       </w:tblPr>
       <w:tblGrid>
         <w:gridCol w:w="1668"/>
@@ -22243,7 +22372,7 @@
         <w:keepNext/>
         <w:keepLines/>
       </w:pPr>
-      <w:bookmarkStart w:id="26" w:name="_Toc242619868"/>
+      <w:bookmarkStart w:id="26" w:name="_Toc242912270"/>
       <w:r>
         <w:t>5.10 UC-29 Take part in a group</w:t>
       </w:r>
@@ -22276,7 +22405,7 @@
           <w:left w:w="10" w:type="dxa"/>
           <w:right w:w="10" w:type="dxa"/>
         </w:tblCellMar>
-        <w:tblLook w:val="0000" w:firstRow="0" w:lastRow="0" w:firstColumn="0" w:lastColumn="0" w:noHBand="0" w:noVBand="0"/>
+        <w:tblLook w:val="04A0" w:firstRow="1" w:lastRow="0" w:firstColumn="1" w:lastColumn="0" w:noHBand="0" w:noVBand="1"/>
       </w:tblPr>
       <w:tblGrid>
         <w:gridCol w:w="2376"/>
@@ -23317,7 +23446,7 @@
           <w:left w:w="10" w:type="dxa"/>
           <w:right w:w="10" w:type="dxa"/>
         </w:tblCellMar>
-        <w:tblLook w:val="0000" w:firstRow="0" w:lastRow="0" w:firstColumn="0" w:lastColumn="0" w:noHBand="0" w:noVBand="0"/>
+        <w:tblLook w:val="04A0" w:firstRow="1" w:lastRow="0" w:firstColumn="1" w:lastColumn="0" w:noHBand="0" w:noVBand="1"/>
       </w:tblPr>
       <w:tblGrid>
         <w:gridCol w:w="1446"/>
@@ -23409,7 +23538,7 @@
         <w:keepNext/>
         <w:keepLines/>
       </w:pPr>
-      <w:bookmarkStart w:id="27" w:name="_Toc242619869"/>
+      <w:bookmarkStart w:id="27" w:name="_Toc242912271"/>
       <w:r>
         <w:t>5.11 UC-30 Accept group rules</w:t>
       </w:r>
@@ -23442,7 +23571,7 @@
           <w:left w:w="10" w:type="dxa"/>
           <w:right w:w="10" w:type="dxa"/>
         </w:tblCellMar>
-        <w:tblLook w:val="0000" w:firstRow="0" w:lastRow="0" w:firstColumn="0" w:lastColumn="0" w:noHBand="0" w:noVBand="0"/>
+        <w:tblLook w:val="04A0" w:firstRow="1" w:lastRow="0" w:firstColumn="1" w:lastColumn="0" w:noHBand="0" w:noVBand="1"/>
       </w:tblPr>
       <w:tblGrid>
         <w:gridCol w:w="2376"/>
@@ -24213,7 +24342,7 @@
         <w:keepLines/>
         <w:pageBreakBefore/>
       </w:pPr>
-      <w:bookmarkStart w:id="28" w:name="_Toc242619870"/>
+      <w:bookmarkStart w:id="28" w:name="_Toc242912272"/>
       <w:r>
         <w:lastRenderedPageBreak/>
         <w:t>6 Brief use cases</w:t>
@@ -24225,7 +24354,7 @@
         <w:pStyle w:val="Caption"/>
         <w:keepNext/>
       </w:pPr>
-      <w:bookmarkStart w:id="29" w:name="_Toc242619881"/>
+      <w:bookmarkStart w:id="29" w:name="_Toc242912283"/>
       <w:r>
         <w:t xml:space="preserve">Table </w:t>
       </w:r>
@@ -24267,7 +24396,7 @@
           <w:left w:w="10" w:type="dxa"/>
           <w:right w:w="10" w:type="dxa"/>
         </w:tblCellMar>
-        <w:tblLook w:val="0000" w:firstRow="0" w:lastRow="0" w:firstColumn="0" w:lastColumn="0" w:noHBand="0" w:noVBand="0"/>
+        <w:tblLook w:val="04A0" w:firstRow="1" w:lastRow="0" w:firstColumn="1" w:lastColumn="0" w:noHBand="0" w:noVBand="1"/>
       </w:tblPr>
       <w:tblGrid>
         <w:gridCol w:w="763"/>
@@ -27025,7 +27154,7 @@
         <w:keepLines/>
         <w:pageBreakBefore/>
       </w:pPr>
-      <w:bookmarkStart w:id="30" w:name="_Toc242619871"/>
+      <w:bookmarkStart w:id="30" w:name="_Toc242912273"/>
       <w:r>
         <w:lastRenderedPageBreak/>
         <w:t>Appendix A: Traceability: requirements to use cases</w:t>
@@ -27047,7 +27176,7 @@
         <w:t>Requirements</w:t>
       </w:r>
       <w:r>
-        <w:t>); this was checked by script against all 80 requirements of v1.0, and again for this revision against all 128 functional requirement IDs of ZP-DOC-03 v2.0 (draft), including the superseded and withdrawn ones, which stay listed against the use case they belonged to.</w:t>
+        <w:t>); this was checked by script against all 80 requirements of v1.0, and again for this revision against all 128 functional requirement IDs of ZP-DOC-03 v2.0, including the superseded and withdrawn ones, which stay listed against the use case they belonged to.</w:t>
       </w:r>
     </w:p>
     <w:p>
@@ -27057,7 +27186,7 @@
         <w:keepLines/>
         <w:pageBreakBefore/>
       </w:pPr>
-      <w:bookmarkStart w:id="31" w:name="_Toc242619872"/>
+      <w:bookmarkStart w:id="31" w:name="_Toc242912274"/>
       <w:r>
         <w:lastRenderedPageBreak/>
         <w:t>Appendix B: Glossary</w:t>
@@ -27069,7 +27198,7 @@
         <w:pStyle w:val="Caption"/>
         <w:keepNext/>
       </w:pPr>
-      <w:bookmarkStart w:id="32" w:name="_Toc242619882"/>
+      <w:bookmarkStart w:id="32" w:name="_Toc242912284"/>
       <w:r>
         <w:t xml:space="preserve">Table </w:t>
       </w:r>
@@ -27111,7 +27240,7 @@
           <w:left w:w="10" w:type="dxa"/>
           <w:right w:w="10" w:type="dxa"/>
         </w:tblCellMar>
-        <w:tblLook w:val="0000" w:firstRow="0" w:lastRow="0" w:firstColumn="0" w:lastColumn="0" w:noHBand="0" w:noVBand="0"/>
+        <w:tblLook w:val="04A0" w:firstRow="1" w:lastRow="0" w:firstColumn="1" w:lastColumn="0" w:noHBand="0" w:noVBand="1"/>
       </w:tblPr>
       <w:tblGrid>
         <w:gridCol w:w="2276"/>
@@ -27642,7 +27771,7 @@
         <w:keepLines/>
         <w:pageBreakBefore/>
       </w:pPr>
-      <w:bookmarkStart w:id="33" w:name="_Toc242619873"/>
+      <w:bookmarkStart w:id="33" w:name="_Toc242912275"/>
       <w:r>
         <w:lastRenderedPageBreak/>
         <w:t>Appendix C: References</w:t>
@@ -27654,7 +27783,7 @@
         <w:pStyle w:val="Caption"/>
         <w:keepNext/>
       </w:pPr>
-      <w:bookmarkStart w:id="34" w:name="_Toc242619883"/>
+      <w:bookmarkStart w:id="34" w:name="_Toc242912285"/>
       <w:r>
         <w:t xml:space="preserve">Table </w:t>
       </w:r>
@@ -27696,7 +27825,7 @@
           <w:left w:w="10" w:type="dxa"/>
           <w:right w:w="10" w:type="dxa"/>
         </w:tblCellMar>
-        <w:tblLook w:val="0000" w:firstRow="0" w:lastRow="0" w:firstColumn="0" w:lastColumn="0" w:noHBand="0" w:noVBand="0"/>
+        <w:tblLook w:val="04A0" w:firstRow="1" w:lastRow="0" w:firstColumn="1" w:lastColumn="0" w:noHBand="0" w:noVBand="1"/>
       </w:tblPr>
       <w:tblGrid>
         <w:gridCol w:w="803"/>
@@ -28279,7 +28408,7 @@
         <w:sz w:val="16"/>
         <w:szCs w:val="16"/>
       </w:rPr>
-      <w:t>ZP-DOC-04  ·  v2.0 (draft)  ·  Under revision</w:t>
+      <w:t>ZP-DOC-04  ·  v2.0  ·  Approved</w:t>
     </w:r>
   </w:p>
 </w:hdr>
@@ -28288,10 +28417,10 @@
 <file path=word/numbering.xml><?xml version="1.0" encoding="utf-8"?>
 <w:numbering xmlns:wpc="http://schemas.microsoft.com/office/word/2010/wordprocessingCanvas" xmlns:cx="http://schemas.microsoft.com/office/drawing/2014/chartex" xmlns:cx1="http://schemas.microsoft.com/office/drawing/2015/9/8/chartex" xmlns:cx2="http://schemas.microsoft.com/office/drawing/2015/10/21/chartex" xmlns:cx3="http://schemas.microsoft.com/office/drawing/2016/5/9/chartex" xmlns:cx4="http://schemas.microsoft.com/office/drawing/2016/5/10/chartex" xmlns:cx5="http://schemas.microsoft.com/office/drawing/2016/5/11/chartex" xmlns:cx6="http://schemas.microsoft.com/office/drawing/2016/5/12/chartex" xmlns:cx7="http://schemas.microsoft.com/office/drawing/2016/5/13/chartex" xmlns:cx8="http://schemas.microsoft.com/office/drawing/2016/5/14/chartex" xmlns:mc="http://schemas.openxmlformats.org/markup-compatibility/2006" xmlns:aink="http://schemas.microsoft.com/office/drawing/2016/ink" xmlns:am3d="http://schemas.microsoft.com/office/drawing/2017/model3d" xmlns:o="urn:schemas-microsoft-com:office:office" xmlns:oel="http://schemas.microsoft.com/office/2019/extlst" xmlns:r="http://schemas.openxmlformats.org/officeDocument/2006/relationships" xmlns:m="http://schemas.openxmlformats.org/officeDocument/2006/math" xmlns:v="urn:schemas-microsoft-com:vml" xmlns:wp14="http://schemas.microsoft.com/office/word/2010/wordprocessingDrawing" xmlns:wp="http://schemas.openxmlformats.org/drawingml/2006/wordprocessingDrawing" xmlns:w10="urn:schemas-microsoft-com:office:word" xmlns:w="http://schemas.openxmlformats.org/wordprocessingml/2006/main" xmlns:w14="http://schemas.microsoft.com/office/word/2010/wordml" xmlns:w15="http://schemas.microsoft.com/office/word/2012/wordml" xmlns:w16cex="http://schemas.microsoft.com/office/word/2018/wordml/cex" xmlns:w16cid="http://schemas.microsoft.com/office/word/2016/wordml/cid" xmlns:w16="http://schemas.microsoft.com/office/word/2018/wordml" xmlns:w16du="http://schemas.microsoft.com/office/word/2023/wordml/word16du" xmlns:w16sdtdh="http://schemas.microsoft.com/office/word/2020/wordml/sdtdatahash" xmlns:w16sdtfl="http://schemas.microsoft.com/office/word/2024/wordml/sdtformatlock" xmlns:w16se="http://schemas.microsoft.com/office/word/2015/wordml/symex" xmlns:wpg="http://schemas.microsoft.com/office/word/2010/wordprocessingGroup" xmlns:wpi="http://schemas.microsoft.com/office/word/2010/wordprocessingInk" xmlns:wne="http://schemas.microsoft.com/office/word/2006/wordml" xmlns:wps="http://schemas.microsoft.com/office/word/2010/wordprocessingShape" mc:Ignorable="w14 w15 w16se w16cid w16 w16cex w16sdtdh w16sdtfl w16du wp14">
   <w:abstractNum w:abstractNumId="0" w15:restartNumberingAfterBreak="0">
-    <w:nsid w:val="0979085C"/>
+    <w:nsid w:val="01FF3E4E"/>
     <w:multiLevelType w:val="hybridMultilevel"/>
-    <w:tmpl w:val="86B8A1D8"/>
-    <w:lvl w:ilvl="0" w:tplc="4D82CCC8" w:tentative="1">
+    <w:tmpl w:val="210657D6"/>
+    <w:lvl w:ilvl="0" w:tplc="22D6BEE6" w:tentative="1">
       <w:start w:val="1"/>
       <w:numFmt w:val="bullet"/>
       <w:lvlText w:val="●"/>
@@ -28300,7 +28429,7 @@
         <w:ind w:left="720" w:hanging="360"/>
       </w:pPr>
     </w:lvl>
-    <w:lvl w:ilvl="1" w:tplc="D122A126" w:tentative="1">
+    <w:lvl w:ilvl="1" w:tplc="103894F2" w:tentative="1">
       <w:start w:val="1"/>
       <w:numFmt w:val="bullet"/>
       <w:lvlText w:val="○"/>
@@ -28309,7 +28438,7 @@
         <w:ind w:left="1440" w:hanging="360"/>
       </w:pPr>
     </w:lvl>
-    <w:lvl w:ilvl="2" w:tplc="9B0A63C8" w:tentative="1">
+    <w:lvl w:ilvl="2" w:tplc="72E40526" w:tentative="1">
       <w:start w:val="1"/>
       <w:numFmt w:val="bullet"/>
       <w:lvlText w:val="■"/>
@@ -28318,7 +28447,7 @@
         <w:ind w:left="2160" w:hanging="360"/>
       </w:pPr>
     </w:lvl>
-    <w:lvl w:ilvl="3" w:tplc="89BA1682" w:tentative="1">
+    <w:lvl w:ilvl="3" w:tplc="C3C88C16" w:tentative="1">
       <w:start w:val="1"/>
       <w:numFmt w:val="bullet"/>
       <w:lvlText w:val="●"/>
@@ -28327,7 +28456,7 @@
         <w:ind w:left="2880" w:hanging="360"/>
       </w:pPr>
     </w:lvl>
-    <w:lvl w:ilvl="4" w:tplc="D05E305E" w:tentative="1">
+    <w:lvl w:ilvl="4" w:tplc="B4D27162" w:tentative="1">
       <w:start w:val="1"/>
       <w:numFmt w:val="bullet"/>
       <w:lvlText w:val="○"/>
@@ -28336,7 +28465,7 @@
         <w:ind w:left="3600" w:hanging="360"/>
       </w:pPr>
     </w:lvl>
-    <w:lvl w:ilvl="5" w:tplc="CE60F82C" w:tentative="1">
+    <w:lvl w:ilvl="5" w:tplc="288C1126" w:tentative="1">
       <w:start w:val="1"/>
       <w:numFmt w:val="bullet"/>
       <w:lvlText w:val="■"/>
@@ -28345,7 +28474,7 @@
         <w:ind w:left="4320" w:hanging="360"/>
       </w:pPr>
     </w:lvl>
-    <w:lvl w:ilvl="6" w:tplc="69D69898" w:tentative="1">
+    <w:lvl w:ilvl="6" w:tplc="2D661D54" w:tentative="1">
       <w:start w:val="1"/>
       <w:numFmt w:val="bullet"/>
       <w:lvlText w:val="●"/>
@@ -28354,7 +28483,7 @@
         <w:ind w:left="5040" w:hanging="360"/>
       </w:pPr>
     </w:lvl>
-    <w:lvl w:ilvl="7" w:tplc="6A8E2D10" w:tentative="1">
+    <w:lvl w:ilvl="7" w:tplc="A70ACF7A" w:tentative="1">
       <w:start w:val="1"/>
       <w:numFmt w:val="bullet"/>
       <w:lvlText w:val="●"/>
@@ -28363,7 +28492,7 @@
         <w:ind w:left="5760" w:hanging="360"/>
       </w:pPr>
     </w:lvl>
-    <w:lvl w:ilvl="8" w:tplc="44502064" w:tentative="1">
+    <w:lvl w:ilvl="8" w:tplc="2836EF2E" w:tentative="1">
       <w:start w:val="1"/>
       <w:numFmt w:val="bullet"/>
       <w:lvlText w:val="●"/>
@@ -28374,10 +28503,72 @@
     </w:lvl>
   </w:abstractNum>
   <w:abstractNum w:abstractNumId="1" w15:restartNumberingAfterBreak="0">
-    <w:nsid w:val="3E074643"/>
+    <w:nsid w:val="3AF809AF"/>
     <w:multiLevelType w:val="hybridMultilevel"/>
-    <w:tmpl w:val="6CE61006"/>
-    <w:lvl w:ilvl="0" w:tplc="FAFC5546">
+    <w:tmpl w:val="4224D66A"/>
+    <w:lvl w:ilvl="0" w:tplc="4B767DFA">
+      <w:start w:val="1"/>
+      <w:numFmt w:val="decimal"/>
+      <w:lvlText w:val="%1."/>
+      <w:lvlJc w:val="left"/>
+      <w:pPr>
+        <w:ind w:left="720" w:hanging="360"/>
+      </w:pPr>
+    </w:lvl>
+    <w:lvl w:ilvl="1" w:tplc="4F8AED82" w:tentative="1">
+      <w:start w:val="1"/>
+      <w:numFmt w:val="lowerLetter"/>
+      <w:lvlText w:val="%2."/>
+      <w:lvlJc w:val="left"/>
+      <w:pPr>
+        <w:ind w:left="1080" w:hanging="360"/>
+      </w:pPr>
+    </w:lvl>
+    <w:lvl w:ilvl="2" w:tplc="1D4E88C0" w:tentative="1">
+      <w:start w:val="1"/>
+      <w:numFmt w:val="lowerRoman"/>
+      <w:lvlText w:val="%3."/>
+      <w:lvlJc w:val="left"/>
+      <w:pPr>
+        <w:ind w:left="1440" w:hanging="360"/>
+      </w:pPr>
+    </w:lvl>
+    <w:lvl w:ilvl="3" w:tplc="93940958">
+      <w:numFmt w:val="decimal"/>
+      <w:lvlText w:val=""/>
+      <w:lvlJc w:val="left"/>
+    </w:lvl>
+    <w:lvl w:ilvl="4" w:tplc="BC7A4BD0">
+      <w:numFmt w:val="decimal"/>
+      <w:lvlText w:val=""/>
+      <w:lvlJc w:val="left"/>
+    </w:lvl>
+    <w:lvl w:ilvl="5" w:tplc="F1F04838">
+      <w:numFmt w:val="decimal"/>
+      <w:lvlText w:val=""/>
+      <w:lvlJc w:val="left"/>
+    </w:lvl>
+    <w:lvl w:ilvl="6" w:tplc="EA02E9CC">
+      <w:numFmt w:val="decimal"/>
+      <w:lvlText w:val=""/>
+      <w:lvlJc w:val="left"/>
+    </w:lvl>
+    <w:lvl w:ilvl="7" w:tplc="C5841460">
+      <w:numFmt w:val="decimal"/>
+      <w:lvlText w:val=""/>
+      <w:lvlJc w:val="left"/>
+    </w:lvl>
+    <w:lvl w:ilvl="8" w:tplc="11D4668C">
+      <w:numFmt w:val="decimal"/>
+      <w:lvlText w:val=""/>
+      <w:lvlJc w:val="left"/>
+    </w:lvl>
+  </w:abstractNum>
+  <w:abstractNum w:abstractNumId="2" w15:restartNumberingAfterBreak="0">
+    <w:nsid w:val="52821BCA"/>
+    <w:multiLevelType w:val="hybridMultilevel"/>
+    <w:tmpl w:val="AA98021E"/>
+    <w:lvl w:ilvl="0" w:tplc="7B784624">
       <w:start w:val="1"/>
       <w:numFmt w:val="bullet"/>
       <w:lvlText w:val="•"/>
@@ -28386,7 +28577,7 @@
         <w:ind w:left="720" w:hanging="280"/>
       </w:pPr>
     </w:lvl>
-    <w:lvl w:ilvl="1" w:tplc="F01A9BB6" w:tentative="1">
+    <w:lvl w:ilvl="1" w:tplc="30DCD4EE" w:tentative="1">
       <w:start w:val="1"/>
       <w:numFmt w:val="bullet"/>
       <w:lvlText w:val="–"/>
@@ -28395,7 +28586,7 @@
         <w:ind w:left="1080" w:hanging="280"/>
       </w:pPr>
     </w:lvl>
-    <w:lvl w:ilvl="2" w:tplc="11AC607A" w:tentative="1">
+    <w:lvl w:ilvl="2" w:tplc="5B46FDC6" w:tentative="1">
       <w:start w:val="1"/>
       <w:numFmt w:val="bullet"/>
       <w:lvlText w:val="▪"/>
@@ -28404,239 +28595,177 @@
         <w:ind w:left="1440" w:hanging="280"/>
       </w:pPr>
     </w:lvl>
-    <w:lvl w:ilvl="3" w:tplc="C628740A">
+    <w:lvl w:ilvl="3" w:tplc="1A267F28">
       <w:numFmt w:val="decimal"/>
       <w:lvlText w:val=""/>
       <w:lvlJc w:val="left"/>
     </w:lvl>
-    <w:lvl w:ilvl="4" w:tplc="147AFF6A">
+    <w:lvl w:ilvl="4" w:tplc="873CB1AE">
       <w:numFmt w:val="decimal"/>
       <w:lvlText w:val=""/>
       <w:lvlJc w:val="left"/>
     </w:lvl>
-    <w:lvl w:ilvl="5" w:tplc="53A8AE58">
+    <w:lvl w:ilvl="5" w:tplc="1624CC1E">
       <w:numFmt w:val="decimal"/>
       <w:lvlText w:val=""/>
       <w:lvlJc w:val="left"/>
     </w:lvl>
-    <w:lvl w:ilvl="6" w:tplc="D3E45DC2">
+    <w:lvl w:ilvl="6" w:tplc="4C408442">
       <w:numFmt w:val="decimal"/>
       <w:lvlText w:val=""/>
       <w:lvlJc w:val="left"/>
     </w:lvl>
-    <w:lvl w:ilvl="7" w:tplc="5086A0C4">
+    <w:lvl w:ilvl="7" w:tplc="7424F7DE">
       <w:numFmt w:val="decimal"/>
       <w:lvlText w:val=""/>
       <w:lvlJc w:val="left"/>
     </w:lvl>
-    <w:lvl w:ilvl="8" w:tplc="F426D752">
+    <w:lvl w:ilvl="8" w:tplc="9A3A283A">
       <w:numFmt w:val="decimal"/>
       <w:lvlText w:val=""/>
       <w:lvlJc w:val="left"/>
     </w:lvl>
   </w:abstractNum>
-  <w:abstractNum w:abstractNumId="2" w15:restartNumberingAfterBreak="0">
-    <w:nsid w:val="602F3C44"/>
-    <w:multiLevelType w:val="hybridMultilevel"/>
-    <w:tmpl w:val="8424B884"/>
-    <w:lvl w:ilvl="0" w:tplc="3414702A">
-      <w:start w:val="1"/>
-      <w:numFmt w:val="decimal"/>
-      <w:lvlText w:val="%1."/>
-      <w:lvlJc w:val="left"/>
-      <w:pPr>
-        <w:ind w:left="720" w:hanging="360"/>
-      </w:pPr>
-    </w:lvl>
-    <w:lvl w:ilvl="1" w:tplc="95987876" w:tentative="1">
-      <w:start w:val="1"/>
-      <w:numFmt w:val="lowerLetter"/>
-      <w:lvlText w:val="%2."/>
-      <w:lvlJc w:val="left"/>
-      <w:pPr>
-        <w:ind w:left="1080" w:hanging="360"/>
-      </w:pPr>
-    </w:lvl>
-    <w:lvl w:ilvl="2" w:tplc="BB80A3EE" w:tentative="1">
-      <w:start w:val="1"/>
-      <w:numFmt w:val="lowerRoman"/>
-      <w:lvlText w:val="%3."/>
-      <w:lvlJc w:val="left"/>
-      <w:pPr>
-        <w:ind w:left="1440" w:hanging="360"/>
-      </w:pPr>
-    </w:lvl>
-    <w:lvl w:ilvl="3" w:tplc="85FA29AA">
-      <w:numFmt w:val="decimal"/>
-      <w:lvlText w:val=""/>
-      <w:lvlJc w:val="left"/>
-    </w:lvl>
-    <w:lvl w:ilvl="4" w:tplc="B28C258C">
-      <w:numFmt w:val="decimal"/>
-      <w:lvlText w:val=""/>
-      <w:lvlJc w:val="left"/>
-    </w:lvl>
-    <w:lvl w:ilvl="5" w:tplc="ADAE671E">
-      <w:numFmt w:val="decimal"/>
-      <w:lvlText w:val=""/>
-      <w:lvlJc w:val="left"/>
-    </w:lvl>
-    <w:lvl w:ilvl="6" w:tplc="5F1056CC">
-      <w:numFmt w:val="decimal"/>
-      <w:lvlText w:val=""/>
-      <w:lvlJc w:val="left"/>
-    </w:lvl>
-    <w:lvl w:ilvl="7" w:tplc="35E4D18C">
-      <w:numFmt w:val="decimal"/>
-      <w:lvlText w:val=""/>
-      <w:lvlJc w:val="left"/>
-    </w:lvl>
-    <w:lvl w:ilvl="8" w:tplc="6DEA197A">
-      <w:numFmt w:val="decimal"/>
-      <w:lvlText w:val=""/>
-      <w:lvlJc w:val="left"/>
-    </w:lvl>
-  </w:abstractNum>
-  <w:num w:numId="1" w16cid:durableId="1547713772">
+  <w:num w:numId="1" w16cid:durableId="889420483">
     <w:abstractNumId w:val="0"/>
     <w:lvlOverride w:ilvl="0">
       <w:startOverride w:val="1"/>
     </w:lvlOverride>
   </w:num>
-  <w:num w:numId="2" w16cid:durableId="616332142">
+  <w:num w:numId="2" w16cid:durableId="1423649272">
+    <w:abstractNumId w:val="2"/>
+    <w:lvlOverride w:ilvl="0">
+      <w:startOverride w:val="1"/>
+    </w:lvlOverride>
+  </w:num>
+  <w:num w:numId="3" w16cid:durableId="421492254">
     <w:abstractNumId w:val="1"/>
     <w:lvlOverride w:ilvl="0">
       <w:startOverride w:val="1"/>
     </w:lvlOverride>
   </w:num>
-  <w:num w:numId="3" w16cid:durableId="937638761">
+  <w:num w:numId="4" w16cid:durableId="1679043170">
     <w:abstractNumId w:val="2"/>
     <w:lvlOverride w:ilvl="0">
       <w:startOverride w:val="1"/>
     </w:lvlOverride>
   </w:num>
-  <w:num w:numId="4" w16cid:durableId="1285842561">
+  <w:num w:numId="5" w16cid:durableId="539366713">
     <w:abstractNumId w:val="1"/>
     <w:lvlOverride w:ilvl="0">
       <w:startOverride w:val="1"/>
     </w:lvlOverride>
   </w:num>
-  <w:num w:numId="5" w16cid:durableId="461727046">
+  <w:num w:numId="6" w16cid:durableId="1544361748">
     <w:abstractNumId w:val="2"/>
     <w:lvlOverride w:ilvl="0">
       <w:startOverride w:val="1"/>
     </w:lvlOverride>
   </w:num>
-  <w:num w:numId="6" w16cid:durableId="1395202426">
+  <w:num w:numId="7" w16cid:durableId="964507803">
     <w:abstractNumId w:val="1"/>
     <w:lvlOverride w:ilvl="0">
       <w:startOverride w:val="1"/>
     </w:lvlOverride>
   </w:num>
-  <w:num w:numId="7" w16cid:durableId="106657811">
+  <w:num w:numId="8" w16cid:durableId="114914545">
     <w:abstractNumId w:val="2"/>
     <w:lvlOverride w:ilvl="0">
       <w:startOverride w:val="1"/>
     </w:lvlOverride>
   </w:num>
-  <w:num w:numId="8" w16cid:durableId="248270296">
+  <w:num w:numId="9" w16cid:durableId="1896309069">
     <w:abstractNumId w:val="1"/>
     <w:lvlOverride w:ilvl="0">
       <w:startOverride w:val="1"/>
     </w:lvlOverride>
   </w:num>
-  <w:num w:numId="9" w16cid:durableId="385304118">
+  <w:num w:numId="10" w16cid:durableId="659500297">
     <w:abstractNumId w:val="2"/>
     <w:lvlOverride w:ilvl="0">
       <w:startOverride w:val="1"/>
     </w:lvlOverride>
   </w:num>
-  <w:num w:numId="10" w16cid:durableId="1071581417">
+  <w:num w:numId="11" w16cid:durableId="351494872">
     <w:abstractNumId w:val="1"/>
     <w:lvlOverride w:ilvl="0">
       <w:startOverride w:val="1"/>
     </w:lvlOverride>
   </w:num>
-  <w:num w:numId="11" w16cid:durableId="1983193681">
+  <w:num w:numId="12" w16cid:durableId="536553028">
     <w:abstractNumId w:val="2"/>
     <w:lvlOverride w:ilvl="0">
       <w:startOverride w:val="1"/>
     </w:lvlOverride>
   </w:num>
-  <w:num w:numId="12" w16cid:durableId="125398050">
+  <w:num w:numId="13" w16cid:durableId="1048800272">
     <w:abstractNumId w:val="1"/>
     <w:lvlOverride w:ilvl="0">
       <w:startOverride w:val="1"/>
     </w:lvlOverride>
   </w:num>
-  <w:num w:numId="13" w16cid:durableId="1108157364">
+  <w:num w:numId="14" w16cid:durableId="25520141">
     <w:abstractNumId w:val="2"/>
     <w:lvlOverride w:ilvl="0">
       <w:startOverride w:val="1"/>
     </w:lvlOverride>
   </w:num>
-  <w:num w:numId="14" w16cid:durableId="835073471">
+  <w:num w:numId="15" w16cid:durableId="93482916">
     <w:abstractNumId w:val="1"/>
     <w:lvlOverride w:ilvl="0">
       <w:startOverride w:val="1"/>
     </w:lvlOverride>
   </w:num>
-  <w:num w:numId="15" w16cid:durableId="1233541218">
+  <w:num w:numId="16" w16cid:durableId="558129386">
     <w:abstractNumId w:val="2"/>
     <w:lvlOverride w:ilvl="0">
       <w:startOverride w:val="1"/>
     </w:lvlOverride>
   </w:num>
-  <w:num w:numId="16" w16cid:durableId="1529879698">
+  <w:num w:numId="17" w16cid:durableId="930354495">
     <w:abstractNumId w:val="1"/>
     <w:lvlOverride w:ilvl="0">
       <w:startOverride w:val="1"/>
     </w:lvlOverride>
   </w:num>
-  <w:num w:numId="17" w16cid:durableId="1888490916">
+  <w:num w:numId="18" w16cid:durableId="2050256077">
     <w:abstractNumId w:val="2"/>
     <w:lvlOverride w:ilvl="0">
       <w:startOverride w:val="1"/>
     </w:lvlOverride>
   </w:num>
-  <w:num w:numId="18" w16cid:durableId="1565604573">
+  <w:num w:numId="19" w16cid:durableId="1919049602">
     <w:abstractNumId w:val="1"/>
     <w:lvlOverride w:ilvl="0">
       <w:startOverride w:val="1"/>
     </w:lvlOverride>
   </w:num>
-  <w:num w:numId="19" w16cid:durableId="1678656536">
+  <w:num w:numId="20" w16cid:durableId="774785160">
     <w:abstractNumId w:val="2"/>
     <w:lvlOverride w:ilvl="0">
       <w:startOverride w:val="1"/>
     </w:lvlOverride>
   </w:num>
-  <w:num w:numId="20" w16cid:durableId="949244599">
+  <w:num w:numId="21" w16cid:durableId="384841304">
     <w:abstractNumId w:val="1"/>
     <w:lvlOverride w:ilvl="0">
       <w:startOverride w:val="1"/>
     </w:lvlOverride>
   </w:num>
-  <w:num w:numId="21" w16cid:durableId="2076857238">
+  <w:num w:numId="22" w16cid:durableId="1472864671">
     <w:abstractNumId w:val="2"/>
     <w:lvlOverride w:ilvl="0">
       <w:startOverride w:val="1"/>
     </w:lvlOverride>
   </w:num>
-  <w:num w:numId="22" w16cid:durableId="1881940493">
+  <w:num w:numId="23" w16cid:durableId="137040514">
     <w:abstractNumId w:val="1"/>
     <w:lvlOverride w:ilvl="0">
       <w:startOverride w:val="1"/>
     </w:lvlOverride>
   </w:num>
-  <w:num w:numId="23" w16cid:durableId="753236177">
+  <w:num w:numId="24" w16cid:durableId="1957984866">
     <w:abstractNumId w:val="2"/>
-    <w:lvlOverride w:ilvl="0">
-      <w:startOverride w:val="1"/>
-    </w:lvlOverride>
-  </w:num>
-  <w:num w:numId="24" w16cid:durableId="1186485154">
-    <w:abstractNumId w:val="1"/>
     <w:lvlOverride w:ilvl="0">
       <w:startOverride w:val="1"/>
     </w:lvlOverride>
@@ -29340,7 +29469,7 @@
     <w:autoRedefine/>
     <w:uiPriority w:val="39"/>
     <w:unhideWhenUsed/>
-    <w:rsid w:val="00E016EC"/>
+    <w:rsid w:val="00AA689E"/>
     <w:pPr>
       <w:spacing w:after="100"/>
     </w:pPr>
@@ -29352,7 +29481,7 @@
     <w:autoRedefine/>
     <w:uiPriority w:val="39"/>
     <w:unhideWhenUsed/>
-    <w:rsid w:val="00E016EC"/>
+    <w:rsid w:val="00AA689E"/>
     <w:pPr>
       <w:spacing w:after="100"/>
       <w:ind w:left="210"/>
@@ -29364,7 +29493,7 @@
     <w:next w:val="Normal"/>
     <w:uiPriority w:val="99"/>
     <w:unhideWhenUsed/>
-    <w:rsid w:val="00E016EC"/>
+    <w:rsid w:val="00AA689E"/>
   </w:style>
 </w:styles>
 </file>

--- a/docs/04-use-cases/ZP-DOC-04_Use-Case-Model.docx
+++ b/docs/04-use-cases/ZP-DOC-04_Use-Case-Model.docx
@@ -157,7 +157,7 @@
                 <w:sz w:val="19"/>
                 <w:szCs w:val="19"/>
               </w:rPr>
-              <w:t>2.0</w:t>
+              <w:t>2.1 (draft)</w:t>
             </w:r>
           </w:p>
         </w:tc>
@@ -223,7 +223,7 @@
                 <w:sz w:val="19"/>
                 <w:szCs w:val="19"/>
               </w:rPr>
-              <w:t>Approved</w:t>
+              <w:t>Under revision</w:t>
             </w:r>
           </w:p>
         </w:tc>
@@ -289,7 +289,7 @@
                 <w:sz w:val="19"/>
                 <w:szCs w:val="19"/>
               </w:rPr>
-              <w:t>14 October 2026</w:t>
+              <w:t>15 October 2026</w:t>
             </w:r>
           </w:p>
         </w:tc>
@@ -693,7 +693,7 @@
                 <w:sz w:val="19"/>
                 <w:szCs w:val="19"/>
               </w:rPr>
-              <w:t>2.0</w:t>
+              <w:t>2.1 (draft)</w:t>
             </w:r>
           </w:p>
         </w:tc>
@@ -759,7 +759,7 @@
                 <w:sz w:val="19"/>
                 <w:szCs w:val="19"/>
               </w:rPr>
-              <w:t>Approved</w:t>
+              <w:t>Under revision</w:t>
             </w:r>
           </w:p>
         </w:tc>
@@ -1915,6 +1915,129 @@
           </w:p>
         </w:tc>
       </w:tr>
+      <w:tr>
+        <w:tblPrEx>
+          <w:tblCellMar>
+            <w:top w:w="0" w:type="dxa"/>
+            <w:bottom w:w="0" w:type="dxa"/>
+          </w:tblCellMar>
+        </w:tblPrEx>
+        <w:trPr>
+          <w:cantSplit/>
+          <w:trHeight w:val="420"/>
+        </w:trPr>
+        <w:tc>
+          <w:tcPr>
+            <w:tcW w:w="964" w:type="dxa"/>
+            <w:tcBorders>
+              <w:top w:val="single" w:sz="4" w:space="0" w:color="C9D3D0"/>
+              <w:left w:val="single" w:sz="4" w:space="0" w:color="C9D3D0"/>
+              <w:bottom w:val="single" w:sz="4" w:space="0" w:color="C9D3D0"/>
+              <w:right w:val="single" w:sz="4" w:space="0" w:color="C9D3D0"/>
+            </w:tcBorders>
+            <w:tcMar>
+              <w:top w:w="50" w:type="dxa"/>
+              <w:left w:w="100" w:type="dxa"/>
+              <w:bottom w:w="50" w:type="dxa"/>
+              <w:right w:w="100" w:type="dxa"/>
+            </w:tcMar>
+          </w:tcPr>
+          <w:p>
+            <w:r>
+              <w:rPr>
+                <w:sz w:val="19"/>
+                <w:szCs w:val="19"/>
+              </w:rPr>
+              <w:t>2.1 (draft)</w:t>
+            </w:r>
+          </w:p>
+        </w:tc>
+        <w:tc>
+          <w:tcPr>
+            <w:tcW w:w="1542" w:type="dxa"/>
+            <w:tcBorders>
+              <w:top w:val="single" w:sz="4" w:space="0" w:color="C9D3D0"/>
+              <w:left w:val="single" w:sz="4" w:space="0" w:color="C9D3D0"/>
+              <w:bottom w:val="single" w:sz="4" w:space="0" w:color="C9D3D0"/>
+              <w:right w:val="single" w:sz="4" w:space="0" w:color="C9D3D0"/>
+            </w:tcBorders>
+            <w:tcMar>
+              <w:top w:w="50" w:type="dxa"/>
+              <w:left w:w="100" w:type="dxa"/>
+              <w:bottom w:w="50" w:type="dxa"/>
+              <w:right w:w="100" w:type="dxa"/>
+            </w:tcMar>
+          </w:tcPr>
+          <w:p>
+            <w:r>
+              <w:rPr>
+                <w:sz w:val="19"/>
+                <w:szCs w:val="19"/>
+              </w:rPr>
+              <w:t>15 Oct 2026</w:t>
+            </w:r>
+          </w:p>
+        </w:tc>
+        <w:tc>
+          <w:tcPr>
+            <w:tcW w:w="1928" w:type="dxa"/>
+            <w:tcBorders>
+              <w:top w:val="single" w:sz="4" w:space="0" w:color="C9D3D0"/>
+              <w:left w:val="single" w:sz="4" w:space="0" w:color="C9D3D0"/>
+              <w:bottom w:val="single" w:sz="4" w:space="0" w:color="C9D3D0"/>
+              <w:right w:val="single" w:sz="4" w:space="0" w:color="C9D3D0"/>
+            </w:tcBorders>
+            <w:tcMar>
+              <w:top w:w="50" w:type="dxa"/>
+              <w:left w:w="100" w:type="dxa"/>
+              <w:bottom w:w="50" w:type="dxa"/>
+              <w:right w:w="100" w:type="dxa"/>
+            </w:tcMar>
+          </w:tcPr>
+          <w:p>
+            <w:r>
+              <w:rPr>
+                <w:sz w:val="19"/>
+                <w:szCs w:val="19"/>
+              </w:rPr>
+              <w:t>Team Kestrel</w:t>
+            </w:r>
+          </w:p>
+        </w:tc>
+        <w:tc>
+          <w:tcPr>
+            <w:tcW w:w="5204" w:type="dxa"/>
+            <w:tcBorders>
+              <w:top w:val="single" w:sz="4" w:space="0" w:color="C9D3D0"/>
+              <w:left w:val="single" w:sz="4" w:space="0" w:color="C9D3D0"/>
+              <w:bottom w:val="single" w:sz="4" w:space="0" w:color="C9D3D0"/>
+              <w:right w:val="single" w:sz="4" w:space="0" w:color="C9D3D0"/>
+            </w:tcBorders>
+            <w:tcMar>
+              <w:top w:w="50" w:type="dxa"/>
+              <w:left w:w="100" w:type="dxa"/>
+              <w:bottom w:w="50" w:type="dxa"/>
+              <w:right w:w="100" w:type="dxa"/>
+            </w:tcMar>
+          </w:tcPr>
+          <w:p>
+            <w:r>
+              <w:rPr>
+                <w:sz w:val="19"/>
+                <w:szCs w:val="19"/>
+              </w:rPr>
+              <w:t>Under revision for VR2 (14 October 2026) and CR-007 to CR-010 (15 October 2026): two new brief use cases, UC-34 Try the demo and UC-35 End a session; UC-03 revised (university facts, aptitude test); UC-02, UC-06, UC-07, UC-20, UC-22 and UC-29 revised for the new requirements (including the security hardening of CR-010); catalogue re-checked by script against all 148 functional requirement IDs of ZP-DOC-03 v2.1 (draft). No v2.0 use case is withdrawn, so the next approved version is 2.1. Version 2.0 of 14 Oct</w:t>
+            </w:r>
+            <w:r>
+              <w:rPr>
+                <w:sz w:val="19"/>
+                <w:szCs w:val="19"/>
+              </w:rPr>
+              <w:t>ober 2026 stays in force until the product owner approves this revision</w:t>
+            </w:r>
+          </w:p>
+        </w:tc>
+      </w:tr>
     </w:tbl>
     <w:p>
       <w:pPr>
@@ -1926,6 +2049,7 @@
         <w:pStyle w:val="FrontSubheading"/>
       </w:pPr>
       <w:r>
+        <w:lastRenderedPageBreak/>
         <w:t>Review and approval</w:t>
       </w:r>
     </w:p>
@@ -2229,7 +2353,6 @@
                 <w:sz w:val="19"/>
                 <w:szCs w:val="19"/>
               </w:rPr>
-              <w:lastRenderedPageBreak/>
               <w:t>Approver</w:t>
             </w:r>
           </w:p>
@@ -2282,7 +2405,7 @@
                 <w:sz w:val="19"/>
                 <w:szCs w:val="19"/>
               </w:rPr>
-              <w:t>Approved in writing (project channel), v2.0 on 14 Oct 2026 and v1.0 on 5 Oct 2026</w:t>
+              <w:t>v2.0 approved in writing (project channel) on 14 Oct 2026 and v1.0 on 5 Oct 2026; this revision awaits approval</w:t>
             </w:r>
           </w:p>
         </w:tc>
@@ -2331,7 +2454,7 @@
     <w:sdt>
       <w:sdtPr>
         <w:alias w:val="Contents"/>
-        <w:id w:val="1678690884"/>
+        <w:id w:val="95379413"/>
       </w:sdtPr>
       <w:sdtEndPr/>
       <w:sdtContent>
@@ -2360,7 +2483,7 @@
           <w:r>
             <w:fldChar w:fldCharType="separate"/>
           </w:r>
-          <w:hyperlink w:anchor="_Toc242912251" w:history="1">
+          <w:hyperlink w:anchor="_Toc242920400" w:history="1">
             <w:r>
               <w:rPr>
                 <w:rStyle w:val="Hyperlink"/>
@@ -2384,7 +2507,7 @@
               <w:rPr>
                 <w:noProof/>
               </w:rPr>
-              <w:instrText xml:space="preserve"> PAGEREF _Toc242912251 \h </w:instrText>
+              <w:instrText xml:space="preserve"> PAGEREF _Toc242920400 \h </w:instrText>
             </w:r>
             <w:r>
               <w:rPr>
@@ -2427,7 +2550,7 @@
               <w14:ligatures w14:val="standardContextual"/>
             </w:rPr>
           </w:pPr>
-          <w:hyperlink w:anchor="_Toc242912252" w:history="1">
+          <w:hyperlink w:anchor="_Toc242920401" w:history="1">
             <w:r>
               <w:rPr>
                 <w:rStyle w:val="Hyperlink"/>
@@ -2451,7 +2574,7 @@
               <w:rPr>
                 <w:noProof/>
               </w:rPr>
-              <w:instrText xml:space="preserve"> PAGEREF _Toc242912252 \h </w:instrText>
+              <w:instrText xml:space="preserve"> PAGEREF _Toc242920401 \h </w:instrText>
             </w:r>
             <w:r>
               <w:rPr>
@@ -2494,7 +2617,7 @@
               <w14:ligatures w14:val="standardContextual"/>
             </w:rPr>
           </w:pPr>
-          <w:hyperlink w:anchor="_Toc242912253" w:history="1">
+          <w:hyperlink w:anchor="_Toc242920402" w:history="1">
             <w:r>
               <w:rPr>
                 <w:rStyle w:val="Hyperlink"/>
@@ -2518,7 +2641,7 @@
               <w:rPr>
                 <w:noProof/>
               </w:rPr>
-              <w:instrText xml:space="preserve"> PAGEREF _Toc242912253 \h </w:instrText>
+              <w:instrText xml:space="preserve"> PAGEREF _Toc242920402 \h </w:instrText>
             </w:r>
             <w:r>
               <w:rPr>
@@ -2561,7 +2684,7 @@
               <w14:ligatures w14:val="standardContextual"/>
             </w:rPr>
           </w:pPr>
-          <w:hyperlink w:anchor="_Toc242912254" w:history="1">
+          <w:hyperlink w:anchor="_Toc242920403" w:history="1">
             <w:r>
               <w:rPr>
                 <w:rStyle w:val="Hyperlink"/>
@@ -2585,7 +2708,7 @@
               <w:rPr>
                 <w:noProof/>
               </w:rPr>
-              <w:instrText xml:space="preserve"> PAGEREF _Toc242912254 \h </w:instrText>
+              <w:instrText xml:space="preserve"> PAGEREF _Toc242920403 \h </w:instrText>
             </w:r>
             <w:r>
               <w:rPr>
@@ -2628,7 +2751,7 @@
               <w14:ligatures w14:val="standardContextual"/>
             </w:rPr>
           </w:pPr>
-          <w:hyperlink w:anchor="_Toc242912255" w:history="1">
+          <w:hyperlink w:anchor="_Toc242920404" w:history="1">
             <w:r>
               <w:rPr>
                 <w:rStyle w:val="Hyperlink"/>
@@ -2652,7 +2775,7 @@
               <w:rPr>
                 <w:noProof/>
               </w:rPr>
-              <w:instrText xml:space="preserve"> PAGEREF _Toc242912255 \h </w:instrText>
+              <w:instrText xml:space="preserve"> PAGEREF _Toc242920404 \h </w:instrText>
             </w:r>
             <w:r>
               <w:rPr>
@@ -2695,7 +2818,7 @@
               <w14:ligatures w14:val="standardContextual"/>
             </w:rPr>
           </w:pPr>
-          <w:hyperlink w:anchor="_Toc242912256" w:history="1">
+          <w:hyperlink w:anchor="_Toc242920405" w:history="1">
             <w:r>
               <w:rPr>
                 <w:rStyle w:val="Hyperlink"/>
@@ -2719,7 +2842,7 @@
               <w:rPr>
                 <w:noProof/>
               </w:rPr>
-              <w:instrText xml:space="preserve"> PAGEREF _Toc242912256 \h </w:instrText>
+              <w:instrText xml:space="preserve"> PAGEREF _Toc242920405 \h </w:instrText>
             </w:r>
             <w:r>
               <w:rPr>
@@ -2762,7 +2885,7 @@
               <w14:ligatures w14:val="standardContextual"/>
             </w:rPr>
           </w:pPr>
-          <w:hyperlink w:anchor="_Toc242912257" w:history="1">
+          <w:hyperlink w:anchor="_Toc242920406" w:history="1">
             <w:r>
               <w:rPr>
                 <w:rStyle w:val="Hyperlink"/>
@@ -2786,7 +2909,7 @@
               <w:rPr>
                 <w:noProof/>
               </w:rPr>
-              <w:instrText xml:space="preserve"> PAGEREF _Toc242912257 \h </w:instrText>
+              <w:instrText xml:space="preserve"> PAGEREF _Toc242920406 \h </w:instrText>
             </w:r>
             <w:r>
               <w:rPr>
@@ -2829,7 +2952,7 @@
               <w14:ligatures w14:val="standardContextual"/>
             </w:rPr>
           </w:pPr>
-          <w:hyperlink w:anchor="_Toc242912258" w:history="1">
+          <w:hyperlink w:anchor="_Toc242920407" w:history="1">
             <w:r>
               <w:rPr>
                 <w:rStyle w:val="Hyperlink"/>
@@ -2853,7 +2976,7 @@
               <w:rPr>
                 <w:noProof/>
               </w:rPr>
-              <w:instrText xml:space="preserve"> PAGEREF _Toc242912258 \h </w:instrText>
+              <w:instrText xml:space="preserve"> PAGEREF _Toc242920407 \h </w:instrText>
             </w:r>
             <w:r>
               <w:rPr>
@@ -2896,7 +3019,7 @@
               <w14:ligatures w14:val="standardContextual"/>
             </w:rPr>
           </w:pPr>
-          <w:hyperlink w:anchor="_Toc242912259" w:history="1">
+          <w:hyperlink w:anchor="_Toc242920408" w:history="1">
             <w:r>
               <w:rPr>
                 <w:rStyle w:val="Hyperlink"/>
@@ -2920,7 +3043,7 @@
               <w:rPr>
                 <w:noProof/>
               </w:rPr>
-              <w:instrText xml:space="preserve"> PAGEREF _Toc242912259 \h </w:instrText>
+              <w:instrText xml:space="preserve"> PAGEREF _Toc242920408 \h </w:instrText>
             </w:r>
             <w:r>
               <w:rPr>
@@ -2963,7 +3086,7 @@
               <w14:ligatures w14:val="standardContextual"/>
             </w:rPr>
           </w:pPr>
-          <w:hyperlink w:anchor="_Toc242912260" w:history="1">
+          <w:hyperlink w:anchor="_Toc242920409" w:history="1">
             <w:r>
               <w:rPr>
                 <w:rStyle w:val="Hyperlink"/>
@@ -2987,7 +3110,7 @@
               <w:rPr>
                 <w:noProof/>
               </w:rPr>
-              <w:instrText xml:space="preserve"> PAGEREF _Toc242912260 \h </w:instrText>
+              <w:instrText xml:space="preserve"> PAGEREF _Toc242920409 \h </w:instrText>
             </w:r>
             <w:r>
               <w:rPr>
@@ -3030,7 +3153,7 @@
               <w14:ligatures w14:val="standardContextual"/>
             </w:rPr>
           </w:pPr>
-          <w:hyperlink w:anchor="_Toc242912261" w:history="1">
+          <w:hyperlink w:anchor="_Toc242920410" w:history="1">
             <w:r>
               <w:rPr>
                 <w:rStyle w:val="Hyperlink"/>
@@ -3054,7 +3177,7 @@
               <w:rPr>
                 <w:noProof/>
               </w:rPr>
-              <w:instrText xml:space="preserve"> PAGEREF _Toc242912261 \h </w:instrText>
+              <w:instrText xml:space="preserve"> PAGEREF _Toc242920410 \h </w:instrText>
             </w:r>
             <w:r>
               <w:rPr>
@@ -3097,7 +3220,7 @@
               <w14:ligatures w14:val="standardContextual"/>
             </w:rPr>
           </w:pPr>
-          <w:hyperlink w:anchor="_Toc242912262" w:history="1">
+          <w:hyperlink w:anchor="_Toc242920411" w:history="1">
             <w:r>
               <w:rPr>
                 <w:rStyle w:val="Hyperlink"/>
@@ -3121,7 +3244,7 @@
               <w:rPr>
                 <w:noProof/>
               </w:rPr>
-              <w:instrText xml:space="preserve"> PAGEREF _Toc242912262 \h </w:instrText>
+              <w:instrText xml:space="preserve"> PAGEREF _Toc242920411 \h </w:instrText>
             </w:r>
             <w:r>
               <w:rPr>
@@ -3164,7 +3287,7 @@
               <w14:ligatures w14:val="standardContextual"/>
             </w:rPr>
           </w:pPr>
-          <w:hyperlink w:anchor="_Toc242912263" w:history="1">
+          <w:hyperlink w:anchor="_Toc242920412" w:history="1">
             <w:r>
               <w:rPr>
                 <w:rStyle w:val="Hyperlink"/>
@@ -3188,7 +3311,7 @@
               <w:rPr>
                 <w:noProof/>
               </w:rPr>
-              <w:instrText xml:space="preserve"> PAGEREF _Toc242912263 \h </w:instrText>
+              <w:instrText xml:space="preserve"> PAGEREF _Toc242920412 \h </w:instrText>
             </w:r>
             <w:r>
               <w:rPr>
@@ -3231,7 +3354,7 @@
               <w14:ligatures w14:val="standardContextual"/>
             </w:rPr>
           </w:pPr>
-          <w:hyperlink w:anchor="_Toc242912264" w:history="1">
+          <w:hyperlink w:anchor="_Toc242920413" w:history="1">
             <w:r>
               <w:rPr>
                 <w:rStyle w:val="Hyperlink"/>
@@ -3255,7 +3378,7 @@
               <w:rPr>
                 <w:noProof/>
               </w:rPr>
-              <w:instrText xml:space="preserve"> PAGEREF _Toc242912264 \h </w:instrText>
+              <w:instrText xml:space="preserve"> PAGEREF _Toc242920413 \h </w:instrText>
             </w:r>
             <w:r>
               <w:rPr>
@@ -3298,7 +3421,7 @@
               <w14:ligatures w14:val="standardContextual"/>
             </w:rPr>
           </w:pPr>
-          <w:hyperlink w:anchor="_Toc242912265" w:history="1">
+          <w:hyperlink w:anchor="_Toc242920414" w:history="1">
             <w:r>
               <w:rPr>
                 <w:rStyle w:val="Hyperlink"/>
@@ -3322,7 +3445,7 @@
               <w:rPr>
                 <w:noProof/>
               </w:rPr>
-              <w:instrText xml:space="preserve"> PAGEREF _Toc242912265 \h </w:instrText>
+              <w:instrText xml:space="preserve"> PAGEREF _Toc242920414 \h </w:instrText>
             </w:r>
             <w:r>
               <w:rPr>
@@ -3365,7 +3488,7 @@
               <w14:ligatures w14:val="standardContextual"/>
             </w:rPr>
           </w:pPr>
-          <w:hyperlink w:anchor="_Toc242912266" w:history="1">
+          <w:hyperlink w:anchor="_Toc242920415" w:history="1">
             <w:r>
               <w:rPr>
                 <w:rStyle w:val="Hyperlink"/>
@@ -3389,7 +3512,7 @@
               <w:rPr>
                 <w:noProof/>
               </w:rPr>
-              <w:instrText xml:space="preserve"> PAGEREF _Toc242912266 \h </w:instrText>
+              <w:instrText xml:space="preserve"> PAGEREF _Toc242920415 \h </w:instrText>
             </w:r>
             <w:r>
               <w:rPr>
@@ -3432,7 +3555,7 @@
               <w14:ligatures w14:val="standardContextual"/>
             </w:rPr>
           </w:pPr>
-          <w:hyperlink w:anchor="_Toc242912267" w:history="1">
+          <w:hyperlink w:anchor="_Toc242920416" w:history="1">
             <w:r>
               <w:rPr>
                 <w:rStyle w:val="Hyperlink"/>
@@ -3456,7 +3579,7 @@
               <w:rPr>
                 <w:noProof/>
               </w:rPr>
-              <w:instrText xml:space="preserve"> PAGEREF _Toc242912267 \h </w:instrText>
+              <w:instrText xml:space="preserve"> PAGEREF _Toc242920416 \h </w:instrText>
             </w:r>
             <w:r>
               <w:rPr>
@@ -3499,7 +3622,7 @@
               <w14:ligatures w14:val="standardContextual"/>
             </w:rPr>
           </w:pPr>
-          <w:hyperlink w:anchor="_Toc242912268" w:history="1">
+          <w:hyperlink w:anchor="_Toc242920417" w:history="1">
             <w:r>
               <w:rPr>
                 <w:rStyle w:val="Hyperlink"/>
@@ -3523,7 +3646,7 @@
               <w:rPr>
                 <w:noProof/>
               </w:rPr>
-              <w:instrText xml:space="preserve"> PAGEREF _Toc242912268 \h </w:instrText>
+              <w:instrText xml:space="preserve"> PAGEREF _Toc242920417 \h </w:instrText>
             </w:r>
             <w:r>
               <w:rPr>
@@ -3566,7 +3689,7 @@
               <w14:ligatures w14:val="standardContextual"/>
             </w:rPr>
           </w:pPr>
-          <w:hyperlink w:anchor="_Toc242912269" w:history="1">
+          <w:hyperlink w:anchor="_Toc242920418" w:history="1">
             <w:r>
               <w:rPr>
                 <w:rStyle w:val="Hyperlink"/>
@@ -3590,7 +3713,7 @@
               <w:rPr>
                 <w:noProof/>
               </w:rPr>
-              <w:instrText xml:space="preserve"> PAGEREF _Toc242912269 \h </w:instrText>
+              <w:instrText xml:space="preserve"> PAGEREF _Toc242920418 \h </w:instrText>
             </w:r>
             <w:r>
               <w:rPr>
@@ -3633,7 +3756,7 @@
               <w14:ligatures w14:val="standardContextual"/>
             </w:rPr>
           </w:pPr>
-          <w:hyperlink w:anchor="_Toc242912270" w:history="1">
+          <w:hyperlink w:anchor="_Toc242920419" w:history="1">
             <w:r>
               <w:rPr>
                 <w:rStyle w:val="Hyperlink"/>
@@ -3657,7 +3780,7 @@
               <w:rPr>
                 <w:noProof/>
               </w:rPr>
-              <w:instrText xml:space="preserve"> PAGEREF _Toc242912270 \h </w:instrText>
+              <w:instrText xml:space="preserve"> PAGEREF _Toc242920419 \h </w:instrText>
             </w:r>
             <w:r>
               <w:rPr>
@@ -3700,7 +3823,7 @@
               <w14:ligatures w14:val="standardContextual"/>
             </w:rPr>
           </w:pPr>
-          <w:hyperlink w:anchor="_Toc242912271" w:history="1">
+          <w:hyperlink w:anchor="_Toc242920420" w:history="1">
             <w:r>
               <w:rPr>
                 <w:rStyle w:val="Hyperlink"/>
@@ -3724,7 +3847,7 @@
               <w:rPr>
                 <w:noProof/>
               </w:rPr>
-              <w:instrText xml:space="preserve"> PAGEREF _Toc242912271 \h </w:instrText>
+              <w:instrText xml:space="preserve"> PAGEREF _Toc242920420 \h </w:instrText>
             </w:r>
             <w:r>
               <w:rPr>
@@ -3767,7 +3890,7 @@
               <w14:ligatures w14:val="standardContextual"/>
             </w:rPr>
           </w:pPr>
-          <w:hyperlink w:anchor="_Toc242912272" w:history="1">
+          <w:hyperlink w:anchor="_Toc242920421" w:history="1">
             <w:r>
               <w:rPr>
                 <w:rStyle w:val="Hyperlink"/>
@@ -3791,7 +3914,7 @@
               <w:rPr>
                 <w:noProof/>
               </w:rPr>
-              <w:instrText xml:space="preserve"> PAGEREF _Toc242912272 \h </w:instrText>
+              <w:instrText xml:space="preserve"> PAGEREF _Toc242920421 \h </w:instrText>
             </w:r>
             <w:r>
               <w:rPr>
@@ -3834,7 +3957,7 @@
               <w14:ligatures w14:val="standardContextual"/>
             </w:rPr>
           </w:pPr>
-          <w:hyperlink w:anchor="_Toc242912273" w:history="1">
+          <w:hyperlink w:anchor="_Toc242920422" w:history="1">
             <w:r>
               <w:rPr>
                 <w:rStyle w:val="Hyperlink"/>
@@ -3858,7 +3981,7 @@
               <w:rPr>
                 <w:noProof/>
               </w:rPr>
-              <w:instrText xml:space="preserve"> PAGEREF _Toc242912273 \h </w:instrText>
+              <w:instrText xml:space="preserve"> PAGEREF _Toc242920422 \h </w:instrText>
             </w:r>
             <w:r>
               <w:rPr>
@@ -3875,7 +3998,7 @@
               <w:rPr>
                 <w:noProof/>
               </w:rPr>
-              <w:t>25</w:t>
+              <w:t>27</w:t>
             </w:r>
             <w:r>
               <w:rPr>
@@ -3901,7 +4024,7 @@
               <w14:ligatures w14:val="standardContextual"/>
             </w:rPr>
           </w:pPr>
-          <w:hyperlink w:anchor="_Toc242912274" w:history="1">
+          <w:hyperlink w:anchor="_Toc242920423" w:history="1">
             <w:r>
               <w:rPr>
                 <w:rStyle w:val="Hyperlink"/>
@@ -3925,7 +4048,7 @@
               <w:rPr>
                 <w:noProof/>
               </w:rPr>
-              <w:instrText xml:space="preserve"> PAGEREF _Toc242912274 \h </w:instrText>
+              <w:instrText xml:space="preserve"> PAGEREF _Toc242920423 \h </w:instrText>
             </w:r>
             <w:r>
               <w:rPr>
@@ -3942,7 +4065,7 @@
               <w:rPr>
                 <w:noProof/>
               </w:rPr>
-              <w:t>26</w:t>
+              <w:t>28</w:t>
             </w:r>
             <w:r>
               <w:rPr>
@@ -3968,7 +4091,7 @@
               <w14:ligatures w14:val="standardContextual"/>
             </w:rPr>
           </w:pPr>
-          <w:hyperlink w:anchor="_Toc242912275" w:history="1">
+          <w:hyperlink w:anchor="_Toc242920424" w:history="1">
             <w:r>
               <w:rPr>
                 <w:rStyle w:val="Hyperlink"/>
@@ -3992,7 +4115,7 @@
               <w:rPr>
                 <w:noProof/>
               </w:rPr>
-              <w:instrText xml:space="preserve"> PAGEREF _Toc242912275 \h </w:instrText>
+              <w:instrText xml:space="preserve"> PAGEREF _Toc242920424 \h </w:instrText>
             </w:r>
             <w:r>
               <w:rPr>
@@ -4009,7 +4132,7 @@
               <w:rPr>
                 <w:noProof/>
               </w:rPr>
-              <w:t>27</w:t>
+              <w:t>29</w:t>
             </w:r>
             <w:r>
               <w:rPr>
@@ -4038,7 +4161,7 @@
     <w:sdt>
       <w:sdtPr>
         <w:alias w:val="Figures"/>
-        <w:id w:val="80575551"/>
+        <w:id w:val="-1017300928"/>
       </w:sdtPr>
       <w:sdtEndPr/>
       <w:sdtContent>
@@ -4067,7 +4190,7 @@
           <w:r>
             <w:fldChar w:fldCharType="separate"/>
           </w:r>
-          <w:hyperlink w:anchor="_Toc242912276" w:history="1">
+          <w:hyperlink w:anchor="_Toc242920425" w:history="1">
             <w:r>
               <w:rPr>
                 <w:rStyle w:val="Hyperlink"/>
@@ -4091,7 +4214,7 @@
               <w:rPr>
                 <w:noProof/>
               </w:rPr>
-              <w:instrText xml:space="preserve"> PAGEREF _Toc242912276 \h </w:instrText>
+              <w:instrText xml:space="preserve"> PAGEREF _Toc242920425 \h </w:instrText>
             </w:r>
             <w:r>
               <w:rPr>
@@ -4134,7 +4257,7 @@
               <w14:ligatures w14:val="standardContextual"/>
             </w:rPr>
           </w:pPr>
-          <w:hyperlink w:anchor="_Toc242912277" w:history="1">
+          <w:hyperlink w:anchor="_Toc242920426" w:history="1">
             <w:r>
               <w:rPr>
                 <w:rStyle w:val="Hyperlink"/>
@@ -4158,7 +4281,7 @@
               <w:rPr>
                 <w:noProof/>
               </w:rPr>
-              <w:instrText xml:space="preserve"> PAGEREF _Toc242912277 \h </w:instrText>
+              <w:instrText xml:space="preserve"> PAGEREF _Toc242920426 \h </w:instrText>
             </w:r>
             <w:r>
               <w:rPr>
@@ -4201,7 +4324,7 @@
               <w14:ligatures w14:val="standardContextual"/>
             </w:rPr>
           </w:pPr>
-          <w:hyperlink w:anchor="_Toc242912278" w:history="1">
+          <w:hyperlink w:anchor="_Toc242920427" w:history="1">
             <w:r>
               <w:rPr>
                 <w:rStyle w:val="Hyperlink"/>
@@ -4225,7 +4348,7 @@
               <w:rPr>
                 <w:noProof/>
               </w:rPr>
-              <w:instrText xml:space="preserve"> PAGEREF _Toc242912278 \h </w:instrText>
+              <w:instrText xml:space="preserve"> PAGEREF _Toc242920427 \h </w:instrText>
             </w:r>
             <w:r>
               <w:rPr>
@@ -4268,7 +4391,7 @@
               <w14:ligatures w14:val="standardContextual"/>
             </w:rPr>
           </w:pPr>
-          <w:hyperlink w:anchor="_Toc242912279" w:history="1">
+          <w:hyperlink w:anchor="_Toc242920428" w:history="1">
             <w:r>
               <w:rPr>
                 <w:rStyle w:val="Hyperlink"/>
@@ -4292,7 +4415,7 @@
               <w:rPr>
                 <w:noProof/>
               </w:rPr>
-              <w:instrText xml:space="preserve"> PAGEREF _Toc242912279 \h </w:instrText>
+              <w:instrText xml:space="preserve"> PAGEREF _Toc242920428 \h </w:instrText>
             </w:r>
             <w:r>
               <w:rPr>
@@ -4338,7 +4461,7 @@
     <w:sdt>
       <w:sdtPr>
         <w:alias w:val="Tables"/>
-        <w:id w:val="-803848403"/>
+        <w:id w:val="958534200"/>
       </w:sdtPr>
       <w:sdtEndPr/>
       <w:sdtContent>
@@ -4367,7 +4490,7 @@
           <w:r>
             <w:fldChar w:fldCharType="separate"/>
           </w:r>
-          <w:hyperlink w:anchor="_Toc242912280" w:history="1">
+          <w:hyperlink w:anchor="_Toc242920429" w:history="1">
             <w:r>
               <w:rPr>
                 <w:rStyle w:val="Hyperlink"/>
@@ -4391,7 +4514,7 @@
               <w:rPr>
                 <w:noProof/>
               </w:rPr>
-              <w:instrText xml:space="preserve"> PAGEREF _Toc242912280 \h </w:instrText>
+              <w:instrText xml:space="preserve"> PAGEREF _Toc242920429 \h </w:instrText>
             </w:r>
             <w:r>
               <w:rPr>
@@ -4434,7 +4557,7 @@
               <w14:ligatures w14:val="standardContextual"/>
             </w:rPr>
           </w:pPr>
-          <w:hyperlink w:anchor="_Toc242912281" w:history="1">
+          <w:hyperlink w:anchor="_Toc242920430" w:history="1">
             <w:r>
               <w:rPr>
                 <w:rStyle w:val="Hyperlink"/>
@@ -4458,7 +4581,7 @@
               <w:rPr>
                 <w:noProof/>
               </w:rPr>
-              <w:instrText xml:space="preserve"> PAGEREF _Toc242912281 \h </w:instrText>
+              <w:instrText xml:space="preserve"> PAGEREF _Toc242920430 \h </w:instrText>
             </w:r>
             <w:r>
               <w:rPr>
@@ -4501,7 +4624,7 @@
               <w14:ligatures w14:val="standardContextual"/>
             </w:rPr>
           </w:pPr>
-          <w:hyperlink w:anchor="_Toc242912282" w:history="1">
+          <w:hyperlink w:anchor="_Toc242920431" w:history="1">
             <w:r>
               <w:rPr>
                 <w:rStyle w:val="Hyperlink"/>
@@ -4525,7 +4648,7 @@
               <w:rPr>
                 <w:noProof/>
               </w:rPr>
-              <w:instrText xml:space="preserve"> PAGEREF _Toc242912282 \h </w:instrText>
+              <w:instrText xml:space="preserve"> PAGEREF _Toc242920431 \h </w:instrText>
             </w:r>
             <w:r>
               <w:rPr>
@@ -4568,7 +4691,7 @@
               <w14:ligatures w14:val="standardContextual"/>
             </w:rPr>
           </w:pPr>
-          <w:hyperlink w:anchor="_Toc242912283" w:history="1">
+          <w:hyperlink w:anchor="_Toc242920432" w:history="1">
             <w:r>
               <w:rPr>
                 <w:rStyle w:val="Hyperlink"/>
@@ -4592,7 +4715,7 @@
               <w:rPr>
                 <w:noProof/>
               </w:rPr>
-              <w:instrText xml:space="preserve"> PAGEREF _Toc242912283 \h </w:instrText>
+              <w:instrText xml:space="preserve"> PAGEREF _Toc242920432 \h </w:instrText>
             </w:r>
             <w:r>
               <w:rPr>
@@ -4635,7 +4758,7 @@
               <w14:ligatures w14:val="standardContextual"/>
             </w:rPr>
           </w:pPr>
-          <w:hyperlink w:anchor="_Toc242912284" w:history="1">
+          <w:hyperlink w:anchor="_Toc242920433" w:history="1">
             <w:r>
               <w:rPr>
                 <w:rStyle w:val="Hyperlink"/>
@@ -4659,7 +4782,7 @@
               <w:rPr>
                 <w:noProof/>
               </w:rPr>
-              <w:instrText xml:space="preserve"> PAGEREF _Toc242912284 \h </w:instrText>
+              <w:instrText xml:space="preserve"> PAGEREF _Toc242920433 \h </w:instrText>
             </w:r>
             <w:r>
               <w:rPr>
@@ -4676,7 +4799,7 @@
               <w:rPr>
                 <w:noProof/>
               </w:rPr>
-              <w:t>26</w:t>
+              <w:t>28</w:t>
             </w:r>
             <w:r>
               <w:rPr>
@@ -4702,7 +4825,7 @@
               <w14:ligatures w14:val="standardContextual"/>
             </w:rPr>
           </w:pPr>
-          <w:hyperlink w:anchor="_Toc242912285" w:history="1">
+          <w:hyperlink w:anchor="_Toc242920434" w:history="1">
             <w:r>
               <w:rPr>
                 <w:rStyle w:val="Hyperlink"/>
@@ -4726,7 +4849,7 @@
               <w:rPr>
                 <w:noProof/>
               </w:rPr>
-              <w:instrText xml:space="preserve"> PAGEREF _Toc242912285 \h </w:instrText>
+              <w:instrText xml:space="preserve"> PAGEREF _Toc242920434 \h </w:instrText>
             </w:r>
             <w:r>
               <w:rPr>
@@ -4743,7 +4866,7 @@
               <w:rPr>
                 <w:noProof/>
               </w:rPr>
-              <w:t>27</w:t>
+              <w:t>29</w:t>
             </w:r>
             <w:r>
               <w:rPr>
@@ -4767,7 +4890,7 @@
         <w:keepLines/>
         <w:pageBreakBefore/>
       </w:pPr>
-      <w:bookmarkStart w:id="0" w:name="_Toc242912251"/>
+      <w:bookmarkStart w:id="0" w:name="_Toc242920400"/>
       <w:r>
         <w:lastRenderedPageBreak/>
         <w:t>1 Introduction</w:t>
@@ -4780,7 +4903,7 @@
         <w:keepNext/>
         <w:keepLines/>
       </w:pPr>
-      <w:bookmarkStart w:id="1" w:name="_Toc242912252"/>
+      <w:bookmarkStart w:id="1" w:name="_Toc242920401"/>
       <w:r>
         <w:t>1.1 Purpose</w:t>
       </w:r>
@@ -4821,10 +4944,7 @@
         <w:t>interaction step by step</w:t>
       </w:r>
       <w:r>
-        <w:t xml:space="preserve">, including what happens when things go wrong. They are the basis for the screen </w:t>
-      </w:r>
-      <w:r>
-        <w:t>flows (ZP-DOC-07), the API design (ZP-DOC-06) and the system tests (ZP-DOC-08).</w:t>
+        <w:t>, including what happens when things go wrong. They are the basis for the screen flows (ZP-DOC-07), the API design (ZP-DOC-06) and the system tests (ZP-DOC-08).</w:t>
       </w:r>
     </w:p>
     <w:p>
@@ -4833,7 +4953,7 @@
         <w:keepNext/>
         <w:keepLines/>
       </w:pPr>
-      <w:bookmarkStart w:id="2" w:name="_Toc242912253"/>
+      <w:bookmarkStart w:id="2" w:name="_Toc242920402"/>
       <w:r>
         <w:t>1.2 Scope</w:t>
       </w:r>
@@ -4844,7 +4964,7 @@
         <w:spacing w:after="120"/>
       </w:pPr>
       <w:r>
-        <w:t xml:space="preserve">Thirty-three use cases covering Releases R1 and R2: the eighteen of v1.0 (one now superseded) and fifteen added by change requests CR-001 to CR-006. Eleven are written in Cockburn's </w:t>
+        <w:t xml:space="preserve">Thirty-five use cases covering Releases R1 and R2: the eighteen of v1.0 (one now superseded), fifteen added by change requests CR-001 to CR-006, and two added in v2.1 by CR-007 and CR-010. Eleven are written in Cockburn's </w:t>
       </w:r>
       <w:r>
         <w:rPr>
@@ -4873,7 +4993,7 @@
         <w:keepNext/>
         <w:keepLines/>
       </w:pPr>
-      <w:bookmarkStart w:id="3" w:name="_Toc242912254"/>
+      <w:bookmarkStart w:id="3" w:name="_Toc242920403"/>
       <w:r>
         <w:t>1.3 Intended audience</w:t>
       </w:r>
@@ -4893,7 +5013,7 @@
         <w:keepNext/>
         <w:keepLines/>
       </w:pPr>
-      <w:bookmarkStart w:id="4" w:name="_Toc242912255"/>
+      <w:bookmarkStart w:id="4" w:name="_Toc242920404"/>
       <w:r>
         <w:t>1.4 Relationship to other documents</w:t>
       </w:r>
@@ -4904,7 +5024,7 @@
         <w:pStyle w:val="Caption"/>
         <w:keepNext/>
       </w:pPr>
-      <w:bookmarkStart w:id="5" w:name="_Toc242912280"/>
+      <w:bookmarkStart w:id="5" w:name="_Toc242920429"/>
       <w:r>
         <w:t xml:space="preserve">Table </w:t>
       </w:r>
@@ -5332,7 +5452,7 @@
         <w:keepNext/>
         <w:keepLines/>
       </w:pPr>
-      <w:bookmarkStart w:id="6" w:name="_Toc242912256"/>
+      <w:bookmarkStart w:id="6" w:name="_Toc242920405"/>
       <w:r>
         <w:t>1.5 Conventions</w:t>
       </w:r>
@@ -5481,10 +5601,40 @@
         <w:t>Deleted</w:t>
       </w:r>
       <w:r>
-        <w:t xml:space="preserve"> in the sense of ZP-DOC-00). The change requests </w:t>
-      </w:r>
-      <w:r>
-        <w:t>are listed in ZP-DOC-02 and ZP-DOC-03; "VR" is the product owner's video review of 11 October 2026.</w:t>
+        <w:t xml:space="preserve"> in the sense of ZP-DOC-00). The change requests are listed in ZP-DOC-02 and ZP-DOC-03; "VR" is the product owner's video review of 11 October 2026 and "VR2" the </w:t>
+      </w:r>
+      <w:r>
+        <w:t xml:space="preserve">product owner's review and decisions of 14 October 2026. Since VR2 the app shows the bands Safe, Likely and Reach as </w:t>
+      </w:r>
+      <w:r>
+        <w:rPr>
+          <w:i/>
+          <w:iCs/>
+        </w:rPr>
+        <w:t>Very likely</w:t>
+      </w:r>
+      <w:r>
+        <w:t xml:space="preserve">, </w:t>
+      </w:r>
+      <w:r>
+        <w:rPr>
+          <w:i/>
+          <w:iCs/>
+        </w:rPr>
+        <w:t>Possible</w:t>
+      </w:r>
+      <w:r>
+        <w:t xml:space="preserve"> and </w:t>
+      </w:r>
+      <w:r>
+        <w:rPr>
+          <w:i/>
+          <w:iCs/>
+        </w:rPr>
+        <w:t>Unlikely</w:t>
+      </w:r>
+      <w:r>
+        <w:t>; this document keeps the band codes.</w:t>
       </w:r>
     </w:p>
     <w:p>
@@ -5494,7 +5644,7 @@
         <w:keepLines/>
         <w:pageBreakBefore/>
       </w:pPr>
-      <w:bookmarkStart w:id="7" w:name="_Toc242912257"/>
+      <w:bookmarkStart w:id="7" w:name="_Toc242920406"/>
       <w:r>
         <w:lastRenderedPageBreak/>
         <w:t>2 Actors</w:t>
@@ -5506,7 +5656,7 @@
         <w:pStyle w:val="Caption"/>
         <w:keepNext/>
       </w:pPr>
-      <w:bookmarkStart w:id="8" w:name="_Toc242912281"/>
+      <w:bookmarkStart w:id="8" w:name="_Toc242920430"/>
       <w:r>
         <w:t xml:space="preserve">Table </w:t>
       </w:r>
@@ -5781,7 +5931,23 @@
                 <w:sz w:val="19"/>
                 <w:szCs w:val="19"/>
               </w:rPr>
-              <w:t xml:space="preserve"> keep one account and Journey on every device, talk with peers safely</w:t>
+              <w:t xml:space="preserve"> keep one account and Journey on every device, talk with peers safely; </w:t>
+            </w:r>
+            <w:r>
+              <w:rPr>
+                <w:i/>
+                <w:iCs/>
+                <w:sz w:val="19"/>
+                <w:szCs w:val="19"/>
+              </w:rPr>
+              <w:t>(CR-007)</w:t>
+            </w:r>
+            <w:r>
+              <w:rPr>
+                <w:sz w:val="19"/>
+                <w:szCs w:val="19"/>
+              </w:rPr>
+              <w:t xml:space="preserve"> try the app before signing up</w:t>
             </w:r>
           </w:p>
         </w:tc>
@@ -6883,7 +7049,7 @@
         <w:keepLines/>
         <w:pageBreakBefore/>
       </w:pPr>
-      <w:bookmarkStart w:id="9" w:name="_Toc242912258"/>
+      <w:bookmarkStart w:id="9" w:name="_Toc242920407"/>
       <w:r>
         <w:lastRenderedPageBreak/>
         <w:t>3 Use case diagrams</w:t>
@@ -6901,7 +7067,7 @@
           <w:noProof/>
         </w:rPr>
         <w:drawing>
-          <wp:inline distT="0" distB="0" distL="0" distR="0" wp14:anchorId="43F75588" wp14:editId="43F75589">
+          <wp:inline distT="0" distB="0" distL="0" distR="0" wp14:anchorId="6E5FC04D" wp14:editId="6E5FC04E">
             <wp:extent cx="5676900" cy="8191500"/>
             <wp:effectExtent l="0" t="0" r="0" b="0"/>
             <wp:docPr id="1" name="uc-student.png" descr="Student services: use cases of the student and the systems that support them" title="Student services: use cases of the student and the systems that support them"/>
@@ -6944,7 +7110,7 @@
       <w:pPr>
         <w:pStyle w:val="Caption"/>
       </w:pPr>
-      <w:bookmarkStart w:id="10" w:name="_Toc242912276"/>
+      <w:bookmarkStart w:id="10" w:name="_Toc242920425"/>
       <w:r>
         <w:t xml:space="preserve">Figure </w:t>
       </w:r>
@@ -6983,7 +7149,7 @@
         </w:rPr>
         <w:lastRenderedPageBreak/>
         <w:drawing>
-          <wp:inline distT="0" distB="0" distL="0" distR="0" wp14:anchorId="43F7558A" wp14:editId="43F7558B">
+          <wp:inline distT="0" distB="0" distL="0" distR="0" wp14:anchorId="6E5FC04F" wp14:editId="6E5FC050">
             <wp:extent cx="6124575" cy="3705225"/>
             <wp:effectExtent l="0" t="0" r="0" b="0"/>
             <wp:docPr id="2" name="uc-backoffice.png" descr="Data, trust and community services: use cases of the curator, scheduler, teacher and senior" title="Data, trust and community services: use cases of the curator, scheduler, teacher and senior"/>
@@ -7026,7 +7192,7 @@
       <w:pPr>
         <w:pStyle w:val="Caption"/>
       </w:pPr>
-      <w:bookmarkStart w:id="11" w:name="_Toc242912277"/>
+      <w:bookmarkStart w:id="11" w:name="_Toc242920426"/>
       <w:r>
         <w:t xml:space="preserve">Figure </w:t>
       </w:r>
@@ -7070,10 +7236,7 @@
         <w:t>Note:</w:t>
       </w:r>
       <w:r>
-        <w:t xml:space="preserve"> The two diagrams above show the v1.0 baseline. Use cases UC-19 to UC-33, added by the change requests, are </w:t>
-      </w:r>
-      <w:r>
-        <w:t>defined in the catalogue and sections below; the diagrams will be redrawn before this revision is approved.</w:t>
+        <w:t xml:space="preserve"> The two diagrams above show the v1.0 baseline. Use cases UC-19 to UC-33, added by the change requests, are defined in the catalogue and sections below; the diagrams will be redrawn before this revision is approved.</w:t>
       </w:r>
     </w:p>
     <w:p>
@@ -7083,7 +7246,7 @@
         <w:keepLines/>
         <w:pageBreakBefore/>
       </w:pPr>
-      <w:bookmarkStart w:id="12" w:name="_Toc242912259"/>
+      <w:bookmarkStart w:id="12" w:name="_Toc242920408"/>
       <w:r>
         <w:lastRenderedPageBreak/>
         <w:t>4 Use case catalogue</w:t>
@@ -7095,7 +7258,7 @@
         <w:pStyle w:val="Caption"/>
         <w:keepNext/>
       </w:pPr>
-      <w:bookmarkStart w:id="13" w:name="_Toc242912282"/>
+      <w:bookmarkStart w:id="13" w:name="_Toc242920431"/>
       <w:r>
         <w:t xml:space="preserve">Table </w:t>
       </w:r>
@@ -7140,12 +7303,12 @@
         <w:tblLook w:val="04A0" w:firstRow="1" w:lastRow="0" w:firstColumn="1" w:lastColumn="0" w:noHBand="0" w:noVBand="1"/>
       </w:tblPr>
       <w:tblGrid>
-        <w:gridCol w:w="664"/>
-        <w:gridCol w:w="2912"/>
-        <w:gridCol w:w="1271"/>
-        <w:gridCol w:w="1197"/>
-        <w:gridCol w:w="842"/>
-        <w:gridCol w:w="2752"/>
+        <w:gridCol w:w="688"/>
+        <w:gridCol w:w="2524"/>
+        <w:gridCol w:w="1101"/>
+        <w:gridCol w:w="1240"/>
+        <w:gridCol w:w="1560"/>
+        <w:gridCol w:w="2525"/>
       </w:tblGrid>
       <w:tr>
         <w:tblPrEx>
@@ -7160,7 +7323,7 @@
         </w:trPr>
         <w:tc>
           <w:tcPr>
-            <w:tcW w:w="664" w:type="dxa"/>
+            <w:tcW w:w="688" w:type="dxa"/>
             <w:tcBorders>
               <w:top w:val="single" w:sz="4" w:space="0" w:color="C9D3D0"/>
               <w:left w:val="single" w:sz="4" w:space="0" w:color="C9D3D0"/>
@@ -7194,7 +7357,7 @@
         </w:tc>
         <w:tc>
           <w:tcPr>
-            <w:tcW w:w="2912" w:type="dxa"/>
+            <w:tcW w:w="2524" w:type="dxa"/>
             <w:tcBorders>
               <w:top w:val="single" w:sz="4" w:space="0" w:color="C9D3D0"/>
               <w:left w:val="single" w:sz="4" w:space="0" w:color="C9D3D0"/>
@@ -7228,7 +7391,7 @@
         </w:tc>
         <w:tc>
           <w:tcPr>
-            <w:tcW w:w="1271" w:type="dxa"/>
+            <w:tcW w:w="1101" w:type="dxa"/>
             <w:tcBorders>
               <w:top w:val="single" w:sz="4" w:space="0" w:color="C9D3D0"/>
               <w:left w:val="single" w:sz="4" w:space="0" w:color="C9D3D0"/>
@@ -7262,7 +7425,7 @@
         </w:tc>
         <w:tc>
           <w:tcPr>
-            <w:tcW w:w="1197" w:type="dxa"/>
+            <w:tcW w:w="1240" w:type="dxa"/>
             <w:tcBorders>
               <w:top w:val="single" w:sz="4" w:space="0" w:color="C9D3D0"/>
               <w:left w:val="single" w:sz="4" w:space="0" w:color="C9D3D0"/>
@@ -7296,7 +7459,7 @@
         </w:tc>
         <w:tc>
           <w:tcPr>
-            <w:tcW w:w="842" w:type="dxa"/>
+            <w:tcW w:w="1560" w:type="dxa"/>
             <w:tcBorders>
               <w:top w:val="single" w:sz="4" w:space="0" w:color="C9D3D0"/>
               <w:left w:val="single" w:sz="4" w:space="0" w:color="C9D3D0"/>
@@ -7330,7 +7493,7 @@
         </w:tc>
         <w:tc>
           <w:tcPr>
-            <w:tcW w:w="2752" w:type="dxa"/>
+            <w:tcW w:w="2525" w:type="dxa"/>
             <w:tcBorders>
               <w:top w:val="single" w:sz="4" w:space="0" w:color="C9D3D0"/>
               <w:left w:val="single" w:sz="4" w:space="0" w:color="C9D3D0"/>
@@ -7375,7 +7538,7 @@
         </w:trPr>
         <w:tc>
           <w:tcPr>
-            <w:tcW w:w="664" w:type="dxa"/>
+            <w:tcW w:w="688" w:type="dxa"/>
             <w:tcBorders>
               <w:top w:val="single" w:sz="4" w:space="0" w:color="C9D3D0"/>
               <w:left w:val="single" w:sz="4" w:space="0" w:color="C9D3D0"/>
@@ -7405,7 +7568,7 @@
         </w:tc>
         <w:tc>
           <w:tcPr>
-            <w:tcW w:w="2912" w:type="dxa"/>
+            <w:tcW w:w="2524" w:type="dxa"/>
             <w:tcBorders>
               <w:top w:val="single" w:sz="4" w:space="0" w:color="C9D3D0"/>
               <w:left w:val="single" w:sz="4" w:space="0" w:color="C9D3D0"/>
@@ -7435,7 +7598,7 @@
         </w:tc>
         <w:tc>
           <w:tcPr>
-            <w:tcW w:w="1271" w:type="dxa"/>
+            <w:tcW w:w="1101" w:type="dxa"/>
             <w:tcBorders>
               <w:top w:val="single" w:sz="4" w:space="0" w:color="C9D3D0"/>
               <w:left w:val="single" w:sz="4" w:space="0" w:color="C9D3D0"/>
@@ -7465,7 +7628,7 @@
         </w:tc>
         <w:tc>
           <w:tcPr>
-            <w:tcW w:w="1197" w:type="dxa"/>
+            <w:tcW w:w="1240" w:type="dxa"/>
             <w:tcBorders>
               <w:top w:val="single" w:sz="4" w:space="0" w:color="C9D3D0"/>
               <w:left w:val="single" w:sz="4" w:space="0" w:color="C9D3D0"/>
@@ -7495,7 +7658,7 @@
         </w:tc>
         <w:tc>
           <w:tcPr>
-            <w:tcW w:w="842" w:type="dxa"/>
+            <w:tcW w:w="1560" w:type="dxa"/>
             <w:tcBorders>
               <w:top w:val="single" w:sz="4" w:space="0" w:color="C9D3D0"/>
               <w:left w:val="single" w:sz="4" w:space="0" w:color="C9D3D0"/>
@@ -7525,7 +7688,7 @@
         </w:tc>
         <w:tc>
           <w:tcPr>
-            <w:tcW w:w="2752" w:type="dxa"/>
+            <w:tcW w:w="2525" w:type="dxa"/>
             <w:tcBorders>
               <w:top w:val="single" w:sz="4" w:space="0" w:color="C9D3D0"/>
               <w:left w:val="single" w:sz="4" w:space="0" w:color="C9D3D0"/>
@@ -7566,7 +7729,7 @@
         </w:trPr>
         <w:tc>
           <w:tcPr>
-            <w:tcW w:w="664" w:type="dxa"/>
+            <w:tcW w:w="688" w:type="dxa"/>
             <w:tcBorders>
               <w:top w:val="single" w:sz="4" w:space="0" w:color="C9D3D0"/>
               <w:left w:val="single" w:sz="4" w:space="0" w:color="C9D3D0"/>
@@ -7597,7 +7760,7 @@
         </w:tc>
         <w:tc>
           <w:tcPr>
-            <w:tcW w:w="2912" w:type="dxa"/>
+            <w:tcW w:w="2524" w:type="dxa"/>
             <w:tcBorders>
               <w:top w:val="single" w:sz="4" w:space="0" w:color="C9D3D0"/>
               <w:left w:val="single" w:sz="4" w:space="0" w:color="C9D3D0"/>
@@ -7628,7 +7791,7 @@
         </w:tc>
         <w:tc>
           <w:tcPr>
-            <w:tcW w:w="1271" w:type="dxa"/>
+            <w:tcW w:w="1101" w:type="dxa"/>
             <w:tcBorders>
               <w:top w:val="single" w:sz="4" w:space="0" w:color="C9D3D0"/>
               <w:left w:val="single" w:sz="4" w:space="0" w:color="C9D3D0"/>
@@ -7659,7 +7822,7 @@
         </w:tc>
         <w:tc>
           <w:tcPr>
-            <w:tcW w:w="1197" w:type="dxa"/>
+            <w:tcW w:w="1240" w:type="dxa"/>
             <w:tcBorders>
               <w:top w:val="single" w:sz="4" w:space="0" w:color="C9D3D0"/>
               <w:left w:val="single" w:sz="4" w:space="0" w:color="C9D3D0"/>
@@ -7690,7 +7853,7 @@
         </w:tc>
         <w:tc>
           <w:tcPr>
-            <w:tcW w:w="842" w:type="dxa"/>
+            <w:tcW w:w="1560" w:type="dxa"/>
             <w:tcBorders>
               <w:top w:val="single" w:sz="4" w:space="0" w:color="C9D3D0"/>
               <w:left w:val="single" w:sz="4" w:space="0" w:color="C9D3D0"/>
@@ -7721,7 +7884,7 @@
         </w:tc>
         <w:tc>
           <w:tcPr>
-            <w:tcW w:w="2752" w:type="dxa"/>
+            <w:tcW w:w="2525" w:type="dxa"/>
             <w:tcBorders>
               <w:top w:val="single" w:sz="4" w:space="0" w:color="C9D3D0"/>
               <w:left w:val="single" w:sz="4" w:space="0" w:color="C9D3D0"/>
@@ -7746,7 +7909,7 @@
                 <w:sz w:val="19"/>
                 <w:szCs w:val="19"/>
               </w:rPr>
-              <w:t>FR-201 to FR-207, FR-210 to FR-213, FR-215 to FR-217</w:t>
+              <w:t>FR-201 to FR-207, FR-210 to FR-213, FR-215 to FR-217, FR-221</w:t>
             </w:r>
           </w:p>
         </w:tc>
@@ -7763,7 +7926,7 @@
         </w:trPr>
         <w:tc>
           <w:tcPr>
-            <w:tcW w:w="664" w:type="dxa"/>
+            <w:tcW w:w="688" w:type="dxa"/>
             <w:tcBorders>
               <w:top w:val="single" w:sz="4" w:space="0" w:color="C9D3D0"/>
               <w:left w:val="single" w:sz="4" w:space="0" w:color="C9D3D0"/>
@@ -7793,37 +7956,53 @@
         </w:tc>
         <w:tc>
           <w:tcPr>
-            <w:tcW w:w="2912" w:type="dxa"/>
-            <w:tcBorders>
-              <w:top w:val="single" w:sz="4" w:space="0" w:color="C9D3D0"/>
-              <w:left w:val="single" w:sz="4" w:space="0" w:color="C9D3D0"/>
-              <w:bottom w:val="single" w:sz="4" w:space="0" w:color="C9D3D0"/>
-              <w:right w:val="single" w:sz="4" w:space="0" w:color="C9D3D0"/>
-            </w:tcBorders>
-            <w:tcMar>
-              <w:top w:w="50" w:type="dxa"/>
-              <w:left w:w="100" w:type="dxa"/>
-              <w:bottom w:w="50" w:type="dxa"/>
-              <w:right w:w="100" w:type="dxa"/>
-            </w:tcMar>
-            <w:vAlign w:val="center"/>
-          </w:tcPr>
-          <w:p>
-            <w:pPr>
-              <w:spacing w:line="252" w:lineRule="auto"/>
-            </w:pPr>
-            <w:r>
-              <w:rPr>
-                <w:sz w:val="19"/>
-                <w:szCs w:val="19"/>
-              </w:rPr>
-              <w:t>View offering details</w:t>
-            </w:r>
-          </w:p>
-        </w:tc>
-        <w:tc>
-          <w:tcPr>
-            <w:tcW w:w="1271" w:type="dxa"/>
+            <w:tcW w:w="2524" w:type="dxa"/>
+            <w:tcBorders>
+              <w:top w:val="single" w:sz="4" w:space="0" w:color="C9D3D0"/>
+              <w:left w:val="single" w:sz="4" w:space="0" w:color="C9D3D0"/>
+              <w:bottom w:val="single" w:sz="4" w:space="0" w:color="C9D3D0"/>
+              <w:right w:val="single" w:sz="4" w:space="0" w:color="C9D3D0"/>
+            </w:tcBorders>
+            <w:tcMar>
+              <w:top w:w="50" w:type="dxa"/>
+              <w:left w:w="100" w:type="dxa"/>
+              <w:bottom w:w="50" w:type="dxa"/>
+              <w:right w:w="100" w:type="dxa"/>
+            </w:tcMar>
+            <w:vAlign w:val="center"/>
+          </w:tcPr>
+          <w:p>
+            <w:pPr>
+              <w:spacing w:line="252" w:lineRule="auto"/>
+            </w:pPr>
+            <w:r>
+              <w:rPr>
+                <w:sz w:val="19"/>
+                <w:szCs w:val="19"/>
+              </w:rPr>
+              <w:t>View offering details (</w:t>
+            </w:r>
+            <w:r>
+              <w:rPr>
+                <w:i/>
+                <w:iCs/>
+                <w:sz w:val="19"/>
+                <w:szCs w:val="19"/>
+              </w:rPr>
+              <w:t>revised, CR-008, CR-009</w:t>
+            </w:r>
+            <w:r>
+              <w:rPr>
+                <w:sz w:val="19"/>
+                <w:szCs w:val="19"/>
+              </w:rPr>
+              <w:t>)</w:t>
+            </w:r>
+          </w:p>
+        </w:tc>
+        <w:tc>
+          <w:tcPr>
+            <w:tcW w:w="1101" w:type="dxa"/>
             <w:tcBorders>
               <w:top w:val="single" w:sz="4" w:space="0" w:color="C9D3D0"/>
               <w:left w:val="single" w:sz="4" w:space="0" w:color="C9D3D0"/>
@@ -7853,7 +8032,7 @@
         </w:tc>
         <w:tc>
           <w:tcPr>
-            <w:tcW w:w="1197" w:type="dxa"/>
+            <w:tcW w:w="1240" w:type="dxa"/>
             <w:tcBorders>
               <w:top w:val="single" w:sz="4" w:space="0" w:color="C9D3D0"/>
               <w:left w:val="single" w:sz="4" w:space="0" w:color="C9D3D0"/>
@@ -7883,61 +8062,61 @@
         </w:tc>
         <w:tc>
           <w:tcPr>
-            <w:tcW w:w="842" w:type="dxa"/>
-            <w:tcBorders>
-              <w:top w:val="single" w:sz="4" w:space="0" w:color="C9D3D0"/>
-              <w:left w:val="single" w:sz="4" w:space="0" w:color="C9D3D0"/>
-              <w:bottom w:val="single" w:sz="4" w:space="0" w:color="C9D3D0"/>
-              <w:right w:val="single" w:sz="4" w:space="0" w:color="C9D3D0"/>
-            </w:tcBorders>
-            <w:tcMar>
-              <w:top w:w="50" w:type="dxa"/>
-              <w:left w:w="100" w:type="dxa"/>
-              <w:bottom w:w="50" w:type="dxa"/>
-              <w:right w:w="100" w:type="dxa"/>
-            </w:tcMar>
-            <w:vAlign w:val="center"/>
-          </w:tcPr>
-          <w:p>
-            <w:pPr>
-              <w:spacing w:line="252" w:lineRule="auto"/>
-            </w:pPr>
-            <w:r>
-              <w:rPr>
-                <w:sz w:val="19"/>
-                <w:szCs w:val="19"/>
-              </w:rPr>
-              <w:t>R1</w:t>
-            </w:r>
-          </w:p>
-        </w:tc>
-        <w:tc>
-          <w:tcPr>
-            <w:tcW w:w="2752" w:type="dxa"/>
-            <w:tcBorders>
-              <w:top w:val="single" w:sz="4" w:space="0" w:color="C9D3D0"/>
-              <w:left w:val="single" w:sz="4" w:space="0" w:color="C9D3D0"/>
-              <w:bottom w:val="single" w:sz="4" w:space="0" w:color="C9D3D0"/>
-              <w:right w:val="single" w:sz="4" w:space="0" w:color="C9D3D0"/>
-            </w:tcBorders>
-            <w:tcMar>
-              <w:top w:w="50" w:type="dxa"/>
-              <w:left w:w="100" w:type="dxa"/>
-              <w:bottom w:w="50" w:type="dxa"/>
-              <w:right w:w="100" w:type="dxa"/>
-            </w:tcMar>
-            <w:vAlign w:val="center"/>
-          </w:tcPr>
-          <w:p>
-            <w:pPr>
-              <w:spacing w:line="252" w:lineRule="auto"/>
-            </w:pPr>
-            <w:r>
-              <w:rPr>
-                <w:sz w:val="19"/>
-                <w:szCs w:val="19"/>
-              </w:rPr>
-              <w:t>FR-208, FR-209, FR-214, FR-218</w:t>
+            <w:tcW w:w="1560" w:type="dxa"/>
+            <w:tcBorders>
+              <w:top w:val="single" w:sz="4" w:space="0" w:color="C9D3D0"/>
+              <w:left w:val="single" w:sz="4" w:space="0" w:color="C9D3D0"/>
+              <w:bottom w:val="single" w:sz="4" w:space="0" w:color="C9D3D0"/>
+              <w:right w:val="single" w:sz="4" w:space="0" w:color="C9D3D0"/>
+            </w:tcBorders>
+            <w:tcMar>
+              <w:top w:w="50" w:type="dxa"/>
+              <w:left w:w="100" w:type="dxa"/>
+              <w:bottom w:w="50" w:type="dxa"/>
+              <w:right w:w="100" w:type="dxa"/>
+            </w:tcMar>
+            <w:vAlign w:val="center"/>
+          </w:tcPr>
+          <w:p>
+            <w:pPr>
+              <w:spacing w:line="252" w:lineRule="auto"/>
+            </w:pPr>
+            <w:r>
+              <w:rPr>
+                <w:sz w:val="19"/>
+                <w:szCs w:val="19"/>
+              </w:rPr>
+              <w:t>R1; R2 for facts and aptitude card</w:t>
+            </w:r>
+          </w:p>
+        </w:tc>
+        <w:tc>
+          <w:tcPr>
+            <w:tcW w:w="2525" w:type="dxa"/>
+            <w:tcBorders>
+              <w:top w:val="single" w:sz="4" w:space="0" w:color="C9D3D0"/>
+              <w:left w:val="single" w:sz="4" w:space="0" w:color="C9D3D0"/>
+              <w:bottom w:val="single" w:sz="4" w:space="0" w:color="C9D3D0"/>
+              <w:right w:val="single" w:sz="4" w:space="0" w:color="C9D3D0"/>
+            </w:tcBorders>
+            <w:tcMar>
+              <w:top w:w="50" w:type="dxa"/>
+              <w:left w:w="100" w:type="dxa"/>
+              <w:bottom w:w="50" w:type="dxa"/>
+              <w:right w:w="100" w:type="dxa"/>
+            </w:tcMar>
+            <w:vAlign w:val="center"/>
+          </w:tcPr>
+          <w:p>
+            <w:pPr>
+              <w:spacing w:line="252" w:lineRule="auto"/>
+            </w:pPr>
+            <w:r>
+              <w:rPr>
+                <w:sz w:val="19"/>
+                <w:szCs w:val="19"/>
+              </w:rPr>
+              <w:t>FR-208, FR-209, FR-214, FR-218 to FR-220</w:t>
             </w:r>
           </w:p>
         </w:tc>
@@ -7954,7 +8133,7 @@
         </w:trPr>
         <w:tc>
           <w:tcPr>
-            <w:tcW w:w="664" w:type="dxa"/>
+            <w:tcW w:w="688" w:type="dxa"/>
             <w:tcBorders>
               <w:top w:val="single" w:sz="4" w:space="0" w:color="C9D3D0"/>
               <w:left w:val="single" w:sz="4" w:space="0" w:color="C9D3D0"/>
@@ -7985,7 +8164,7 @@
         </w:tc>
         <w:tc>
           <w:tcPr>
-            <w:tcW w:w="2912" w:type="dxa"/>
+            <w:tcW w:w="2524" w:type="dxa"/>
             <w:tcBorders>
               <w:top w:val="single" w:sz="4" w:space="0" w:color="C9D3D0"/>
               <w:left w:val="single" w:sz="4" w:space="0" w:color="C9D3D0"/>
@@ -8016,7 +8195,7 @@
         </w:tc>
         <w:tc>
           <w:tcPr>
-            <w:tcW w:w="1271" w:type="dxa"/>
+            <w:tcW w:w="1101" w:type="dxa"/>
             <w:tcBorders>
               <w:top w:val="single" w:sz="4" w:space="0" w:color="C9D3D0"/>
               <w:left w:val="single" w:sz="4" w:space="0" w:color="C9D3D0"/>
@@ -8047,7 +8226,7 @@
         </w:tc>
         <w:tc>
           <w:tcPr>
-            <w:tcW w:w="1197" w:type="dxa"/>
+            <w:tcW w:w="1240" w:type="dxa"/>
             <w:tcBorders>
               <w:top w:val="single" w:sz="4" w:space="0" w:color="C9D3D0"/>
               <w:left w:val="single" w:sz="4" w:space="0" w:color="C9D3D0"/>
@@ -8078,7 +8257,7 @@
         </w:tc>
         <w:tc>
           <w:tcPr>
-            <w:tcW w:w="842" w:type="dxa"/>
+            <w:tcW w:w="1560" w:type="dxa"/>
             <w:tcBorders>
               <w:top w:val="single" w:sz="4" w:space="0" w:color="C9D3D0"/>
               <w:left w:val="single" w:sz="4" w:space="0" w:color="C9D3D0"/>
@@ -8109,7 +8288,7 @@
         </w:tc>
         <w:tc>
           <w:tcPr>
-            <w:tcW w:w="2752" w:type="dxa"/>
+            <w:tcW w:w="2525" w:type="dxa"/>
             <w:tcBorders>
               <w:top w:val="single" w:sz="4" w:space="0" w:color="C9D3D0"/>
               <w:left w:val="single" w:sz="4" w:space="0" w:color="C9D3D0"/>
@@ -8151,7 +8330,7 @@
         </w:trPr>
         <w:tc>
           <w:tcPr>
-            <w:tcW w:w="664" w:type="dxa"/>
+            <w:tcW w:w="688" w:type="dxa"/>
             <w:tcBorders>
               <w:top w:val="single" w:sz="4" w:space="0" w:color="C9D3D0"/>
               <w:left w:val="single" w:sz="4" w:space="0" w:color="C9D3D0"/>
@@ -8181,7 +8360,7 @@
         </w:tc>
         <w:tc>
           <w:tcPr>
-            <w:tcW w:w="2912" w:type="dxa"/>
+            <w:tcW w:w="2524" w:type="dxa"/>
             <w:tcBorders>
               <w:top w:val="single" w:sz="4" w:space="0" w:color="C9D3D0"/>
               <w:left w:val="single" w:sz="4" w:space="0" w:color="C9D3D0"/>
@@ -8211,7 +8390,7 @@
         </w:tc>
         <w:tc>
           <w:tcPr>
-            <w:tcW w:w="1271" w:type="dxa"/>
+            <w:tcW w:w="1101" w:type="dxa"/>
             <w:tcBorders>
               <w:top w:val="single" w:sz="4" w:space="0" w:color="C9D3D0"/>
               <w:left w:val="single" w:sz="4" w:space="0" w:color="C9D3D0"/>
@@ -8241,7 +8420,7 @@
         </w:tc>
         <w:tc>
           <w:tcPr>
-            <w:tcW w:w="1197" w:type="dxa"/>
+            <w:tcW w:w="1240" w:type="dxa"/>
             <w:tcBorders>
               <w:top w:val="single" w:sz="4" w:space="0" w:color="C9D3D0"/>
               <w:left w:val="single" w:sz="4" w:space="0" w:color="C9D3D0"/>
@@ -8271,7 +8450,7 @@
         </w:tc>
         <w:tc>
           <w:tcPr>
-            <w:tcW w:w="842" w:type="dxa"/>
+            <w:tcW w:w="1560" w:type="dxa"/>
             <w:tcBorders>
               <w:top w:val="single" w:sz="4" w:space="0" w:color="C9D3D0"/>
               <w:left w:val="single" w:sz="4" w:space="0" w:color="C9D3D0"/>
@@ -8301,7 +8480,7 @@
         </w:tc>
         <w:tc>
           <w:tcPr>
-            <w:tcW w:w="2752" w:type="dxa"/>
+            <w:tcW w:w="2525" w:type="dxa"/>
             <w:tcBorders>
               <w:top w:val="single" w:sz="4" w:space="0" w:color="C9D3D0"/>
               <w:left w:val="single" w:sz="4" w:space="0" w:color="C9D3D0"/>
@@ -8342,7 +8521,7 @@
         </w:trPr>
         <w:tc>
           <w:tcPr>
-            <w:tcW w:w="664" w:type="dxa"/>
+            <w:tcW w:w="688" w:type="dxa"/>
             <w:tcBorders>
               <w:top w:val="single" w:sz="4" w:space="0" w:color="C9D3D0"/>
               <w:left w:val="single" w:sz="4" w:space="0" w:color="C9D3D0"/>
@@ -8373,7 +8552,7 @@
         </w:tc>
         <w:tc>
           <w:tcPr>
-            <w:tcW w:w="2912" w:type="dxa"/>
+            <w:tcW w:w="2524" w:type="dxa"/>
             <w:tcBorders>
               <w:top w:val="single" w:sz="4" w:space="0" w:color="C9D3D0"/>
               <w:left w:val="single" w:sz="4" w:space="0" w:color="C9D3D0"/>
@@ -8404,7 +8583,7 @@
         </w:tc>
         <w:tc>
           <w:tcPr>
-            <w:tcW w:w="1271" w:type="dxa"/>
+            <w:tcW w:w="1101" w:type="dxa"/>
             <w:tcBorders>
               <w:top w:val="single" w:sz="4" w:space="0" w:color="C9D3D0"/>
               <w:left w:val="single" w:sz="4" w:space="0" w:color="C9D3D0"/>
@@ -8435,7 +8614,7 @@
         </w:tc>
         <w:tc>
           <w:tcPr>
-            <w:tcW w:w="1197" w:type="dxa"/>
+            <w:tcW w:w="1240" w:type="dxa"/>
             <w:tcBorders>
               <w:top w:val="single" w:sz="4" w:space="0" w:color="C9D3D0"/>
               <w:left w:val="single" w:sz="4" w:space="0" w:color="C9D3D0"/>
@@ -8466,7 +8645,7 @@
         </w:tc>
         <w:tc>
           <w:tcPr>
-            <w:tcW w:w="842" w:type="dxa"/>
+            <w:tcW w:w="1560" w:type="dxa"/>
             <w:tcBorders>
               <w:top w:val="single" w:sz="4" w:space="0" w:color="C9D3D0"/>
               <w:left w:val="single" w:sz="4" w:space="0" w:color="C9D3D0"/>
@@ -8497,7 +8676,7 @@
         </w:tc>
         <w:tc>
           <w:tcPr>
-            <w:tcW w:w="2752" w:type="dxa"/>
+            <w:tcW w:w="2525" w:type="dxa"/>
             <w:tcBorders>
               <w:top w:val="single" w:sz="4" w:space="0" w:color="C9D3D0"/>
               <w:left w:val="single" w:sz="4" w:space="0" w:color="C9D3D0"/>
@@ -8522,7 +8701,7 @@
                 <w:sz w:val="19"/>
                 <w:szCs w:val="19"/>
               </w:rPr>
-              <w:t>FR-501 to FR-510</w:t>
+              <w:t>FR-501 to FR-511</w:t>
             </w:r>
           </w:p>
         </w:tc>
@@ -8539,7 +8718,7 @@
         </w:trPr>
         <w:tc>
           <w:tcPr>
-            <w:tcW w:w="664" w:type="dxa"/>
+            <w:tcW w:w="688" w:type="dxa"/>
             <w:tcBorders>
               <w:top w:val="single" w:sz="4" w:space="0" w:color="C9D3D0"/>
               <w:left w:val="single" w:sz="4" w:space="0" w:color="C9D3D0"/>
@@ -8569,7 +8748,7 @@
         </w:tc>
         <w:tc>
           <w:tcPr>
-            <w:tcW w:w="2912" w:type="dxa"/>
+            <w:tcW w:w="2524" w:type="dxa"/>
             <w:tcBorders>
               <w:top w:val="single" w:sz="4" w:space="0" w:color="C9D3D0"/>
               <w:left w:val="single" w:sz="4" w:space="0" w:color="C9D3D0"/>
@@ -8599,7 +8778,7 @@
         </w:tc>
         <w:tc>
           <w:tcPr>
-            <w:tcW w:w="1271" w:type="dxa"/>
+            <w:tcW w:w="1101" w:type="dxa"/>
             <w:tcBorders>
               <w:top w:val="single" w:sz="4" w:space="0" w:color="C9D3D0"/>
               <w:left w:val="single" w:sz="4" w:space="0" w:color="C9D3D0"/>
@@ -8629,7 +8808,7 @@
         </w:tc>
         <w:tc>
           <w:tcPr>
-            <w:tcW w:w="1197" w:type="dxa"/>
+            <w:tcW w:w="1240" w:type="dxa"/>
             <w:tcBorders>
               <w:top w:val="single" w:sz="4" w:space="0" w:color="C9D3D0"/>
               <w:left w:val="single" w:sz="4" w:space="0" w:color="C9D3D0"/>
@@ -8659,7 +8838,7 @@
         </w:tc>
         <w:tc>
           <w:tcPr>
-            <w:tcW w:w="842" w:type="dxa"/>
+            <w:tcW w:w="1560" w:type="dxa"/>
             <w:tcBorders>
               <w:top w:val="single" w:sz="4" w:space="0" w:color="C9D3D0"/>
               <w:left w:val="single" w:sz="4" w:space="0" w:color="C9D3D0"/>
@@ -8689,31 +8868,31 @@
         </w:tc>
         <w:tc>
           <w:tcPr>
-            <w:tcW w:w="2752" w:type="dxa"/>
-            <w:tcBorders>
-              <w:top w:val="single" w:sz="4" w:space="0" w:color="C9D3D0"/>
-              <w:left w:val="single" w:sz="4" w:space="0" w:color="C9D3D0"/>
-              <w:bottom w:val="single" w:sz="4" w:space="0" w:color="C9D3D0"/>
-              <w:right w:val="single" w:sz="4" w:space="0" w:color="C9D3D0"/>
-            </w:tcBorders>
-            <w:tcMar>
-              <w:top w:w="50" w:type="dxa"/>
-              <w:left w:w="100" w:type="dxa"/>
-              <w:bottom w:w="50" w:type="dxa"/>
-              <w:right w:w="100" w:type="dxa"/>
-            </w:tcMar>
-            <w:vAlign w:val="center"/>
-          </w:tcPr>
-          <w:p>
-            <w:pPr>
-              <w:spacing w:line="252" w:lineRule="auto"/>
-            </w:pPr>
-            <w:r>
-              <w:rPr>
-                <w:sz w:val="19"/>
-                <w:szCs w:val="19"/>
-              </w:rPr>
-              <w:t>FR-601 to FR-612, FR-913</w:t>
+            <w:tcW w:w="2525" w:type="dxa"/>
+            <w:tcBorders>
+              <w:top w:val="single" w:sz="4" w:space="0" w:color="C9D3D0"/>
+              <w:left w:val="single" w:sz="4" w:space="0" w:color="C9D3D0"/>
+              <w:bottom w:val="single" w:sz="4" w:space="0" w:color="C9D3D0"/>
+              <w:right w:val="single" w:sz="4" w:space="0" w:color="C9D3D0"/>
+            </w:tcBorders>
+            <w:tcMar>
+              <w:top w:w="50" w:type="dxa"/>
+              <w:left w:w="100" w:type="dxa"/>
+              <w:bottom w:w="50" w:type="dxa"/>
+              <w:right w:w="100" w:type="dxa"/>
+            </w:tcMar>
+            <w:vAlign w:val="center"/>
+          </w:tcPr>
+          <w:p>
+            <w:pPr>
+              <w:spacing w:line="252" w:lineRule="auto"/>
+            </w:pPr>
+            <w:r>
+              <w:rPr>
+                <w:sz w:val="19"/>
+                <w:szCs w:val="19"/>
+              </w:rPr>
+              <w:t>FR-601 to FR-615, FR-913</w:t>
             </w:r>
           </w:p>
         </w:tc>
@@ -8730,7 +8909,7 @@
         </w:trPr>
         <w:tc>
           <w:tcPr>
-            <w:tcW w:w="664" w:type="dxa"/>
+            <w:tcW w:w="688" w:type="dxa"/>
             <w:tcBorders>
               <w:top w:val="single" w:sz="4" w:space="0" w:color="C9D3D0"/>
               <w:left w:val="single" w:sz="4" w:space="0" w:color="C9D3D0"/>
@@ -8761,7 +8940,7 @@
         </w:tc>
         <w:tc>
           <w:tcPr>
-            <w:tcW w:w="2912" w:type="dxa"/>
+            <w:tcW w:w="2524" w:type="dxa"/>
             <w:tcBorders>
               <w:top w:val="single" w:sz="4" w:space="0" w:color="C9D3D0"/>
               <w:left w:val="single" w:sz="4" w:space="0" w:color="C9D3D0"/>
@@ -8792,7 +8971,7 @@
         </w:tc>
         <w:tc>
           <w:tcPr>
-            <w:tcW w:w="1271" w:type="dxa"/>
+            <w:tcW w:w="1101" w:type="dxa"/>
             <w:tcBorders>
               <w:top w:val="single" w:sz="4" w:space="0" w:color="C9D3D0"/>
               <w:left w:val="single" w:sz="4" w:space="0" w:color="C9D3D0"/>
@@ -8823,7 +9002,7 @@
         </w:tc>
         <w:tc>
           <w:tcPr>
-            <w:tcW w:w="1197" w:type="dxa"/>
+            <w:tcW w:w="1240" w:type="dxa"/>
             <w:tcBorders>
               <w:top w:val="single" w:sz="4" w:space="0" w:color="C9D3D0"/>
               <w:left w:val="single" w:sz="4" w:space="0" w:color="C9D3D0"/>
@@ -8854,7 +9033,7 @@
         </w:tc>
         <w:tc>
           <w:tcPr>
-            <w:tcW w:w="842" w:type="dxa"/>
+            <w:tcW w:w="1560" w:type="dxa"/>
             <w:tcBorders>
               <w:top w:val="single" w:sz="4" w:space="0" w:color="C9D3D0"/>
               <w:left w:val="single" w:sz="4" w:space="0" w:color="C9D3D0"/>
@@ -8885,7 +9064,7 @@
         </w:tc>
         <w:tc>
           <w:tcPr>
-            <w:tcW w:w="2752" w:type="dxa"/>
+            <w:tcW w:w="2525" w:type="dxa"/>
             <w:tcBorders>
               <w:top w:val="single" w:sz="4" w:space="0" w:color="C9D3D0"/>
               <w:left w:val="single" w:sz="4" w:space="0" w:color="C9D3D0"/>
@@ -8927,7 +9106,7 @@
         </w:trPr>
         <w:tc>
           <w:tcPr>
-            <w:tcW w:w="664" w:type="dxa"/>
+            <w:tcW w:w="688" w:type="dxa"/>
             <w:tcBorders>
               <w:top w:val="single" w:sz="4" w:space="0" w:color="C9D3D0"/>
               <w:left w:val="single" w:sz="4" w:space="0" w:color="C9D3D0"/>
@@ -8957,7 +9136,7 @@
         </w:tc>
         <w:tc>
           <w:tcPr>
-            <w:tcW w:w="2912" w:type="dxa"/>
+            <w:tcW w:w="2524" w:type="dxa"/>
             <w:tcBorders>
               <w:top w:val="single" w:sz="4" w:space="0" w:color="C9D3D0"/>
               <w:left w:val="single" w:sz="4" w:space="0" w:color="C9D3D0"/>
@@ -8987,7 +9166,7 @@
         </w:tc>
         <w:tc>
           <w:tcPr>
-            <w:tcW w:w="1271" w:type="dxa"/>
+            <w:tcW w:w="1101" w:type="dxa"/>
             <w:tcBorders>
               <w:top w:val="single" w:sz="4" w:space="0" w:color="C9D3D0"/>
               <w:left w:val="single" w:sz="4" w:space="0" w:color="C9D3D0"/>
@@ -9017,7 +9196,7 @@
         </w:tc>
         <w:tc>
           <w:tcPr>
-            <w:tcW w:w="1197" w:type="dxa"/>
+            <w:tcW w:w="1240" w:type="dxa"/>
             <w:tcBorders>
               <w:top w:val="single" w:sz="4" w:space="0" w:color="C9D3D0"/>
               <w:left w:val="single" w:sz="4" w:space="0" w:color="C9D3D0"/>
@@ -9047,7 +9226,7 @@
         </w:tc>
         <w:tc>
           <w:tcPr>
-            <w:tcW w:w="842" w:type="dxa"/>
+            <w:tcW w:w="1560" w:type="dxa"/>
             <w:tcBorders>
               <w:top w:val="single" w:sz="4" w:space="0" w:color="C9D3D0"/>
               <w:left w:val="single" w:sz="4" w:space="0" w:color="C9D3D0"/>
@@ -9077,7 +9256,7 @@
         </w:tc>
         <w:tc>
           <w:tcPr>
-            <w:tcW w:w="2752" w:type="dxa"/>
+            <w:tcW w:w="2525" w:type="dxa"/>
             <w:tcBorders>
               <w:top w:val="single" w:sz="4" w:space="0" w:color="C9D3D0"/>
               <w:left w:val="single" w:sz="4" w:space="0" w:color="C9D3D0"/>
@@ -9118,7 +9297,7 @@
         </w:trPr>
         <w:tc>
           <w:tcPr>
-            <w:tcW w:w="664" w:type="dxa"/>
+            <w:tcW w:w="688" w:type="dxa"/>
             <w:tcBorders>
               <w:top w:val="single" w:sz="4" w:space="0" w:color="C9D3D0"/>
               <w:left w:val="single" w:sz="4" w:space="0" w:color="C9D3D0"/>
@@ -9149,7 +9328,7 @@
         </w:tc>
         <w:tc>
           <w:tcPr>
-            <w:tcW w:w="2912" w:type="dxa"/>
+            <w:tcW w:w="2524" w:type="dxa"/>
             <w:tcBorders>
               <w:top w:val="single" w:sz="4" w:space="0" w:color="C9D3D0"/>
               <w:left w:val="single" w:sz="4" w:space="0" w:color="C9D3D0"/>
@@ -9180,7 +9359,7 @@
         </w:tc>
         <w:tc>
           <w:tcPr>
-            <w:tcW w:w="1271" w:type="dxa"/>
+            <w:tcW w:w="1101" w:type="dxa"/>
             <w:tcBorders>
               <w:top w:val="single" w:sz="4" w:space="0" w:color="C9D3D0"/>
               <w:left w:val="single" w:sz="4" w:space="0" w:color="C9D3D0"/>
@@ -9211,7 +9390,7 @@
         </w:tc>
         <w:tc>
           <w:tcPr>
-            <w:tcW w:w="1197" w:type="dxa"/>
+            <w:tcW w:w="1240" w:type="dxa"/>
             <w:tcBorders>
               <w:top w:val="single" w:sz="4" w:space="0" w:color="C9D3D0"/>
               <w:left w:val="single" w:sz="4" w:space="0" w:color="C9D3D0"/>
@@ -9242,7 +9421,7 @@
         </w:tc>
         <w:tc>
           <w:tcPr>
-            <w:tcW w:w="842" w:type="dxa"/>
+            <w:tcW w:w="1560" w:type="dxa"/>
             <w:tcBorders>
               <w:top w:val="single" w:sz="4" w:space="0" w:color="C9D3D0"/>
               <w:left w:val="single" w:sz="4" w:space="0" w:color="C9D3D0"/>
@@ -9273,7 +9452,7 @@
         </w:tc>
         <w:tc>
           <w:tcPr>
-            <w:tcW w:w="2752" w:type="dxa"/>
+            <w:tcW w:w="2525" w:type="dxa"/>
             <w:tcBorders>
               <w:top w:val="single" w:sz="4" w:space="0" w:color="C9D3D0"/>
               <w:left w:val="single" w:sz="4" w:space="0" w:color="C9D3D0"/>
@@ -9315,7 +9494,7 @@
         </w:trPr>
         <w:tc>
           <w:tcPr>
-            <w:tcW w:w="664" w:type="dxa"/>
+            <w:tcW w:w="688" w:type="dxa"/>
             <w:tcBorders>
               <w:top w:val="single" w:sz="4" w:space="0" w:color="C9D3D0"/>
               <w:left w:val="single" w:sz="4" w:space="0" w:color="C9D3D0"/>
@@ -9345,7 +9524,7 @@
         </w:tc>
         <w:tc>
           <w:tcPr>
-            <w:tcW w:w="2912" w:type="dxa"/>
+            <w:tcW w:w="2524" w:type="dxa"/>
             <w:tcBorders>
               <w:top w:val="single" w:sz="4" w:space="0" w:color="C9D3D0"/>
               <w:left w:val="single" w:sz="4" w:space="0" w:color="C9D3D0"/>
@@ -9375,7 +9554,7 @@
         </w:tc>
         <w:tc>
           <w:tcPr>
-            <w:tcW w:w="1271" w:type="dxa"/>
+            <w:tcW w:w="1101" w:type="dxa"/>
             <w:tcBorders>
               <w:top w:val="single" w:sz="4" w:space="0" w:color="C9D3D0"/>
               <w:left w:val="single" w:sz="4" w:space="0" w:color="C9D3D0"/>
@@ -9405,7 +9584,7 @@
         </w:tc>
         <w:tc>
           <w:tcPr>
-            <w:tcW w:w="1197" w:type="dxa"/>
+            <w:tcW w:w="1240" w:type="dxa"/>
             <w:tcBorders>
               <w:top w:val="single" w:sz="4" w:space="0" w:color="C9D3D0"/>
               <w:left w:val="single" w:sz="4" w:space="0" w:color="C9D3D0"/>
@@ -9435,7 +9614,7 @@
         </w:tc>
         <w:tc>
           <w:tcPr>
-            <w:tcW w:w="842" w:type="dxa"/>
+            <w:tcW w:w="1560" w:type="dxa"/>
             <w:tcBorders>
               <w:top w:val="single" w:sz="4" w:space="0" w:color="C9D3D0"/>
               <w:left w:val="single" w:sz="4" w:space="0" w:color="C9D3D0"/>
@@ -9465,7 +9644,7 @@
         </w:tc>
         <w:tc>
           <w:tcPr>
-            <w:tcW w:w="2752" w:type="dxa"/>
+            <w:tcW w:w="2525" w:type="dxa"/>
             <w:tcBorders>
               <w:top w:val="single" w:sz="4" w:space="0" w:color="C9D3D0"/>
               <w:left w:val="single" w:sz="4" w:space="0" w:color="C9D3D0"/>
@@ -9506,7 +9685,7 @@
         </w:trPr>
         <w:tc>
           <w:tcPr>
-            <w:tcW w:w="664" w:type="dxa"/>
+            <w:tcW w:w="688" w:type="dxa"/>
             <w:tcBorders>
               <w:top w:val="single" w:sz="4" w:space="0" w:color="C9D3D0"/>
               <w:left w:val="single" w:sz="4" w:space="0" w:color="C9D3D0"/>
@@ -9537,7 +9716,7 @@
         </w:tc>
         <w:tc>
           <w:tcPr>
-            <w:tcW w:w="2912" w:type="dxa"/>
+            <w:tcW w:w="2524" w:type="dxa"/>
             <w:tcBorders>
               <w:top w:val="single" w:sz="4" w:space="0" w:color="C9D3D0"/>
               <w:left w:val="single" w:sz="4" w:space="0" w:color="C9D3D0"/>
@@ -9568,7 +9747,7 @@
         </w:tc>
         <w:tc>
           <w:tcPr>
-            <w:tcW w:w="1271" w:type="dxa"/>
+            <w:tcW w:w="1101" w:type="dxa"/>
             <w:tcBorders>
               <w:top w:val="single" w:sz="4" w:space="0" w:color="C9D3D0"/>
               <w:left w:val="single" w:sz="4" w:space="0" w:color="C9D3D0"/>
@@ -9599,7 +9778,7 @@
         </w:tc>
         <w:tc>
           <w:tcPr>
-            <w:tcW w:w="1197" w:type="dxa"/>
+            <w:tcW w:w="1240" w:type="dxa"/>
             <w:tcBorders>
               <w:top w:val="single" w:sz="4" w:space="0" w:color="C9D3D0"/>
               <w:left w:val="single" w:sz="4" w:space="0" w:color="C9D3D0"/>
@@ -9630,7 +9809,7 @@
         </w:tc>
         <w:tc>
           <w:tcPr>
-            <w:tcW w:w="842" w:type="dxa"/>
+            <w:tcW w:w="1560" w:type="dxa"/>
             <w:tcBorders>
               <w:top w:val="single" w:sz="4" w:space="0" w:color="C9D3D0"/>
               <w:left w:val="single" w:sz="4" w:space="0" w:color="C9D3D0"/>
@@ -9661,7 +9840,7 @@
         </w:tc>
         <w:tc>
           <w:tcPr>
-            <w:tcW w:w="2752" w:type="dxa"/>
+            <w:tcW w:w="2525" w:type="dxa"/>
             <w:tcBorders>
               <w:top w:val="single" w:sz="4" w:space="0" w:color="C9D3D0"/>
               <w:left w:val="single" w:sz="4" w:space="0" w:color="C9D3D0"/>
@@ -9703,7 +9882,7 @@
         </w:trPr>
         <w:tc>
           <w:tcPr>
-            <w:tcW w:w="664" w:type="dxa"/>
+            <w:tcW w:w="688" w:type="dxa"/>
             <w:tcBorders>
               <w:top w:val="single" w:sz="4" w:space="0" w:color="C9D3D0"/>
               <w:left w:val="single" w:sz="4" w:space="0" w:color="C9D3D0"/>
@@ -9733,7 +9912,7 @@
         </w:tc>
         <w:tc>
           <w:tcPr>
-            <w:tcW w:w="2912" w:type="dxa"/>
+            <w:tcW w:w="2524" w:type="dxa"/>
             <w:tcBorders>
               <w:top w:val="single" w:sz="4" w:space="0" w:color="C9D3D0"/>
               <w:left w:val="single" w:sz="4" w:space="0" w:color="C9D3D0"/>
@@ -9763,7 +9942,7 @@
         </w:tc>
         <w:tc>
           <w:tcPr>
-            <w:tcW w:w="1271" w:type="dxa"/>
+            <w:tcW w:w="1101" w:type="dxa"/>
             <w:tcBorders>
               <w:top w:val="single" w:sz="4" w:space="0" w:color="C9D3D0"/>
               <w:left w:val="single" w:sz="4" w:space="0" w:color="C9D3D0"/>
@@ -9793,7 +9972,7 @@
         </w:tc>
         <w:tc>
           <w:tcPr>
-            <w:tcW w:w="1197" w:type="dxa"/>
+            <w:tcW w:w="1240" w:type="dxa"/>
             <w:tcBorders>
               <w:top w:val="single" w:sz="4" w:space="0" w:color="C9D3D0"/>
               <w:left w:val="single" w:sz="4" w:space="0" w:color="C9D3D0"/>
@@ -9823,7 +10002,7 @@
         </w:tc>
         <w:tc>
           <w:tcPr>
-            <w:tcW w:w="842" w:type="dxa"/>
+            <w:tcW w:w="1560" w:type="dxa"/>
             <w:tcBorders>
               <w:top w:val="single" w:sz="4" w:space="0" w:color="C9D3D0"/>
               <w:left w:val="single" w:sz="4" w:space="0" w:color="C9D3D0"/>
@@ -9853,7 +10032,7 @@
         </w:tc>
         <w:tc>
           <w:tcPr>
-            <w:tcW w:w="2752" w:type="dxa"/>
+            <w:tcW w:w="2525" w:type="dxa"/>
             <w:tcBorders>
               <w:top w:val="single" w:sz="4" w:space="0" w:color="C9D3D0"/>
               <w:left w:val="single" w:sz="4" w:space="0" w:color="C9D3D0"/>
@@ -9894,7 +10073,7 @@
         </w:trPr>
         <w:tc>
           <w:tcPr>
-            <w:tcW w:w="664" w:type="dxa"/>
+            <w:tcW w:w="688" w:type="dxa"/>
             <w:tcBorders>
               <w:top w:val="single" w:sz="4" w:space="0" w:color="C9D3D0"/>
               <w:left w:val="single" w:sz="4" w:space="0" w:color="C9D3D0"/>
@@ -9925,7 +10104,7 @@
         </w:tc>
         <w:tc>
           <w:tcPr>
-            <w:tcW w:w="2912" w:type="dxa"/>
+            <w:tcW w:w="2524" w:type="dxa"/>
             <w:tcBorders>
               <w:top w:val="single" w:sz="4" w:space="0" w:color="C9D3D0"/>
               <w:left w:val="single" w:sz="4" w:space="0" w:color="C9D3D0"/>
@@ -9972,7 +10151,7 @@
         </w:tc>
         <w:tc>
           <w:tcPr>
-            <w:tcW w:w="1271" w:type="dxa"/>
+            <w:tcW w:w="1101" w:type="dxa"/>
             <w:tcBorders>
               <w:top w:val="single" w:sz="4" w:space="0" w:color="C9D3D0"/>
               <w:left w:val="single" w:sz="4" w:space="0" w:color="C9D3D0"/>
@@ -10003,7 +10182,7 @@
         </w:tc>
         <w:tc>
           <w:tcPr>
-            <w:tcW w:w="1197" w:type="dxa"/>
+            <w:tcW w:w="1240" w:type="dxa"/>
             <w:tcBorders>
               <w:top w:val="single" w:sz="4" w:space="0" w:color="C9D3D0"/>
               <w:left w:val="single" w:sz="4" w:space="0" w:color="C9D3D0"/>
@@ -10034,7 +10213,7 @@
         </w:tc>
         <w:tc>
           <w:tcPr>
-            <w:tcW w:w="842" w:type="dxa"/>
+            <w:tcW w:w="1560" w:type="dxa"/>
             <w:tcBorders>
               <w:top w:val="single" w:sz="4" w:space="0" w:color="C9D3D0"/>
               <w:left w:val="single" w:sz="4" w:space="0" w:color="C9D3D0"/>
@@ -10065,7 +10244,7 @@
         </w:tc>
         <w:tc>
           <w:tcPr>
-            <w:tcW w:w="2752" w:type="dxa"/>
+            <w:tcW w:w="2525" w:type="dxa"/>
             <w:tcBorders>
               <w:top w:val="single" w:sz="4" w:space="0" w:color="C9D3D0"/>
               <w:left w:val="single" w:sz="4" w:space="0" w:color="C9D3D0"/>
@@ -10107,7 +10286,7 @@
         </w:trPr>
         <w:tc>
           <w:tcPr>
-            <w:tcW w:w="664" w:type="dxa"/>
+            <w:tcW w:w="688" w:type="dxa"/>
             <w:tcBorders>
               <w:top w:val="single" w:sz="4" w:space="0" w:color="C9D3D0"/>
               <w:left w:val="single" w:sz="4" w:space="0" w:color="C9D3D0"/>
@@ -10137,7 +10316,7 @@
         </w:tc>
         <w:tc>
           <w:tcPr>
-            <w:tcW w:w="2912" w:type="dxa"/>
+            <w:tcW w:w="2524" w:type="dxa"/>
             <w:tcBorders>
               <w:top w:val="single" w:sz="4" w:space="0" w:color="C9D3D0"/>
               <w:left w:val="single" w:sz="4" w:space="0" w:color="C9D3D0"/>
@@ -10183,7 +10362,7 @@
         </w:tc>
         <w:tc>
           <w:tcPr>
-            <w:tcW w:w="1271" w:type="dxa"/>
+            <w:tcW w:w="1101" w:type="dxa"/>
             <w:tcBorders>
               <w:top w:val="single" w:sz="4" w:space="0" w:color="C9D3D0"/>
               <w:left w:val="single" w:sz="4" w:space="0" w:color="C9D3D0"/>
@@ -10213,7 +10392,7 @@
         </w:tc>
         <w:tc>
           <w:tcPr>
-            <w:tcW w:w="1197" w:type="dxa"/>
+            <w:tcW w:w="1240" w:type="dxa"/>
             <w:tcBorders>
               <w:top w:val="single" w:sz="4" w:space="0" w:color="C9D3D0"/>
               <w:left w:val="single" w:sz="4" w:space="0" w:color="C9D3D0"/>
@@ -10243,7 +10422,7 @@
         </w:tc>
         <w:tc>
           <w:tcPr>
-            <w:tcW w:w="842" w:type="dxa"/>
+            <w:tcW w:w="1560" w:type="dxa"/>
             <w:tcBorders>
               <w:top w:val="single" w:sz="4" w:space="0" w:color="C9D3D0"/>
               <w:left w:val="single" w:sz="4" w:space="0" w:color="C9D3D0"/>
@@ -10273,7 +10452,7 @@
         </w:tc>
         <w:tc>
           <w:tcPr>
-            <w:tcW w:w="2752" w:type="dxa"/>
+            <w:tcW w:w="2525" w:type="dxa"/>
             <w:tcBorders>
               <w:top w:val="single" w:sz="4" w:space="0" w:color="C9D3D0"/>
               <w:left w:val="single" w:sz="4" w:space="0" w:color="C9D3D0"/>
@@ -10314,7 +10493,7 @@
         </w:trPr>
         <w:tc>
           <w:tcPr>
-            <w:tcW w:w="664" w:type="dxa"/>
+            <w:tcW w:w="688" w:type="dxa"/>
             <w:tcBorders>
               <w:top w:val="single" w:sz="4" w:space="0" w:color="C9D3D0"/>
               <w:left w:val="single" w:sz="4" w:space="0" w:color="C9D3D0"/>
@@ -10345,7 +10524,7 @@
         </w:tc>
         <w:tc>
           <w:tcPr>
-            <w:tcW w:w="2912" w:type="dxa"/>
+            <w:tcW w:w="2524" w:type="dxa"/>
             <w:tcBorders>
               <w:top w:val="single" w:sz="4" w:space="0" w:color="C9D3D0"/>
               <w:left w:val="single" w:sz="4" w:space="0" w:color="C9D3D0"/>
@@ -10392,7 +10571,7 @@
         </w:tc>
         <w:tc>
           <w:tcPr>
-            <w:tcW w:w="1271" w:type="dxa"/>
+            <w:tcW w:w="1101" w:type="dxa"/>
             <w:tcBorders>
               <w:top w:val="single" w:sz="4" w:space="0" w:color="C9D3D0"/>
               <w:left w:val="single" w:sz="4" w:space="0" w:color="C9D3D0"/>
@@ -10423,7 +10602,7 @@
         </w:tc>
         <w:tc>
           <w:tcPr>
-            <w:tcW w:w="1197" w:type="dxa"/>
+            <w:tcW w:w="1240" w:type="dxa"/>
             <w:tcBorders>
               <w:top w:val="single" w:sz="4" w:space="0" w:color="C9D3D0"/>
               <w:left w:val="single" w:sz="4" w:space="0" w:color="C9D3D0"/>
@@ -10454,7 +10633,7 @@
         </w:tc>
         <w:tc>
           <w:tcPr>
-            <w:tcW w:w="842" w:type="dxa"/>
+            <w:tcW w:w="1560" w:type="dxa"/>
             <w:tcBorders>
               <w:top w:val="single" w:sz="4" w:space="0" w:color="C9D3D0"/>
               <w:left w:val="single" w:sz="4" w:space="0" w:color="C9D3D0"/>
@@ -10485,7 +10664,7 @@
         </w:tc>
         <w:tc>
           <w:tcPr>
-            <w:tcW w:w="2752" w:type="dxa"/>
+            <w:tcW w:w="2525" w:type="dxa"/>
             <w:tcBorders>
               <w:top w:val="single" w:sz="4" w:space="0" w:color="C9D3D0"/>
               <w:left w:val="single" w:sz="4" w:space="0" w:color="C9D3D0"/>
@@ -10527,7 +10706,7 @@
         </w:trPr>
         <w:tc>
           <w:tcPr>
-            <w:tcW w:w="664" w:type="dxa"/>
+            <w:tcW w:w="688" w:type="dxa"/>
             <w:tcBorders>
               <w:top w:val="single" w:sz="4" w:space="0" w:color="C9D3D0"/>
               <w:left w:val="single" w:sz="4" w:space="0" w:color="C9D3D0"/>
@@ -10557,7 +10736,7 @@
         </w:tc>
         <w:tc>
           <w:tcPr>
-            <w:tcW w:w="2912" w:type="dxa"/>
+            <w:tcW w:w="2524" w:type="dxa"/>
             <w:tcBorders>
               <w:top w:val="single" w:sz="4" w:space="0" w:color="C9D3D0"/>
               <w:left w:val="single" w:sz="4" w:space="0" w:color="C9D3D0"/>
@@ -10587,7 +10766,7 @@
         </w:tc>
         <w:tc>
           <w:tcPr>
-            <w:tcW w:w="1271" w:type="dxa"/>
+            <w:tcW w:w="1101" w:type="dxa"/>
             <w:tcBorders>
               <w:top w:val="single" w:sz="4" w:space="0" w:color="C9D3D0"/>
               <w:left w:val="single" w:sz="4" w:space="0" w:color="C9D3D0"/>
@@ -10617,7 +10796,7 @@
         </w:tc>
         <w:tc>
           <w:tcPr>
-            <w:tcW w:w="1197" w:type="dxa"/>
+            <w:tcW w:w="1240" w:type="dxa"/>
             <w:tcBorders>
               <w:top w:val="single" w:sz="4" w:space="0" w:color="C9D3D0"/>
               <w:left w:val="single" w:sz="4" w:space="0" w:color="C9D3D0"/>
@@ -10647,7 +10826,7 @@
         </w:tc>
         <w:tc>
           <w:tcPr>
-            <w:tcW w:w="842" w:type="dxa"/>
+            <w:tcW w:w="1560" w:type="dxa"/>
             <w:tcBorders>
               <w:top w:val="single" w:sz="4" w:space="0" w:color="C9D3D0"/>
               <w:left w:val="single" w:sz="4" w:space="0" w:color="C9D3D0"/>
@@ -10677,7 +10856,7 @@
         </w:tc>
         <w:tc>
           <w:tcPr>
-            <w:tcW w:w="2752" w:type="dxa"/>
+            <w:tcW w:w="2525" w:type="dxa"/>
             <w:tcBorders>
               <w:top w:val="single" w:sz="4" w:space="0" w:color="C9D3D0"/>
               <w:left w:val="single" w:sz="4" w:space="0" w:color="C9D3D0"/>
@@ -10718,7 +10897,7 @@
         </w:trPr>
         <w:tc>
           <w:tcPr>
-            <w:tcW w:w="664" w:type="dxa"/>
+            <w:tcW w:w="688" w:type="dxa"/>
             <w:tcBorders>
               <w:top w:val="single" w:sz="4" w:space="0" w:color="C9D3D0"/>
               <w:left w:val="single" w:sz="4" w:space="0" w:color="C9D3D0"/>
@@ -10749,7 +10928,7 @@
         </w:tc>
         <w:tc>
           <w:tcPr>
-            <w:tcW w:w="2912" w:type="dxa"/>
+            <w:tcW w:w="2524" w:type="dxa"/>
             <w:tcBorders>
               <w:top w:val="single" w:sz="4" w:space="0" w:color="C9D3D0"/>
               <w:left w:val="single" w:sz="4" w:space="0" w:color="C9D3D0"/>
@@ -10780,7 +10959,7 @@
         </w:tc>
         <w:tc>
           <w:tcPr>
-            <w:tcW w:w="1271" w:type="dxa"/>
+            <w:tcW w:w="1101" w:type="dxa"/>
             <w:tcBorders>
               <w:top w:val="single" w:sz="4" w:space="0" w:color="C9D3D0"/>
               <w:left w:val="single" w:sz="4" w:space="0" w:color="C9D3D0"/>
@@ -10811,7 +10990,7 @@
         </w:tc>
         <w:tc>
           <w:tcPr>
-            <w:tcW w:w="1197" w:type="dxa"/>
+            <w:tcW w:w="1240" w:type="dxa"/>
             <w:tcBorders>
               <w:top w:val="single" w:sz="4" w:space="0" w:color="C9D3D0"/>
               <w:left w:val="single" w:sz="4" w:space="0" w:color="C9D3D0"/>
@@ -10842,7 +11021,7 @@
         </w:tc>
         <w:tc>
           <w:tcPr>
-            <w:tcW w:w="842" w:type="dxa"/>
+            <w:tcW w:w="1560" w:type="dxa"/>
             <w:tcBorders>
               <w:top w:val="single" w:sz="4" w:space="0" w:color="C9D3D0"/>
               <w:left w:val="single" w:sz="4" w:space="0" w:color="C9D3D0"/>
@@ -10873,7 +11052,7 @@
         </w:tc>
         <w:tc>
           <w:tcPr>
-            <w:tcW w:w="2752" w:type="dxa"/>
+            <w:tcW w:w="2525" w:type="dxa"/>
             <w:tcBorders>
               <w:top w:val="single" w:sz="4" w:space="0" w:color="C9D3D0"/>
               <w:left w:val="single" w:sz="4" w:space="0" w:color="C9D3D0"/>
@@ -10915,7 +11094,7 @@
         </w:trPr>
         <w:tc>
           <w:tcPr>
-            <w:tcW w:w="664" w:type="dxa"/>
+            <w:tcW w:w="688" w:type="dxa"/>
             <w:tcBorders>
               <w:top w:val="single" w:sz="4" w:space="0" w:color="C9D3D0"/>
               <w:left w:val="single" w:sz="4" w:space="0" w:color="C9D3D0"/>
@@ -10945,7 +11124,7 @@
         </w:tc>
         <w:tc>
           <w:tcPr>
-            <w:tcW w:w="2912" w:type="dxa"/>
+            <w:tcW w:w="2524" w:type="dxa"/>
             <w:tcBorders>
               <w:top w:val="single" w:sz="4" w:space="0" w:color="C9D3D0"/>
               <w:left w:val="single" w:sz="4" w:space="0" w:color="C9D3D0"/>
@@ -10991,7 +11170,7 @@
         </w:tc>
         <w:tc>
           <w:tcPr>
-            <w:tcW w:w="1271" w:type="dxa"/>
+            <w:tcW w:w="1101" w:type="dxa"/>
             <w:tcBorders>
               <w:top w:val="single" w:sz="4" w:space="0" w:color="C9D3D0"/>
               <w:left w:val="single" w:sz="4" w:space="0" w:color="C9D3D0"/>
@@ -11021,7 +11200,7 @@
         </w:tc>
         <w:tc>
           <w:tcPr>
-            <w:tcW w:w="1197" w:type="dxa"/>
+            <w:tcW w:w="1240" w:type="dxa"/>
             <w:tcBorders>
               <w:top w:val="single" w:sz="4" w:space="0" w:color="C9D3D0"/>
               <w:left w:val="single" w:sz="4" w:space="0" w:color="C9D3D0"/>
@@ -11051,7 +11230,7 @@
         </w:tc>
         <w:tc>
           <w:tcPr>
-            <w:tcW w:w="842" w:type="dxa"/>
+            <w:tcW w:w="1560" w:type="dxa"/>
             <w:tcBorders>
               <w:top w:val="single" w:sz="4" w:space="0" w:color="C9D3D0"/>
               <w:left w:val="single" w:sz="4" w:space="0" w:color="C9D3D0"/>
@@ -11081,7 +11260,7 @@
         </w:tc>
         <w:tc>
           <w:tcPr>
-            <w:tcW w:w="2752" w:type="dxa"/>
+            <w:tcW w:w="2525" w:type="dxa"/>
             <w:tcBorders>
               <w:top w:val="single" w:sz="4" w:space="0" w:color="C9D3D0"/>
               <w:left w:val="single" w:sz="4" w:space="0" w:color="C9D3D0"/>
@@ -11122,7 +11301,7 @@
         </w:trPr>
         <w:tc>
           <w:tcPr>
-            <w:tcW w:w="664" w:type="dxa"/>
+            <w:tcW w:w="688" w:type="dxa"/>
             <w:tcBorders>
               <w:top w:val="single" w:sz="4" w:space="0" w:color="C9D3D0"/>
               <w:left w:val="single" w:sz="4" w:space="0" w:color="C9D3D0"/>
@@ -11153,7 +11332,7 @@
         </w:tc>
         <w:tc>
           <w:tcPr>
-            <w:tcW w:w="2912" w:type="dxa"/>
+            <w:tcW w:w="2524" w:type="dxa"/>
             <w:tcBorders>
               <w:top w:val="single" w:sz="4" w:space="0" w:color="C9D3D0"/>
               <w:left w:val="single" w:sz="4" w:space="0" w:color="C9D3D0"/>
@@ -11200,7 +11379,7 @@
         </w:tc>
         <w:tc>
           <w:tcPr>
-            <w:tcW w:w="1271" w:type="dxa"/>
+            <w:tcW w:w="1101" w:type="dxa"/>
             <w:tcBorders>
               <w:top w:val="single" w:sz="4" w:space="0" w:color="C9D3D0"/>
               <w:left w:val="single" w:sz="4" w:space="0" w:color="C9D3D0"/>
@@ -11231,7 +11410,7 @@
         </w:tc>
         <w:tc>
           <w:tcPr>
-            <w:tcW w:w="1197" w:type="dxa"/>
+            <w:tcW w:w="1240" w:type="dxa"/>
             <w:tcBorders>
               <w:top w:val="single" w:sz="4" w:space="0" w:color="C9D3D0"/>
               <w:left w:val="single" w:sz="4" w:space="0" w:color="C9D3D0"/>
@@ -11262,7 +11441,7 @@
         </w:tc>
         <w:tc>
           <w:tcPr>
-            <w:tcW w:w="842" w:type="dxa"/>
+            <w:tcW w:w="1560" w:type="dxa"/>
             <w:tcBorders>
               <w:top w:val="single" w:sz="4" w:space="0" w:color="C9D3D0"/>
               <w:left w:val="single" w:sz="4" w:space="0" w:color="C9D3D0"/>
@@ -11293,7 +11472,7 @@
         </w:tc>
         <w:tc>
           <w:tcPr>
-            <w:tcW w:w="2752" w:type="dxa"/>
+            <w:tcW w:w="2525" w:type="dxa"/>
             <w:tcBorders>
               <w:top w:val="single" w:sz="4" w:space="0" w:color="C9D3D0"/>
               <w:left w:val="single" w:sz="4" w:space="0" w:color="C9D3D0"/>
@@ -11318,7 +11497,7 @@
                 <w:sz w:val="19"/>
                 <w:szCs w:val="19"/>
               </w:rPr>
-              <w:t>FR-115, FR-117</w:t>
+              <w:t>FR-115, FR-117, FR-129, FR-130</w:t>
             </w:r>
           </w:p>
         </w:tc>
@@ -11335,7 +11514,7 @@
         </w:trPr>
         <w:tc>
           <w:tcPr>
-            <w:tcW w:w="664" w:type="dxa"/>
+            <w:tcW w:w="688" w:type="dxa"/>
             <w:tcBorders>
               <w:top w:val="single" w:sz="4" w:space="0" w:color="C9D3D0"/>
               <w:left w:val="single" w:sz="4" w:space="0" w:color="C9D3D0"/>
@@ -11365,7 +11544,7 @@
         </w:tc>
         <w:tc>
           <w:tcPr>
-            <w:tcW w:w="2912" w:type="dxa"/>
+            <w:tcW w:w="2524" w:type="dxa"/>
             <w:tcBorders>
               <w:top w:val="single" w:sz="4" w:space="0" w:color="C9D3D0"/>
               <w:left w:val="single" w:sz="4" w:space="0" w:color="C9D3D0"/>
@@ -11411,7 +11590,7 @@
         </w:tc>
         <w:tc>
           <w:tcPr>
-            <w:tcW w:w="1271" w:type="dxa"/>
+            <w:tcW w:w="1101" w:type="dxa"/>
             <w:tcBorders>
               <w:top w:val="single" w:sz="4" w:space="0" w:color="C9D3D0"/>
               <w:left w:val="single" w:sz="4" w:space="0" w:color="C9D3D0"/>
@@ -11441,7 +11620,7 @@
         </w:tc>
         <w:tc>
           <w:tcPr>
-            <w:tcW w:w="1197" w:type="dxa"/>
+            <w:tcW w:w="1240" w:type="dxa"/>
             <w:tcBorders>
               <w:top w:val="single" w:sz="4" w:space="0" w:color="C9D3D0"/>
               <w:left w:val="single" w:sz="4" w:space="0" w:color="C9D3D0"/>
@@ -11471,7 +11650,7 @@
         </w:tc>
         <w:tc>
           <w:tcPr>
-            <w:tcW w:w="842" w:type="dxa"/>
+            <w:tcW w:w="1560" w:type="dxa"/>
             <w:tcBorders>
               <w:top w:val="single" w:sz="4" w:space="0" w:color="C9D3D0"/>
               <w:left w:val="single" w:sz="4" w:space="0" w:color="C9D3D0"/>
@@ -11501,7 +11680,7 @@
         </w:tc>
         <w:tc>
           <w:tcPr>
-            <w:tcW w:w="2752" w:type="dxa"/>
+            <w:tcW w:w="2525" w:type="dxa"/>
             <w:tcBorders>
               <w:top w:val="single" w:sz="4" w:space="0" w:color="C9D3D0"/>
               <w:left w:val="single" w:sz="4" w:space="0" w:color="C9D3D0"/>
@@ -11542,7 +11721,7 @@
         </w:trPr>
         <w:tc>
           <w:tcPr>
-            <w:tcW w:w="664" w:type="dxa"/>
+            <w:tcW w:w="688" w:type="dxa"/>
             <w:tcBorders>
               <w:top w:val="single" w:sz="4" w:space="0" w:color="C9D3D0"/>
               <w:left w:val="single" w:sz="4" w:space="0" w:color="C9D3D0"/>
@@ -11567,14 +11746,13 @@
                 <w:sz w:val="19"/>
                 <w:szCs w:val="19"/>
               </w:rPr>
-              <w:lastRenderedPageBreak/>
               <w:t>UC-22</w:t>
             </w:r>
           </w:p>
         </w:tc>
         <w:tc>
           <w:tcPr>
-            <w:tcW w:w="2912" w:type="dxa"/>
+            <w:tcW w:w="2524" w:type="dxa"/>
             <w:tcBorders>
               <w:top w:val="single" w:sz="4" w:space="0" w:color="C9D3D0"/>
               <w:left w:val="single" w:sz="4" w:space="0" w:color="C9D3D0"/>
@@ -11621,7 +11799,7 @@
         </w:tc>
         <w:tc>
           <w:tcPr>
-            <w:tcW w:w="1271" w:type="dxa"/>
+            <w:tcW w:w="1101" w:type="dxa"/>
             <w:tcBorders>
               <w:top w:val="single" w:sz="4" w:space="0" w:color="C9D3D0"/>
               <w:left w:val="single" w:sz="4" w:space="0" w:color="C9D3D0"/>
@@ -11652,7 +11830,7 @@
         </w:tc>
         <w:tc>
           <w:tcPr>
-            <w:tcW w:w="1197" w:type="dxa"/>
+            <w:tcW w:w="1240" w:type="dxa"/>
             <w:tcBorders>
               <w:top w:val="single" w:sz="4" w:space="0" w:color="C9D3D0"/>
               <w:left w:val="single" w:sz="4" w:space="0" w:color="C9D3D0"/>
@@ -11683,7 +11861,7 @@
         </w:tc>
         <w:tc>
           <w:tcPr>
-            <w:tcW w:w="842" w:type="dxa"/>
+            <w:tcW w:w="1560" w:type="dxa"/>
             <w:tcBorders>
               <w:top w:val="single" w:sz="4" w:space="0" w:color="C9D3D0"/>
               <w:left w:val="single" w:sz="4" w:space="0" w:color="C9D3D0"/>
@@ -11714,7 +11892,7 @@
         </w:tc>
         <w:tc>
           <w:tcPr>
-            <w:tcW w:w="2752" w:type="dxa"/>
+            <w:tcW w:w="2525" w:type="dxa"/>
             <w:tcBorders>
               <w:top w:val="single" w:sz="4" w:space="0" w:color="C9D3D0"/>
               <w:left w:val="single" w:sz="4" w:space="0" w:color="C9D3D0"/>
@@ -11739,7 +11917,7 @@
                 <w:sz w:val="19"/>
                 <w:szCs w:val="19"/>
               </w:rPr>
-              <w:t>FR-119</w:t>
+              <w:t>FR-119, FR-132</w:t>
             </w:r>
           </w:p>
         </w:tc>
@@ -11756,7 +11934,7 @@
         </w:trPr>
         <w:tc>
           <w:tcPr>
-            <w:tcW w:w="664" w:type="dxa"/>
+            <w:tcW w:w="688" w:type="dxa"/>
             <w:tcBorders>
               <w:top w:val="single" w:sz="4" w:space="0" w:color="C9D3D0"/>
               <w:left w:val="single" w:sz="4" w:space="0" w:color="C9D3D0"/>
@@ -11786,7 +11964,7 @@
         </w:tc>
         <w:tc>
           <w:tcPr>
-            <w:tcW w:w="2912" w:type="dxa"/>
+            <w:tcW w:w="2524" w:type="dxa"/>
             <w:tcBorders>
               <w:top w:val="single" w:sz="4" w:space="0" w:color="C9D3D0"/>
               <w:left w:val="single" w:sz="4" w:space="0" w:color="C9D3D0"/>
@@ -11832,7 +12010,7 @@
         </w:tc>
         <w:tc>
           <w:tcPr>
-            <w:tcW w:w="1271" w:type="dxa"/>
+            <w:tcW w:w="1101" w:type="dxa"/>
             <w:tcBorders>
               <w:top w:val="single" w:sz="4" w:space="0" w:color="C9D3D0"/>
               <w:left w:val="single" w:sz="4" w:space="0" w:color="C9D3D0"/>
@@ -11862,7 +12040,7 @@
         </w:tc>
         <w:tc>
           <w:tcPr>
-            <w:tcW w:w="1197" w:type="dxa"/>
+            <w:tcW w:w="1240" w:type="dxa"/>
             <w:tcBorders>
               <w:top w:val="single" w:sz="4" w:space="0" w:color="C9D3D0"/>
               <w:left w:val="single" w:sz="4" w:space="0" w:color="C9D3D0"/>
@@ -11892,7 +12070,7 @@
         </w:tc>
         <w:tc>
           <w:tcPr>
-            <w:tcW w:w="842" w:type="dxa"/>
+            <w:tcW w:w="1560" w:type="dxa"/>
             <w:tcBorders>
               <w:top w:val="single" w:sz="4" w:space="0" w:color="C9D3D0"/>
               <w:left w:val="single" w:sz="4" w:space="0" w:color="C9D3D0"/>
@@ -11922,7 +12100,7 @@
         </w:tc>
         <w:tc>
           <w:tcPr>
-            <w:tcW w:w="2752" w:type="dxa"/>
+            <w:tcW w:w="2525" w:type="dxa"/>
             <w:tcBorders>
               <w:top w:val="single" w:sz="4" w:space="0" w:color="C9D3D0"/>
               <w:left w:val="single" w:sz="4" w:space="0" w:color="C9D3D0"/>
@@ -11963,7 +12141,7 @@
         </w:trPr>
         <w:tc>
           <w:tcPr>
-            <w:tcW w:w="664" w:type="dxa"/>
+            <w:tcW w:w="688" w:type="dxa"/>
             <w:tcBorders>
               <w:top w:val="single" w:sz="4" w:space="0" w:color="C9D3D0"/>
               <w:left w:val="single" w:sz="4" w:space="0" w:color="C9D3D0"/>
@@ -11988,13 +12166,14 @@
                 <w:sz w:val="19"/>
                 <w:szCs w:val="19"/>
               </w:rPr>
+              <w:lastRenderedPageBreak/>
               <w:t>UC-24</w:t>
             </w:r>
           </w:p>
         </w:tc>
         <w:tc>
           <w:tcPr>
-            <w:tcW w:w="2912" w:type="dxa"/>
+            <w:tcW w:w="2524" w:type="dxa"/>
             <w:tcBorders>
               <w:top w:val="single" w:sz="4" w:space="0" w:color="C9D3D0"/>
               <w:left w:val="single" w:sz="4" w:space="0" w:color="C9D3D0"/>
@@ -12041,7 +12220,7 @@
         </w:tc>
         <w:tc>
           <w:tcPr>
-            <w:tcW w:w="1271" w:type="dxa"/>
+            <w:tcW w:w="1101" w:type="dxa"/>
             <w:tcBorders>
               <w:top w:val="single" w:sz="4" w:space="0" w:color="C9D3D0"/>
               <w:left w:val="single" w:sz="4" w:space="0" w:color="C9D3D0"/>
@@ -12072,7 +12251,7 @@
         </w:tc>
         <w:tc>
           <w:tcPr>
-            <w:tcW w:w="1197" w:type="dxa"/>
+            <w:tcW w:w="1240" w:type="dxa"/>
             <w:tcBorders>
               <w:top w:val="single" w:sz="4" w:space="0" w:color="C9D3D0"/>
               <w:left w:val="single" w:sz="4" w:space="0" w:color="C9D3D0"/>
@@ -12103,7 +12282,7 @@
         </w:tc>
         <w:tc>
           <w:tcPr>
-            <w:tcW w:w="842" w:type="dxa"/>
+            <w:tcW w:w="1560" w:type="dxa"/>
             <w:tcBorders>
               <w:top w:val="single" w:sz="4" w:space="0" w:color="C9D3D0"/>
               <w:left w:val="single" w:sz="4" w:space="0" w:color="C9D3D0"/>
@@ -12134,7 +12313,7 @@
         </w:tc>
         <w:tc>
           <w:tcPr>
-            <w:tcW w:w="2752" w:type="dxa"/>
+            <w:tcW w:w="2525" w:type="dxa"/>
             <w:tcBorders>
               <w:top w:val="single" w:sz="4" w:space="0" w:color="C9D3D0"/>
               <w:left w:val="single" w:sz="4" w:space="0" w:color="C9D3D0"/>
@@ -12176,7 +12355,7 @@
         </w:trPr>
         <w:tc>
           <w:tcPr>
-            <w:tcW w:w="664" w:type="dxa"/>
+            <w:tcW w:w="688" w:type="dxa"/>
             <w:tcBorders>
               <w:top w:val="single" w:sz="4" w:space="0" w:color="C9D3D0"/>
               <w:left w:val="single" w:sz="4" w:space="0" w:color="C9D3D0"/>
@@ -12206,7 +12385,7 @@
         </w:tc>
         <w:tc>
           <w:tcPr>
-            <w:tcW w:w="2912" w:type="dxa"/>
+            <w:tcW w:w="2524" w:type="dxa"/>
             <w:tcBorders>
               <w:top w:val="single" w:sz="4" w:space="0" w:color="C9D3D0"/>
               <w:left w:val="single" w:sz="4" w:space="0" w:color="C9D3D0"/>
@@ -12252,7 +12431,7 @@
         </w:tc>
         <w:tc>
           <w:tcPr>
-            <w:tcW w:w="1271" w:type="dxa"/>
+            <w:tcW w:w="1101" w:type="dxa"/>
             <w:tcBorders>
               <w:top w:val="single" w:sz="4" w:space="0" w:color="C9D3D0"/>
               <w:left w:val="single" w:sz="4" w:space="0" w:color="C9D3D0"/>
@@ -12282,7 +12461,7 @@
         </w:tc>
         <w:tc>
           <w:tcPr>
-            <w:tcW w:w="1197" w:type="dxa"/>
+            <w:tcW w:w="1240" w:type="dxa"/>
             <w:tcBorders>
               <w:top w:val="single" w:sz="4" w:space="0" w:color="C9D3D0"/>
               <w:left w:val="single" w:sz="4" w:space="0" w:color="C9D3D0"/>
@@ -12312,7 +12491,7 @@
         </w:tc>
         <w:tc>
           <w:tcPr>
-            <w:tcW w:w="842" w:type="dxa"/>
+            <w:tcW w:w="1560" w:type="dxa"/>
             <w:tcBorders>
               <w:top w:val="single" w:sz="4" w:space="0" w:color="C9D3D0"/>
               <w:left w:val="single" w:sz="4" w:space="0" w:color="C9D3D0"/>
@@ -12342,7 +12521,7 @@
         </w:tc>
         <w:tc>
           <w:tcPr>
-            <w:tcW w:w="2752" w:type="dxa"/>
+            <w:tcW w:w="2525" w:type="dxa"/>
             <w:tcBorders>
               <w:top w:val="single" w:sz="4" w:space="0" w:color="C9D3D0"/>
               <w:left w:val="single" w:sz="4" w:space="0" w:color="C9D3D0"/>
@@ -12383,7 +12562,7 @@
         </w:trPr>
         <w:tc>
           <w:tcPr>
-            <w:tcW w:w="664" w:type="dxa"/>
+            <w:tcW w:w="688" w:type="dxa"/>
             <w:tcBorders>
               <w:top w:val="single" w:sz="4" w:space="0" w:color="C9D3D0"/>
               <w:left w:val="single" w:sz="4" w:space="0" w:color="C9D3D0"/>
@@ -12414,7 +12593,7 @@
         </w:tc>
         <w:tc>
           <w:tcPr>
-            <w:tcW w:w="2912" w:type="dxa"/>
+            <w:tcW w:w="2524" w:type="dxa"/>
             <w:tcBorders>
               <w:top w:val="single" w:sz="4" w:space="0" w:color="C9D3D0"/>
               <w:left w:val="single" w:sz="4" w:space="0" w:color="C9D3D0"/>
@@ -12461,7 +12640,7 @@
         </w:tc>
         <w:tc>
           <w:tcPr>
-            <w:tcW w:w="1271" w:type="dxa"/>
+            <w:tcW w:w="1101" w:type="dxa"/>
             <w:tcBorders>
               <w:top w:val="single" w:sz="4" w:space="0" w:color="C9D3D0"/>
               <w:left w:val="single" w:sz="4" w:space="0" w:color="C9D3D0"/>
@@ -12492,7 +12671,7 @@
         </w:tc>
         <w:tc>
           <w:tcPr>
-            <w:tcW w:w="1197" w:type="dxa"/>
+            <w:tcW w:w="1240" w:type="dxa"/>
             <w:tcBorders>
               <w:top w:val="single" w:sz="4" w:space="0" w:color="C9D3D0"/>
               <w:left w:val="single" w:sz="4" w:space="0" w:color="C9D3D0"/>
@@ -12523,7 +12702,7 @@
         </w:tc>
         <w:tc>
           <w:tcPr>
-            <w:tcW w:w="842" w:type="dxa"/>
+            <w:tcW w:w="1560" w:type="dxa"/>
             <w:tcBorders>
               <w:top w:val="single" w:sz="4" w:space="0" w:color="C9D3D0"/>
               <w:left w:val="single" w:sz="4" w:space="0" w:color="C9D3D0"/>
@@ -12554,7 +12733,7 @@
         </w:tc>
         <w:tc>
           <w:tcPr>
-            <w:tcW w:w="2752" w:type="dxa"/>
+            <w:tcW w:w="2525" w:type="dxa"/>
             <w:tcBorders>
               <w:top w:val="single" w:sz="4" w:space="0" w:color="C9D3D0"/>
               <w:left w:val="single" w:sz="4" w:space="0" w:color="C9D3D0"/>
@@ -12596,7 +12775,7 @@
         </w:trPr>
         <w:tc>
           <w:tcPr>
-            <w:tcW w:w="664" w:type="dxa"/>
+            <w:tcW w:w="688" w:type="dxa"/>
             <w:tcBorders>
               <w:top w:val="single" w:sz="4" w:space="0" w:color="C9D3D0"/>
               <w:left w:val="single" w:sz="4" w:space="0" w:color="C9D3D0"/>
@@ -12626,7 +12805,7 @@
         </w:tc>
         <w:tc>
           <w:tcPr>
-            <w:tcW w:w="2912" w:type="dxa"/>
+            <w:tcW w:w="2524" w:type="dxa"/>
             <w:tcBorders>
               <w:top w:val="single" w:sz="4" w:space="0" w:color="C9D3D0"/>
               <w:left w:val="single" w:sz="4" w:space="0" w:color="C9D3D0"/>
@@ -12672,7 +12851,7 @@
         </w:tc>
         <w:tc>
           <w:tcPr>
-            <w:tcW w:w="1271" w:type="dxa"/>
+            <w:tcW w:w="1101" w:type="dxa"/>
             <w:tcBorders>
               <w:top w:val="single" w:sz="4" w:space="0" w:color="C9D3D0"/>
               <w:left w:val="single" w:sz="4" w:space="0" w:color="C9D3D0"/>
@@ -12702,7 +12881,7 @@
         </w:tc>
         <w:tc>
           <w:tcPr>
-            <w:tcW w:w="1197" w:type="dxa"/>
+            <w:tcW w:w="1240" w:type="dxa"/>
             <w:tcBorders>
               <w:top w:val="single" w:sz="4" w:space="0" w:color="C9D3D0"/>
               <w:left w:val="single" w:sz="4" w:space="0" w:color="C9D3D0"/>
@@ -12732,7 +12911,7 @@
         </w:tc>
         <w:tc>
           <w:tcPr>
-            <w:tcW w:w="842" w:type="dxa"/>
+            <w:tcW w:w="1560" w:type="dxa"/>
             <w:tcBorders>
               <w:top w:val="single" w:sz="4" w:space="0" w:color="C9D3D0"/>
               <w:left w:val="single" w:sz="4" w:space="0" w:color="C9D3D0"/>
@@ -12762,7 +12941,7 @@
         </w:tc>
         <w:tc>
           <w:tcPr>
-            <w:tcW w:w="2752" w:type="dxa"/>
+            <w:tcW w:w="2525" w:type="dxa"/>
             <w:tcBorders>
               <w:top w:val="single" w:sz="4" w:space="0" w:color="C9D3D0"/>
               <w:left w:val="single" w:sz="4" w:space="0" w:color="C9D3D0"/>
@@ -12803,7 +12982,7 @@
         </w:trPr>
         <w:tc>
           <w:tcPr>
-            <w:tcW w:w="664" w:type="dxa"/>
+            <w:tcW w:w="688" w:type="dxa"/>
             <w:tcBorders>
               <w:top w:val="single" w:sz="4" w:space="0" w:color="C9D3D0"/>
               <w:left w:val="single" w:sz="4" w:space="0" w:color="C9D3D0"/>
@@ -12834,7 +13013,7 @@
         </w:tc>
         <w:tc>
           <w:tcPr>
-            <w:tcW w:w="2912" w:type="dxa"/>
+            <w:tcW w:w="2524" w:type="dxa"/>
             <w:tcBorders>
               <w:top w:val="single" w:sz="4" w:space="0" w:color="C9D3D0"/>
               <w:left w:val="single" w:sz="4" w:space="0" w:color="C9D3D0"/>
@@ -12881,7 +13060,7 @@
         </w:tc>
         <w:tc>
           <w:tcPr>
-            <w:tcW w:w="1271" w:type="dxa"/>
+            <w:tcW w:w="1101" w:type="dxa"/>
             <w:tcBorders>
               <w:top w:val="single" w:sz="4" w:space="0" w:color="C9D3D0"/>
               <w:left w:val="single" w:sz="4" w:space="0" w:color="C9D3D0"/>
@@ -12912,7 +13091,7 @@
         </w:tc>
         <w:tc>
           <w:tcPr>
-            <w:tcW w:w="1197" w:type="dxa"/>
+            <w:tcW w:w="1240" w:type="dxa"/>
             <w:tcBorders>
               <w:top w:val="single" w:sz="4" w:space="0" w:color="C9D3D0"/>
               <w:left w:val="single" w:sz="4" w:space="0" w:color="C9D3D0"/>
@@ -12943,7 +13122,7 @@
         </w:tc>
         <w:tc>
           <w:tcPr>
-            <w:tcW w:w="842" w:type="dxa"/>
+            <w:tcW w:w="1560" w:type="dxa"/>
             <w:tcBorders>
               <w:top w:val="single" w:sz="4" w:space="0" w:color="C9D3D0"/>
               <w:left w:val="single" w:sz="4" w:space="0" w:color="C9D3D0"/>
@@ -12974,7 +13153,7 @@
         </w:tc>
         <w:tc>
           <w:tcPr>
-            <w:tcW w:w="2752" w:type="dxa"/>
+            <w:tcW w:w="2525" w:type="dxa"/>
             <w:tcBorders>
               <w:top w:val="single" w:sz="4" w:space="0" w:color="C9D3D0"/>
               <w:left w:val="single" w:sz="4" w:space="0" w:color="C9D3D0"/>
@@ -13016,7 +13195,7 @@
         </w:trPr>
         <w:tc>
           <w:tcPr>
-            <w:tcW w:w="664" w:type="dxa"/>
+            <w:tcW w:w="688" w:type="dxa"/>
             <w:tcBorders>
               <w:top w:val="single" w:sz="4" w:space="0" w:color="C9D3D0"/>
               <w:left w:val="single" w:sz="4" w:space="0" w:color="C9D3D0"/>
@@ -13046,7 +13225,7 @@
         </w:tc>
         <w:tc>
           <w:tcPr>
-            <w:tcW w:w="2912" w:type="dxa"/>
+            <w:tcW w:w="2524" w:type="dxa"/>
             <w:tcBorders>
               <w:top w:val="single" w:sz="4" w:space="0" w:color="C9D3D0"/>
               <w:left w:val="single" w:sz="4" w:space="0" w:color="C9D3D0"/>
@@ -13092,7 +13271,7 @@
         </w:tc>
         <w:tc>
           <w:tcPr>
-            <w:tcW w:w="1271" w:type="dxa"/>
+            <w:tcW w:w="1101" w:type="dxa"/>
             <w:tcBorders>
               <w:top w:val="single" w:sz="4" w:space="0" w:color="C9D3D0"/>
               <w:left w:val="single" w:sz="4" w:space="0" w:color="C9D3D0"/>
@@ -13122,7 +13301,7 @@
         </w:tc>
         <w:tc>
           <w:tcPr>
-            <w:tcW w:w="1197" w:type="dxa"/>
+            <w:tcW w:w="1240" w:type="dxa"/>
             <w:tcBorders>
               <w:top w:val="single" w:sz="4" w:space="0" w:color="C9D3D0"/>
               <w:left w:val="single" w:sz="4" w:space="0" w:color="C9D3D0"/>
@@ -13152,7 +13331,7 @@
         </w:tc>
         <w:tc>
           <w:tcPr>
-            <w:tcW w:w="842" w:type="dxa"/>
+            <w:tcW w:w="1560" w:type="dxa"/>
             <w:tcBorders>
               <w:top w:val="single" w:sz="4" w:space="0" w:color="C9D3D0"/>
               <w:left w:val="single" w:sz="4" w:space="0" w:color="C9D3D0"/>
@@ -13182,31 +13361,31 @@
         </w:tc>
         <w:tc>
           <w:tcPr>
-            <w:tcW w:w="2752" w:type="dxa"/>
-            <w:tcBorders>
-              <w:top w:val="single" w:sz="4" w:space="0" w:color="C9D3D0"/>
-              <w:left w:val="single" w:sz="4" w:space="0" w:color="C9D3D0"/>
-              <w:bottom w:val="single" w:sz="4" w:space="0" w:color="C9D3D0"/>
-              <w:right w:val="single" w:sz="4" w:space="0" w:color="C9D3D0"/>
-            </w:tcBorders>
-            <w:tcMar>
-              <w:top w:w="50" w:type="dxa"/>
-              <w:left w:w="100" w:type="dxa"/>
-              <w:bottom w:w="50" w:type="dxa"/>
-              <w:right w:w="100" w:type="dxa"/>
-            </w:tcMar>
-            <w:vAlign w:val="center"/>
-          </w:tcPr>
-          <w:p>
-            <w:pPr>
-              <w:spacing w:line="252" w:lineRule="auto"/>
-            </w:pPr>
-            <w:r>
-              <w:rPr>
-                <w:sz w:val="19"/>
-                <w:szCs w:val="19"/>
-              </w:rPr>
-              <w:t>FR-705, FR-708 to FR-712, FR-715, FR-716, FR-719</w:t>
+            <w:tcW w:w="2525" w:type="dxa"/>
+            <w:tcBorders>
+              <w:top w:val="single" w:sz="4" w:space="0" w:color="C9D3D0"/>
+              <w:left w:val="single" w:sz="4" w:space="0" w:color="C9D3D0"/>
+              <w:bottom w:val="single" w:sz="4" w:space="0" w:color="C9D3D0"/>
+              <w:right w:val="single" w:sz="4" w:space="0" w:color="C9D3D0"/>
+            </w:tcBorders>
+            <w:tcMar>
+              <w:top w:w="50" w:type="dxa"/>
+              <w:left w:w="100" w:type="dxa"/>
+              <w:bottom w:w="50" w:type="dxa"/>
+              <w:right w:w="100" w:type="dxa"/>
+            </w:tcMar>
+            <w:vAlign w:val="center"/>
+          </w:tcPr>
+          <w:p>
+            <w:pPr>
+              <w:spacing w:line="252" w:lineRule="auto"/>
+            </w:pPr>
+            <w:r>
+              <w:rPr>
+                <w:sz w:val="19"/>
+                <w:szCs w:val="19"/>
+              </w:rPr>
+              <w:t>FR-705, FR-708 to FR-712, FR-715, FR-716, FR-719, FR-720 to FR-723, FR-127</w:t>
             </w:r>
           </w:p>
         </w:tc>
@@ -13223,7 +13402,7 @@
         </w:trPr>
         <w:tc>
           <w:tcPr>
-            <w:tcW w:w="664" w:type="dxa"/>
+            <w:tcW w:w="688" w:type="dxa"/>
             <w:tcBorders>
               <w:top w:val="single" w:sz="4" w:space="0" w:color="C9D3D0"/>
               <w:left w:val="single" w:sz="4" w:space="0" w:color="C9D3D0"/>
@@ -13254,7 +13433,7 @@
         </w:tc>
         <w:tc>
           <w:tcPr>
-            <w:tcW w:w="2912" w:type="dxa"/>
+            <w:tcW w:w="2524" w:type="dxa"/>
             <w:tcBorders>
               <w:top w:val="single" w:sz="4" w:space="0" w:color="C9D3D0"/>
               <w:left w:val="single" w:sz="4" w:space="0" w:color="C9D3D0"/>
@@ -13301,7 +13480,7 @@
         </w:tc>
         <w:tc>
           <w:tcPr>
-            <w:tcW w:w="1271" w:type="dxa"/>
+            <w:tcW w:w="1101" w:type="dxa"/>
             <w:tcBorders>
               <w:top w:val="single" w:sz="4" w:space="0" w:color="C9D3D0"/>
               <w:left w:val="single" w:sz="4" w:space="0" w:color="C9D3D0"/>
@@ -13332,7 +13511,7 @@
         </w:tc>
         <w:tc>
           <w:tcPr>
-            <w:tcW w:w="1197" w:type="dxa"/>
+            <w:tcW w:w="1240" w:type="dxa"/>
             <w:tcBorders>
               <w:top w:val="single" w:sz="4" w:space="0" w:color="C9D3D0"/>
               <w:left w:val="single" w:sz="4" w:space="0" w:color="C9D3D0"/>
@@ -13363,7 +13542,7 @@
         </w:tc>
         <w:tc>
           <w:tcPr>
-            <w:tcW w:w="842" w:type="dxa"/>
+            <w:tcW w:w="1560" w:type="dxa"/>
             <w:tcBorders>
               <w:top w:val="single" w:sz="4" w:space="0" w:color="C9D3D0"/>
               <w:left w:val="single" w:sz="4" w:space="0" w:color="C9D3D0"/>
@@ -13394,7 +13573,7 @@
         </w:tc>
         <w:tc>
           <w:tcPr>
-            <w:tcW w:w="2752" w:type="dxa"/>
+            <w:tcW w:w="2525" w:type="dxa"/>
             <w:tcBorders>
               <w:top w:val="single" w:sz="4" w:space="0" w:color="C9D3D0"/>
               <w:left w:val="single" w:sz="4" w:space="0" w:color="C9D3D0"/>
@@ -13436,7 +13615,7 @@
         </w:trPr>
         <w:tc>
           <w:tcPr>
-            <w:tcW w:w="664" w:type="dxa"/>
+            <w:tcW w:w="688" w:type="dxa"/>
             <w:tcBorders>
               <w:top w:val="single" w:sz="4" w:space="0" w:color="C9D3D0"/>
               <w:left w:val="single" w:sz="4" w:space="0" w:color="C9D3D0"/>
@@ -13466,7 +13645,7 @@
         </w:tc>
         <w:tc>
           <w:tcPr>
-            <w:tcW w:w="2912" w:type="dxa"/>
+            <w:tcW w:w="2524" w:type="dxa"/>
             <w:tcBorders>
               <w:top w:val="single" w:sz="4" w:space="0" w:color="C9D3D0"/>
               <w:left w:val="single" w:sz="4" w:space="0" w:color="C9D3D0"/>
@@ -13512,7 +13691,7 @@
         </w:tc>
         <w:tc>
           <w:tcPr>
-            <w:tcW w:w="1271" w:type="dxa"/>
+            <w:tcW w:w="1101" w:type="dxa"/>
             <w:tcBorders>
               <w:top w:val="single" w:sz="4" w:space="0" w:color="C9D3D0"/>
               <w:left w:val="single" w:sz="4" w:space="0" w:color="C9D3D0"/>
@@ -13542,7 +13721,7 @@
         </w:tc>
         <w:tc>
           <w:tcPr>
-            <w:tcW w:w="1197" w:type="dxa"/>
+            <w:tcW w:w="1240" w:type="dxa"/>
             <w:tcBorders>
               <w:top w:val="single" w:sz="4" w:space="0" w:color="C9D3D0"/>
               <w:left w:val="single" w:sz="4" w:space="0" w:color="C9D3D0"/>
@@ -13572,7 +13751,7 @@
         </w:tc>
         <w:tc>
           <w:tcPr>
-            <w:tcW w:w="842" w:type="dxa"/>
+            <w:tcW w:w="1560" w:type="dxa"/>
             <w:tcBorders>
               <w:top w:val="single" w:sz="4" w:space="0" w:color="C9D3D0"/>
               <w:left w:val="single" w:sz="4" w:space="0" w:color="C9D3D0"/>
@@ -13602,7 +13781,7 @@
         </w:tc>
         <w:tc>
           <w:tcPr>
-            <w:tcW w:w="2752" w:type="dxa"/>
+            <w:tcW w:w="2525" w:type="dxa"/>
             <w:tcBorders>
               <w:top w:val="single" w:sz="4" w:space="0" w:color="C9D3D0"/>
               <w:left w:val="single" w:sz="4" w:space="0" w:color="C9D3D0"/>
@@ -13643,7 +13822,7 @@
         </w:trPr>
         <w:tc>
           <w:tcPr>
-            <w:tcW w:w="664" w:type="dxa"/>
+            <w:tcW w:w="688" w:type="dxa"/>
             <w:tcBorders>
               <w:top w:val="single" w:sz="4" w:space="0" w:color="C9D3D0"/>
               <w:left w:val="single" w:sz="4" w:space="0" w:color="C9D3D0"/>
@@ -13674,7 +13853,7 @@
         </w:tc>
         <w:tc>
           <w:tcPr>
-            <w:tcW w:w="2912" w:type="dxa"/>
+            <w:tcW w:w="2524" w:type="dxa"/>
             <w:tcBorders>
               <w:top w:val="single" w:sz="4" w:space="0" w:color="C9D3D0"/>
               <w:left w:val="single" w:sz="4" w:space="0" w:color="C9D3D0"/>
@@ -13721,7 +13900,7 @@
         </w:tc>
         <w:tc>
           <w:tcPr>
-            <w:tcW w:w="1271" w:type="dxa"/>
+            <w:tcW w:w="1101" w:type="dxa"/>
             <w:tcBorders>
               <w:top w:val="single" w:sz="4" w:space="0" w:color="C9D3D0"/>
               <w:left w:val="single" w:sz="4" w:space="0" w:color="C9D3D0"/>
@@ -13752,7 +13931,7 @@
         </w:tc>
         <w:tc>
           <w:tcPr>
-            <w:tcW w:w="1197" w:type="dxa"/>
+            <w:tcW w:w="1240" w:type="dxa"/>
             <w:tcBorders>
               <w:top w:val="single" w:sz="4" w:space="0" w:color="C9D3D0"/>
               <w:left w:val="single" w:sz="4" w:space="0" w:color="C9D3D0"/>
@@ -13783,7 +13962,7 @@
         </w:tc>
         <w:tc>
           <w:tcPr>
-            <w:tcW w:w="842" w:type="dxa"/>
+            <w:tcW w:w="1560" w:type="dxa"/>
             <w:tcBorders>
               <w:top w:val="single" w:sz="4" w:space="0" w:color="C9D3D0"/>
               <w:left w:val="single" w:sz="4" w:space="0" w:color="C9D3D0"/>
@@ -13814,7 +13993,7 @@
         </w:tc>
         <w:tc>
           <w:tcPr>
-            <w:tcW w:w="2752" w:type="dxa"/>
+            <w:tcW w:w="2525" w:type="dxa"/>
             <w:tcBorders>
               <w:top w:val="single" w:sz="4" w:space="0" w:color="C9D3D0"/>
               <w:left w:val="single" w:sz="4" w:space="0" w:color="C9D3D0"/>
@@ -13856,7 +14035,7 @@
         </w:trPr>
         <w:tc>
           <w:tcPr>
-            <w:tcW w:w="664" w:type="dxa"/>
+            <w:tcW w:w="688" w:type="dxa"/>
             <w:tcBorders>
               <w:top w:val="single" w:sz="4" w:space="0" w:color="C9D3D0"/>
               <w:left w:val="single" w:sz="4" w:space="0" w:color="C9D3D0"/>
@@ -13886,7 +14065,7 @@
         </w:tc>
         <w:tc>
           <w:tcPr>
-            <w:tcW w:w="2912" w:type="dxa"/>
+            <w:tcW w:w="2524" w:type="dxa"/>
             <w:tcBorders>
               <w:top w:val="single" w:sz="4" w:space="0" w:color="C9D3D0"/>
               <w:left w:val="single" w:sz="4" w:space="0" w:color="C9D3D0"/>
@@ -13932,7 +14111,7 @@
         </w:tc>
         <w:tc>
           <w:tcPr>
-            <w:tcW w:w="1271" w:type="dxa"/>
+            <w:tcW w:w="1101" w:type="dxa"/>
             <w:tcBorders>
               <w:top w:val="single" w:sz="4" w:space="0" w:color="C9D3D0"/>
               <w:left w:val="single" w:sz="4" w:space="0" w:color="C9D3D0"/>
@@ -13962,7 +14141,7 @@
         </w:tc>
         <w:tc>
           <w:tcPr>
-            <w:tcW w:w="1197" w:type="dxa"/>
+            <w:tcW w:w="1240" w:type="dxa"/>
             <w:tcBorders>
               <w:top w:val="single" w:sz="4" w:space="0" w:color="C9D3D0"/>
               <w:left w:val="single" w:sz="4" w:space="0" w:color="C9D3D0"/>
@@ -13992,7 +14171,7 @@
         </w:tc>
         <w:tc>
           <w:tcPr>
-            <w:tcW w:w="842" w:type="dxa"/>
+            <w:tcW w:w="1560" w:type="dxa"/>
             <w:tcBorders>
               <w:top w:val="single" w:sz="4" w:space="0" w:color="C9D3D0"/>
               <w:left w:val="single" w:sz="4" w:space="0" w:color="C9D3D0"/>
@@ -14022,7 +14201,7 @@
         </w:tc>
         <w:tc>
           <w:tcPr>
-            <w:tcW w:w="2752" w:type="dxa"/>
+            <w:tcW w:w="2525" w:type="dxa"/>
             <w:tcBorders>
               <w:top w:val="single" w:sz="4" w:space="0" w:color="C9D3D0"/>
               <w:left w:val="single" w:sz="4" w:space="0" w:color="C9D3D0"/>
@@ -14047,6 +14226,426 @@
                 <w:szCs w:val="19"/>
               </w:rPr>
               <w:t>FR-707</w:t>
+            </w:r>
+          </w:p>
+        </w:tc>
+      </w:tr>
+      <w:tr>
+        <w:tblPrEx>
+          <w:tblCellMar>
+            <w:top w:w="0" w:type="dxa"/>
+            <w:bottom w:w="0" w:type="dxa"/>
+          </w:tblCellMar>
+        </w:tblPrEx>
+        <w:trPr>
+          <w:cantSplit/>
+        </w:trPr>
+        <w:tc>
+          <w:tcPr>
+            <w:tcW w:w="688" w:type="dxa"/>
+            <w:tcBorders>
+              <w:top w:val="single" w:sz="4" w:space="0" w:color="C9D3D0"/>
+              <w:left w:val="single" w:sz="4" w:space="0" w:color="C9D3D0"/>
+              <w:bottom w:val="single" w:sz="4" w:space="0" w:color="C9D3D0"/>
+              <w:right w:val="single" w:sz="4" w:space="0" w:color="C9D3D0"/>
+            </w:tcBorders>
+            <w:shd w:val="clear" w:color="auto" w:fill="F3F8F6"/>
+            <w:tcMar>
+              <w:top w:w="50" w:type="dxa"/>
+              <w:left w:w="100" w:type="dxa"/>
+              <w:bottom w:w="50" w:type="dxa"/>
+              <w:right w:w="100" w:type="dxa"/>
+            </w:tcMar>
+            <w:vAlign w:val="center"/>
+          </w:tcPr>
+          <w:p>
+            <w:pPr>
+              <w:spacing w:line="252" w:lineRule="auto"/>
+            </w:pPr>
+            <w:r>
+              <w:rPr>
+                <w:sz w:val="19"/>
+                <w:szCs w:val="19"/>
+              </w:rPr>
+              <w:t>UC-34</w:t>
+            </w:r>
+          </w:p>
+        </w:tc>
+        <w:tc>
+          <w:tcPr>
+            <w:tcW w:w="2524" w:type="dxa"/>
+            <w:tcBorders>
+              <w:top w:val="single" w:sz="4" w:space="0" w:color="C9D3D0"/>
+              <w:left w:val="single" w:sz="4" w:space="0" w:color="C9D3D0"/>
+              <w:bottom w:val="single" w:sz="4" w:space="0" w:color="C9D3D0"/>
+              <w:right w:val="single" w:sz="4" w:space="0" w:color="C9D3D0"/>
+            </w:tcBorders>
+            <w:shd w:val="clear" w:color="auto" w:fill="F3F8F6"/>
+            <w:tcMar>
+              <w:top w:w="50" w:type="dxa"/>
+              <w:left w:w="100" w:type="dxa"/>
+              <w:bottom w:w="50" w:type="dxa"/>
+              <w:right w:w="100" w:type="dxa"/>
+            </w:tcMar>
+            <w:vAlign w:val="center"/>
+          </w:tcPr>
+          <w:p>
+            <w:pPr>
+              <w:spacing w:line="252" w:lineRule="auto"/>
+            </w:pPr>
+            <w:r>
+              <w:rPr>
+                <w:sz w:val="19"/>
+                <w:szCs w:val="19"/>
+              </w:rPr>
+              <w:t>Try the demo (</w:t>
+            </w:r>
+            <w:r>
+              <w:rPr>
+                <w:i/>
+                <w:iCs/>
+                <w:sz w:val="19"/>
+                <w:szCs w:val="19"/>
+              </w:rPr>
+              <w:t>new, CR-007</w:t>
+            </w:r>
+            <w:r>
+              <w:rPr>
+                <w:sz w:val="19"/>
+                <w:szCs w:val="19"/>
+              </w:rPr>
+              <w:t>)</w:t>
+            </w:r>
+          </w:p>
+        </w:tc>
+        <w:tc>
+          <w:tcPr>
+            <w:tcW w:w="1101" w:type="dxa"/>
+            <w:tcBorders>
+              <w:top w:val="single" w:sz="4" w:space="0" w:color="C9D3D0"/>
+              <w:left w:val="single" w:sz="4" w:space="0" w:color="C9D3D0"/>
+              <w:bottom w:val="single" w:sz="4" w:space="0" w:color="C9D3D0"/>
+              <w:right w:val="single" w:sz="4" w:space="0" w:color="C9D3D0"/>
+            </w:tcBorders>
+            <w:shd w:val="clear" w:color="auto" w:fill="F3F8F6"/>
+            <w:tcMar>
+              <w:top w:w="50" w:type="dxa"/>
+              <w:left w:w="100" w:type="dxa"/>
+              <w:bottom w:w="50" w:type="dxa"/>
+              <w:right w:w="100" w:type="dxa"/>
+            </w:tcMar>
+            <w:vAlign w:val="center"/>
+          </w:tcPr>
+          <w:p>
+            <w:pPr>
+              <w:spacing w:line="252" w:lineRule="auto"/>
+            </w:pPr>
+            <w:r>
+              <w:rPr>
+                <w:sz w:val="19"/>
+                <w:szCs w:val="19"/>
+              </w:rPr>
+              <w:t>Student (visitor)</w:t>
+            </w:r>
+          </w:p>
+        </w:tc>
+        <w:tc>
+          <w:tcPr>
+            <w:tcW w:w="1240" w:type="dxa"/>
+            <w:tcBorders>
+              <w:top w:val="single" w:sz="4" w:space="0" w:color="C9D3D0"/>
+              <w:left w:val="single" w:sz="4" w:space="0" w:color="C9D3D0"/>
+              <w:bottom w:val="single" w:sz="4" w:space="0" w:color="C9D3D0"/>
+              <w:right w:val="single" w:sz="4" w:space="0" w:color="C9D3D0"/>
+            </w:tcBorders>
+            <w:shd w:val="clear" w:color="auto" w:fill="F3F8F6"/>
+            <w:tcMar>
+              <w:top w:w="50" w:type="dxa"/>
+              <w:left w:w="100" w:type="dxa"/>
+              <w:bottom w:w="50" w:type="dxa"/>
+              <w:right w:w="100" w:type="dxa"/>
+            </w:tcMar>
+            <w:vAlign w:val="center"/>
+          </w:tcPr>
+          <w:p>
+            <w:pPr>
+              <w:spacing w:line="252" w:lineRule="auto"/>
+            </w:pPr>
+            <w:r>
+              <w:rPr>
+                <w:sz w:val="19"/>
+                <w:szCs w:val="19"/>
+              </w:rPr>
+              <w:t>User goal</w:t>
+            </w:r>
+          </w:p>
+        </w:tc>
+        <w:tc>
+          <w:tcPr>
+            <w:tcW w:w="1560" w:type="dxa"/>
+            <w:tcBorders>
+              <w:top w:val="single" w:sz="4" w:space="0" w:color="C9D3D0"/>
+              <w:left w:val="single" w:sz="4" w:space="0" w:color="C9D3D0"/>
+              <w:bottom w:val="single" w:sz="4" w:space="0" w:color="C9D3D0"/>
+              <w:right w:val="single" w:sz="4" w:space="0" w:color="C9D3D0"/>
+            </w:tcBorders>
+            <w:shd w:val="clear" w:color="auto" w:fill="F3F8F6"/>
+            <w:tcMar>
+              <w:top w:w="50" w:type="dxa"/>
+              <w:left w:w="100" w:type="dxa"/>
+              <w:bottom w:w="50" w:type="dxa"/>
+              <w:right w:w="100" w:type="dxa"/>
+            </w:tcMar>
+            <w:vAlign w:val="center"/>
+          </w:tcPr>
+          <w:p>
+            <w:pPr>
+              <w:spacing w:line="252" w:lineRule="auto"/>
+            </w:pPr>
+            <w:r>
+              <w:rPr>
+                <w:sz w:val="19"/>
+                <w:szCs w:val="19"/>
+              </w:rPr>
+              <w:t>R2</w:t>
+            </w:r>
+          </w:p>
+        </w:tc>
+        <w:tc>
+          <w:tcPr>
+            <w:tcW w:w="2525" w:type="dxa"/>
+            <w:tcBorders>
+              <w:top w:val="single" w:sz="4" w:space="0" w:color="C9D3D0"/>
+              <w:left w:val="single" w:sz="4" w:space="0" w:color="C9D3D0"/>
+              <w:bottom w:val="single" w:sz="4" w:space="0" w:color="C9D3D0"/>
+              <w:right w:val="single" w:sz="4" w:space="0" w:color="C9D3D0"/>
+            </w:tcBorders>
+            <w:shd w:val="clear" w:color="auto" w:fill="F3F8F6"/>
+            <w:tcMar>
+              <w:top w:w="50" w:type="dxa"/>
+              <w:left w:w="100" w:type="dxa"/>
+              <w:bottom w:w="50" w:type="dxa"/>
+              <w:right w:w="100" w:type="dxa"/>
+            </w:tcMar>
+            <w:vAlign w:val="center"/>
+          </w:tcPr>
+          <w:p>
+            <w:pPr>
+              <w:spacing w:line="252" w:lineRule="auto"/>
+            </w:pPr>
+            <w:r>
+              <w:rPr>
+                <w:sz w:val="19"/>
+                <w:szCs w:val="19"/>
+              </w:rPr>
+              <w:t>FR-125 to FR-128</w:t>
+            </w:r>
+          </w:p>
+        </w:tc>
+      </w:tr>
+      <w:tr>
+        <w:tblPrEx>
+          <w:tblCellMar>
+            <w:top w:w="0" w:type="dxa"/>
+            <w:bottom w:w="0" w:type="dxa"/>
+          </w:tblCellMar>
+        </w:tblPrEx>
+        <w:trPr>
+          <w:cantSplit/>
+        </w:trPr>
+        <w:tc>
+          <w:tcPr>
+            <w:tcW w:w="688" w:type="dxa"/>
+            <w:tcBorders>
+              <w:top w:val="single" w:sz="4" w:space="0" w:color="C9D3D0"/>
+              <w:left w:val="single" w:sz="4" w:space="0" w:color="C9D3D0"/>
+              <w:bottom w:val="single" w:sz="4" w:space="0" w:color="C9D3D0"/>
+              <w:right w:val="single" w:sz="4" w:space="0" w:color="C9D3D0"/>
+            </w:tcBorders>
+            <w:tcMar>
+              <w:top w:w="50" w:type="dxa"/>
+              <w:left w:w="100" w:type="dxa"/>
+              <w:bottom w:w="50" w:type="dxa"/>
+              <w:right w:w="100" w:type="dxa"/>
+            </w:tcMar>
+            <w:vAlign w:val="center"/>
+          </w:tcPr>
+          <w:p>
+            <w:pPr>
+              <w:spacing w:line="252" w:lineRule="auto"/>
+            </w:pPr>
+            <w:r>
+              <w:rPr>
+                <w:sz w:val="19"/>
+                <w:szCs w:val="19"/>
+              </w:rPr>
+              <w:t>UC-35</w:t>
+            </w:r>
+          </w:p>
+        </w:tc>
+        <w:tc>
+          <w:tcPr>
+            <w:tcW w:w="2524" w:type="dxa"/>
+            <w:tcBorders>
+              <w:top w:val="single" w:sz="4" w:space="0" w:color="C9D3D0"/>
+              <w:left w:val="single" w:sz="4" w:space="0" w:color="C9D3D0"/>
+              <w:bottom w:val="single" w:sz="4" w:space="0" w:color="C9D3D0"/>
+              <w:right w:val="single" w:sz="4" w:space="0" w:color="C9D3D0"/>
+            </w:tcBorders>
+            <w:tcMar>
+              <w:top w:w="50" w:type="dxa"/>
+              <w:left w:w="100" w:type="dxa"/>
+              <w:bottom w:w="50" w:type="dxa"/>
+              <w:right w:w="100" w:type="dxa"/>
+            </w:tcMar>
+            <w:vAlign w:val="center"/>
+          </w:tcPr>
+          <w:p>
+            <w:pPr>
+              <w:spacing w:line="252" w:lineRule="auto"/>
+            </w:pPr>
+            <w:r>
+              <w:rPr>
+                <w:sz w:val="19"/>
+                <w:szCs w:val="19"/>
+              </w:rPr>
+              <w:t>End a session (</w:t>
+            </w:r>
+            <w:r>
+              <w:rPr>
+                <w:i/>
+                <w:iCs/>
+                <w:sz w:val="19"/>
+                <w:szCs w:val="19"/>
+              </w:rPr>
+              <w:t>new, CR-010</w:t>
+            </w:r>
+            <w:r>
+              <w:rPr>
+                <w:sz w:val="19"/>
+                <w:szCs w:val="19"/>
+              </w:rPr>
+              <w:t>)</w:t>
+            </w:r>
+          </w:p>
+        </w:tc>
+        <w:tc>
+          <w:tcPr>
+            <w:tcW w:w="1101" w:type="dxa"/>
+            <w:tcBorders>
+              <w:top w:val="single" w:sz="4" w:space="0" w:color="C9D3D0"/>
+              <w:left w:val="single" w:sz="4" w:space="0" w:color="C9D3D0"/>
+              <w:bottom w:val="single" w:sz="4" w:space="0" w:color="C9D3D0"/>
+              <w:right w:val="single" w:sz="4" w:space="0" w:color="C9D3D0"/>
+            </w:tcBorders>
+            <w:tcMar>
+              <w:top w:w="50" w:type="dxa"/>
+              <w:left w:w="100" w:type="dxa"/>
+              <w:bottom w:w="50" w:type="dxa"/>
+              <w:right w:w="100" w:type="dxa"/>
+            </w:tcMar>
+            <w:vAlign w:val="center"/>
+          </w:tcPr>
+          <w:p>
+            <w:pPr>
+              <w:spacing w:line="252" w:lineRule="auto"/>
+            </w:pPr>
+            <w:r>
+              <w:rPr>
+                <w:sz w:val="19"/>
+                <w:szCs w:val="19"/>
+              </w:rPr>
+              <w:t>Student, Verified senior</w:t>
+            </w:r>
+          </w:p>
+        </w:tc>
+        <w:tc>
+          <w:tcPr>
+            <w:tcW w:w="1240" w:type="dxa"/>
+            <w:tcBorders>
+              <w:top w:val="single" w:sz="4" w:space="0" w:color="C9D3D0"/>
+              <w:left w:val="single" w:sz="4" w:space="0" w:color="C9D3D0"/>
+              <w:bottom w:val="single" w:sz="4" w:space="0" w:color="C9D3D0"/>
+              <w:right w:val="single" w:sz="4" w:space="0" w:color="C9D3D0"/>
+            </w:tcBorders>
+            <w:tcMar>
+              <w:top w:w="50" w:type="dxa"/>
+              <w:left w:w="100" w:type="dxa"/>
+              <w:bottom w:w="50" w:type="dxa"/>
+              <w:right w:w="100" w:type="dxa"/>
+            </w:tcMar>
+            <w:vAlign w:val="center"/>
+          </w:tcPr>
+          <w:p>
+            <w:pPr>
+              <w:spacing w:line="252" w:lineRule="auto"/>
+            </w:pPr>
+            <w:r>
+              <w:rPr>
+                <w:sz w:val="19"/>
+                <w:szCs w:val="19"/>
+              </w:rPr>
+              <w:t>User goal</w:t>
+            </w:r>
+          </w:p>
+        </w:tc>
+        <w:tc>
+          <w:tcPr>
+            <w:tcW w:w="1560" w:type="dxa"/>
+            <w:tcBorders>
+              <w:top w:val="single" w:sz="4" w:space="0" w:color="C9D3D0"/>
+              <w:left w:val="single" w:sz="4" w:space="0" w:color="C9D3D0"/>
+              <w:bottom w:val="single" w:sz="4" w:space="0" w:color="C9D3D0"/>
+              <w:right w:val="single" w:sz="4" w:space="0" w:color="C9D3D0"/>
+            </w:tcBorders>
+            <w:tcMar>
+              <w:top w:w="50" w:type="dxa"/>
+              <w:left w:w="100" w:type="dxa"/>
+              <w:bottom w:w="50" w:type="dxa"/>
+              <w:right w:w="100" w:type="dxa"/>
+            </w:tcMar>
+            <w:vAlign w:val="center"/>
+          </w:tcPr>
+          <w:p>
+            <w:pPr>
+              <w:spacing w:line="252" w:lineRule="auto"/>
+            </w:pPr>
+            <w:r>
+              <w:rPr>
+                <w:sz w:val="19"/>
+                <w:szCs w:val="19"/>
+              </w:rPr>
+              <w:t>R2</w:t>
+            </w:r>
+          </w:p>
+        </w:tc>
+        <w:tc>
+          <w:tcPr>
+            <w:tcW w:w="2525" w:type="dxa"/>
+            <w:tcBorders>
+              <w:top w:val="single" w:sz="4" w:space="0" w:color="C9D3D0"/>
+              <w:left w:val="single" w:sz="4" w:space="0" w:color="C9D3D0"/>
+              <w:bottom w:val="single" w:sz="4" w:space="0" w:color="C9D3D0"/>
+              <w:right w:val="single" w:sz="4" w:space="0" w:color="C9D3D0"/>
+            </w:tcBorders>
+            <w:tcMar>
+              <w:top w:w="50" w:type="dxa"/>
+              <w:left w:w="100" w:type="dxa"/>
+              <w:bottom w:w="50" w:type="dxa"/>
+              <w:right w:w="100" w:type="dxa"/>
+            </w:tcMar>
+            <w:vAlign w:val="center"/>
+          </w:tcPr>
+          <w:p>
+            <w:pPr>
+              <w:spacing w:line="252" w:lineRule="auto"/>
+            </w:pPr>
+            <w:r>
+              <w:rPr>
+                <w:sz w:val="19"/>
+                <w:szCs w:val="19"/>
+              </w:rPr>
+              <w:t>FR-914, FR-131</w:t>
             </w:r>
           </w:p>
         </w:tc>
@@ -14064,7 +14663,7 @@
         <w:keepLines/>
         <w:pageBreakBefore/>
       </w:pPr>
-      <w:bookmarkStart w:id="14" w:name="_Toc242912260"/>
+      <w:bookmarkStart w:id="14" w:name="_Toc242920409"/>
       <w:r>
         <w:lastRenderedPageBreak/>
         <w:t>5 Fully dressed use cases</w:t>
@@ -14077,7 +14676,7 @@
         <w:keepNext/>
         <w:keepLines/>
       </w:pPr>
-      <w:bookmarkStart w:id="15" w:name="_Toc242912261"/>
+      <w:bookmarkStart w:id="15" w:name="_Toc242920410"/>
       <w:r>
         <w:t>5.1 UC-01 Set up profile</w:t>
       </w:r>
@@ -14947,7 +15546,10 @@
         <w:t>2a. The student has no results yet:</w:t>
       </w:r>
       <w:r>
-        <w:t xml:space="preserve"> the student enters expected marks; the system shows an estimated Z-score range (FR-107) and continues at step 4 using the lower bound, marked </w:t>
+        <w:t xml:space="preserve"> the student enters expected marks; the system shows an estimated </w:t>
+      </w:r>
+      <w:r>
+        <w:t xml:space="preserve">Z-score range (FR-107) and continues at step 4 using the lower bound, marked </w:t>
       </w:r>
       <w:r>
         <w:rPr>
@@ -15057,10 +15659,7 @@
         <w:t>6a. The device is offline:</w:t>
       </w:r>
       <w:r>
-        <w:t xml:space="preserve"> the profile is stored on the device and sent to the account when the device is </w:t>
-      </w:r>
-      <w:r>
-        <w:t>online again, without being overwritten by the older copy (FR-117).</w:t>
+        <w:t xml:space="preserve"> the profile is stored on the device and sent to the account when the device is online again, without being overwritten by the older copy (FR-117).</w:t>
       </w:r>
     </w:p>
     <w:tbl>
@@ -15244,7 +15843,7 @@
         <w:keepNext/>
         <w:keepLines/>
       </w:pPr>
-      <w:bookmarkStart w:id="16" w:name="_Toc242912262"/>
+      <w:bookmarkStart w:id="16" w:name="_Toc242920411"/>
       <w:r>
         <w:lastRenderedPageBreak/>
         <w:t>5.2 UC-02 Explore eligible courses</w:t>
@@ -16122,10 +16721,7 @@
         <w:t>5a. The student marks an offering as a dream course:</w:t>
       </w:r>
       <w:r>
-        <w:t xml:space="preserve"> the system shows the gap and up to three nearby open </w:t>
-      </w:r>
-      <w:r>
-        <w:t>offerings (FR-211, FR-212).</w:t>
+        <w:t xml:space="preserve"> the system shows the gap and up to three nearby open offerings (FR-211, FR-212).</w:t>
       </w:r>
     </w:p>
     <w:p>
@@ -16205,10 +16801,7 @@
         <w:t>1a. The network is unavailable:</w:t>
       </w:r>
       <w:r>
-        <w:t xml:space="preserve"> the system shows the last results computed on the device, marked with the </w:t>
-      </w:r>
-      <w:r>
-        <w:t>time computed.</w:t>
+        <w:t xml:space="preserve"> the system shows the last results computed on the device, marked with the time computed.</w:t>
       </w:r>
     </w:p>
     <w:tbl>
@@ -16318,7 +16911,7 @@
         <w:keepNext/>
         <w:keepLines/>
       </w:pPr>
-      <w:bookmarkStart w:id="17" w:name="_Toc242912263"/>
+      <w:bookmarkStart w:id="17" w:name="_Toc242920412"/>
       <w:r>
         <w:t>5.3 UC-04 Build and check preference list</w:t>
       </w:r>
@@ -17176,7 +17769,7 @@
         </w:rPr>
         <w:lastRenderedPageBreak/>
         <w:drawing>
-          <wp:inline distT="0" distB="0" distL="0" distR="0" wp14:anchorId="43F7558C" wp14:editId="43F7558D">
+          <wp:inline distT="0" distB="0" distL="0" distR="0" wp14:anchorId="6E5FC051" wp14:editId="6E5FC052">
             <wp:extent cx="3648075" cy="8191500"/>
             <wp:effectExtent l="0" t="0" r="0" b="0"/>
             <wp:docPr id="3" name="act-list-check.png" descr="Activity flow of UC-04: adding, checking and fixing the preference list" title="Activity flow of UC-04: adding, checking and fixing the preference list"/>
@@ -17219,7 +17812,7 @@
       <w:pPr>
         <w:pStyle w:val="Caption"/>
       </w:pPr>
-      <w:bookmarkStart w:id="18" w:name="_Toc242912278"/>
+      <w:bookmarkStart w:id="18" w:name="_Toc242920427"/>
       <w:r>
         <w:t xml:space="preserve">Figure </w:t>
       </w:r>
@@ -17252,7 +17845,7 @@
         <w:keepNext/>
         <w:keepLines/>
       </w:pPr>
-      <w:bookmarkStart w:id="19" w:name="_Toc242912264"/>
+      <w:bookmarkStart w:id="19" w:name="_Toc242920413"/>
       <w:r>
         <w:lastRenderedPageBreak/>
         <w:t>5.4 UC-07 Ask a question</w:t>
@@ -18148,10 +18741,7 @@
         <w:t>only</w:t>
       </w:r>
       <w:r>
-        <w:t xml:space="preserve"> from those passages, using the student's profile and the facts </w:t>
-      </w:r>
-      <w:r>
-        <w:t>computed by ZedPath's own rules where relevant, in the question's language.</w:t>
+        <w:t xml:space="preserve"> from those passages, using the student's profile and the facts computed by ZedPath's own rules where relevant, in the question's language.</w:t>
       </w:r>
     </w:p>
     <w:p>
@@ -18319,7 +18909,7 @@
         <w:keepNext/>
         <w:keepLines/>
       </w:pPr>
-      <w:bookmarkStart w:id="20" w:name="_Toc242912265"/>
+      <w:bookmarkStart w:id="20" w:name="_Toc242920414"/>
       <w:r>
         <w:t>5.5 UC-11 Extract facts from a source</w:t>
       </w:r>
@@ -19210,7 +19800,7 @@
         </w:rPr>
         <w:lastRenderedPageBreak/>
         <w:drawing>
-          <wp:inline distT="0" distB="0" distL="0" distR="0" wp14:anchorId="43F7558E" wp14:editId="43F7558F">
+          <wp:inline distT="0" distB="0" distL="0" distR="0" wp14:anchorId="6E5FC053" wp14:editId="6E5FC054">
             <wp:extent cx="6124575" cy="5514975"/>
             <wp:effectExtent l="0" t="0" r="0" b="0"/>
             <wp:docPr id="4" name="act-extraction.png" descr="Activity flow of UC-11 and UC-12: extraction, two-model check and curator review" title="Activity flow of UC-11 and UC-12: extraction, two-model check and curator review"/>
@@ -19253,7 +19843,7 @@
       <w:pPr>
         <w:pStyle w:val="Caption"/>
       </w:pPr>
-      <w:bookmarkStart w:id="21" w:name="_Toc242912279"/>
+      <w:bookmarkStart w:id="21" w:name="_Toc242920428"/>
       <w:r>
         <w:t xml:space="preserve">Figure </w:t>
       </w:r>
@@ -19286,7 +19876,7 @@
         <w:keepNext/>
         <w:keepLines/>
       </w:pPr>
-      <w:bookmarkStart w:id="22" w:name="_Toc242912266"/>
+      <w:bookmarkStart w:id="22" w:name="_Toc242920415"/>
       <w:r>
         <w:t>5.6 UC-12 Review queued facts and reports</w:t>
       </w:r>
@@ -19868,7 +20458,7 @@
         <w:keepNext/>
         <w:keepLines/>
       </w:pPr>
-      <w:bookmarkStart w:id="23" w:name="_Toc242912267"/>
+      <w:bookmarkStart w:id="23" w:name="_Toc242920416"/>
       <w:r>
         <w:t>5.7 UC-13 Scan Gazette</w:t>
       </w:r>
@@ -20350,7 +20940,10 @@
         <w:t>Open now</w:t>
       </w:r>
       <w:r>
-        <w:t xml:space="preserve"> tab, where each student's device checks the A/L-pass and age rules (FR-509, NFR-072).</w:t>
+        <w:t xml:space="preserve"> tab, where each student's</w:t>
+      </w:r>
+      <w:r>
+        <w:t xml:space="preserve"> device checks the A/L-pass and age rules (FR-509, NFR-072).</w:t>
       </w:r>
     </w:p>
     <w:p>
@@ -20392,7 +20985,7 @@
         <w:keepNext/>
         <w:keepLines/>
       </w:pPr>
-      <w:bookmarkStart w:id="24" w:name="_Toc242912268"/>
+      <w:bookmarkStart w:id="24" w:name="_Toc242920417"/>
       <w:r>
         <w:t>5.8 UC-19 Create account and give contact details</w:t>
       </w:r>
@@ -21441,7 +22034,7 @@
         <w:keepNext/>
         <w:keepLines/>
       </w:pPr>
-      <w:bookmarkStart w:id="25" w:name="_Toc242912269"/>
+      <w:bookmarkStart w:id="25" w:name="_Toc242920418"/>
       <w:r>
         <w:t>5.9 UC-25 Tick a Journey step</w:t>
       </w:r>
@@ -22372,7 +22965,7 @@
         <w:keepNext/>
         <w:keepLines/>
       </w:pPr>
-      <w:bookmarkStart w:id="26" w:name="_Toc242912270"/>
+      <w:bookmarkStart w:id="26" w:name="_Toc242920419"/>
       <w:r>
         <w:t>5.10 UC-29 Take part in a group</w:t>
       </w:r>
@@ -23431,6 +24024,92 @@
         <w:t xml:space="preserve"> UC-31.</w:t>
       </w:r>
     </w:p>
+    <w:p>
+      <w:pPr>
+        <w:pStyle w:val="ListParagraph"/>
+        <w:numPr>
+          <w:ilvl w:val="0"/>
+          <w:numId w:val="22"/>
+        </w:numPr>
+        <w:spacing w:after="50"/>
+      </w:pPr>
+      <w:r>
+        <w:rPr>
+          <w:i/>
+          <w:iCs/>
+        </w:rPr>
+        <w:t>2a. New (CR-007): the account is a demo account:</w:t>
+      </w:r>
+      <w:r>
+        <w:t xml:space="preserve"> the student may join a group that already exists and read it; the </w:t>
+      </w:r>
+      <w:r>
+        <w:t>server refuses creating a group and reporting, and the room refuses posts (FR-127).</w:t>
+      </w:r>
+    </w:p>
+    <w:p>
+      <w:pPr>
+        <w:pStyle w:val="ListParagraph"/>
+        <w:numPr>
+          <w:ilvl w:val="0"/>
+          <w:numId w:val="22"/>
+        </w:numPr>
+        <w:spacing w:after="50"/>
+      </w:pPr>
+      <w:r>
+        <w:rPr>
+          <w:i/>
+          <w:iCs/>
+        </w:rPr>
+        <w:t>*b. New (CR-010): the student logs out or leaves the group:</w:t>
+      </w:r>
+      <w:r>
+        <w:t xml:space="preserve"> the room's live connection closes (UC-35).</w:t>
+      </w:r>
+    </w:p>
+    <w:p>
+      <w:pPr>
+        <w:pStyle w:val="ListParagraph"/>
+        <w:numPr>
+          <w:ilvl w:val="0"/>
+          <w:numId w:val="22"/>
+        </w:numPr>
+        <w:spacing w:after="50"/>
+      </w:pPr>
+      <w:r>
+        <w:rPr>
+          <w:i/>
+          <w:iCs/>
+        </w:rPr>
+        <w:t>7c. New (CR-010): the message disguises a phone number or email, or carries a chat-invite link, or the member has made 20 attempts in 10 minutes:</w:t>
+      </w:r>
+      <w:r>
+        <w:t xml:space="preserve"> the room refuses it and says why (FR-721, FR-723).</w:t>
+      </w:r>
+    </w:p>
+    <w:p>
+      <w:pPr>
+        <w:pStyle w:val="ListParagraph"/>
+        <w:numPr>
+          <w:ilvl w:val="0"/>
+          <w:numId w:val="22"/>
+        </w:numPr>
+        <w:spacing w:after="50"/>
+      </w:pPr>
+      <w:r>
+        <w:rPr>
+          <w:i/>
+          <w:iCs/>
+        </w:rPr>
+        <w:t>8d. New (CR-010): the reporter's account is under a day old or a demo account:</w:t>
+      </w:r>
+      <w:r>
+        <w:t xml:space="preserve"> the report is recorded but does not </w:t>
+      </w:r>
+      <w:r>
+        <w:t>count toward hiding (FR-720).</w:t>
+      </w:r>
+    </w:p>
     <w:tbl>
       <w:tblPr>
         <w:tblW w:w="9638" w:type="dxa"/>
@@ -23538,7 +24217,7 @@
         <w:keepNext/>
         <w:keepLines/>
       </w:pPr>
-      <w:bookmarkStart w:id="27" w:name="_Toc242912271"/>
+      <w:bookmarkStart w:id="27" w:name="_Toc242920420"/>
       <w:r>
         <w:t>5.11 UC-30 Accept group rules</w:t>
       </w:r>
@@ -24342,7 +25021,7 @@
         <w:keepLines/>
         <w:pageBreakBefore/>
       </w:pPr>
-      <w:bookmarkStart w:id="28" w:name="_Toc242912272"/>
+      <w:bookmarkStart w:id="28" w:name="_Toc242920421"/>
       <w:r>
         <w:lastRenderedPageBreak/>
         <w:t>6 Brief use cases</w:t>
@@ -24354,7 +25033,7 @@
         <w:pStyle w:val="Caption"/>
         <w:keepNext/>
       </w:pPr>
-      <w:bookmarkStart w:id="29" w:name="_Toc242912283"/>
+      <w:bookmarkStart w:id="29" w:name="_Toc242920432"/>
       <w:r>
         <w:t xml:space="preserve">Table </w:t>
       </w:r>
@@ -24399,9 +25078,9 @@
         <w:tblLook w:val="04A0" w:firstRow="1" w:lastRow="0" w:firstColumn="1" w:lastColumn="0" w:noHBand="0" w:noVBand="1"/>
       </w:tblPr>
       <w:tblGrid>
-        <w:gridCol w:w="763"/>
-        <w:gridCol w:w="3451"/>
-        <w:gridCol w:w="5424"/>
+        <w:gridCol w:w="3656"/>
+        <w:gridCol w:w="2326"/>
+        <w:gridCol w:w="3656"/>
       </w:tblGrid>
       <w:tr>
         <w:tblPrEx>
@@ -24416,7 +25095,7 @@
         </w:trPr>
         <w:tc>
           <w:tcPr>
-            <w:tcW w:w="763" w:type="dxa"/>
+            <w:tcW w:w="3656" w:type="dxa"/>
             <w:tcBorders>
               <w:top w:val="single" w:sz="4" w:space="0" w:color="C9D3D0"/>
               <w:left w:val="single" w:sz="4" w:space="0" w:color="C9D3D0"/>
@@ -24450,7 +25129,7 @@
         </w:tc>
         <w:tc>
           <w:tcPr>
-            <w:tcW w:w="3451" w:type="dxa"/>
+            <w:tcW w:w="2326" w:type="dxa"/>
             <w:tcBorders>
               <w:top w:val="single" w:sz="4" w:space="0" w:color="C9D3D0"/>
               <w:left w:val="single" w:sz="4" w:space="0" w:color="C9D3D0"/>
@@ -24484,7 +25163,7 @@
         </w:tc>
         <w:tc>
           <w:tcPr>
-            <w:tcW w:w="5424" w:type="dxa"/>
+            <w:tcW w:w="3656" w:type="dxa"/>
             <w:tcBorders>
               <w:top w:val="single" w:sz="4" w:space="0" w:color="C9D3D0"/>
               <w:left w:val="single" w:sz="4" w:space="0" w:color="C9D3D0"/>
@@ -24529,7 +25208,7 @@
         </w:trPr>
         <w:tc>
           <w:tcPr>
-            <w:tcW w:w="763" w:type="dxa"/>
+            <w:tcW w:w="3656" w:type="dxa"/>
             <w:tcBorders>
               <w:top w:val="single" w:sz="4" w:space="0" w:color="C9D3D0"/>
               <w:left w:val="single" w:sz="4" w:space="0" w:color="C9D3D0"/>
@@ -24559,7 +25238,7 @@
         </w:tc>
         <w:tc>
           <w:tcPr>
-            <w:tcW w:w="3451" w:type="dxa"/>
+            <w:tcW w:w="2326" w:type="dxa"/>
             <w:tcBorders>
               <w:top w:val="single" w:sz="4" w:space="0" w:color="C9D3D0"/>
               <w:left w:val="single" w:sz="4" w:space="0" w:color="C9D3D0"/>
@@ -24589,31 +25268,79 @@
         </w:tc>
         <w:tc>
           <w:tcPr>
-            <w:tcW w:w="5424" w:type="dxa"/>
-            <w:tcBorders>
-              <w:top w:val="single" w:sz="4" w:space="0" w:color="C9D3D0"/>
-              <w:left w:val="single" w:sz="4" w:space="0" w:color="C9D3D0"/>
-              <w:bottom w:val="single" w:sz="4" w:space="0" w:color="C9D3D0"/>
-              <w:right w:val="single" w:sz="4" w:space="0" w:color="C9D3D0"/>
-            </w:tcBorders>
-            <w:tcMar>
-              <w:top w:w="50" w:type="dxa"/>
-              <w:left w:w="100" w:type="dxa"/>
-              <w:bottom w:w="50" w:type="dxa"/>
-              <w:right w:w="100" w:type="dxa"/>
-            </w:tcMar>
-            <w:vAlign w:val="center"/>
-          </w:tcPr>
-          <w:p>
-            <w:pPr>
-              <w:spacing w:line="252" w:lineRule="auto"/>
-            </w:pPr>
-            <w:r>
-              <w:rPr>
-                <w:sz w:val="19"/>
-                <w:szCs w:val="19"/>
-              </w:rPr>
-              <w:t>The student opens an offering and sees its district cut-off history with their own Z-score, duration, medium, aptitude-test flag and first-year content, each with its source.</w:t>
+            <w:tcW w:w="3656" w:type="dxa"/>
+            <w:tcBorders>
+              <w:top w:val="single" w:sz="4" w:space="0" w:color="C9D3D0"/>
+              <w:left w:val="single" w:sz="4" w:space="0" w:color="C9D3D0"/>
+              <w:bottom w:val="single" w:sz="4" w:space="0" w:color="C9D3D0"/>
+              <w:right w:val="single" w:sz="4" w:space="0" w:color="C9D3D0"/>
+            </w:tcBorders>
+            <w:tcMar>
+              <w:top w:w="50" w:type="dxa"/>
+              <w:left w:w="100" w:type="dxa"/>
+              <w:bottom w:w="50" w:type="dxa"/>
+              <w:right w:w="100" w:type="dxa"/>
+            </w:tcMar>
+            <w:vAlign w:val="center"/>
+          </w:tcPr>
+          <w:p>
+            <w:pPr>
+              <w:spacing w:line="252" w:lineRule="auto"/>
+            </w:pPr>
+            <w:r>
+              <w:rPr>
+                <w:sz w:val="19"/>
+                <w:szCs w:val="19"/>
+              </w:rPr>
+              <w:t xml:space="preserve">The student opens an offering and sees its district cut-off history with their own Z-score, duration, medium, aptitude-test flag and first-year content, each with its source. </w:t>
+            </w:r>
+            <w:r>
+              <w:rPr>
+                <w:i/>
+                <w:iCs/>
+                <w:sz w:val="19"/>
+                <w:szCs w:val="19"/>
+              </w:rPr>
+              <w:t>Revised (CR-008, CR-009):</w:t>
+            </w:r>
+            <w:r>
+              <w:rPr>
+                <w:sz w:val="19"/>
+                <w:szCs w:val="19"/>
+              </w:rPr>
+              <w:t xml:space="preserve"> the page also shows a </w:t>
+            </w:r>
+            <w:r>
+              <w:rPr>
+                <w:i/>
+                <w:iCs/>
+                <w:sz w:val="19"/>
+                <w:szCs w:val="19"/>
+              </w:rPr>
+              <w:t>University facts</w:t>
+            </w:r>
+            <w:r>
+              <w:rPr>
+                <w:sz w:val="19"/>
+                <w:szCs w:val="19"/>
+              </w:rPr>
+              <w:t xml:space="preserve"> card (admitted 2023/24, undergraduates 2024, hostel places and share, Mahapola and Bursary recipients, graduates 2024, each with its UGC table and page) and, for the 24 offerings that need one, an </w:t>
+            </w:r>
+            <w:r>
+              <w:rPr>
+                <w:i/>
+                <w:iCs/>
+                <w:sz w:val="19"/>
+                <w:szCs w:val="19"/>
+              </w:rPr>
+              <w:t>Aptitude test</w:t>
+            </w:r>
+            <w:r>
+              <w:rPr>
+                <w:sz w:val="19"/>
+                <w:szCs w:val="19"/>
+              </w:rPr>
+              <w:t xml:space="preserve"> card with the official notice and the last intake's dates marked as past, or the notices of the joint test.</w:t>
             </w:r>
           </w:p>
         </w:tc>
@@ -24630,7 +25357,7 @@
         </w:trPr>
         <w:tc>
           <w:tcPr>
-            <w:tcW w:w="763" w:type="dxa"/>
+            <w:tcW w:w="3656" w:type="dxa"/>
             <w:tcBorders>
               <w:top w:val="single" w:sz="4" w:space="0" w:color="C9D3D0"/>
               <w:left w:val="single" w:sz="4" w:space="0" w:color="C9D3D0"/>
@@ -24661,7 +25388,7 @@
         </w:tc>
         <w:tc>
           <w:tcPr>
-            <w:tcW w:w="3451" w:type="dxa"/>
+            <w:tcW w:w="2326" w:type="dxa"/>
             <w:tcBorders>
               <w:top w:val="single" w:sz="4" w:space="0" w:color="C9D3D0"/>
               <w:left w:val="single" w:sz="4" w:space="0" w:color="C9D3D0"/>
@@ -24692,7 +25419,7 @@
         </w:tc>
         <w:tc>
           <w:tcPr>
-            <w:tcW w:w="5424" w:type="dxa"/>
+            <w:tcW w:w="3656" w:type="dxa"/>
             <w:tcBorders>
               <w:top w:val="single" w:sz="4" w:space="0" w:color="C9D3D0"/>
               <w:left w:val="single" w:sz="4" w:space="0" w:color="C9D3D0"/>
@@ -24775,7 +25502,7 @@
         </w:trPr>
         <w:tc>
           <w:tcPr>
-            <w:tcW w:w="763" w:type="dxa"/>
+            <w:tcW w:w="3656" w:type="dxa"/>
             <w:tcBorders>
               <w:top w:val="single" w:sz="4" w:space="0" w:color="C9D3D0"/>
               <w:left w:val="single" w:sz="4" w:space="0" w:color="C9D3D0"/>
@@ -24805,7 +25532,7 @@
         </w:tc>
         <w:tc>
           <w:tcPr>
-            <w:tcW w:w="3451" w:type="dxa"/>
+            <w:tcW w:w="2326" w:type="dxa"/>
             <w:tcBorders>
               <w:top w:val="single" w:sz="4" w:space="0" w:color="C9D3D0"/>
               <w:left w:val="single" w:sz="4" w:space="0" w:color="C9D3D0"/>
@@ -24835,7 +25562,7 @@
         </w:tc>
         <w:tc>
           <w:tcPr>
-            <w:tcW w:w="5424" w:type="dxa"/>
+            <w:tcW w:w="3656" w:type="dxa"/>
             <w:tcBorders>
               <w:top w:val="single" w:sz="4" w:space="0" w:color="C9D3D0"/>
               <w:left w:val="single" w:sz="4" w:space="0" w:color="C9D3D0"/>
@@ -24868,7 +25595,23 @@
                 <w:sz w:val="19"/>
                 <w:szCs w:val="19"/>
               </w:rPr>
-              <w:t xml:space="preserve"> The student sees six groups of non-UGC routes (the retry group was removed), each marked open or not open with the reason, and opens a route's requirements, cost and timing with sources; open notices show whether the student meets their A/L-pass and age rules, checked on the device.</w:t>
+              <w:t xml:space="preserve"> The student sees six groups of non-UGC routes (the retry group was removed), each marked open or not open with the reason, and opens a route's requirements, cost and timing with sources; open notices show whether the student meets their A/L-pass and age rules, checked on the device. </w:t>
+            </w:r>
+            <w:r>
+              <w:rPr>
+                <w:i/>
+                <w:iCs/>
+                <w:sz w:val="19"/>
+                <w:szCs w:val="19"/>
+              </w:rPr>
+              <w:t>Revised (CR-009):</w:t>
+            </w:r>
+            <w:r>
+              <w:rPr>
+                <w:sz w:val="19"/>
+                <w:szCs w:val="19"/>
+              </w:rPr>
+              <w:t xml:space="preserve"> the University of Vocational Technology route quotes the official NVQ 5/6 to NVQ 7 (degree) ladder and lists its degree programmes.</w:t>
             </w:r>
           </w:p>
         </w:tc>
@@ -24885,7 +25628,7 @@
         </w:trPr>
         <w:tc>
           <w:tcPr>
-            <w:tcW w:w="763" w:type="dxa"/>
+            <w:tcW w:w="3656" w:type="dxa"/>
             <w:tcBorders>
               <w:top w:val="single" w:sz="4" w:space="0" w:color="C9D3D0"/>
               <w:left w:val="single" w:sz="4" w:space="0" w:color="C9D3D0"/>
@@ -24916,7 +25659,7 @@
         </w:tc>
         <w:tc>
           <w:tcPr>
-            <w:tcW w:w="3451" w:type="dxa"/>
+            <w:tcW w:w="2326" w:type="dxa"/>
             <w:tcBorders>
               <w:top w:val="single" w:sz="4" w:space="0" w:color="C9D3D0"/>
               <w:left w:val="single" w:sz="4" w:space="0" w:color="C9D3D0"/>
@@ -24947,7 +25690,7 @@
         </w:tc>
         <w:tc>
           <w:tcPr>
-            <w:tcW w:w="5424" w:type="dxa"/>
+            <w:tcW w:w="3656" w:type="dxa"/>
             <w:tcBorders>
               <w:top w:val="single" w:sz="4" w:space="0" w:color="C9D3D0"/>
               <w:left w:val="single" w:sz="4" w:space="0" w:color="C9D3D0"/>
@@ -24989,7 +25732,7 @@
         </w:trPr>
         <w:tc>
           <w:tcPr>
-            <w:tcW w:w="763" w:type="dxa"/>
+            <w:tcW w:w="3656" w:type="dxa"/>
             <w:tcBorders>
               <w:top w:val="single" w:sz="4" w:space="0" w:color="C9D3D0"/>
               <w:left w:val="single" w:sz="4" w:space="0" w:color="C9D3D0"/>
@@ -25019,7 +25762,7 @@
         </w:tc>
         <w:tc>
           <w:tcPr>
-            <w:tcW w:w="3451" w:type="dxa"/>
+            <w:tcW w:w="2326" w:type="dxa"/>
             <w:tcBorders>
               <w:top w:val="single" w:sz="4" w:space="0" w:color="C9D3D0"/>
               <w:left w:val="single" w:sz="4" w:space="0" w:color="C9D3D0"/>
@@ -25049,7 +25792,7 @@
         </w:tc>
         <w:tc>
           <w:tcPr>
-            <w:tcW w:w="5424" w:type="dxa"/>
+            <w:tcW w:w="3656" w:type="dxa"/>
             <w:tcBorders>
               <w:top w:val="single" w:sz="4" w:space="0" w:color="C9D3D0"/>
               <w:left w:val="single" w:sz="4" w:space="0" w:color="C9D3D0"/>
@@ -25106,7 +25849,7 @@
         </w:trPr>
         <w:tc>
           <w:tcPr>
-            <w:tcW w:w="763" w:type="dxa"/>
+            <w:tcW w:w="3656" w:type="dxa"/>
             <w:tcBorders>
               <w:top w:val="single" w:sz="4" w:space="0" w:color="C9D3D0"/>
               <w:left w:val="single" w:sz="4" w:space="0" w:color="C9D3D0"/>
@@ -25137,7 +25880,7 @@
         </w:tc>
         <w:tc>
           <w:tcPr>
-            <w:tcW w:w="3451" w:type="dxa"/>
+            <w:tcW w:w="2326" w:type="dxa"/>
             <w:tcBorders>
               <w:top w:val="single" w:sz="4" w:space="0" w:color="C9D3D0"/>
               <w:left w:val="single" w:sz="4" w:space="0" w:color="C9D3D0"/>
@@ -25168,7 +25911,7 @@
         </w:tc>
         <w:tc>
           <w:tcPr>
-            <w:tcW w:w="5424" w:type="dxa"/>
+            <w:tcW w:w="3656" w:type="dxa"/>
             <w:tcBorders>
               <w:top w:val="single" w:sz="4" w:space="0" w:color="C9D3D0"/>
               <w:left w:val="single" w:sz="4" w:space="0" w:color="C9D3D0"/>
@@ -25210,37 +25953,38 @@
         </w:trPr>
         <w:tc>
           <w:tcPr>
-            <w:tcW w:w="763" w:type="dxa"/>
-            <w:tcBorders>
-              <w:top w:val="single" w:sz="4" w:space="0" w:color="C9D3D0"/>
-              <w:left w:val="single" w:sz="4" w:space="0" w:color="C9D3D0"/>
-              <w:bottom w:val="single" w:sz="4" w:space="0" w:color="C9D3D0"/>
-              <w:right w:val="single" w:sz="4" w:space="0" w:color="C9D3D0"/>
-            </w:tcBorders>
-            <w:tcMar>
-              <w:top w:w="50" w:type="dxa"/>
-              <w:left w:w="100" w:type="dxa"/>
-              <w:bottom w:w="50" w:type="dxa"/>
-              <w:right w:w="100" w:type="dxa"/>
-            </w:tcMar>
-            <w:vAlign w:val="center"/>
-          </w:tcPr>
-          <w:p>
-            <w:pPr>
-              <w:spacing w:line="252" w:lineRule="auto"/>
-            </w:pPr>
-            <w:r>
-              <w:rPr>
-                <w:sz w:val="19"/>
-                <w:szCs w:val="19"/>
-              </w:rPr>
+            <w:tcW w:w="3656" w:type="dxa"/>
+            <w:tcBorders>
+              <w:top w:val="single" w:sz="4" w:space="0" w:color="C9D3D0"/>
+              <w:left w:val="single" w:sz="4" w:space="0" w:color="C9D3D0"/>
+              <w:bottom w:val="single" w:sz="4" w:space="0" w:color="C9D3D0"/>
+              <w:right w:val="single" w:sz="4" w:space="0" w:color="C9D3D0"/>
+            </w:tcBorders>
+            <w:tcMar>
+              <w:top w:w="50" w:type="dxa"/>
+              <w:left w:w="100" w:type="dxa"/>
+              <w:bottom w:w="50" w:type="dxa"/>
+              <w:right w:w="100" w:type="dxa"/>
+            </w:tcMar>
+            <w:vAlign w:val="center"/>
+          </w:tcPr>
+          <w:p>
+            <w:pPr>
+              <w:spacing w:line="252" w:lineRule="auto"/>
+            </w:pPr>
+            <w:r>
+              <w:rPr>
+                <w:sz w:val="19"/>
+                <w:szCs w:val="19"/>
+              </w:rPr>
+              <w:lastRenderedPageBreak/>
               <w:t>UC-14</w:t>
             </w:r>
           </w:p>
         </w:tc>
         <w:tc>
           <w:tcPr>
-            <w:tcW w:w="3451" w:type="dxa"/>
+            <w:tcW w:w="2326" w:type="dxa"/>
             <w:tcBorders>
               <w:top w:val="single" w:sz="4" w:space="0" w:color="C9D3D0"/>
               <w:left w:val="single" w:sz="4" w:space="0" w:color="C9D3D0"/>
@@ -25270,7 +26014,7 @@
         </w:tc>
         <w:tc>
           <w:tcPr>
-            <w:tcW w:w="5424" w:type="dxa"/>
+            <w:tcW w:w="3656" w:type="dxa"/>
             <w:tcBorders>
               <w:top w:val="single" w:sz="4" w:space="0" w:color="C9D3D0"/>
               <w:left w:val="single" w:sz="4" w:space="0" w:color="C9D3D0"/>
@@ -25320,7 +26064,7 @@
         </w:trPr>
         <w:tc>
           <w:tcPr>
-            <w:tcW w:w="763" w:type="dxa"/>
+            <w:tcW w:w="3656" w:type="dxa"/>
             <w:tcBorders>
               <w:top w:val="single" w:sz="4" w:space="0" w:color="C9D3D0"/>
               <w:left w:val="single" w:sz="4" w:space="0" w:color="C9D3D0"/>
@@ -25351,7 +26095,7 @@
         </w:tc>
         <w:tc>
           <w:tcPr>
-            <w:tcW w:w="3451" w:type="dxa"/>
+            <w:tcW w:w="2326" w:type="dxa"/>
             <w:tcBorders>
               <w:top w:val="single" w:sz="4" w:space="0" w:color="C9D3D0"/>
               <w:left w:val="single" w:sz="4" w:space="0" w:color="C9D3D0"/>
@@ -25382,7 +26126,7 @@
         </w:tc>
         <w:tc>
           <w:tcPr>
-            <w:tcW w:w="5424" w:type="dxa"/>
+            <w:tcW w:w="3656" w:type="dxa"/>
             <w:tcBorders>
               <w:top w:val="single" w:sz="4" w:space="0" w:color="C9D3D0"/>
               <w:left w:val="single" w:sz="4" w:space="0" w:color="C9D3D0"/>
@@ -25433,7 +26177,7 @@
         </w:trPr>
         <w:tc>
           <w:tcPr>
-            <w:tcW w:w="763" w:type="dxa"/>
+            <w:tcW w:w="3656" w:type="dxa"/>
             <w:tcBorders>
               <w:top w:val="single" w:sz="4" w:space="0" w:color="C9D3D0"/>
               <w:left w:val="single" w:sz="4" w:space="0" w:color="C9D3D0"/>
@@ -25463,7 +26207,7 @@
         </w:tc>
         <w:tc>
           <w:tcPr>
-            <w:tcW w:w="3451" w:type="dxa"/>
+            <w:tcW w:w="2326" w:type="dxa"/>
             <w:tcBorders>
               <w:top w:val="single" w:sz="4" w:space="0" w:color="C9D3D0"/>
               <w:left w:val="single" w:sz="4" w:space="0" w:color="C9D3D0"/>
@@ -25493,7 +26237,7 @@
         </w:tc>
         <w:tc>
           <w:tcPr>
-            <w:tcW w:w="5424" w:type="dxa"/>
+            <w:tcW w:w="3656" w:type="dxa"/>
             <w:tcBorders>
               <w:top w:val="single" w:sz="4" w:space="0" w:color="C9D3D0"/>
               <w:left w:val="single" w:sz="4" w:space="0" w:color="C9D3D0"/>
@@ -25543,7 +26287,7 @@
         </w:trPr>
         <w:tc>
           <w:tcPr>
-            <w:tcW w:w="763" w:type="dxa"/>
+            <w:tcW w:w="3656" w:type="dxa"/>
             <w:tcBorders>
               <w:top w:val="single" w:sz="4" w:space="0" w:color="C9D3D0"/>
               <w:left w:val="single" w:sz="4" w:space="0" w:color="C9D3D0"/>
@@ -25574,7 +26318,7 @@
         </w:tc>
         <w:tc>
           <w:tcPr>
-            <w:tcW w:w="3451" w:type="dxa"/>
+            <w:tcW w:w="2326" w:type="dxa"/>
             <w:tcBorders>
               <w:top w:val="single" w:sz="4" w:space="0" w:color="C9D3D0"/>
               <w:left w:val="single" w:sz="4" w:space="0" w:color="C9D3D0"/>
@@ -25605,7 +26349,7 @@
         </w:tc>
         <w:tc>
           <w:tcPr>
-            <w:tcW w:w="5424" w:type="dxa"/>
+            <w:tcW w:w="3656" w:type="dxa"/>
             <w:tcBorders>
               <w:top w:val="single" w:sz="4" w:space="0" w:color="C9D3D0"/>
               <w:left w:val="single" w:sz="4" w:space="0" w:color="C9D3D0"/>
@@ -25647,7 +26391,7 @@
         </w:trPr>
         <w:tc>
           <w:tcPr>
-            <w:tcW w:w="763" w:type="dxa"/>
+            <w:tcW w:w="3656" w:type="dxa"/>
             <w:tcBorders>
               <w:top w:val="single" w:sz="4" w:space="0" w:color="C9D3D0"/>
               <w:left w:val="single" w:sz="4" w:space="0" w:color="C9D3D0"/>
@@ -25677,7 +26421,7 @@
         </w:tc>
         <w:tc>
           <w:tcPr>
-            <w:tcW w:w="3451" w:type="dxa"/>
+            <w:tcW w:w="2326" w:type="dxa"/>
             <w:tcBorders>
               <w:top w:val="single" w:sz="4" w:space="0" w:color="C9D3D0"/>
               <w:left w:val="single" w:sz="4" w:space="0" w:color="C9D3D0"/>
@@ -25707,7 +26451,7 @@
         </w:tc>
         <w:tc>
           <w:tcPr>
-            <w:tcW w:w="5424" w:type="dxa"/>
+            <w:tcW w:w="3656" w:type="dxa"/>
             <w:tcBorders>
               <w:top w:val="single" w:sz="4" w:space="0" w:color="C9D3D0"/>
               <w:left w:val="single" w:sz="4" w:space="0" w:color="C9D3D0"/>
@@ -25748,7 +26492,7 @@
         </w:trPr>
         <w:tc>
           <w:tcPr>
-            <w:tcW w:w="763" w:type="dxa"/>
+            <w:tcW w:w="3656" w:type="dxa"/>
             <w:tcBorders>
               <w:top w:val="single" w:sz="4" w:space="0" w:color="C9D3D0"/>
               <w:left w:val="single" w:sz="4" w:space="0" w:color="C9D3D0"/>
@@ -25779,7 +26523,7 @@
         </w:tc>
         <w:tc>
           <w:tcPr>
-            <w:tcW w:w="3451" w:type="dxa"/>
+            <w:tcW w:w="2326" w:type="dxa"/>
             <w:tcBorders>
               <w:top w:val="single" w:sz="4" w:space="0" w:color="C9D3D0"/>
               <w:left w:val="single" w:sz="4" w:space="0" w:color="C9D3D0"/>
@@ -25810,7 +26554,7 @@
         </w:tc>
         <w:tc>
           <w:tcPr>
-            <w:tcW w:w="5424" w:type="dxa"/>
+            <w:tcW w:w="3656" w:type="dxa"/>
             <w:tcBorders>
               <w:top w:val="single" w:sz="4" w:space="0" w:color="C9D3D0"/>
               <w:left w:val="single" w:sz="4" w:space="0" w:color="C9D3D0"/>
@@ -25844,7 +26588,55 @@
                 <w:sz w:val="19"/>
                 <w:szCs w:val="19"/>
               </w:rPr>
-              <w:t xml:space="preserve"> The student logs in with username and password on any device; the device derives the key, the server checks it and starts a 30-day session, and the profile, achievements, interests and Journey are restored. The student may log out on this device or on every device.</w:t>
+              <w:t xml:space="preserve"> The student logs in with username and password on any device; the device derives the key, the server checks it and starts a 30-day session, and the profile, achievements, interests and Journey are restored. The student may log out on this device or on every device. </w:t>
+            </w:r>
+            <w:r>
+              <w:rPr>
+                <w:i/>
+                <w:iCs/>
+                <w:sz w:val="19"/>
+                <w:szCs w:val="19"/>
+              </w:rPr>
+              <w:t>Revised (VR2):</w:t>
+            </w:r>
+            <w:r>
+              <w:rPr>
+                <w:sz w:val="19"/>
+                <w:szCs w:val="19"/>
+              </w:rPr>
+              <w:t xml:space="preserve"> when the session has expired, the app returns the student to </w:t>
+            </w:r>
+            <w:r>
+              <w:rPr>
+                <w:i/>
+                <w:iCs/>
+                <w:sz w:val="19"/>
+                <w:szCs w:val="19"/>
+              </w:rPr>
+              <w:t>Log in</w:t>
+            </w:r>
+            <w:r>
+              <w:rPr>
+                <w:sz w:val="19"/>
+                <w:szCs w:val="19"/>
+              </w:rPr>
+              <w:t xml:space="preserve"> (FR-129). </w:t>
+            </w:r>
+            <w:r>
+              <w:rPr>
+                <w:i/>
+                <w:iCs/>
+                <w:sz w:val="19"/>
+                <w:szCs w:val="19"/>
+              </w:rPr>
+              <w:t>Revised (CR-010):</w:t>
+            </w:r>
+            <w:r>
+              <w:rPr>
+                <w:sz w:val="19"/>
+                <w:szCs w:val="19"/>
+              </w:rPr>
+              <w:t xml:space="preserve"> when a different student logs in on the phone, the previous student's data is cleared from it first (FR-130).</w:t>
             </w:r>
           </w:p>
         </w:tc>
@@ -25861,38 +26653,37 @@
         </w:trPr>
         <w:tc>
           <w:tcPr>
-            <w:tcW w:w="763" w:type="dxa"/>
-            <w:tcBorders>
-              <w:top w:val="single" w:sz="4" w:space="0" w:color="C9D3D0"/>
-              <w:left w:val="single" w:sz="4" w:space="0" w:color="C9D3D0"/>
-              <w:bottom w:val="single" w:sz="4" w:space="0" w:color="C9D3D0"/>
-              <w:right w:val="single" w:sz="4" w:space="0" w:color="C9D3D0"/>
-            </w:tcBorders>
-            <w:tcMar>
-              <w:top w:w="50" w:type="dxa"/>
-              <w:left w:w="100" w:type="dxa"/>
-              <w:bottom w:w="50" w:type="dxa"/>
-              <w:right w:w="100" w:type="dxa"/>
-            </w:tcMar>
-            <w:vAlign w:val="center"/>
-          </w:tcPr>
-          <w:p>
-            <w:pPr>
-              <w:spacing w:line="252" w:lineRule="auto"/>
-            </w:pPr>
-            <w:r>
-              <w:rPr>
-                <w:sz w:val="19"/>
-                <w:szCs w:val="19"/>
-              </w:rPr>
-              <w:lastRenderedPageBreak/>
+            <w:tcW w:w="3656" w:type="dxa"/>
+            <w:tcBorders>
+              <w:top w:val="single" w:sz="4" w:space="0" w:color="C9D3D0"/>
+              <w:left w:val="single" w:sz="4" w:space="0" w:color="C9D3D0"/>
+              <w:bottom w:val="single" w:sz="4" w:space="0" w:color="C9D3D0"/>
+              <w:right w:val="single" w:sz="4" w:space="0" w:color="C9D3D0"/>
+            </w:tcBorders>
+            <w:tcMar>
+              <w:top w:w="50" w:type="dxa"/>
+              <w:left w:w="100" w:type="dxa"/>
+              <w:bottom w:w="50" w:type="dxa"/>
+              <w:right w:w="100" w:type="dxa"/>
+            </w:tcMar>
+            <w:vAlign w:val="center"/>
+          </w:tcPr>
+          <w:p>
+            <w:pPr>
+              <w:spacing w:line="252" w:lineRule="auto"/>
+            </w:pPr>
+            <w:r>
+              <w:rPr>
+                <w:sz w:val="19"/>
+                <w:szCs w:val="19"/>
+              </w:rPr>
               <w:t>UC-21</w:t>
             </w:r>
           </w:p>
         </w:tc>
         <w:tc>
           <w:tcPr>
-            <w:tcW w:w="3451" w:type="dxa"/>
+            <w:tcW w:w="2326" w:type="dxa"/>
             <w:tcBorders>
               <w:top w:val="single" w:sz="4" w:space="0" w:color="C9D3D0"/>
               <w:left w:val="single" w:sz="4" w:space="0" w:color="C9D3D0"/>
@@ -25922,7 +26713,7 @@
         </w:tc>
         <w:tc>
           <w:tcPr>
-            <w:tcW w:w="5424" w:type="dxa"/>
+            <w:tcW w:w="3656" w:type="dxa"/>
             <w:tcBorders>
               <w:top w:val="single" w:sz="4" w:space="0" w:color="C9D3D0"/>
               <w:left w:val="single" w:sz="4" w:space="0" w:color="C9D3D0"/>
@@ -25972,7 +26763,7 @@
         </w:trPr>
         <w:tc>
           <w:tcPr>
-            <w:tcW w:w="763" w:type="dxa"/>
+            <w:tcW w:w="3656" w:type="dxa"/>
             <w:tcBorders>
               <w:top w:val="single" w:sz="4" w:space="0" w:color="C9D3D0"/>
               <w:left w:val="single" w:sz="4" w:space="0" w:color="C9D3D0"/>
@@ -26003,7 +26794,7 @@
         </w:tc>
         <w:tc>
           <w:tcPr>
-            <w:tcW w:w="3451" w:type="dxa"/>
+            <w:tcW w:w="2326" w:type="dxa"/>
             <w:tcBorders>
               <w:top w:val="single" w:sz="4" w:space="0" w:color="C9D3D0"/>
               <w:left w:val="single" w:sz="4" w:space="0" w:color="C9D3D0"/>
@@ -26034,7 +26825,7 @@
         </w:tc>
         <w:tc>
           <w:tcPr>
-            <w:tcW w:w="5424" w:type="dxa"/>
+            <w:tcW w:w="3656" w:type="dxa"/>
             <w:tcBorders>
               <w:top w:val="single" w:sz="4" w:space="0" w:color="C9D3D0"/>
               <w:left w:val="single" w:sz="4" w:space="0" w:color="C9D3D0"/>
@@ -26084,7 +26875,23 @@
                 <w:sz w:val="19"/>
                 <w:szCs w:val="19"/>
               </w:rPr>
-              <w:t>; the server deletes every row stored under the account and its messages in every group, the device is cleared, and the welcome screen is shown.</w:t>
+              <w:t xml:space="preserve">; the server deletes every row stored under the account and its messages in every group, the device is cleared, and the welcome screen is shown. </w:t>
+            </w:r>
+            <w:r>
+              <w:rPr>
+                <w:i/>
+                <w:iCs/>
+                <w:sz w:val="19"/>
+                <w:szCs w:val="19"/>
+              </w:rPr>
+              <w:t>Revised (CR-010):</w:t>
+            </w:r>
+            <w:r>
+              <w:rPr>
+                <w:sz w:val="19"/>
+                <w:szCs w:val="19"/>
+              </w:rPr>
+              <w:t xml:space="preserve"> the messages are also purged from groups the student opened and later left (FR-132).</w:t>
             </w:r>
           </w:p>
         </w:tc>
@@ -26101,37 +26908,38 @@
         </w:trPr>
         <w:tc>
           <w:tcPr>
-            <w:tcW w:w="763" w:type="dxa"/>
-            <w:tcBorders>
-              <w:top w:val="single" w:sz="4" w:space="0" w:color="C9D3D0"/>
-              <w:left w:val="single" w:sz="4" w:space="0" w:color="C9D3D0"/>
-              <w:bottom w:val="single" w:sz="4" w:space="0" w:color="C9D3D0"/>
-              <w:right w:val="single" w:sz="4" w:space="0" w:color="C9D3D0"/>
-            </w:tcBorders>
-            <w:tcMar>
-              <w:top w:w="50" w:type="dxa"/>
-              <w:left w:w="100" w:type="dxa"/>
-              <w:bottom w:w="50" w:type="dxa"/>
-              <w:right w:w="100" w:type="dxa"/>
-            </w:tcMar>
-            <w:vAlign w:val="center"/>
-          </w:tcPr>
-          <w:p>
-            <w:pPr>
-              <w:spacing w:line="252" w:lineRule="auto"/>
-            </w:pPr>
-            <w:r>
-              <w:rPr>
-                <w:sz w:val="19"/>
-                <w:szCs w:val="19"/>
-              </w:rPr>
+            <w:tcW w:w="3656" w:type="dxa"/>
+            <w:tcBorders>
+              <w:top w:val="single" w:sz="4" w:space="0" w:color="C9D3D0"/>
+              <w:left w:val="single" w:sz="4" w:space="0" w:color="C9D3D0"/>
+              <w:bottom w:val="single" w:sz="4" w:space="0" w:color="C9D3D0"/>
+              <w:right w:val="single" w:sz="4" w:space="0" w:color="C9D3D0"/>
+            </w:tcBorders>
+            <w:tcMar>
+              <w:top w:w="50" w:type="dxa"/>
+              <w:left w:w="100" w:type="dxa"/>
+              <w:bottom w:w="50" w:type="dxa"/>
+              <w:right w:w="100" w:type="dxa"/>
+            </w:tcMar>
+            <w:vAlign w:val="center"/>
+          </w:tcPr>
+          <w:p>
+            <w:pPr>
+              <w:spacing w:line="252" w:lineRule="auto"/>
+            </w:pPr>
+            <w:r>
+              <w:rPr>
+                <w:sz w:val="19"/>
+                <w:szCs w:val="19"/>
+              </w:rPr>
+              <w:lastRenderedPageBreak/>
               <w:t>UC-23</w:t>
             </w:r>
           </w:p>
         </w:tc>
         <w:tc>
           <w:tcPr>
-            <w:tcW w:w="3451" w:type="dxa"/>
+            <w:tcW w:w="2326" w:type="dxa"/>
             <w:tcBorders>
               <w:top w:val="single" w:sz="4" w:space="0" w:color="C9D3D0"/>
               <w:left w:val="single" w:sz="4" w:space="0" w:color="C9D3D0"/>
@@ -26161,7 +26969,7 @@
         </w:tc>
         <w:tc>
           <w:tcPr>
-            <w:tcW w:w="5424" w:type="dxa"/>
+            <w:tcW w:w="3656" w:type="dxa"/>
             <w:tcBorders>
               <w:top w:val="single" w:sz="4" w:space="0" w:color="C9D3D0"/>
               <w:left w:val="single" w:sz="4" w:space="0" w:color="C9D3D0"/>
@@ -26227,7 +27035,7 @@
         </w:trPr>
         <w:tc>
           <w:tcPr>
-            <w:tcW w:w="763" w:type="dxa"/>
+            <w:tcW w:w="3656" w:type="dxa"/>
             <w:tcBorders>
               <w:top w:val="single" w:sz="4" w:space="0" w:color="C9D3D0"/>
               <w:left w:val="single" w:sz="4" w:space="0" w:color="C9D3D0"/>
@@ -26258,7 +27066,7 @@
         </w:tc>
         <w:tc>
           <w:tcPr>
-            <w:tcW w:w="3451" w:type="dxa"/>
+            <w:tcW w:w="2326" w:type="dxa"/>
             <w:tcBorders>
               <w:top w:val="single" w:sz="4" w:space="0" w:color="C9D3D0"/>
               <w:left w:val="single" w:sz="4" w:space="0" w:color="C9D3D0"/>
@@ -26289,7 +27097,7 @@
         </w:tc>
         <w:tc>
           <w:tcPr>
-            <w:tcW w:w="5424" w:type="dxa"/>
+            <w:tcW w:w="3656" w:type="dxa"/>
             <w:tcBorders>
               <w:top w:val="single" w:sz="4" w:space="0" w:color="C9D3D0"/>
               <w:left w:val="single" w:sz="4" w:space="0" w:color="C9D3D0"/>
@@ -26388,7 +27196,7 @@
         </w:trPr>
         <w:tc>
           <w:tcPr>
-            <w:tcW w:w="763" w:type="dxa"/>
+            <w:tcW w:w="3656" w:type="dxa"/>
             <w:tcBorders>
               <w:top w:val="single" w:sz="4" w:space="0" w:color="C9D3D0"/>
               <w:left w:val="single" w:sz="4" w:space="0" w:color="C9D3D0"/>
@@ -26418,7 +27226,7 @@
         </w:tc>
         <w:tc>
           <w:tcPr>
-            <w:tcW w:w="3451" w:type="dxa"/>
+            <w:tcW w:w="2326" w:type="dxa"/>
             <w:tcBorders>
               <w:top w:val="single" w:sz="4" w:space="0" w:color="C9D3D0"/>
               <w:left w:val="single" w:sz="4" w:space="0" w:color="C9D3D0"/>
@@ -26448,7 +27256,7 @@
         </w:tc>
         <w:tc>
           <w:tcPr>
-            <w:tcW w:w="5424" w:type="dxa"/>
+            <w:tcW w:w="3656" w:type="dxa"/>
             <w:tcBorders>
               <w:top w:val="single" w:sz="4" w:space="0" w:color="C9D3D0"/>
               <w:left w:val="single" w:sz="4" w:space="0" w:color="C9D3D0"/>
@@ -26498,7 +27306,7 @@
         </w:trPr>
         <w:tc>
           <w:tcPr>
-            <w:tcW w:w="763" w:type="dxa"/>
+            <w:tcW w:w="3656" w:type="dxa"/>
             <w:tcBorders>
               <w:top w:val="single" w:sz="4" w:space="0" w:color="C9D3D0"/>
               <w:left w:val="single" w:sz="4" w:space="0" w:color="C9D3D0"/>
@@ -26529,7 +27337,7 @@
         </w:tc>
         <w:tc>
           <w:tcPr>
-            <w:tcW w:w="3451" w:type="dxa"/>
+            <w:tcW w:w="2326" w:type="dxa"/>
             <w:tcBorders>
               <w:top w:val="single" w:sz="4" w:space="0" w:color="C9D3D0"/>
               <w:left w:val="single" w:sz="4" w:space="0" w:color="C9D3D0"/>
@@ -26560,7 +27368,7 @@
         </w:tc>
         <w:tc>
           <w:tcPr>
-            <w:tcW w:w="5424" w:type="dxa"/>
+            <w:tcW w:w="3656" w:type="dxa"/>
             <w:tcBorders>
               <w:top w:val="single" w:sz="4" w:space="0" w:color="C9D3D0"/>
               <w:left w:val="single" w:sz="4" w:space="0" w:color="C9D3D0"/>
@@ -26643,7 +27451,7 @@
         </w:trPr>
         <w:tc>
           <w:tcPr>
-            <w:tcW w:w="763" w:type="dxa"/>
+            <w:tcW w:w="3656" w:type="dxa"/>
             <w:tcBorders>
               <w:top w:val="single" w:sz="4" w:space="0" w:color="C9D3D0"/>
               <w:left w:val="single" w:sz="4" w:space="0" w:color="C9D3D0"/>
@@ -26673,7 +27481,7 @@
         </w:tc>
         <w:tc>
           <w:tcPr>
-            <w:tcW w:w="3451" w:type="dxa"/>
+            <w:tcW w:w="2326" w:type="dxa"/>
             <w:tcBorders>
               <w:top w:val="single" w:sz="4" w:space="0" w:color="C9D3D0"/>
               <w:left w:val="single" w:sz="4" w:space="0" w:color="C9D3D0"/>
@@ -26703,7 +27511,7 @@
         </w:tc>
         <w:tc>
           <w:tcPr>
-            <w:tcW w:w="5424" w:type="dxa"/>
+            <w:tcW w:w="3656" w:type="dxa"/>
             <w:tcBorders>
               <w:top w:val="single" w:sz="4" w:space="0" w:color="C9D3D0"/>
               <w:left w:val="single" w:sz="4" w:space="0" w:color="C9D3D0"/>
@@ -26769,7 +27577,7 @@
         </w:trPr>
         <w:tc>
           <w:tcPr>
-            <w:tcW w:w="763" w:type="dxa"/>
+            <w:tcW w:w="3656" w:type="dxa"/>
             <w:tcBorders>
               <w:top w:val="single" w:sz="4" w:space="0" w:color="C9D3D0"/>
               <w:left w:val="single" w:sz="4" w:space="0" w:color="C9D3D0"/>
@@ -26800,7 +27608,7 @@
         </w:tc>
         <w:tc>
           <w:tcPr>
-            <w:tcW w:w="3451" w:type="dxa"/>
+            <w:tcW w:w="2326" w:type="dxa"/>
             <w:tcBorders>
               <w:top w:val="single" w:sz="4" w:space="0" w:color="C9D3D0"/>
               <w:left w:val="single" w:sz="4" w:space="0" w:color="C9D3D0"/>
@@ -26831,7 +27639,7 @@
         </w:tc>
         <w:tc>
           <w:tcPr>
-            <w:tcW w:w="5424" w:type="dxa"/>
+            <w:tcW w:w="3656" w:type="dxa"/>
             <w:tcBorders>
               <w:top w:val="single" w:sz="4" w:space="0" w:color="C9D3D0"/>
               <w:left w:val="single" w:sz="4" w:space="0" w:color="C9D3D0"/>
@@ -26898,7 +27706,7 @@
         </w:trPr>
         <w:tc>
           <w:tcPr>
-            <w:tcW w:w="763" w:type="dxa"/>
+            <w:tcW w:w="3656" w:type="dxa"/>
             <w:tcBorders>
               <w:top w:val="single" w:sz="4" w:space="0" w:color="C9D3D0"/>
               <w:left w:val="single" w:sz="4" w:space="0" w:color="C9D3D0"/>
@@ -26928,7 +27736,7 @@
         </w:tc>
         <w:tc>
           <w:tcPr>
-            <w:tcW w:w="3451" w:type="dxa"/>
+            <w:tcW w:w="2326" w:type="dxa"/>
             <w:tcBorders>
               <w:top w:val="single" w:sz="4" w:space="0" w:color="C9D3D0"/>
               <w:left w:val="single" w:sz="4" w:space="0" w:color="C9D3D0"/>
@@ -26958,7 +27766,7 @@
         </w:tc>
         <w:tc>
           <w:tcPr>
-            <w:tcW w:w="5424" w:type="dxa"/>
+            <w:tcW w:w="3656" w:type="dxa"/>
             <w:tcBorders>
               <w:top w:val="single" w:sz="4" w:space="0" w:color="C9D3D0"/>
               <w:left w:val="single" w:sz="4" w:space="0" w:color="C9D3D0"/>
@@ -27040,7 +27848,7 @@
         </w:trPr>
         <w:tc>
           <w:tcPr>
-            <w:tcW w:w="763" w:type="dxa"/>
+            <w:tcW w:w="3656" w:type="dxa"/>
             <w:tcBorders>
               <w:top w:val="single" w:sz="4" w:space="0" w:color="C9D3D0"/>
               <w:left w:val="single" w:sz="4" w:space="0" w:color="C9D3D0"/>
@@ -27071,7 +27879,7 @@
         </w:tc>
         <w:tc>
           <w:tcPr>
-            <w:tcW w:w="3451" w:type="dxa"/>
+            <w:tcW w:w="2326" w:type="dxa"/>
             <w:tcBorders>
               <w:top w:val="single" w:sz="4" w:space="0" w:color="C9D3D0"/>
               <w:left w:val="single" w:sz="4" w:space="0" w:color="C9D3D0"/>
@@ -27102,7 +27910,7 @@
         </w:tc>
         <w:tc>
           <w:tcPr>
-            <w:tcW w:w="5424" w:type="dxa"/>
+            <w:tcW w:w="3656" w:type="dxa"/>
             <w:tcBorders>
               <w:top w:val="single" w:sz="4" w:space="0" w:color="C9D3D0"/>
               <w:left w:val="single" w:sz="4" w:space="0" w:color="C9D3D0"/>
@@ -27138,6 +27946,365 @@
               </w:rPr>
               <w:t xml:space="preserve"> After checking a university student's enrolment, the product owner creates a one-time invite code for a course, institution and year of study, valid for 14 days, and gives it to the student privately; only its hash is stored.</w:t>
             </w:r>
+          </w:p>
+        </w:tc>
+      </w:tr>
+      <w:tr>
+        <w:tblPrEx>
+          <w:tblCellMar>
+            <w:top w:w="0" w:type="dxa"/>
+            <w:bottom w:w="0" w:type="dxa"/>
+          </w:tblCellMar>
+        </w:tblPrEx>
+        <w:trPr>
+          <w:cantSplit/>
+        </w:trPr>
+        <w:tc>
+          <w:tcPr>
+            <w:tcW w:w="3656" w:type="dxa"/>
+            <w:tcBorders>
+              <w:top w:val="single" w:sz="4" w:space="0" w:color="C9D3D0"/>
+              <w:left w:val="single" w:sz="4" w:space="0" w:color="C9D3D0"/>
+              <w:bottom w:val="single" w:sz="4" w:space="0" w:color="C9D3D0"/>
+              <w:right w:val="single" w:sz="4" w:space="0" w:color="C9D3D0"/>
+            </w:tcBorders>
+            <w:tcMar>
+              <w:top w:w="50" w:type="dxa"/>
+              <w:left w:w="100" w:type="dxa"/>
+              <w:bottom w:w="50" w:type="dxa"/>
+              <w:right w:w="100" w:type="dxa"/>
+            </w:tcMar>
+            <w:vAlign w:val="center"/>
+          </w:tcPr>
+          <w:p>
+            <w:pPr>
+              <w:spacing w:line="252" w:lineRule="auto"/>
+            </w:pPr>
+            <w:r>
+              <w:rPr>
+                <w:sz w:val="19"/>
+                <w:szCs w:val="19"/>
+              </w:rPr>
+              <w:lastRenderedPageBreak/>
+              <w:t>UC-34</w:t>
+            </w:r>
+          </w:p>
+        </w:tc>
+        <w:tc>
+          <w:tcPr>
+            <w:tcW w:w="2326" w:type="dxa"/>
+            <w:tcBorders>
+              <w:top w:val="single" w:sz="4" w:space="0" w:color="C9D3D0"/>
+              <w:left w:val="single" w:sz="4" w:space="0" w:color="C9D3D0"/>
+              <w:bottom w:val="single" w:sz="4" w:space="0" w:color="C9D3D0"/>
+              <w:right w:val="single" w:sz="4" w:space="0" w:color="C9D3D0"/>
+            </w:tcBorders>
+            <w:tcMar>
+              <w:top w:w="50" w:type="dxa"/>
+              <w:left w:w="100" w:type="dxa"/>
+              <w:bottom w:w="50" w:type="dxa"/>
+              <w:right w:w="100" w:type="dxa"/>
+            </w:tcMar>
+            <w:vAlign w:val="center"/>
+          </w:tcPr>
+          <w:p>
+            <w:pPr>
+              <w:spacing w:line="252" w:lineRule="auto"/>
+            </w:pPr>
+            <w:r>
+              <w:rPr>
+                <w:sz w:val="19"/>
+                <w:szCs w:val="19"/>
+              </w:rPr>
+              <w:t>Try the demo</w:t>
+            </w:r>
+          </w:p>
+        </w:tc>
+        <w:tc>
+          <w:tcPr>
+            <w:tcW w:w="3656" w:type="dxa"/>
+            <w:tcBorders>
+              <w:top w:val="single" w:sz="4" w:space="0" w:color="C9D3D0"/>
+              <w:left w:val="single" w:sz="4" w:space="0" w:color="C9D3D0"/>
+              <w:bottom w:val="single" w:sz="4" w:space="0" w:color="C9D3D0"/>
+              <w:right w:val="single" w:sz="4" w:space="0" w:color="C9D3D0"/>
+            </w:tcBorders>
+            <w:tcMar>
+              <w:top w:w="50" w:type="dxa"/>
+              <w:left w:w="100" w:type="dxa"/>
+              <w:bottom w:w="50" w:type="dxa"/>
+              <w:right w:w="100" w:type="dxa"/>
+            </w:tcMar>
+            <w:vAlign w:val="center"/>
+          </w:tcPr>
+          <w:p>
+            <w:pPr>
+              <w:spacing w:line="252" w:lineRule="auto"/>
+            </w:pPr>
+            <w:r>
+              <w:rPr>
+                <w:i/>
+                <w:iCs/>
+                <w:sz w:val="19"/>
+                <w:szCs w:val="19"/>
+              </w:rPr>
+              <w:t>New (CR-007).</w:t>
+            </w:r>
+            <w:r>
+              <w:rPr>
+                <w:sz w:val="19"/>
+                <w:szCs w:val="19"/>
+              </w:rPr>
+              <w:t xml:space="preserve"> On the Welcome screen a visitor taps </w:t>
+            </w:r>
+            <w:r>
+              <w:rPr>
+                <w:i/>
+                <w:iCs/>
+                <w:sz w:val="19"/>
+                <w:szCs w:val="19"/>
+              </w:rPr>
+              <w:t>Try the demo</w:t>
+            </w:r>
+            <w:r>
+              <w:rPr>
+                <w:sz w:val="19"/>
+                <w:szCs w:val="19"/>
+              </w:rPr>
+              <w:t xml:space="preserve">. The server first deletes expired demo accounts, then creates a private demo account holding the sample student, with a random username and no usable password, and logs the visitor in for 24 hours; the visitor goes straight to </w:t>
+            </w:r>
+            <w:r>
+              <w:rPr>
+                <w:i/>
+                <w:iCs/>
+                <w:sz w:val="19"/>
+                <w:szCs w:val="19"/>
+              </w:rPr>
+              <w:t>Paths</w:t>
+            </w:r>
+            <w:r>
+              <w:rPr>
+                <w:sz w:val="19"/>
+                <w:szCs w:val="19"/>
+              </w:rPr>
+              <w:t xml:space="preserve">. </w:t>
+            </w:r>
+            <w:r>
+              <w:rPr>
+                <w:i/>
+                <w:iCs/>
+                <w:sz w:val="19"/>
+                <w:szCs w:val="19"/>
+              </w:rPr>
+              <w:t>Me</w:t>
+            </w:r>
+            <w:r>
+              <w:rPr>
+                <w:sz w:val="19"/>
+                <w:szCs w:val="19"/>
+              </w:rPr>
+              <w:t xml:space="preserve"> says it is a demo. In groups the demo account can join existing groups and read them, but cannot create a group, post or report (UC-29, 2a). Clearing the phone switches demo mode off (FR-128). Extension: too many demo taps from one network are refused with a request to wait (BR-059).</w:t>
+            </w:r>
+          </w:p>
+        </w:tc>
+      </w:tr>
+      <w:tr>
+        <w:tblPrEx>
+          <w:tblCellMar>
+            <w:top w:w="0" w:type="dxa"/>
+            <w:bottom w:w="0" w:type="dxa"/>
+          </w:tblCellMar>
+        </w:tblPrEx>
+        <w:trPr>
+          <w:cantSplit/>
+        </w:trPr>
+        <w:tc>
+          <w:tcPr>
+            <w:tcW w:w="3656" w:type="dxa"/>
+            <w:tcBorders>
+              <w:top w:val="single" w:sz="4" w:space="0" w:color="C9D3D0"/>
+              <w:left w:val="single" w:sz="4" w:space="0" w:color="C9D3D0"/>
+              <w:bottom w:val="single" w:sz="4" w:space="0" w:color="C9D3D0"/>
+              <w:right w:val="single" w:sz="4" w:space="0" w:color="C9D3D0"/>
+            </w:tcBorders>
+            <w:shd w:val="clear" w:color="auto" w:fill="F3F8F6"/>
+            <w:tcMar>
+              <w:top w:w="50" w:type="dxa"/>
+              <w:left w:w="100" w:type="dxa"/>
+              <w:bottom w:w="50" w:type="dxa"/>
+              <w:right w:w="100" w:type="dxa"/>
+            </w:tcMar>
+            <w:vAlign w:val="center"/>
+          </w:tcPr>
+          <w:p>
+            <w:pPr>
+              <w:spacing w:line="252" w:lineRule="auto"/>
+            </w:pPr>
+            <w:r>
+              <w:rPr>
+                <w:sz w:val="19"/>
+                <w:szCs w:val="19"/>
+              </w:rPr>
+              <w:t>UC-35</w:t>
+            </w:r>
+          </w:p>
+        </w:tc>
+        <w:tc>
+          <w:tcPr>
+            <w:tcW w:w="2326" w:type="dxa"/>
+            <w:tcBorders>
+              <w:top w:val="single" w:sz="4" w:space="0" w:color="C9D3D0"/>
+              <w:left w:val="single" w:sz="4" w:space="0" w:color="C9D3D0"/>
+              <w:bottom w:val="single" w:sz="4" w:space="0" w:color="C9D3D0"/>
+              <w:right w:val="single" w:sz="4" w:space="0" w:color="C9D3D0"/>
+            </w:tcBorders>
+            <w:shd w:val="clear" w:color="auto" w:fill="F3F8F6"/>
+            <w:tcMar>
+              <w:top w:w="50" w:type="dxa"/>
+              <w:left w:w="100" w:type="dxa"/>
+              <w:bottom w:w="50" w:type="dxa"/>
+              <w:right w:w="100" w:type="dxa"/>
+            </w:tcMar>
+            <w:vAlign w:val="center"/>
+          </w:tcPr>
+          <w:p>
+            <w:pPr>
+              <w:spacing w:line="252" w:lineRule="auto"/>
+            </w:pPr>
+            <w:r>
+              <w:rPr>
+                <w:sz w:val="19"/>
+                <w:szCs w:val="19"/>
+              </w:rPr>
+              <w:t>End a session</w:t>
+            </w:r>
+          </w:p>
+        </w:tc>
+        <w:tc>
+          <w:tcPr>
+            <w:tcW w:w="3656" w:type="dxa"/>
+            <w:tcBorders>
+              <w:top w:val="single" w:sz="4" w:space="0" w:color="C9D3D0"/>
+              <w:left w:val="single" w:sz="4" w:space="0" w:color="C9D3D0"/>
+              <w:bottom w:val="single" w:sz="4" w:space="0" w:color="C9D3D0"/>
+              <w:right w:val="single" w:sz="4" w:space="0" w:color="C9D3D0"/>
+            </w:tcBorders>
+            <w:shd w:val="clear" w:color="auto" w:fill="F3F8F6"/>
+            <w:tcMar>
+              <w:top w:w="50" w:type="dxa"/>
+              <w:left w:w="100" w:type="dxa"/>
+              <w:bottom w:w="50" w:type="dxa"/>
+              <w:right w:w="100" w:type="dxa"/>
+            </w:tcMar>
+            <w:vAlign w:val="center"/>
+          </w:tcPr>
+          <w:p>
+            <w:pPr>
+              <w:spacing w:line="252" w:lineRule="auto"/>
+            </w:pPr>
+            <w:r>
+              <w:rPr>
+                <w:i/>
+                <w:iCs/>
+                <w:sz w:val="19"/>
+                <w:szCs w:val="19"/>
+              </w:rPr>
+              <w:t>New (CR-010).</w:t>
+            </w:r>
+            <w:r>
+              <w:rPr>
+                <w:sz w:val="19"/>
+                <w:szCs w:val="19"/>
+              </w:rPr>
+              <w:t xml:space="preserve"> The student logs out on this device, logs out on every device, resets the password with the recovery code (UC-21), or exits a group (UC-31). If the log-out request fails, the app says the student is still logged in (FR-131).</w:t>
+            </w:r>
+          </w:p>
+        </w:tc>
+      </w:tr>
+      <w:tr>
+        <w:tblPrEx>
+          <w:tblCellMar>
+            <w:top w:w="0" w:type="dxa"/>
+            <w:bottom w:w="0" w:type="dxa"/>
+          </w:tblCellMar>
+        </w:tblPrEx>
+        <w:trPr>
+          <w:cantSplit/>
+        </w:trPr>
+        <w:tc>
+          <w:tcPr>
+            <w:tcW w:w="3656" w:type="dxa"/>
+            <w:tcBorders>
+              <w:top w:val="single" w:sz="4" w:space="0" w:color="C9D3D0"/>
+              <w:left w:val="single" w:sz="4" w:space="0" w:color="C9D3D0"/>
+              <w:bottom w:val="single" w:sz="4" w:space="0" w:color="C9D3D0"/>
+              <w:right w:val="single" w:sz="4" w:space="0" w:color="C9D3D0"/>
+            </w:tcBorders>
+            <w:tcMar>
+              <w:top w:w="50" w:type="dxa"/>
+              <w:left w:w="100" w:type="dxa"/>
+              <w:bottom w:w="50" w:type="dxa"/>
+              <w:right w:w="100" w:type="dxa"/>
+            </w:tcMar>
+            <w:vAlign w:val="center"/>
+          </w:tcPr>
+          <w:p>
+            <w:pPr>
+              <w:spacing w:line="252" w:lineRule="auto"/>
+            </w:pPr>
+            <w:r>
+              <w:rPr>
+                <w:sz w:val="19"/>
+                <w:szCs w:val="19"/>
+              </w:rPr>
+              <w:t>The server ends the session or membership and asks each affected group room to close the live connections opened under it: this device's only on log out; every device's on log out everywhere and recovery; that group's only on exit (FR-914). A room that cannot be reached closes the connection on its next message.</w:t>
+            </w:r>
+          </w:p>
+        </w:tc>
+        <w:tc>
+          <w:tcPr>
+            <w:tcW w:w="2326" w:type="dxa"/>
+            <w:tcBorders>
+              <w:top w:val="single" w:sz="4" w:space="0" w:color="C9D3D0"/>
+              <w:left w:val="single" w:sz="4" w:space="0" w:color="C9D3D0"/>
+              <w:bottom w:val="single" w:sz="4" w:space="0" w:color="C9D3D0"/>
+              <w:right w:val="single" w:sz="4" w:space="0" w:color="C9D3D0"/>
+            </w:tcBorders>
+            <w:tcMar>
+              <w:top w:w="50" w:type="dxa"/>
+              <w:left w:w="100" w:type="dxa"/>
+              <w:bottom w:w="50" w:type="dxa"/>
+              <w:right w:w="100" w:type="dxa"/>
+            </w:tcMar>
+            <w:vAlign w:val="center"/>
+          </w:tcPr>
+          <w:p>
+            <w:pPr>
+              <w:spacing w:line="252" w:lineRule="auto"/>
+            </w:pPr>
+          </w:p>
+        </w:tc>
+        <w:tc>
+          <w:tcPr>
+            <w:tcW w:w="3656" w:type="dxa"/>
+            <w:tcBorders>
+              <w:top w:val="single" w:sz="4" w:space="0" w:color="C9D3D0"/>
+              <w:left w:val="single" w:sz="4" w:space="0" w:color="C9D3D0"/>
+              <w:bottom w:val="single" w:sz="4" w:space="0" w:color="C9D3D0"/>
+              <w:right w:val="single" w:sz="4" w:space="0" w:color="C9D3D0"/>
+            </w:tcBorders>
+            <w:tcMar>
+              <w:top w:w="50" w:type="dxa"/>
+              <w:left w:w="100" w:type="dxa"/>
+              <w:bottom w:w="50" w:type="dxa"/>
+              <w:right w:w="100" w:type="dxa"/>
+            </w:tcMar>
+            <w:vAlign w:val="center"/>
+          </w:tcPr>
+          <w:p>
+            <w:pPr>
+              <w:spacing w:line="252" w:lineRule="auto"/>
+            </w:pPr>
           </w:p>
         </w:tc>
       </w:tr>
@@ -27154,7 +28321,7 @@
         <w:keepLines/>
         <w:pageBreakBefore/>
       </w:pPr>
-      <w:bookmarkStart w:id="30" w:name="_Toc242912273"/>
+      <w:bookmarkStart w:id="30" w:name="_Toc242920422"/>
       <w:r>
         <w:lastRenderedPageBreak/>
         <w:t>Appendix A: Traceability: requirements to use cases</w:t>
@@ -27176,7 +28343,7 @@
         <w:t>Requirements</w:t>
       </w:r>
       <w:r>
-        <w:t>); this was checked by script against all 80 requirements of v1.0, and again for this revision against all 128 functional requirement IDs of ZP-DOC-03 v2.0, including the superseded and withdrawn ones, which stay listed against the use case they belonged to.</w:t>
+        <w:t>); this was checked by script against all 80 requirements of v1.0, against all 128 functional requirement IDs of ZP-DOC-03 v2.0, and again for v2.1 (draft) against all 148 functional requirement IDs of ZP-DOC-03 v2.1 (draft), including the superseded and withdrawn ones, which stay listed against the use case they belonged to.</w:t>
       </w:r>
     </w:p>
     <w:p>
@@ -27186,7 +28353,7 @@
         <w:keepLines/>
         <w:pageBreakBefore/>
       </w:pPr>
-      <w:bookmarkStart w:id="31" w:name="_Toc242912274"/>
+      <w:bookmarkStart w:id="31" w:name="_Toc242920423"/>
       <w:r>
         <w:lastRenderedPageBreak/>
         <w:t>Appendix B: Glossary</w:t>
@@ -27198,7 +28365,7 @@
         <w:pStyle w:val="Caption"/>
         <w:keepNext/>
       </w:pPr>
-      <w:bookmarkStart w:id="32" w:name="_Toc242912284"/>
+      <w:bookmarkStart w:id="32" w:name="_Toc242920433"/>
       <w:r>
         <w:t xml:space="preserve">Table </w:t>
       </w:r>
@@ -27578,7 +28745,7 @@
                 <w:sz w:val="19"/>
                 <w:szCs w:val="19"/>
               </w:rPr>
-              <w:t>Extend</w:t>
+              <w:t>Demo account</w:t>
             </w:r>
           </w:p>
         </w:tc>
@@ -27609,7 +28776,23 @@
                 <w:sz w:val="19"/>
                 <w:szCs w:val="19"/>
               </w:rPr>
-              <w:t>A UML relationship: the extending use case optionally adds behaviour to the base use case</w:t>
+              <w:t xml:space="preserve">A private, throwaway account holding the sample student, opened by </w:t>
+            </w:r>
+            <w:r>
+              <w:rPr>
+                <w:i/>
+                <w:iCs/>
+                <w:sz w:val="19"/>
+                <w:szCs w:val="19"/>
+              </w:rPr>
+              <w:t>Try the demo</w:t>
+            </w:r>
+            <w:r>
+              <w:rPr>
+                <w:sz w:val="19"/>
+                <w:szCs w:val="19"/>
+              </w:rPr>
+              <w:t xml:space="preserve"> and deleted after 24 hours (CR-007)</w:t>
             </w:r>
           </w:p>
         </w:tc>
@@ -27650,7 +28833,7 @@
                 <w:sz w:val="19"/>
                 <w:szCs w:val="19"/>
               </w:rPr>
-              <w:t>Minimal guarantee</w:t>
+              <w:t>Extend</w:t>
             </w:r>
           </w:p>
         </w:tc>
@@ -27680,7 +28863,7 @@
                 <w:sz w:val="19"/>
                 <w:szCs w:val="19"/>
               </w:rPr>
-              <w:t>What the system promises even when the goal fails</w:t>
+              <w:t>A UML relationship: the extending use case optionally adds behaviour to the base use case</w:t>
             </w:r>
           </w:p>
         </w:tc>
@@ -27722,6 +28905,78 @@
                 <w:sz w:val="19"/>
                 <w:szCs w:val="19"/>
               </w:rPr>
+              <w:t>Minimal guarantee</w:t>
+            </w:r>
+          </w:p>
+        </w:tc>
+        <w:tc>
+          <w:tcPr>
+            <w:tcW w:w="7362" w:type="dxa"/>
+            <w:tcBorders>
+              <w:top w:val="single" w:sz="4" w:space="0" w:color="C9D3D0"/>
+              <w:left w:val="single" w:sz="4" w:space="0" w:color="C9D3D0"/>
+              <w:bottom w:val="single" w:sz="4" w:space="0" w:color="C9D3D0"/>
+              <w:right w:val="single" w:sz="4" w:space="0" w:color="C9D3D0"/>
+            </w:tcBorders>
+            <w:shd w:val="clear" w:color="auto" w:fill="F3F8F6"/>
+            <w:tcMar>
+              <w:top w:w="50" w:type="dxa"/>
+              <w:left w:w="100" w:type="dxa"/>
+              <w:bottom w:w="50" w:type="dxa"/>
+              <w:right w:w="100" w:type="dxa"/>
+            </w:tcMar>
+            <w:vAlign w:val="center"/>
+          </w:tcPr>
+          <w:p>
+            <w:pPr>
+              <w:spacing w:line="252" w:lineRule="auto"/>
+            </w:pPr>
+            <w:r>
+              <w:rPr>
+                <w:sz w:val="19"/>
+                <w:szCs w:val="19"/>
+              </w:rPr>
+              <w:t>What the system promises even when the goal fails</w:t>
+            </w:r>
+          </w:p>
+        </w:tc>
+      </w:tr>
+      <w:tr>
+        <w:tblPrEx>
+          <w:tblCellMar>
+            <w:top w:w="0" w:type="dxa"/>
+            <w:bottom w:w="0" w:type="dxa"/>
+          </w:tblCellMar>
+        </w:tblPrEx>
+        <w:trPr>
+          <w:cantSplit/>
+        </w:trPr>
+        <w:tc>
+          <w:tcPr>
+            <w:tcW w:w="2276" w:type="dxa"/>
+            <w:tcBorders>
+              <w:top w:val="single" w:sz="4" w:space="0" w:color="C9D3D0"/>
+              <w:left w:val="single" w:sz="4" w:space="0" w:color="C9D3D0"/>
+              <w:bottom w:val="single" w:sz="4" w:space="0" w:color="C9D3D0"/>
+              <w:right w:val="single" w:sz="4" w:space="0" w:color="C9D3D0"/>
+            </w:tcBorders>
+            <w:tcMar>
+              <w:top w:w="50" w:type="dxa"/>
+              <w:left w:w="100" w:type="dxa"/>
+              <w:bottom w:w="50" w:type="dxa"/>
+              <w:right w:w="100" w:type="dxa"/>
+            </w:tcMar>
+            <w:vAlign w:val="center"/>
+          </w:tcPr>
+          <w:p>
+            <w:pPr>
+              <w:spacing w:line="252" w:lineRule="auto"/>
+            </w:pPr>
+            <w:r>
+              <w:rPr>
+                <w:sz w:val="19"/>
+                <w:szCs w:val="19"/>
+              </w:rPr>
               <w:t>Subfunction</w:t>
             </w:r>
           </w:p>
@@ -27735,7 +28990,6 @@
               <w:bottom w:val="single" w:sz="4" w:space="0" w:color="C9D3D0"/>
               <w:right w:val="single" w:sz="4" w:space="0" w:color="C9D3D0"/>
             </w:tcBorders>
-            <w:shd w:val="clear" w:color="auto" w:fill="F3F8F6"/>
             <w:tcMar>
               <w:top w:w="50" w:type="dxa"/>
               <w:left w:w="100" w:type="dxa"/>
@@ -27771,7 +29025,7 @@
         <w:keepLines/>
         <w:pageBreakBefore/>
       </w:pPr>
-      <w:bookmarkStart w:id="33" w:name="_Toc242912275"/>
+      <w:bookmarkStart w:id="33" w:name="_Toc242920424"/>
       <w:r>
         <w:lastRenderedPageBreak/>
         <w:t>Appendix C: References</w:t>
@@ -27783,7 +29037,7 @@
         <w:pStyle w:val="Caption"/>
         <w:keepNext/>
       </w:pPr>
-      <w:bookmarkStart w:id="34" w:name="_Toc242912285"/>
+      <w:bookmarkStart w:id="34" w:name="_Toc242920434"/>
       <w:r>
         <w:t xml:space="preserve">Table </w:t>
       </w:r>
@@ -28408,7 +29662,7 @@
         <w:sz w:val="16"/>
         <w:szCs w:val="16"/>
       </w:rPr>
-      <w:t>ZP-DOC-04  ·  v2.0  ·  Approved</w:t>
+      <w:t>ZP-DOC-04  ·  v2.1 (draft)  ·  Under revision</w:t>
     </w:r>
   </w:p>
 </w:hdr>
@@ -28417,10 +29671,134 @@
 <file path=word/numbering.xml><?xml version="1.0" encoding="utf-8"?>
 <w:numbering xmlns:wpc="http://schemas.microsoft.com/office/word/2010/wordprocessingCanvas" xmlns:cx="http://schemas.microsoft.com/office/drawing/2014/chartex" xmlns:cx1="http://schemas.microsoft.com/office/drawing/2015/9/8/chartex" xmlns:cx2="http://schemas.microsoft.com/office/drawing/2015/10/21/chartex" xmlns:cx3="http://schemas.microsoft.com/office/drawing/2016/5/9/chartex" xmlns:cx4="http://schemas.microsoft.com/office/drawing/2016/5/10/chartex" xmlns:cx5="http://schemas.microsoft.com/office/drawing/2016/5/11/chartex" xmlns:cx6="http://schemas.microsoft.com/office/drawing/2016/5/12/chartex" xmlns:cx7="http://schemas.microsoft.com/office/drawing/2016/5/13/chartex" xmlns:cx8="http://schemas.microsoft.com/office/drawing/2016/5/14/chartex" xmlns:mc="http://schemas.openxmlformats.org/markup-compatibility/2006" xmlns:aink="http://schemas.microsoft.com/office/drawing/2016/ink" xmlns:am3d="http://schemas.microsoft.com/office/drawing/2017/model3d" xmlns:o="urn:schemas-microsoft-com:office:office" xmlns:oel="http://schemas.microsoft.com/office/2019/extlst" xmlns:r="http://schemas.openxmlformats.org/officeDocument/2006/relationships" xmlns:m="http://schemas.openxmlformats.org/officeDocument/2006/math" xmlns:v="urn:schemas-microsoft-com:vml" xmlns:wp14="http://schemas.microsoft.com/office/word/2010/wordprocessingDrawing" xmlns:wp="http://schemas.openxmlformats.org/drawingml/2006/wordprocessingDrawing" xmlns:w10="urn:schemas-microsoft-com:office:word" xmlns:w="http://schemas.openxmlformats.org/wordprocessingml/2006/main" xmlns:w14="http://schemas.microsoft.com/office/word/2010/wordml" xmlns:w15="http://schemas.microsoft.com/office/word/2012/wordml" xmlns:w16cex="http://schemas.microsoft.com/office/word/2018/wordml/cex" xmlns:w16cid="http://schemas.microsoft.com/office/word/2016/wordml/cid" xmlns:w16="http://schemas.microsoft.com/office/word/2018/wordml" xmlns:w16du="http://schemas.microsoft.com/office/word/2023/wordml/word16du" xmlns:w16sdtdh="http://schemas.microsoft.com/office/word/2020/wordml/sdtdatahash" xmlns:w16sdtfl="http://schemas.microsoft.com/office/word/2024/wordml/sdtformatlock" xmlns:w16se="http://schemas.microsoft.com/office/word/2015/wordml/symex" xmlns:wpg="http://schemas.microsoft.com/office/word/2010/wordprocessingGroup" xmlns:wpi="http://schemas.microsoft.com/office/word/2010/wordprocessingInk" xmlns:wne="http://schemas.microsoft.com/office/word/2006/wordml" xmlns:wps="http://schemas.microsoft.com/office/word/2010/wordprocessingShape" mc:Ignorable="w14 w15 w16se w16cid w16 w16cex w16sdtdh w16sdtfl w16du wp14">
   <w:abstractNum w:abstractNumId="0" w15:restartNumberingAfterBreak="0">
-    <w:nsid w:val="01FF3E4E"/>
+    <w:nsid w:val="2134770A"/>
     <w:multiLevelType w:val="hybridMultilevel"/>
-    <w:tmpl w:val="210657D6"/>
-    <w:lvl w:ilvl="0" w:tplc="22D6BEE6" w:tentative="1">
+    <w:tmpl w:val="FA286430"/>
+    <w:lvl w:ilvl="0" w:tplc="E93E757E">
+      <w:start w:val="1"/>
+      <w:numFmt w:val="bullet"/>
+      <w:lvlText w:val="•"/>
+      <w:lvlJc w:val="left"/>
+      <w:pPr>
+        <w:ind w:left="720" w:hanging="280"/>
+      </w:pPr>
+    </w:lvl>
+    <w:lvl w:ilvl="1" w:tplc="BEBCCB0C" w:tentative="1">
+      <w:start w:val="1"/>
+      <w:numFmt w:val="bullet"/>
+      <w:lvlText w:val="–"/>
+      <w:lvlJc w:val="left"/>
+      <w:pPr>
+        <w:ind w:left="1080" w:hanging="280"/>
+      </w:pPr>
+    </w:lvl>
+    <w:lvl w:ilvl="2" w:tplc="45703FD2" w:tentative="1">
+      <w:start w:val="1"/>
+      <w:numFmt w:val="bullet"/>
+      <w:lvlText w:val="▪"/>
+      <w:lvlJc w:val="left"/>
+      <w:pPr>
+        <w:ind w:left="1440" w:hanging="280"/>
+      </w:pPr>
+    </w:lvl>
+    <w:lvl w:ilvl="3" w:tplc="BB147B1E">
+      <w:numFmt w:val="decimal"/>
+      <w:lvlText w:val=""/>
+      <w:lvlJc w:val="left"/>
+    </w:lvl>
+    <w:lvl w:ilvl="4" w:tplc="9D8EF912">
+      <w:numFmt w:val="decimal"/>
+      <w:lvlText w:val=""/>
+      <w:lvlJc w:val="left"/>
+    </w:lvl>
+    <w:lvl w:ilvl="5" w:tplc="C7ACABB4">
+      <w:numFmt w:val="decimal"/>
+      <w:lvlText w:val=""/>
+      <w:lvlJc w:val="left"/>
+    </w:lvl>
+    <w:lvl w:ilvl="6" w:tplc="CD42E9DA">
+      <w:numFmt w:val="decimal"/>
+      <w:lvlText w:val=""/>
+      <w:lvlJc w:val="left"/>
+    </w:lvl>
+    <w:lvl w:ilvl="7" w:tplc="E8EE9CB6">
+      <w:numFmt w:val="decimal"/>
+      <w:lvlText w:val=""/>
+      <w:lvlJc w:val="left"/>
+    </w:lvl>
+    <w:lvl w:ilvl="8" w:tplc="5CB4C674">
+      <w:numFmt w:val="decimal"/>
+      <w:lvlText w:val=""/>
+      <w:lvlJc w:val="left"/>
+    </w:lvl>
+  </w:abstractNum>
+  <w:abstractNum w:abstractNumId="1" w15:restartNumberingAfterBreak="0">
+    <w:nsid w:val="3FE32F9A"/>
+    <w:multiLevelType w:val="hybridMultilevel"/>
+    <w:tmpl w:val="C0B8D094"/>
+    <w:lvl w:ilvl="0" w:tplc="4778460A">
+      <w:start w:val="1"/>
+      <w:numFmt w:val="decimal"/>
+      <w:lvlText w:val="%1."/>
+      <w:lvlJc w:val="left"/>
+      <w:pPr>
+        <w:ind w:left="720" w:hanging="360"/>
+      </w:pPr>
+    </w:lvl>
+    <w:lvl w:ilvl="1" w:tplc="772073CC" w:tentative="1">
+      <w:start w:val="1"/>
+      <w:numFmt w:val="lowerLetter"/>
+      <w:lvlText w:val="%2."/>
+      <w:lvlJc w:val="left"/>
+      <w:pPr>
+        <w:ind w:left="1080" w:hanging="360"/>
+      </w:pPr>
+    </w:lvl>
+    <w:lvl w:ilvl="2" w:tplc="D06AF3CA" w:tentative="1">
+      <w:start w:val="1"/>
+      <w:numFmt w:val="lowerRoman"/>
+      <w:lvlText w:val="%3."/>
+      <w:lvlJc w:val="left"/>
+      <w:pPr>
+        <w:ind w:left="1440" w:hanging="360"/>
+      </w:pPr>
+    </w:lvl>
+    <w:lvl w:ilvl="3" w:tplc="23827F84">
+      <w:numFmt w:val="decimal"/>
+      <w:lvlText w:val=""/>
+      <w:lvlJc w:val="left"/>
+    </w:lvl>
+    <w:lvl w:ilvl="4" w:tplc="7D8CC278">
+      <w:numFmt w:val="decimal"/>
+      <w:lvlText w:val=""/>
+      <w:lvlJc w:val="left"/>
+    </w:lvl>
+    <w:lvl w:ilvl="5" w:tplc="F9CA4298">
+      <w:numFmt w:val="decimal"/>
+      <w:lvlText w:val=""/>
+      <w:lvlJc w:val="left"/>
+    </w:lvl>
+    <w:lvl w:ilvl="6" w:tplc="37E01E8C">
+      <w:numFmt w:val="decimal"/>
+      <w:lvlText w:val=""/>
+      <w:lvlJc w:val="left"/>
+    </w:lvl>
+    <w:lvl w:ilvl="7" w:tplc="3510FFE2">
+      <w:numFmt w:val="decimal"/>
+      <w:lvlText w:val=""/>
+      <w:lvlJc w:val="left"/>
+    </w:lvl>
+    <w:lvl w:ilvl="8" w:tplc="09009564">
+      <w:numFmt w:val="decimal"/>
+      <w:lvlText w:val=""/>
+      <w:lvlJc w:val="left"/>
+    </w:lvl>
+  </w:abstractNum>
+  <w:abstractNum w:abstractNumId="2" w15:restartNumberingAfterBreak="0">
+    <w:nsid w:val="69C04946"/>
+    <w:multiLevelType w:val="hybridMultilevel"/>
+    <w:tmpl w:val="1CC4FE9E"/>
+    <w:lvl w:ilvl="0" w:tplc="A216C88E" w:tentative="1">
       <w:start w:val="1"/>
       <w:numFmt w:val="bullet"/>
       <w:lvlText w:val="●"/>
@@ -28429,7 +29807,7 @@
         <w:ind w:left="720" w:hanging="360"/>
       </w:pPr>
     </w:lvl>
-    <w:lvl w:ilvl="1" w:tplc="103894F2" w:tentative="1">
+    <w:lvl w:ilvl="1" w:tplc="A6FCB7BE" w:tentative="1">
       <w:start w:val="1"/>
       <w:numFmt w:val="bullet"/>
       <w:lvlText w:val="○"/>
@@ -28438,7 +29816,7 @@
         <w:ind w:left="1440" w:hanging="360"/>
       </w:pPr>
     </w:lvl>
-    <w:lvl w:ilvl="2" w:tplc="72E40526" w:tentative="1">
+    <w:lvl w:ilvl="2" w:tplc="8988C6D0" w:tentative="1">
       <w:start w:val="1"/>
       <w:numFmt w:val="bullet"/>
       <w:lvlText w:val="■"/>
@@ -28447,7 +29825,7 @@
         <w:ind w:left="2160" w:hanging="360"/>
       </w:pPr>
     </w:lvl>
-    <w:lvl w:ilvl="3" w:tplc="C3C88C16" w:tentative="1">
+    <w:lvl w:ilvl="3" w:tplc="C2167C40" w:tentative="1">
       <w:start w:val="1"/>
       <w:numFmt w:val="bullet"/>
       <w:lvlText w:val="●"/>
@@ -28456,7 +29834,7 @@
         <w:ind w:left="2880" w:hanging="360"/>
       </w:pPr>
     </w:lvl>
-    <w:lvl w:ilvl="4" w:tplc="B4D27162" w:tentative="1">
+    <w:lvl w:ilvl="4" w:tplc="0D549638" w:tentative="1">
       <w:start w:val="1"/>
       <w:numFmt w:val="bullet"/>
       <w:lvlText w:val="○"/>
@@ -28465,7 +29843,7 @@
         <w:ind w:left="3600" w:hanging="360"/>
       </w:pPr>
     </w:lvl>
-    <w:lvl w:ilvl="5" w:tplc="288C1126" w:tentative="1">
+    <w:lvl w:ilvl="5" w:tplc="57282C9E" w:tentative="1">
       <w:start w:val="1"/>
       <w:numFmt w:val="bullet"/>
       <w:lvlText w:val="■"/>
@@ -28474,7 +29852,7 @@
         <w:ind w:left="4320" w:hanging="360"/>
       </w:pPr>
     </w:lvl>
-    <w:lvl w:ilvl="6" w:tplc="2D661D54" w:tentative="1">
+    <w:lvl w:ilvl="6" w:tplc="F8F0CB1A" w:tentative="1">
       <w:start w:val="1"/>
       <w:numFmt w:val="bullet"/>
       <w:lvlText w:val="●"/>
@@ -28483,7 +29861,7 @@
         <w:ind w:left="5040" w:hanging="360"/>
       </w:pPr>
     </w:lvl>
-    <w:lvl w:ilvl="7" w:tplc="A70ACF7A" w:tentative="1">
+    <w:lvl w:ilvl="7" w:tplc="1E96BBC8" w:tentative="1">
       <w:start w:val="1"/>
       <w:numFmt w:val="bullet"/>
       <w:lvlText w:val="●"/>
@@ -28492,7 +29870,7 @@
         <w:ind w:left="5760" w:hanging="360"/>
       </w:pPr>
     </w:lvl>
-    <w:lvl w:ilvl="8" w:tplc="2836EF2E" w:tentative="1">
+    <w:lvl w:ilvl="8" w:tplc="5DAAB730" w:tentative="1">
       <w:start w:val="1"/>
       <w:numFmt w:val="bullet"/>
       <w:lvlText w:val="●"/>
@@ -28502,270 +29880,146 @@
       </w:pPr>
     </w:lvl>
   </w:abstractNum>
-  <w:abstractNum w:abstractNumId="1" w15:restartNumberingAfterBreak="0">
-    <w:nsid w:val="3AF809AF"/>
-    <w:multiLevelType w:val="hybridMultilevel"/>
-    <w:tmpl w:val="4224D66A"/>
-    <w:lvl w:ilvl="0" w:tplc="4B767DFA">
-      <w:start w:val="1"/>
-      <w:numFmt w:val="decimal"/>
-      <w:lvlText w:val="%1."/>
-      <w:lvlJc w:val="left"/>
-      <w:pPr>
-        <w:ind w:left="720" w:hanging="360"/>
-      </w:pPr>
-    </w:lvl>
-    <w:lvl w:ilvl="1" w:tplc="4F8AED82" w:tentative="1">
-      <w:start w:val="1"/>
-      <w:numFmt w:val="lowerLetter"/>
-      <w:lvlText w:val="%2."/>
-      <w:lvlJc w:val="left"/>
-      <w:pPr>
-        <w:ind w:left="1080" w:hanging="360"/>
-      </w:pPr>
-    </w:lvl>
-    <w:lvl w:ilvl="2" w:tplc="1D4E88C0" w:tentative="1">
-      <w:start w:val="1"/>
-      <w:numFmt w:val="lowerRoman"/>
-      <w:lvlText w:val="%3."/>
-      <w:lvlJc w:val="left"/>
-      <w:pPr>
-        <w:ind w:left="1440" w:hanging="360"/>
-      </w:pPr>
-    </w:lvl>
-    <w:lvl w:ilvl="3" w:tplc="93940958">
-      <w:numFmt w:val="decimal"/>
-      <w:lvlText w:val=""/>
-      <w:lvlJc w:val="left"/>
-    </w:lvl>
-    <w:lvl w:ilvl="4" w:tplc="BC7A4BD0">
-      <w:numFmt w:val="decimal"/>
-      <w:lvlText w:val=""/>
-      <w:lvlJc w:val="left"/>
-    </w:lvl>
-    <w:lvl w:ilvl="5" w:tplc="F1F04838">
-      <w:numFmt w:val="decimal"/>
-      <w:lvlText w:val=""/>
-      <w:lvlJc w:val="left"/>
-    </w:lvl>
-    <w:lvl w:ilvl="6" w:tplc="EA02E9CC">
-      <w:numFmt w:val="decimal"/>
-      <w:lvlText w:val=""/>
-      <w:lvlJc w:val="left"/>
-    </w:lvl>
-    <w:lvl w:ilvl="7" w:tplc="C5841460">
-      <w:numFmt w:val="decimal"/>
-      <w:lvlText w:val=""/>
-      <w:lvlJc w:val="left"/>
-    </w:lvl>
-    <w:lvl w:ilvl="8" w:tplc="11D4668C">
-      <w:numFmt w:val="decimal"/>
-      <w:lvlText w:val=""/>
-      <w:lvlJc w:val="left"/>
-    </w:lvl>
-  </w:abstractNum>
-  <w:abstractNum w:abstractNumId="2" w15:restartNumberingAfterBreak="0">
-    <w:nsid w:val="52821BCA"/>
-    <w:multiLevelType w:val="hybridMultilevel"/>
-    <w:tmpl w:val="AA98021E"/>
-    <w:lvl w:ilvl="0" w:tplc="7B784624">
-      <w:start w:val="1"/>
-      <w:numFmt w:val="bullet"/>
-      <w:lvlText w:val="•"/>
-      <w:lvlJc w:val="left"/>
-      <w:pPr>
-        <w:ind w:left="720" w:hanging="280"/>
-      </w:pPr>
-    </w:lvl>
-    <w:lvl w:ilvl="1" w:tplc="30DCD4EE" w:tentative="1">
-      <w:start w:val="1"/>
-      <w:numFmt w:val="bullet"/>
-      <w:lvlText w:val="–"/>
-      <w:lvlJc w:val="left"/>
-      <w:pPr>
-        <w:ind w:left="1080" w:hanging="280"/>
-      </w:pPr>
-    </w:lvl>
-    <w:lvl w:ilvl="2" w:tplc="5B46FDC6" w:tentative="1">
-      <w:start w:val="1"/>
-      <w:numFmt w:val="bullet"/>
-      <w:lvlText w:val="▪"/>
-      <w:lvlJc w:val="left"/>
-      <w:pPr>
-        <w:ind w:left="1440" w:hanging="280"/>
-      </w:pPr>
-    </w:lvl>
-    <w:lvl w:ilvl="3" w:tplc="1A267F28">
-      <w:numFmt w:val="decimal"/>
-      <w:lvlText w:val=""/>
-      <w:lvlJc w:val="left"/>
-    </w:lvl>
-    <w:lvl w:ilvl="4" w:tplc="873CB1AE">
-      <w:numFmt w:val="decimal"/>
-      <w:lvlText w:val=""/>
-      <w:lvlJc w:val="left"/>
-    </w:lvl>
-    <w:lvl w:ilvl="5" w:tplc="1624CC1E">
-      <w:numFmt w:val="decimal"/>
-      <w:lvlText w:val=""/>
-      <w:lvlJc w:val="left"/>
-    </w:lvl>
-    <w:lvl w:ilvl="6" w:tplc="4C408442">
-      <w:numFmt w:val="decimal"/>
-      <w:lvlText w:val=""/>
-      <w:lvlJc w:val="left"/>
-    </w:lvl>
-    <w:lvl w:ilvl="7" w:tplc="7424F7DE">
-      <w:numFmt w:val="decimal"/>
-      <w:lvlText w:val=""/>
-      <w:lvlJc w:val="left"/>
-    </w:lvl>
-    <w:lvl w:ilvl="8" w:tplc="9A3A283A">
-      <w:numFmt w:val="decimal"/>
-      <w:lvlText w:val=""/>
-      <w:lvlJc w:val="left"/>
-    </w:lvl>
-  </w:abstractNum>
-  <w:num w:numId="1" w16cid:durableId="889420483">
+  <w:num w:numId="1" w16cid:durableId="190261353">
+    <w:abstractNumId w:val="2"/>
+    <w:lvlOverride w:ilvl="0">
+      <w:startOverride w:val="1"/>
+    </w:lvlOverride>
+  </w:num>
+  <w:num w:numId="2" w16cid:durableId="1466309314">
     <w:abstractNumId w:val="0"/>
     <w:lvlOverride w:ilvl="0">
       <w:startOverride w:val="1"/>
     </w:lvlOverride>
   </w:num>
-  <w:num w:numId="2" w16cid:durableId="1423649272">
-    <w:abstractNumId w:val="2"/>
-    <w:lvlOverride w:ilvl="0">
-      <w:startOverride w:val="1"/>
-    </w:lvlOverride>
-  </w:num>
-  <w:num w:numId="3" w16cid:durableId="421492254">
+  <w:num w:numId="3" w16cid:durableId="1872301202">
     <w:abstractNumId w:val="1"/>
     <w:lvlOverride w:ilvl="0">
       <w:startOverride w:val="1"/>
     </w:lvlOverride>
   </w:num>
-  <w:num w:numId="4" w16cid:durableId="1679043170">
-    <w:abstractNumId w:val="2"/>
+  <w:num w:numId="4" w16cid:durableId="1341548938">
+    <w:abstractNumId w:val="0"/>
     <w:lvlOverride w:ilvl="0">
       <w:startOverride w:val="1"/>
     </w:lvlOverride>
   </w:num>
-  <w:num w:numId="5" w16cid:durableId="539366713">
+  <w:num w:numId="5" w16cid:durableId="239562857">
     <w:abstractNumId w:val="1"/>
     <w:lvlOverride w:ilvl="0">
       <w:startOverride w:val="1"/>
     </w:lvlOverride>
   </w:num>
-  <w:num w:numId="6" w16cid:durableId="1544361748">
-    <w:abstractNumId w:val="2"/>
+  <w:num w:numId="6" w16cid:durableId="1776099602">
+    <w:abstractNumId w:val="0"/>
     <w:lvlOverride w:ilvl="0">
       <w:startOverride w:val="1"/>
     </w:lvlOverride>
   </w:num>
-  <w:num w:numId="7" w16cid:durableId="964507803">
+  <w:num w:numId="7" w16cid:durableId="368459925">
     <w:abstractNumId w:val="1"/>
     <w:lvlOverride w:ilvl="0">
       <w:startOverride w:val="1"/>
     </w:lvlOverride>
   </w:num>
-  <w:num w:numId="8" w16cid:durableId="114914545">
-    <w:abstractNumId w:val="2"/>
+  <w:num w:numId="8" w16cid:durableId="856118923">
+    <w:abstractNumId w:val="0"/>
     <w:lvlOverride w:ilvl="0">
       <w:startOverride w:val="1"/>
     </w:lvlOverride>
   </w:num>
-  <w:num w:numId="9" w16cid:durableId="1896309069">
+  <w:num w:numId="9" w16cid:durableId="1337076293">
     <w:abstractNumId w:val="1"/>
     <w:lvlOverride w:ilvl="0">
       <w:startOverride w:val="1"/>
     </w:lvlOverride>
   </w:num>
-  <w:num w:numId="10" w16cid:durableId="659500297">
-    <w:abstractNumId w:val="2"/>
+  <w:num w:numId="10" w16cid:durableId="2032297093">
+    <w:abstractNumId w:val="0"/>
     <w:lvlOverride w:ilvl="0">
       <w:startOverride w:val="1"/>
     </w:lvlOverride>
   </w:num>
-  <w:num w:numId="11" w16cid:durableId="351494872">
+  <w:num w:numId="11" w16cid:durableId="1138644622">
     <w:abstractNumId w:val="1"/>
     <w:lvlOverride w:ilvl="0">
       <w:startOverride w:val="1"/>
     </w:lvlOverride>
   </w:num>
-  <w:num w:numId="12" w16cid:durableId="536553028">
-    <w:abstractNumId w:val="2"/>
+  <w:num w:numId="12" w16cid:durableId="647898448">
+    <w:abstractNumId w:val="0"/>
     <w:lvlOverride w:ilvl="0">
       <w:startOverride w:val="1"/>
     </w:lvlOverride>
   </w:num>
-  <w:num w:numId="13" w16cid:durableId="1048800272">
+  <w:num w:numId="13" w16cid:durableId="1425108849">
     <w:abstractNumId w:val="1"/>
     <w:lvlOverride w:ilvl="0">
       <w:startOverride w:val="1"/>
     </w:lvlOverride>
   </w:num>
-  <w:num w:numId="14" w16cid:durableId="25520141">
-    <w:abstractNumId w:val="2"/>
+  <w:num w:numId="14" w16cid:durableId="1192838274">
+    <w:abstractNumId w:val="0"/>
     <w:lvlOverride w:ilvl="0">
       <w:startOverride w:val="1"/>
     </w:lvlOverride>
   </w:num>
-  <w:num w:numId="15" w16cid:durableId="93482916">
+  <w:num w:numId="15" w16cid:durableId="1203638563">
     <w:abstractNumId w:val="1"/>
     <w:lvlOverride w:ilvl="0">
       <w:startOverride w:val="1"/>
     </w:lvlOverride>
   </w:num>
-  <w:num w:numId="16" w16cid:durableId="558129386">
-    <w:abstractNumId w:val="2"/>
+  <w:num w:numId="16" w16cid:durableId="1730962039">
+    <w:abstractNumId w:val="0"/>
     <w:lvlOverride w:ilvl="0">
       <w:startOverride w:val="1"/>
     </w:lvlOverride>
   </w:num>
-  <w:num w:numId="17" w16cid:durableId="930354495">
+  <w:num w:numId="17" w16cid:durableId="1227838540">
     <w:abstractNumId w:val="1"/>
     <w:lvlOverride w:ilvl="0">
       <w:startOverride w:val="1"/>
     </w:lvlOverride>
   </w:num>
-  <w:num w:numId="18" w16cid:durableId="2050256077">
-    <w:abstractNumId w:val="2"/>
+  <w:num w:numId="18" w16cid:durableId="329220018">
+    <w:abstractNumId w:val="0"/>
     <w:lvlOverride w:ilvl="0">
       <w:startOverride w:val="1"/>
     </w:lvlOverride>
   </w:num>
-  <w:num w:numId="19" w16cid:durableId="1919049602">
+  <w:num w:numId="19" w16cid:durableId="2027779483">
     <w:abstractNumId w:val="1"/>
     <w:lvlOverride w:ilvl="0">
       <w:startOverride w:val="1"/>
     </w:lvlOverride>
   </w:num>
-  <w:num w:numId="20" w16cid:durableId="774785160">
-    <w:abstractNumId w:val="2"/>
+  <w:num w:numId="20" w16cid:durableId="1688098726">
+    <w:abstractNumId w:val="0"/>
     <w:lvlOverride w:ilvl="0">
       <w:startOverride w:val="1"/>
     </w:lvlOverride>
   </w:num>
-  <w:num w:numId="21" w16cid:durableId="384841304">
+  <w:num w:numId="21" w16cid:durableId="1712920567">
     <w:abstractNumId w:val="1"/>
     <w:lvlOverride w:ilvl="0">
       <w:startOverride w:val="1"/>
     </w:lvlOverride>
   </w:num>
-  <w:num w:numId="22" w16cid:durableId="1472864671">
-    <w:abstractNumId w:val="2"/>
+  <w:num w:numId="22" w16cid:durableId="1279140970">
+    <w:abstractNumId w:val="0"/>
     <w:lvlOverride w:ilvl="0">
       <w:startOverride w:val="1"/>
     </w:lvlOverride>
   </w:num>
-  <w:num w:numId="23" w16cid:durableId="137040514">
+  <w:num w:numId="23" w16cid:durableId="843279441">
     <w:abstractNumId w:val="1"/>
     <w:lvlOverride w:ilvl="0">
       <w:startOverride w:val="1"/>
     </w:lvlOverride>
   </w:num>
-  <w:num w:numId="24" w16cid:durableId="1957984866">
-    <w:abstractNumId w:val="2"/>
+  <w:num w:numId="24" w16cid:durableId="1156797932">
+    <w:abstractNumId w:val="0"/>
     <w:lvlOverride w:ilvl="0">
       <w:startOverride w:val="1"/>
     </w:lvlOverride>
@@ -29469,7 +30723,7 @@
     <w:autoRedefine/>
     <w:uiPriority w:val="39"/>
     <w:unhideWhenUsed/>
-    <w:rsid w:val="00AA689E"/>
+    <w:rsid w:val="00007011"/>
     <w:pPr>
       <w:spacing w:after="100"/>
     </w:pPr>
@@ -29481,7 +30735,7 @@
     <w:autoRedefine/>
     <w:uiPriority w:val="39"/>
     <w:unhideWhenUsed/>
-    <w:rsid w:val="00AA689E"/>
+    <w:rsid w:val="00007011"/>
     <w:pPr>
       <w:spacing w:after="100"/>
       <w:ind w:left="210"/>
@@ -29493,7 +30747,7 @@
     <w:next w:val="Normal"/>
     <w:uiPriority w:val="99"/>
     <w:unhideWhenUsed/>
-    <w:rsid w:val="00AA689E"/>
+    <w:rsid w:val="00007011"/>
   </w:style>
 </w:styles>
 </file>

--- a/docs/04-use-cases/ZP-DOC-04_Use-Case-Model.docx
+++ b/docs/04-use-cases/ZP-DOC-04_Use-Case-Model.docx
@@ -157,7 +157,7 @@
                 <w:sz w:val="19"/>
                 <w:szCs w:val="19"/>
               </w:rPr>
-              <w:t>2.1 (draft)</w:t>
+              <w:t>2.1</w:t>
             </w:r>
           </w:p>
         </w:tc>
@@ -223,7 +223,7 @@
                 <w:sz w:val="19"/>
                 <w:szCs w:val="19"/>
               </w:rPr>
-              <w:t>Under revision</w:t>
+              <w:t>Approved</w:t>
             </w:r>
           </w:p>
         </w:tc>
@@ -693,7 +693,7 @@
                 <w:sz w:val="19"/>
                 <w:szCs w:val="19"/>
               </w:rPr>
-              <w:t>2.1 (draft)</w:t>
+              <w:t>2.1</w:t>
             </w:r>
           </w:p>
         </w:tc>
@@ -759,7 +759,7 @@
                 <w:sz w:val="19"/>
                 <w:szCs w:val="19"/>
               </w:rPr>
-              <w:t>Under revision</w:t>
+              <w:t>Approved</w:t>
             </w:r>
           </w:p>
         </w:tc>
@@ -2038,6 +2038,123 @@
           </w:p>
         </w:tc>
       </w:tr>
+      <w:tr>
+        <w:tblPrEx>
+          <w:tblCellMar>
+            <w:top w:w="0" w:type="dxa"/>
+            <w:bottom w:w="0" w:type="dxa"/>
+          </w:tblCellMar>
+        </w:tblPrEx>
+        <w:trPr>
+          <w:cantSplit/>
+          <w:trHeight w:val="420"/>
+        </w:trPr>
+        <w:tc>
+          <w:tcPr>
+            <w:tcW w:w="964" w:type="dxa"/>
+            <w:tcBorders>
+              <w:top w:val="single" w:sz="4" w:space="0" w:color="C9D3D0"/>
+              <w:left w:val="single" w:sz="4" w:space="0" w:color="C9D3D0"/>
+              <w:bottom w:val="single" w:sz="4" w:space="0" w:color="C9D3D0"/>
+              <w:right w:val="single" w:sz="4" w:space="0" w:color="C9D3D0"/>
+            </w:tcBorders>
+            <w:tcMar>
+              <w:top w:w="50" w:type="dxa"/>
+              <w:left w:w="100" w:type="dxa"/>
+              <w:bottom w:w="50" w:type="dxa"/>
+              <w:right w:w="100" w:type="dxa"/>
+            </w:tcMar>
+          </w:tcPr>
+          <w:p>
+            <w:r>
+              <w:rPr>
+                <w:sz w:val="19"/>
+                <w:szCs w:val="19"/>
+              </w:rPr>
+              <w:lastRenderedPageBreak/>
+              <w:t>2.1</w:t>
+            </w:r>
+          </w:p>
+        </w:tc>
+        <w:tc>
+          <w:tcPr>
+            <w:tcW w:w="1542" w:type="dxa"/>
+            <w:tcBorders>
+              <w:top w:val="single" w:sz="4" w:space="0" w:color="C9D3D0"/>
+              <w:left w:val="single" w:sz="4" w:space="0" w:color="C9D3D0"/>
+              <w:bottom w:val="single" w:sz="4" w:space="0" w:color="C9D3D0"/>
+              <w:right w:val="single" w:sz="4" w:space="0" w:color="C9D3D0"/>
+            </w:tcBorders>
+            <w:tcMar>
+              <w:top w:w="50" w:type="dxa"/>
+              <w:left w:w="100" w:type="dxa"/>
+              <w:bottom w:w="50" w:type="dxa"/>
+              <w:right w:w="100" w:type="dxa"/>
+            </w:tcMar>
+          </w:tcPr>
+          <w:p>
+            <w:r>
+              <w:rPr>
+                <w:sz w:val="19"/>
+                <w:szCs w:val="19"/>
+              </w:rPr>
+              <w:t>15 Oct 2026</w:t>
+            </w:r>
+          </w:p>
+        </w:tc>
+        <w:tc>
+          <w:tcPr>
+            <w:tcW w:w="1928" w:type="dxa"/>
+            <w:tcBorders>
+              <w:top w:val="single" w:sz="4" w:space="0" w:color="C9D3D0"/>
+              <w:left w:val="single" w:sz="4" w:space="0" w:color="C9D3D0"/>
+              <w:bottom w:val="single" w:sz="4" w:space="0" w:color="C9D3D0"/>
+              <w:right w:val="single" w:sz="4" w:space="0" w:color="C9D3D0"/>
+            </w:tcBorders>
+            <w:tcMar>
+              <w:top w:w="50" w:type="dxa"/>
+              <w:left w:w="100" w:type="dxa"/>
+              <w:bottom w:w="50" w:type="dxa"/>
+              <w:right w:w="100" w:type="dxa"/>
+            </w:tcMar>
+          </w:tcPr>
+          <w:p>
+            <w:r>
+              <w:rPr>
+                <w:sz w:val="19"/>
+                <w:szCs w:val="19"/>
+              </w:rPr>
+              <w:t>B.M.P Banneka</w:t>
+            </w:r>
+          </w:p>
+        </w:tc>
+        <w:tc>
+          <w:tcPr>
+            <w:tcW w:w="5204" w:type="dxa"/>
+            <w:tcBorders>
+              <w:top w:val="single" w:sz="4" w:space="0" w:color="C9D3D0"/>
+              <w:left w:val="single" w:sz="4" w:space="0" w:color="C9D3D0"/>
+              <w:bottom w:val="single" w:sz="4" w:space="0" w:color="C9D3D0"/>
+              <w:right w:val="single" w:sz="4" w:space="0" w:color="C9D3D0"/>
+            </w:tcBorders>
+            <w:tcMar>
+              <w:top w:w="50" w:type="dxa"/>
+              <w:left w:w="100" w:type="dxa"/>
+              <w:bottom w:w="50" w:type="dxa"/>
+              <w:right w:w="100" w:type="dxa"/>
+            </w:tcMar>
+          </w:tcPr>
+          <w:p>
+            <w:r>
+              <w:rPr>
+                <w:sz w:val="19"/>
+                <w:szCs w:val="19"/>
+              </w:rPr>
+              <w:t>Approved by the product owner; baselined. Supersedes 2.0. Mahapola/Bursary line removed from University facts before approval</w:t>
+            </w:r>
+          </w:p>
+        </w:tc>
+      </w:tr>
     </w:tbl>
     <w:p>
       <w:pPr>
@@ -2049,7 +2166,6 @@
         <w:pStyle w:val="FrontSubheading"/>
       </w:pPr>
       <w:r>
-        <w:lastRenderedPageBreak/>
         <w:t>Review and approval</w:t>
       </w:r>
     </w:p>
@@ -2405,7 +2521,7 @@
                 <w:sz w:val="19"/>
                 <w:szCs w:val="19"/>
               </w:rPr>
-              <w:t>v2.0 approved in writing (project channel) on 14 Oct 2026 and v1.0 on 5 Oct 2026; this revision awaits approval</w:t>
+              <w:t>Approved in writing (project channel): v2.1 on 15 Oct 2026, v2.0 on 14 Oct 2026, v1.0 on 5 Oct 2026</w:t>
             </w:r>
           </w:p>
         </w:tc>
@@ -2431,7 +2547,7 @@
                 <w:sz w:val="19"/>
                 <w:szCs w:val="19"/>
               </w:rPr>
-              <w:t>14 Oct 2026 (v2.0); 5 Oct 2026 (v1.0)</w:t>
+              <w:t>15 Oct 2026 (v2.1); 14 Oct 2026 (v2.0); 5 Oct 2026 (v1.0)</w:t>
             </w:r>
           </w:p>
         </w:tc>
@@ -2454,7 +2570,7 @@
     <w:sdt>
       <w:sdtPr>
         <w:alias w:val="Contents"/>
-        <w:id w:val="95379413"/>
+        <w:id w:val="1751856302"/>
       </w:sdtPr>
       <w:sdtEndPr/>
       <w:sdtContent>
@@ -2483,7 +2599,7 @@
           <w:r>
             <w:fldChar w:fldCharType="separate"/>
           </w:r>
-          <w:hyperlink w:anchor="_Toc242920400" w:history="1">
+          <w:hyperlink w:anchor="_Toc242943897" w:history="1">
             <w:r>
               <w:rPr>
                 <w:rStyle w:val="Hyperlink"/>
@@ -2507,7 +2623,7 @@
               <w:rPr>
                 <w:noProof/>
               </w:rPr>
-              <w:instrText xml:space="preserve"> PAGEREF _Toc242920400 \h </w:instrText>
+              <w:instrText xml:space="preserve"> PAGEREF _Toc242943897 \h </w:instrText>
             </w:r>
             <w:r>
               <w:rPr>
@@ -2550,7 +2666,7 @@
               <w14:ligatures w14:val="standardContextual"/>
             </w:rPr>
           </w:pPr>
-          <w:hyperlink w:anchor="_Toc242920401" w:history="1">
+          <w:hyperlink w:anchor="_Toc242943898" w:history="1">
             <w:r>
               <w:rPr>
                 <w:rStyle w:val="Hyperlink"/>
@@ -2574,7 +2690,7 @@
               <w:rPr>
                 <w:noProof/>
               </w:rPr>
-              <w:instrText xml:space="preserve"> PAGEREF _Toc242920401 \h </w:instrText>
+              <w:instrText xml:space="preserve"> PAGEREF _Toc242943898 \h </w:instrText>
             </w:r>
             <w:r>
               <w:rPr>
@@ -2617,7 +2733,7 @@
               <w14:ligatures w14:val="standardContextual"/>
             </w:rPr>
           </w:pPr>
-          <w:hyperlink w:anchor="_Toc242920402" w:history="1">
+          <w:hyperlink w:anchor="_Toc242943899" w:history="1">
             <w:r>
               <w:rPr>
                 <w:rStyle w:val="Hyperlink"/>
@@ -2641,7 +2757,7 @@
               <w:rPr>
                 <w:noProof/>
               </w:rPr>
-              <w:instrText xml:space="preserve"> PAGEREF _Toc242920402 \h </w:instrText>
+              <w:instrText xml:space="preserve"> PAGEREF _Toc242943899 \h </w:instrText>
             </w:r>
             <w:r>
               <w:rPr>
@@ -2684,7 +2800,7 @@
               <w14:ligatures w14:val="standardContextual"/>
             </w:rPr>
           </w:pPr>
-          <w:hyperlink w:anchor="_Toc242920403" w:history="1">
+          <w:hyperlink w:anchor="_Toc242943900" w:history="1">
             <w:r>
               <w:rPr>
                 <w:rStyle w:val="Hyperlink"/>
@@ -2708,7 +2824,7 @@
               <w:rPr>
                 <w:noProof/>
               </w:rPr>
-              <w:instrText xml:space="preserve"> PAGEREF _Toc242920403 \h </w:instrText>
+              <w:instrText xml:space="preserve"> PAGEREF _Toc242943900 \h </w:instrText>
             </w:r>
             <w:r>
               <w:rPr>
@@ -2751,7 +2867,7 @@
               <w14:ligatures w14:val="standardContextual"/>
             </w:rPr>
           </w:pPr>
-          <w:hyperlink w:anchor="_Toc242920404" w:history="1">
+          <w:hyperlink w:anchor="_Toc242943901" w:history="1">
             <w:r>
               <w:rPr>
                 <w:rStyle w:val="Hyperlink"/>
@@ -2775,7 +2891,7 @@
               <w:rPr>
                 <w:noProof/>
               </w:rPr>
-              <w:instrText xml:space="preserve"> PAGEREF _Toc242920404 \h </w:instrText>
+              <w:instrText xml:space="preserve"> PAGEREF _Toc242943901 \h </w:instrText>
             </w:r>
             <w:r>
               <w:rPr>
@@ -2818,7 +2934,7 @@
               <w14:ligatures w14:val="standardContextual"/>
             </w:rPr>
           </w:pPr>
-          <w:hyperlink w:anchor="_Toc242920405" w:history="1">
+          <w:hyperlink w:anchor="_Toc242943902" w:history="1">
             <w:r>
               <w:rPr>
                 <w:rStyle w:val="Hyperlink"/>
@@ -2842,7 +2958,7 @@
               <w:rPr>
                 <w:noProof/>
               </w:rPr>
-              <w:instrText xml:space="preserve"> PAGEREF _Toc242920405 \h </w:instrText>
+              <w:instrText xml:space="preserve"> PAGEREF _Toc242943902 \h </w:instrText>
             </w:r>
             <w:r>
               <w:rPr>
@@ -2885,7 +3001,7 @@
               <w14:ligatures w14:val="standardContextual"/>
             </w:rPr>
           </w:pPr>
-          <w:hyperlink w:anchor="_Toc242920406" w:history="1">
+          <w:hyperlink w:anchor="_Toc242943903" w:history="1">
             <w:r>
               <w:rPr>
                 <w:rStyle w:val="Hyperlink"/>
@@ -2909,7 +3025,7 @@
               <w:rPr>
                 <w:noProof/>
               </w:rPr>
-              <w:instrText xml:space="preserve"> PAGEREF _Toc242920406 \h </w:instrText>
+              <w:instrText xml:space="preserve"> PAGEREF _Toc242943903 \h </w:instrText>
             </w:r>
             <w:r>
               <w:rPr>
@@ -2952,7 +3068,7 @@
               <w14:ligatures w14:val="standardContextual"/>
             </w:rPr>
           </w:pPr>
-          <w:hyperlink w:anchor="_Toc242920407" w:history="1">
+          <w:hyperlink w:anchor="_Toc242943904" w:history="1">
             <w:r>
               <w:rPr>
                 <w:rStyle w:val="Hyperlink"/>
@@ -2976,7 +3092,7 @@
               <w:rPr>
                 <w:noProof/>
               </w:rPr>
-              <w:instrText xml:space="preserve"> PAGEREF _Toc242920407 \h </w:instrText>
+              <w:instrText xml:space="preserve"> PAGEREF _Toc242943904 \h </w:instrText>
             </w:r>
             <w:r>
               <w:rPr>
@@ -3019,7 +3135,7 @@
               <w14:ligatures w14:val="standardContextual"/>
             </w:rPr>
           </w:pPr>
-          <w:hyperlink w:anchor="_Toc242920408" w:history="1">
+          <w:hyperlink w:anchor="_Toc242943905" w:history="1">
             <w:r>
               <w:rPr>
                 <w:rStyle w:val="Hyperlink"/>
@@ -3043,7 +3159,7 @@
               <w:rPr>
                 <w:noProof/>
               </w:rPr>
-              <w:instrText xml:space="preserve"> PAGEREF _Toc242920408 \h </w:instrText>
+              <w:instrText xml:space="preserve"> PAGEREF _Toc242943905 \h </w:instrText>
             </w:r>
             <w:r>
               <w:rPr>
@@ -3086,7 +3202,7 @@
               <w14:ligatures w14:val="standardContextual"/>
             </w:rPr>
           </w:pPr>
-          <w:hyperlink w:anchor="_Toc242920409" w:history="1">
+          <w:hyperlink w:anchor="_Toc242943906" w:history="1">
             <w:r>
               <w:rPr>
                 <w:rStyle w:val="Hyperlink"/>
@@ -3110,7 +3226,7 @@
               <w:rPr>
                 <w:noProof/>
               </w:rPr>
-              <w:instrText xml:space="preserve"> PAGEREF _Toc242920409 \h </w:instrText>
+              <w:instrText xml:space="preserve"> PAGEREF _Toc242943906 \h </w:instrText>
             </w:r>
             <w:r>
               <w:rPr>
@@ -3153,7 +3269,7 @@
               <w14:ligatures w14:val="standardContextual"/>
             </w:rPr>
           </w:pPr>
-          <w:hyperlink w:anchor="_Toc242920410" w:history="1">
+          <w:hyperlink w:anchor="_Toc242943907" w:history="1">
             <w:r>
               <w:rPr>
                 <w:rStyle w:val="Hyperlink"/>
@@ -3177,7 +3293,7 @@
               <w:rPr>
                 <w:noProof/>
               </w:rPr>
-              <w:instrText xml:space="preserve"> PAGEREF _Toc242920410 \h </w:instrText>
+              <w:instrText xml:space="preserve"> PAGEREF _Toc242943907 \h </w:instrText>
             </w:r>
             <w:r>
               <w:rPr>
@@ -3220,7 +3336,7 @@
               <w14:ligatures w14:val="standardContextual"/>
             </w:rPr>
           </w:pPr>
-          <w:hyperlink w:anchor="_Toc242920411" w:history="1">
+          <w:hyperlink w:anchor="_Toc242943908" w:history="1">
             <w:r>
               <w:rPr>
                 <w:rStyle w:val="Hyperlink"/>
@@ -3244,7 +3360,7 @@
               <w:rPr>
                 <w:noProof/>
               </w:rPr>
-              <w:instrText xml:space="preserve"> PAGEREF _Toc242920411 \h </w:instrText>
+              <w:instrText xml:space="preserve"> PAGEREF _Toc242943908 \h </w:instrText>
             </w:r>
             <w:r>
               <w:rPr>
@@ -3287,7 +3403,7 @@
               <w14:ligatures w14:val="standardContextual"/>
             </w:rPr>
           </w:pPr>
-          <w:hyperlink w:anchor="_Toc242920412" w:history="1">
+          <w:hyperlink w:anchor="_Toc242943909" w:history="1">
             <w:r>
               <w:rPr>
                 <w:rStyle w:val="Hyperlink"/>
@@ -3311,7 +3427,7 @@
               <w:rPr>
                 <w:noProof/>
               </w:rPr>
-              <w:instrText xml:space="preserve"> PAGEREF _Toc242920412 \h </w:instrText>
+              <w:instrText xml:space="preserve"> PAGEREF _Toc242943909 \h </w:instrText>
             </w:r>
             <w:r>
               <w:rPr>
@@ -3354,7 +3470,7 @@
               <w14:ligatures w14:val="standardContextual"/>
             </w:rPr>
           </w:pPr>
-          <w:hyperlink w:anchor="_Toc242920413" w:history="1">
+          <w:hyperlink w:anchor="_Toc242943910" w:history="1">
             <w:r>
               <w:rPr>
                 <w:rStyle w:val="Hyperlink"/>
@@ -3378,7 +3494,7 @@
               <w:rPr>
                 <w:noProof/>
               </w:rPr>
-              <w:instrText xml:space="preserve"> PAGEREF _Toc242920413 \h </w:instrText>
+              <w:instrText xml:space="preserve"> PAGEREF _Toc242943910 \h </w:instrText>
             </w:r>
             <w:r>
               <w:rPr>
@@ -3421,7 +3537,7 @@
               <w14:ligatures w14:val="standardContextual"/>
             </w:rPr>
           </w:pPr>
-          <w:hyperlink w:anchor="_Toc242920414" w:history="1">
+          <w:hyperlink w:anchor="_Toc242943911" w:history="1">
             <w:r>
               <w:rPr>
                 <w:rStyle w:val="Hyperlink"/>
@@ -3445,7 +3561,7 @@
               <w:rPr>
                 <w:noProof/>
               </w:rPr>
-              <w:instrText xml:space="preserve"> PAGEREF _Toc242920414 \h </w:instrText>
+              <w:instrText xml:space="preserve"> PAGEREF _Toc242943911 \h </w:instrText>
             </w:r>
             <w:r>
               <w:rPr>
@@ -3488,7 +3604,7 @@
               <w14:ligatures w14:val="standardContextual"/>
             </w:rPr>
           </w:pPr>
-          <w:hyperlink w:anchor="_Toc242920415" w:history="1">
+          <w:hyperlink w:anchor="_Toc242943912" w:history="1">
             <w:r>
               <w:rPr>
                 <w:rStyle w:val="Hyperlink"/>
@@ -3512,7 +3628,7 @@
               <w:rPr>
                 <w:noProof/>
               </w:rPr>
-              <w:instrText xml:space="preserve"> PAGEREF _Toc242920415 \h </w:instrText>
+              <w:instrText xml:space="preserve"> PAGEREF _Toc242943912 \h </w:instrText>
             </w:r>
             <w:r>
               <w:rPr>
@@ -3555,7 +3671,7 @@
               <w14:ligatures w14:val="standardContextual"/>
             </w:rPr>
           </w:pPr>
-          <w:hyperlink w:anchor="_Toc242920416" w:history="1">
+          <w:hyperlink w:anchor="_Toc242943913" w:history="1">
             <w:r>
               <w:rPr>
                 <w:rStyle w:val="Hyperlink"/>
@@ -3579,7 +3695,7 @@
               <w:rPr>
                 <w:noProof/>
               </w:rPr>
-              <w:instrText xml:space="preserve"> PAGEREF _Toc242920416 \h </w:instrText>
+              <w:instrText xml:space="preserve"> PAGEREF _Toc242943913 \h </w:instrText>
             </w:r>
             <w:r>
               <w:rPr>
@@ -3622,7 +3738,7 @@
               <w14:ligatures w14:val="standardContextual"/>
             </w:rPr>
           </w:pPr>
-          <w:hyperlink w:anchor="_Toc242920417" w:history="1">
+          <w:hyperlink w:anchor="_Toc242943914" w:history="1">
             <w:r>
               <w:rPr>
                 <w:rStyle w:val="Hyperlink"/>
@@ -3646,7 +3762,7 @@
               <w:rPr>
                 <w:noProof/>
               </w:rPr>
-              <w:instrText xml:space="preserve"> PAGEREF _Toc242920417 \h </w:instrText>
+              <w:instrText xml:space="preserve"> PAGEREF _Toc242943914 \h </w:instrText>
             </w:r>
             <w:r>
               <w:rPr>
@@ -3689,7 +3805,7 @@
               <w14:ligatures w14:val="standardContextual"/>
             </w:rPr>
           </w:pPr>
-          <w:hyperlink w:anchor="_Toc242920418" w:history="1">
+          <w:hyperlink w:anchor="_Toc242943915" w:history="1">
             <w:r>
               <w:rPr>
                 <w:rStyle w:val="Hyperlink"/>
@@ -3713,7 +3829,7 @@
               <w:rPr>
                 <w:noProof/>
               </w:rPr>
-              <w:instrText xml:space="preserve"> PAGEREF _Toc242920418 \h </w:instrText>
+              <w:instrText xml:space="preserve"> PAGEREF _Toc242943915 \h </w:instrText>
             </w:r>
             <w:r>
               <w:rPr>
@@ -3756,7 +3872,7 @@
               <w14:ligatures w14:val="standardContextual"/>
             </w:rPr>
           </w:pPr>
-          <w:hyperlink w:anchor="_Toc242920419" w:history="1">
+          <w:hyperlink w:anchor="_Toc242943916" w:history="1">
             <w:r>
               <w:rPr>
                 <w:rStyle w:val="Hyperlink"/>
@@ -3780,7 +3896,7 @@
               <w:rPr>
                 <w:noProof/>
               </w:rPr>
-              <w:instrText xml:space="preserve"> PAGEREF _Toc242920419 \h </w:instrText>
+              <w:instrText xml:space="preserve"> PAGEREF _Toc242943916 \h </w:instrText>
             </w:r>
             <w:r>
               <w:rPr>
@@ -3823,7 +3939,7 @@
               <w14:ligatures w14:val="standardContextual"/>
             </w:rPr>
           </w:pPr>
-          <w:hyperlink w:anchor="_Toc242920420" w:history="1">
+          <w:hyperlink w:anchor="_Toc242943917" w:history="1">
             <w:r>
               <w:rPr>
                 <w:rStyle w:val="Hyperlink"/>
@@ -3847,7 +3963,7 @@
               <w:rPr>
                 <w:noProof/>
               </w:rPr>
-              <w:instrText xml:space="preserve"> PAGEREF _Toc242920420 \h </w:instrText>
+              <w:instrText xml:space="preserve"> PAGEREF _Toc242943917 \h </w:instrText>
             </w:r>
             <w:r>
               <w:rPr>
@@ -3890,7 +4006,7 @@
               <w14:ligatures w14:val="standardContextual"/>
             </w:rPr>
           </w:pPr>
-          <w:hyperlink w:anchor="_Toc242920421" w:history="1">
+          <w:hyperlink w:anchor="_Toc242943918" w:history="1">
             <w:r>
               <w:rPr>
                 <w:rStyle w:val="Hyperlink"/>
@@ -3914,7 +4030,7 @@
               <w:rPr>
                 <w:noProof/>
               </w:rPr>
-              <w:instrText xml:space="preserve"> PAGEREF _Toc242920421 \h </w:instrText>
+              <w:instrText xml:space="preserve"> PAGEREF _Toc242943918 \h </w:instrText>
             </w:r>
             <w:r>
               <w:rPr>
@@ -3957,7 +4073,7 @@
               <w14:ligatures w14:val="standardContextual"/>
             </w:rPr>
           </w:pPr>
-          <w:hyperlink w:anchor="_Toc242920422" w:history="1">
+          <w:hyperlink w:anchor="_Toc242943919" w:history="1">
             <w:r>
               <w:rPr>
                 <w:rStyle w:val="Hyperlink"/>
@@ -3981,7 +4097,7 @@
               <w:rPr>
                 <w:noProof/>
               </w:rPr>
-              <w:instrText xml:space="preserve"> PAGEREF _Toc242920422 \h </w:instrText>
+              <w:instrText xml:space="preserve"> PAGEREF _Toc242943919 \h </w:instrText>
             </w:r>
             <w:r>
               <w:rPr>
@@ -4024,7 +4140,7 @@
               <w14:ligatures w14:val="standardContextual"/>
             </w:rPr>
           </w:pPr>
-          <w:hyperlink w:anchor="_Toc242920423" w:history="1">
+          <w:hyperlink w:anchor="_Toc242943920" w:history="1">
             <w:r>
               <w:rPr>
                 <w:rStyle w:val="Hyperlink"/>
@@ -4048,7 +4164,7 @@
               <w:rPr>
                 <w:noProof/>
               </w:rPr>
-              <w:instrText xml:space="preserve"> PAGEREF _Toc242920423 \h </w:instrText>
+              <w:instrText xml:space="preserve"> PAGEREF _Toc242943920 \h </w:instrText>
             </w:r>
             <w:r>
               <w:rPr>
@@ -4091,7 +4207,7 @@
               <w14:ligatures w14:val="standardContextual"/>
             </w:rPr>
           </w:pPr>
-          <w:hyperlink w:anchor="_Toc242920424" w:history="1">
+          <w:hyperlink w:anchor="_Toc242943921" w:history="1">
             <w:r>
               <w:rPr>
                 <w:rStyle w:val="Hyperlink"/>
@@ -4115,7 +4231,7 @@
               <w:rPr>
                 <w:noProof/>
               </w:rPr>
-              <w:instrText xml:space="preserve"> PAGEREF _Toc242920424 \h </w:instrText>
+              <w:instrText xml:space="preserve"> PAGEREF _Toc242943921 \h </w:instrText>
             </w:r>
             <w:r>
               <w:rPr>
@@ -4161,7 +4277,7 @@
     <w:sdt>
       <w:sdtPr>
         <w:alias w:val="Figures"/>
-        <w:id w:val="-1017300928"/>
+        <w:id w:val="1172142224"/>
       </w:sdtPr>
       <w:sdtEndPr/>
       <w:sdtContent>
@@ -4190,7 +4306,7 @@
           <w:r>
             <w:fldChar w:fldCharType="separate"/>
           </w:r>
-          <w:hyperlink w:anchor="_Toc242920425" w:history="1">
+          <w:hyperlink w:anchor="_Toc242943922" w:history="1">
             <w:r>
               <w:rPr>
                 <w:rStyle w:val="Hyperlink"/>
@@ -4214,7 +4330,7 @@
               <w:rPr>
                 <w:noProof/>
               </w:rPr>
-              <w:instrText xml:space="preserve"> PAGEREF _Toc242920425 \h </w:instrText>
+              <w:instrText xml:space="preserve"> PAGEREF _Toc242943922 \h </w:instrText>
             </w:r>
             <w:r>
               <w:rPr>
@@ -4257,7 +4373,7 @@
               <w14:ligatures w14:val="standardContextual"/>
             </w:rPr>
           </w:pPr>
-          <w:hyperlink w:anchor="_Toc242920426" w:history="1">
+          <w:hyperlink w:anchor="_Toc242943923" w:history="1">
             <w:r>
               <w:rPr>
                 <w:rStyle w:val="Hyperlink"/>
@@ -4281,7 +4397,7 @@
               <w:rPr>
                 <w:noProof/>
               </w:rPr>
-              <w:instrText xml:space="preserve"> PAGEREF _Toc242920426 \h </w:instrText>
+              <w:instrText xml:space="preserve"> PAGEREF _Toc242943923 \h </w:instrText>
             </w:r>
             <w:r>
               <w:rPr>
@@ -4324,7 +4440,7 @@
               <w14:ligatures w14:val="standardContextual"/>
             </w:rPr>
           </w:pPr>
-          <w:hyperlink w:anchor="_Toc242920427" w:history="1">
+          <w:hyperlink w:anchor="_Toc242943924" w:history="1">
             <w:r>
               <w:rPr>
                 <w:rStyle w:val="Hyperlink"/>
@@ -4348,7 +4464,7 @@
               <w:rPr>
                 <w:noProof/>
               </w:rPr>
-              <w:instrText xml:space="preserve"> PAGEREF _Toc242920427 \h </w:instrText>
+              <w:instrText xml:space="preserve"> PAGEREF _Toc242943924 \h </w:instrText>
             </w:r>
             <w:r>
               <w:rPr>
@@ -4391,7 +4507,7 @@
               <w14:ligatures w14:val="standardContextual"/>
             </w:rPr>
           </w:pPr>
-          <w:hyperlink w:anchor="_Toc242920428" w:history="1">
+          <w:hyperlink w:anchor="_Toc242943925" w:history="1">
             <w:r>
               <w:rPr>
                 <w:rStyle w:val="Hyperlink"/>
@@ -4415,7 +4531,7 @@
               <w:rPr>
                 <w:noProof/>
               </w:rPr>
-              <w:instrText xml:space="preserve"> PAGEREF _Toc242920428 \h </w:instrText>
+              <w:instrText xml:space="preserve"> PAGEREF _Toc242943925 \h </w:instrText>
             </w:r>
             <w:r>
               <w:rPr>
@@ -4461,7 +4577,7 @@
     <w:sdt>
       <w:sdtPr>
         <w:alias w:val="Tables"/>
-        <w:id w:val="958534200"/>
+        <w:id w:val="-2011665575"/>
       </w:sdtPr>
       <w:sdtEndPr/>
       <w:sdtContent>
@@ -4490,7 +4606,7 @@
           <w:r>
             <w:fldChar w:fldCharType="separate"/>
           </w:r>
-          <w:hyperlink w:anchor="_Toc242920429" w:history="1">
+          <w:hyperlink w:anchor="_Toc242943926" w:history="1">
             <w:r>
               <w:rPr>
                 <w:rStyle w:val="Hyperlink"/>
@@ -4514,7 +4630,7 @@
               <w:rPr>
                 <w:noProof/>
               </w:rPr>
-              <w:instrText xml:space="preserve"> PAGEREF _Toc242920429 \h </w:instrText>
+              <w:instrText xml:space="preserve"> PAGEREF _Toc242943926 \h </w:instrText>
             </w:r>
             <w:r>
               <w:rPr>
@@ -4557,7 +4673,7 @@
               <w14:ligatures w14:val="standardContextual"/>
             </w:rPr>
           </w:pPr>
-          <w:hyperlink w:anchor="_Toc242920430" w:history="1">
+          <w:hyperlink w:anchor="_Toc242943927" w:history="1">
             <w:r>
               <w:rPr>
                 <w:rStyle w:val="Hyperlink"/>
@@ -4581,7 +4697,7 @@
               <w:rPr>
                 <w:noProof/>
               </w:rPr>
-              <w:instrText xml:space="preserve"> PAGEREF _Toc242920430 \h </w:instrText>
+              <w:instrText xml:space="preserve"> PAGEREF _Toc242943927 \h </w:instrText>
             </w:r>
             <w:r>
               <w:rPr>
@@ -4624,7 +4740,7 @@
               <w14:ligatures w14:val="standardContextual"/>
             </w:rPr>
           </w:pPr>
-          <w:hyperlink w:anchor="_Toc242920431" w:history="1">
+          <w:hyperlink w:anchor="_Toc242943928" w:history="1">
             <w:r>
               <w:rPr>
                 <w:rStyle w:val="Hyperlink"/>
@@ -4648,7 +4764,7 @@
               <w:rPr>
                 <w:noProof/>
               </w:rPr>
-              <w:instrText xml:space="preserve"> PAGEREF _Toc242920431 \h </w:instrText>
+              <w:instrText xml:space="preserve"> PAGEREF _Toc242943928 \h </w:instrText>
             </w:r>
             <w:r>
               <w:rPr>
@@ -4691,7 +4807,7 @@
               <w14:ligatures w14:val="standardContextual"/>
             </w:rPr>
           </w:pPr>
-          <w:hyperlink w:anchor="_Toc242920432" w:history="1">
+          <w:hyperlink w:anchor="_Toc242943929" w:history="1">
             <w:r>
               <w:rPr>
                 <w:rStyle w:val="Hyperlink"/>
@@ -4715,7 +4831,7 @@
               <w:rPr>
                 <w:noProof/>
               </w:rPr>
-              <w:instrText xml:space="preserve"> PAGEREF _Toc242920432 \h </w:instrText>
+              <w:instrText xml:space="preserve"> PAGEREF _Toc242943929 \h </w:instrText>
             </w:r>
             <w:r>
               <w:rPr>
@@ -4758,7 +4874,7 @@
               <w14:ligatures w14:val="standardContextual"/>
             </w:rPr>
           </w:pPr>
-          <w:hyperlink w:anchor="_Toc242920433" w:history="1">
+          <w:hyperlink w:anchor="_Toc242943930" w:history="1">
             <w:r>
               <w:rPr>
                 <w:rStyle w:val="Hyperlink"/>
@@ -4782,7 +4898,7 @@
               <w:rPr>
                 <w:noProof/>
               </w:rPr>
-              <w:instrText xml:space="preserve"> PAGEREF _Toc242920433 \h </w:instrText>
+              <w:instrText xml:space="preserve"> PAGEREF _Toc242943930 \h </w:instrText>
             </w:r>
             <w:r>
               <w:rPr>
@@ -4825,7 +4941,7 @@
               <w14:ligatures w14:val="standardContextual"/>
             </w:rPr>
           </w:pPr>
-          <w:hyperlink w:anchor="_Toc242920434" w:history="1">
+          <w:hyperlink w:anchor="_Toc242943931" w:history="1">
             <w:r>
               <w:rPr>
                 <w:rStyle w:val="Hyperlink"/>
@@ -4849,7 +4965,7 @@
               <w:rPr>
                 <w:noProof/>
               </w:rPr>
-              <w:instrText xml:space="preserve"> PAGEREF _Toc242920434 \h </w:instrText>
+              <w:instrText xml:space="preserve"> PAGEREF _Toc242943931 \h </w:instrText>
             </w:r>
             <w:r>
               <w:rPr>
@@ -4890,7 +5006,7 @@
         <w:keepLines/>
         <w:pageBreakBefore/>
       </w:pPr>
-      <w:bookmarkStart w:id="0" w:name="_Toc242920400"/>
+      <w:bookmarkStart w:id="0" w:name="_Toc242943897"/>
       <w:r>
         <w:lastRenderedPageBreak/>
         <w:t>1 Introduction</w:t>
@@ -4903,7 +5019,7 @@
         <w:keepNext/>
         <w:keepLines/>
       </w:pPr>
-      <w:bookmarkStart w:id="1" w:name="_Toc242920401"/>
+      <w:bookmarkStart w:id="1" w:name="_Toc242943898"/>
       <w:r>
         <w:t>1.1 Purpose</w:t>
       </w:r>
@@ -4953,7 +5069,7 @@
         <w:keepNext/>
         <w:keepLines/>
       </w:pPr>
-      <w:bookmarkStart w:id="2" w:name="_Toc242920402"/>
+      <w:bookmarkStart w:id="2" w:name="_Toc242943899"/>
       <w:r>
         <w:t>1.2 Scope</w:t>
       </w:r>
@@ -4993,7 +5109,7 @@
         <w:keepNext/>
         <w:keepLines/>
       </w:pPr>
-      <w:bookmarkStart w:id="3" w:name="_Toc242920403"/>
+      <w:bookmarkStart w:id="3" w:name="_Toc242943900"/>
       <w:r>
         <w:t>1.3 Intended audience</w:t>
       </w:r>
@@ -5013,7 +5129,7 @@
         <w:keepNext/>
         <w:keepLines/>
       </w:pPr>
-      <w:bookmarkStart w:id="4" w:name="_Toc242920404"/>
+      <w:bookmarkStart w:id="4" w:name="_Toc242943901"/>
       <w:r>
         <w:t>1.4 Relationship to other documents</w:t>
       </w:r>
@@ -5024,7 +5140,7 @@
         <w:pStyle w:val="Caption"/>
         <w:keepNext/>
       </w:pPr>
-      <w:bookmarkStart w:id="5" w:name="_Toc242920429"/>
+      <w:bookmarkStart w:id="5" w:name="_Toc242943926"/>
       <w:r>
         <w:t xml:space="preserve">Table </w:t>
       </w:r>
@@ -5452,7 +5568,7 @@
         <w:keepNext/>
         <w:keepLines/>
       </w:pPr>
-      <w:bookmarkStart w:id="6" w:name="_Toc242920405"/>
+      <w:bookmarkStart w:id="6" w:name="_Toc242943902"/>
       <w:r>
         <w:t>1.5 Conventions</w:t>
       </w:r>
@@ -5591,7 +5707,10 @@
         <w:t>Superseded by X (CR-nnn)</w:t>
       </w:r>
       <w:r>
-        <w:t xml:space="preserve">. A superseded use case keeps its ID and text for traceability (it is </w:t>
+        <w:t xml:space="preserve">. A superseded </w:t>
+      </w:r>
+      <w:r>
+        <w:t xml:space="preserve">use case keeps its ID and text for traceability (it is </w:t>
       </w:r>
       <w:r>
         <w:rPr>
@@ -5601,10 +5720,7 @@
         <w:t>Deleted</w:t>
       </w:r>
       <w:r>
-        <w:t xml:space="preserve"> in the sense of ZP-DOC-00). The change requests are listed in ZP-DOC-02 and ZP-DOC-03; "VR" is the product owner's video review of 11 October 2026 and "VR2" the </w:t>
-      </w:r>
-      <w:r>
-        <w:t xml:space="preserve">product owner's review and decisions of 14 October 2026. Since VR2 the app shows the bands Safe, Likely and Reach as </w:t>
+        <w:t xml:space="preserve"> in the sense of ZP-DOC-00). The change requests are listed in ZP-DOC-02 and ZP-DOC-03; "VR" is the product owner's video review of 11 October 2026 and "VR2" the product owner's review and decisions of 14 October 2026. Since VR2 the app shows the bands Safe, Likely and Reach as </w:t>
       </w:r>
       <w:r>
         <w:rPr>
@@ -5644,7 +5760,7 @@
         <w:keepLines/>
         <w:pageBreakBefore/>
       </w:pPr>
-      <w:bookmarkStart w:id="7" w:name="_Toc242920406"/>
+      <w:bookmarkStart w:id="7" w:name="_Toc242943903"/>
       <w:r>
         <w:lastRenderedPageBreak/>
         <w:t>2 Actors</w:t>
@@ -5656,7 +5772,7 @@
         <w:pStyle w:val="Caption"/>
         <w:keepNext/>
       </w:pPr>
-      <w:bookmarkStart w:id="8" w:name="_Toc242920430"/>
+      <w:bookmarkStart w:id="8" w:name="_Toc242943927"/>
       <w:r>
         <w:t xml:space="preserve">Table </w:t>
       </w:r>
@@ -7049,7 +7165,7 @@
         <w:keepLines/>
         <w:pageBreakBefore/>
       </w:pPr>
-      <w:bookmarkStart w:id="9" w:name="_Toc242920407"/>
+      <w:bookmarkStart w:id="9" w:name="_Toc242943904"/>
       <w:r>
         <w:lastRenderedPageBreak/>
         <w:t>3 Use case diagrams</w:t>
@@ -7067,7 +7183,7 @@
           <w:noProof/>
         </w:rPr>
         <w:drawing>
-          <wp:inline distT="0" distB="0" distL="0" distR="0" wp14:anchorId="6E5FC04D" wp14:editId="6E5FC04E">
+          <wp:inline distT="0" distB="0" distL="0" distR="0" wp14:anchorId="1098980A" wp14:editId="1098980B">
             <wp:extent cx="5676900" cy="8191500"/>
             <wp:effectExtent l="0" t="0" r="0" b="0"/>
             <wp:docPr id="1" name="uc-student.png" descr="Student services: use cases of the student and the systems that support them" title="Student services: use cases of the student and the systems that support them"/>
@@ -7110,7 +7226,7 @@
       <w:pPr>
         <w:pStyle w:val="Caption"/>
       </w:pPr>
-      <w:bookmarkStart w:id="10" w:name="_Toc242920425"/>
+      <w:bookmarkStart w:id="10" w:name="_Toc242943922"/>
       <w:r>
         <w:t xml:space="preserve">Figure </w:t>
       </w:r>
@@ -7149,7 +7265,7 @@
         </w:rPr>
         <w:lastRenderedPageBreak/>
         <w:drawing>
-          <wp:inline distT="0" distB="0" distL="0" distR="0" wp14:anchorId="6E5FC04F" wp14:editId="6E5FC050">
+          <wp:inline distT="0" distB="0" distL="0" distR="0" wp14:anchorId="1098980C" wp14:editId="1098980D">
             <wp:extent cx="6124575" cy="3705225"/>
             <wp:effectExtent l="0" t="0" r="0" b="0"/>
             <wp:docPr id="2" name="uc-backoffice.png" descr="Data, trust and community services: use cases of the curator, scheduler, teacher and senior" title="Data, trust and community services: use cases of the curator, scheduler, teacher and senior"/>
@@ -7192,7 +7308,7 @@
       <w:pPr>
         <w:pStyle w:val="Caption"/>
       </w:pPr>
-      <w:bookmarkStart w:id="11" w:name="_Toc242920426"/>
+      <w:bookmarkStart w:id="11" w:name="_Toc242943923"/>
       <w:r>
         <w:t xml:space="preserve">Figure </w:t>
       </w:r>
@@ -7246,7 +7362,7 @@
         <w:keepLines/>
         <w:pageBreakBefore/>
       </w:pPr>
-      <w:bookmarkStart w:id="12" w:name="_Toc242920408"/>
+      <w:bookmarkStart w:id="12" w:name="_Toc242943905"/>
       <w:r>
         <w:lastRenderedPageBreak/>
         <w:t>4 Use case catalogue</w:t>
@@ -7258,7 +7374,7 @@
         <w:pStyle w:val="Caption"/>
         <w:keepNext/>
       </w:pPr>
-      <w:bookmarkStart w:id="13" w:name="_Toc242920431"/>
+      <w:bookmarkStart w:id="13" w:name="_Toc242943928"/>
       <w:r>
         <w:t xml:space="preserve">Table </w:t>
       </w:r>
@@ -14663,7 +14779,7 @@
         <w:keepLines/>
         <w:pageBreakBefore/>
       </w:pPr>
-      <w:bookmarkStart w:id="14" w:name="_Toc242920409"/>
+      <w:bookmarkStart w:id="14" w:name="_Toc242943906"/>
       <w:r>
         <w:lastRenderedPageBreak/>
         <w:t>5 Fully dressed use cases</w:t>
@@ -14676,7 +14792,7 @@
         <w:keepNext/>
         <w:keepLines/>
       </w:pPr>
-      <w:bookmarkStart w:id="15" w:name="_Toc242920410"/>
+      <w:bookmarkStart w:id="15" w:name="_Toc242943907"/>
       <w:r>
         <w:t>5.1 UC-01 Set up profile</w:t>
       </w:r>
@@ -15546,10 +15662,7 @@
         <w:t>2a. The student has no results yet:</w:t>
       </w:r>
       <w:r>
-        <w:t xml:space="preserve"> the student enters expected marks; the system shows an estimated </w:t>
-      </w:r>
-      <w:r>
-        <w:t xml:space="preserve">Z-score range (FR-107) and continues at step 4 using the lower bound, marked </w:t>
+        <w:t xml:space="preserve"> the student enters expected marks; the system shows an estimated Z-score range (FR-107) and continues at step 4 using the lower bound, marked </w:t>
       </w:r>
       <w:r>
         <w:rPr>
@@ -15579,7 +15692,10 @@
         <w:t>2b. The student chooses "Read my results sheet":</w:t>
       </w:r>
       <w:r>
-        <w:t xml:space="preserve"> the student photographs the results sheet; the system reads the fields (FR-109), highlights low-confidence fields (FR-110), deletes the photo (FR-111), and the student confirms or corrects each field; continue at step 5.</w:t>
+        <w:t xml:space="preserve"> the student photographs the results sheet; the system </w:t>
+      </w:r>
+      <w:r>
+        <w:t>reads the fields (FR-109), highlights low-confidence fields (FR-110), deletes the photo (FR-111), and the student confirms or corrects each field; continue at step 5.</w:t>
       </w:r>
     </w:p>
     <w:p>
@@ -15843,7 +15959,7 @@
         <w:keepNext/>
         <w:keepLines/>
       </w:pPr>
-      <w:bookmarkStart w:id="16" w:name="_Toc242920411"/>
+      <w:bookmarkStart w:id="16" w:name="_Toc242943908"/>
       <w:r>
         <w:lastRenderedPageBreak/>
         <w:t>5.2 UC-02 Explore eligible courses</w:t>
@@ -16761,7 +16877,10 @@
         <w:t>6a. Revised (VR): the student taps Compare:</w:t>
       </w:r>
       <w:r>
-        <w:t xml:space="preserve"> the Compare screen opens with the offering in a swipeable column, and a "+" column adds up to three (FR-213, FR-216, FR-217).</w:t>
+        <w:t xml:space="preserve"> the Compare screen opens with the offering in a swipeable column, and </w:t>
+      </w:r>
+      <w:r>
+        <w:t>a "+" column adds up to three (FR-213, FR-216, FR-217).</w:t>
       </w:r>
     </w:p>
     <w:p>
@@ -16911,7 +17030,7 @@
         <w:keepNext/>
         <w:keepLines/>
       </w:pPr>
-      <w:bookmarkStart w:id="17" w:name="_Toc242920412"/>
+      <w:bookmarkStart w:id="17" w:name="_Toc242943909"/>
       <w:r>
         <w:t>5.3 UC-04 Build and check preference list</w:t>
       </w:r>
@@ -17769,7 +17888,7 @@
         </w:rPr>
         <w:lastRenderedPageBreak/>
         <w:drawing>
-          <wp:inline distT="0" distB="0" distL="0" distR="0" wp14:anchorId="6E5FC051" wp14:editId="6E5FC052">
+          <wp:inline distT="0" distB="0" distL="0" distR="0" wp14:anchorId="1098980E" wp14:editId="1098980F">
             <wp:extent cx="3648075" cy="8191500"/>
             <wp:effectExtent l="0" t="0" r="0" b="0"/>
             <wp:docPr id="3" name="act-list-check.png" descr="Activity flow of UC-04: adding, checking and fixing the preference list" title="Activity flow of UC-04: adding, checking and fixing the preference list"/>
@@ -17812,7 +17931,7 @@
       <w:pPr>
         <w:pStyle w:val="Caption"/>
       </w:pPr>
-      <w:bookmarkStart w:id="18" w:name="_Toc242920427"/>
+      <w:bookmarkStart w:id="18" w:name="_Toc242943924"/>
       <w:r>
         <w:t xml:space="preserve">Figure </w:t>
       </w:r>
@@ -17845,7 +17964,7 @@
         <w:keepNext/>
         <w:keepLines/>
       </w:pPr>
-      <w:bookmarkStart w:id="19" w:name="_Toc242920413"/>
+      <w:bookmarkStart w:id="19" w:name="_Toc242943910"/>
       <w:r>
         <w:lastRenderedPageBreak/>
         <w:t>5.4 UC-07 Ask a question</w:t>
@@ -18909,7 +19028,7 @@
         <w:keepNext/>
         <w:keepLines/>
       </w:pPr>
-      <w:bookmarkStart w:id="20" w:name="_Toc242920414"/>
+      <w:bookmarkStart w:id="20" w:name="_Toc242943911"/>
       <w:r>
         <w:t>5.5 UC-11 Extract facts from a source</w:t>
       </w:r>
@@ -19800,7 +19919,7 @@
         </w:rPr>
         <w:lastRenderedPageBreak/>
         <w:drawing>
-          <wp:inline distT="0" distB="0" distL="0" distR="0" wp14:anchorId="6E5FC053" wp14:editId="6E5FC054">
+          <wp:inline distT="0" distB="0" distL="0" distR="0" wp14:anchorId="10989810" wp14:editId="10989811">
             <wp:extent cx="6124575" cy="5514975"/>
             <wp:effectExtent l="0" t="0" r="0" b="0"/>
             <wp:docPr id="4" name="act-extraction.png" descr="Activity flow of UC-11 and UC-12: extraction, two-model check and curator review" title="Activity flow of UC-11 and UC-12: extraction, two-model check and curator review"/>
@@ -19843,7 +19962,7 @@
       <w:pPr>
         <w:pStyle w:val="Caption"/>
       </w:pPr>
-      <w:bookmarkStart w:id="21" w:name="_Toc242920428"/>
+      <w:bookmarkStart w:id="21" w:name="_Toc242943925"/>
       <w:r>
         <w:t xml:space="preserve">Figure </w:t>
       </w:r>
@@ -19876,7 +19995,7 @@
         <w:keepNext/>
         <w:keepLines/>
       </w:pPr>
-      <w:bookmarkStart w:id="22" w:name="_Toc242920415"/>
+      <w:bookmarkStart w:id="22" w:name="_Toc242943912"/>
       <w:r>
         <w:t>5.6 UC-12 Review queued facts and reports</w:t>
       </w:r>
@@ -20458,7 +20577,7 @@
         <w:keepNext/>
         <w:keepLines/>
       </w:pPr>
-      <w:bookmarkStart w:id="23" w:name="_Toc242920416"/>
+      <w:bookmarkStart w:id="23" w:name="_Toc242943913"/>
       <w:r>
         <w:t>5.7 UC-13 Scan Gazette</w:t>
       </w:r>
@@ -20985,7 +21104,7 @@
         <w:keepNext/>
         <w:keepLines/>
       </w:pPr>
-      <w:bookmarkStart w:id="24" w:name="_Toc242920417"/>
+      <w:bookmarkStart w:id="24" w:name="_Toc242943914"/>
       <w:r>
         <w:t>5.8 UC-19 Create account and give contact details</w:t>
       </w:r>
@@ -22034,7 +22153,7 @@
         <w:keepNext/>
         <w:keepLines/>
       </w:pPr>
-      <w:bookmarkStart w:id="25" w:name="_Toc242920418"/>
+      <w:bookmarkStart w:id="25" w:name="_Toc242943915"/>
       <w:r>
         <w:t>5.9 UC-25 Tick a Journey step</w:t>
       </w:r>
@@ -22965,7 +23084,7 @@
         <w:keepNext/>
         <w:keepLines/>
       </w:pPr>
-      <w:bookmarkStart w:id="26" w:name="_Toc242920419"/>
+      <w:bookmarkStart w:id="26" w:name="_Toc242943916"/>
       <w:r>
         <w:t>5.10 UC-29 Take part in a group</w:t>
       </w:r>
@@ -24217,7 +24336,7 @@
         <w:keepNext/>
         <w:keepLines/>
       </w:pPr>
-      <w:bookmarkStart w:id="27" w:name="_Toc242920420"/>
+      <w:bookmarkStart w:id="27" w:name="_Toc242943917"/>
       <w:r>
         <w:t>5.11 UC-30 Accept group rules</w:t>
       </w:r>
@@ -25021,7 +25140,7 @@
         <w:keepLines/>
         <w:pageBreakBefore/>
       </w:pPr>
-      <w:bookmarkStart w:id="28" w:name="_Toc242920421"/>
+      <w:bookmarkStart w:id="28" w:name="_Toc242943918"/>
       <w:r>
         <w:lastRenderedPageBreak/>
         <w:t>6 Brief use cases</w:t>
@@ -25033,7 +25152,7 @@
         <w:pStyle w:val="Caption"/>
         <w:keepNext/>
       </w:pPr>
-      <w:bookmarkStart w:id="29" w:name="_Toc242920432"/>
+      <w:bookmarkStart w:id="29" w:name="_Toc242943929"/>
       <w:r>
         <w:t xml:space="preserve">Table </w:t>
       </w:r>
@@ -25324,7 +25443,7 @@
                 <w:sz w:val="19"/>
                 <w:szCs w:val="19"/>
               </w:rPr>
-              <w:t xml:space="preserve"> card (admitted 2023/24, undergraduates 2024, hostel places and share, Mahapola and Bursary recipients, graduates 2024, each with its UGC table and page) and, for the 24 offerings that need one, an </w:t>
+              <w:t xml:space="preserve"> card (admitted 2023/24, undergraduates 2024, hostel places and share, graduates 2024, each with its UGC table and page) and, for the 24 offerings that need one, an </w:t>
             </w:r>
             <w:r>
               <w:rPr>
@@ -28321,7 +28440,7 @@
         <w:keepLines/>
         <w:pageBreakBefore/>
       </w:pPr>
-      <w:bookmarkStart w:id="30" w:name="_Toc242920422"/>
+      <w:bookmarkStart w:id="30" w:name="_Toc242943919"/>
       <w:r>
         <w:lastRenderedPageBreak/>
         <w:t>Appendix A: Traceability: requirements to use cases</w:t>
@@ -28353,7 +28472,7 @@
         <w:keepLines/>
         <w:pageBreakBefore/>
       </w:pPr>
-      <w:bookmarkStart w:id="31" w:name="_Toc242920423"/>
+      <w:bookmarkStart w:id="31" w:name="_Toc242943920"/>
       <w:r>
         <w:lastRenderedPageBreak/>
         <w:t>Appendix B: Glossary</w:t>
@@ -28365,7 +28484,7 @@
         <w:pStyle w:val="Caption"/>
         <w:keepNext/>
       </w:pPr>
-      <w:bookmarkStart w:id="32" w:name="_Toc242920433"/>
+      <w:bookmarkStart w:id="32" w:name="_Toc242943930"/>
       <w:r>
         <w:t xml:space="preserve">Table </w:t>
       </w:r>
@@ -29025,7 +29144,7 @@
         <w:keepLines/>
         <w:pageBreakBefore/>
       </w:pPr>
-      <w:bookmarkStart w:id="33" w:name="_Toc242920424"/>
+      <w:bookmarkStart w:id="33" w:name="_Toc242943921"/>
       <w:r>
         <w:lastRenderedPageBreak/>
         <w:t>Appendix C: References</w:t>
@@ -29037,7 +29156,7 @@
         <w:pStyle w:val="Caption"/>
         <w:keepNext/>
       </w:pPr>
-      <w:bookmarkStart w:id="34" w:name="_Toc242920434"/>
+      <w:bookmarkStart w:id="34" w:name="_Toc242943931"/>
       <w:r>
         <w:t xml:space="preserve">Table </w:t>
       </w:r>
@@ -29662,7 +29781,7 @@
         <w:sz w:val="16"/>
         <w:szCs w:val="16"/>
       </w:rPr>
-      <w:t>ZP-DOC-04  ·  v2.1 (draft)  ·  Under revision</w:t>
+      <w:t>ZP-DOC-04  ·  v2.1  ·  Approved</w:t>
     </w:r>
   </w:p>
 </w:hdr>
@@ -29671,10 +29790,10 @@
 <file path=word/numbering.xml><?xml version="1.0" encoding="utf-8"?>
 <w:numbering xmlns:wpc="http://schemas.microsoft.com/office/word/2010/wordprocessingCanvas" xmlns:cx="http://schemas.microsoft.com/office/drawing/2014/chartex" xmlns:cx1="http://schemas.microsoft.com/office/drawing/2015/9/8/chartex" xmlns:cx2="http://schemas.microsoft.com/office/drawing/2015/10/21/chartex" xmlns:cx3="http://schemas.microsoft.com/office/drawing/2016/5/9/chartex" xmlns:cx4="http://schemas.microsoft.com/office/drawing/2016/5/10/chartex" xmlns:cx5="http://schemas.microsoft.com/office/drawing/2016/5/11/chartex" xmlns:cx6="http://schemas.microsoft.com/office/drawing/2016/5/12/chartex" xmlns:cx7="http://schemas.microsoft.com/office/drawing/2016/5/13/chartex" xmlns:cx8="http://schemas.microsoft.com/office/drawing/2016/5/14/chartex" xmlns:mc="http://schemas.openxmlformats.org/markup-compatibility/2006" xmlns:aink="http://schemas.microsoft.com/office/drawing/2016/ink" xmlns:am3d="http://schemas.microsoft.com/office/drawing/2017/model3d" xmlns:o="urn:schemas-microsoft-com:office:office" xmlns:oel="http://schemas.microsoft.com/office/2019/extlst" xmlns:r="http://schemas.openxmlformats.org/officeDocument/2006/relationships" xmlns:m="http://schemas.openxmlformats.org/officeDocument/2006/math" xmlns:v="urn:schemas-microsoft-com:vml" xmlns:wp14="http://schemas.microsoft.com/office/word/2010/wordprocessingDrawing" xmlns:wp="http://schemas.openxmlformats.org/drawingml/2006/wordprocessingDrawing" xmlns:w10="urn:schemas-microsoft-com:office:word" xmlns:w="http://schemas.openxmlformats.org/wordprocessingml/2006/main" xmlns:w14="http://schemas.microsoft.com/office/word/2010/wordml" xmlns:w15="http://schemas.microsoft.com/office/word/2012/wordml" xmlns:w16cex="http://schemas.microsoft.com/office/word/2018/wordml/cex" xmlns:w16cid="http://schemas.microsoft.com/office/word/2016/wordml/cid" xmlns:w16="http://schemas.microsoft.com/office/word/2018/wordml" xmlns:w16du="http://schemas.microsoft.com/office/word/2023/wordml/word16du" xmlns:w16sdtdh="http://schemas.microsoft.com/office/word/2020/wordml/sdtdatahash" xmlns:w16sdtfl="http://schemas.microsoft.com/office/word/2024/wordml/sdtformatlock" xmlns:w16se="http://schemas.microsoft.com/office/word/2015/wordml/symex" xmlns:wpg="http://schemas.microsoft.com/office/word/2010/wordprocessingGroup" xmlns:wpi="http://schemas.microsoft.com/office/word/2010/wordprocessingInk" xmlns:wne="http://schemas.microsoft.com/office/word/2006/wordml" xmlns:wps="http://schemas.microsoft.com/office/word/2010/wordprocessingShape" mc:Ignorable="w14 w15 w16se w16cid w16 w16cex w16sdtdh w16sdtfl w16du wp14">
   <w:abstractNum w:abstractNumId="0" w15:restartNumberingAfterBreak="0">
-    <w:nsid w:val="2134770A"/>
+    <w:nsid w:val="03F02C24"/>
     <w:multiLevelType w:val="hybridMultilevel"/>
-    <w:tmpl w:val="FA286430"/>
-    <w:lvl w:ilvl="0" w:tplc="E93E757E">
+    <w:tmpl w:val="435CA3EA"/>
+    <w:lvl w:ilvl="0" w:tplc="CB1EE100">
       <w:start w:val="1"/>
       <w:numFmt w:val="bullet"/>
       <w:lvlText w:val="•"/>
@@ -29683,7 +29802,7 @@
         <w:ind w:left="720" w:hanging="280"/>
       </w:pPr>
     </w:lvl>
-    <w:lvl w:ilvl="1" w:tplc="BEBCCB0C" w:tentative="1">
+    <w:lvl w:ilvl="1" w:tplc="38243DD4" w:tentative="1">
       <w:start w:val="1"/>
       <w:numFmt w:val="bullet"/>
       <w:lvlText w:val="–"/>
@@ -29692,7 +29811,7 @@
         <w:ind w:left="1080" w:hanging="280"/>
       </w:pPr>
     </w:lvl>
-    <w:lvl w:ilvl="2" w:tplc="45703FD2" w:tentative="1">
+    <w:lvl w:ilvl="2" w:tplc="6C1E1FA2" w:tentative="1">
       <w:start w:val="1"/>
       <w:numFmt w:val="bullet"/>
       <w:lvlText w:val="▪"/>
@@ -29701,104 +29820,42 @@
         <w:ind w:left="1440" w:hanging="280"/>
       </w:pPr>
     </w:lvl>
-    <w:lvl w:ilvl="3" w:tplc="BB147B1E">
+    <w:lvl w:ilvl="3" w:tplc="0638070E">
       <w:numFmt w:val="decimal"/>
       <w:lvlText w:val=""/>
       <w:lvlJc w:val="left"/>
     </w:lvl>
-    <w:lvl w:ilvl="4" w:tplc="9D8EF912">
+    <w:lvl w:ilvl="4" w:tplc="FED02732">
       <w:numFmt w:val="decimal"/>
       <w:lvlText w:val=""/>
       <w:lvlJc w:val="left"/>
     </w:lvl>
-    <w:lvl w:ilvl="5" w:tplc="C7ACABB4">
+    <w:lvl w:ilvl="5" w:tplc="2B6C3F44">
       <w:numFmt w:val="decimal"/>
       <w:lvlText w:val=""/>
       <w:lvlJc w:val="left"/>
     </w:lvl>
-    <w:lvl w:ilvl="6" w:tplc="CD42E9DA">
+    <w:lvl w:ilvl="6" w:tplc="99304ABE">
       <w:numFmt w:val="decimal"/>
       <w:lvlText w:val=""/>
       <w:lvlJc w:val="left"/>
     </w:lvl>
-    <w:lvl w:ilvl="7" w:tplc="E8EE9CB6">
+    <w:lvl w:ilvl="7" w:tplc="B8A41F2A">
       <w:numFmt w:val="decimal"/>
       <w:lvlText w:val=""/>
       <w:lvlJc w:val="left"/>
     </w:lvl>
-    <w:lvl w:ilvl="8" w:tplc="5CB4C674">
+    <w:lvl w:ilvl="8" w:tplc="0DACFAC4">
       <w:numFmt w:val="decimal"/>
       <w:lvlText w:val=""/>
       <w:lvlJc w:val="left"/>
     </w:lvl>
   </w:abstractNum>
   <w:abstractNum w:abstractNumId="1" w15:restartNumberingAfterBreak="0">
-    <w:nsid w:val="3FE32F9A"/>
+    <w:nsid w:val="486C2307"/>
     <w:multiLevelType w:val="hybridMultilevel"/>
-    <w:tmpl w:val="C0B8D094"/>
-    <w:lvl w:ilvl="0" w:tplc="4778460A">
-      <w:start w:val="1"/>
-      <w:numFmt w:val="decimal"/>
-      <w:lvlText w:val="%1."/>
-      <w:lvlJc w:val="left"/>
-      <w:pPr>
-        <w:ind w:left="720" w:hanging="360"/>
-      </w:pPr>
-    </w:lvl>
-    <w:lvl w:ilvl="1" w:tplc="772073CC" w:tentative="1">
-      <w:start w:val="1"/>
-      <w:numFmt w:val="lowerLetter"/>
-      <w:lvlText w:val="%2."/>
-      <w:lvlJc w:val="left"/>
-      <w:pPr>
-        <w:ind w:left="1080" w:hanging="360"/>
-      </w:pPr>
-    </w:lvl>
-    <w:lvl w:ilvl="2" w:tplc="D06AF3CA" w:tentative="1">
-      <w:start w:val="1"/>
-      <w:numFmt w:val="lowerRoman"/>
-      <w:lvlText w:val="%3."/>
-      <w:lvlJc w:val="left"/>
-      <w:pPr>
-        <w:ind w:left="1440" w:hanging="360"/>
-      </w:pPr>
-    </w:lvl>
-    <w:lvl w:ilvl="3" w:tplc="23827F84">
-      <w:numFmt w:val="decimal"/>
-      <w:lvlText w:val=""/>
-      <w:lvlJc w:val="left"/>
-    </w:lvl>
-    <w:lvl w:ilvl="4" w:tplc="7D8CC278">
-      <w:numFmt w:val="decimal"/>
-      <w:lvlText w:val=""/>
-      <w:lvlJc w:val="left"/>
-    </w:lvl>
-    <w:lvl w:ilvl="5" w:tplc="F9CA4298">
-      <w:numFmt w:val="decimal"/>
-      <w:lvlText w:val=""/>
-      <w:lvlJc w:val="left"/>
-    </w:lvl>
-    <w:lvl w:ilvl="6" w:tplc="37E01E8C">
-      <w:numFmt w:val="decimal"/>
-      <w:lvlText w:val=""/>
-      <w:lvlJc w:val="left"/>
-    </w:lvl>
-    <w:lvl w:ilvl="7" w:tplc="3510FFE2">
-      <w:numFmt w:val="decimal"/>
-      <w:lvlText w:val=""/>
-      <w:lvlJc w:val="left"/>
-    </w:lvl>
-    <w:lvl w:ilvl="8" w:tplc="09009564">
-      <w:numFmt w:val="decimal"/>
-      <w:lvlText w:val=""/>
-      <w:lvlJc w:val="left"/>
-    </w:lvl>
-  </w:abstractNum>
-  <w:abstractNum w:abstractNumId="2" w15:restartNumberingAfterBreak="0">
-    <w:nsid w:val="69C04946"/>
-    <w:multiLevelType w:val="hybridMultilevel"/>
-    <w:tmpl w:val="1CC4FE9E"/>
-    <w:lvl w:ilvl="0" w:tplc="A216C88E" w:tentative="1">
+    <w:tmpl w:val="2D742CDE"/>
+    <w:lvl w:ilvl="0" w:tplc="CD4EDBAC" w:tentative="1">
       <w:start w:val="1"/>
       <w:numFmt w:val="bullet"/>
       <w:lvlText w:val="●"/>
@@ -29807,7 +29864,7 @@
         <w:ind w:left="720" w:hanging="360"/>
       </w:pPr>
     </w:lvl>
-    <w:lvl w:ilvl="1" w:tplc="A6FCB7BE" w:tentative="1">
+    <w:lvl w:ilvl="1" w:tplc="CFEE9D7C" w:tentative="1">
       <w:start w:val="1"/>
       <w:numFmt w:val="bullet"/>
       <w:lvlText w:val="○"/>
@@ -29816,7 +29873,7 @@
         <w:ind w:left="1440" w:hanging="360"/>
       </w:pPr>
     </w:lvl>
-    <w:lvl w:ilvl="2" w:tplc="8988C6D0" w:tentative="1">
+    <w:lvl w:ilvl="2" w:tplc="04629790" w:tentative="1">
       <w:start w:val="1"/>
       <w:numFmt w:val="bullet"/>
       <w:lvlText w:val="■"/>
@@ -29825,7 +29882,7 @@
         <w:ind w:left="2160" w:hanging="360"/>
       </w:pPr>
     </w:lvl>
-    <w:lvl w:ilvl="3" w:tplc="C2167C40" w:tentative="1">
+    <w:lvl w:ilvl="3" w:tplc="1C6A582A" w:tentative="1">
       <w:start w:val="1"/>
       <w:numFmt w:val="bullet"/>
       <w:lvlText w:val="●"/>
@@ -29834,7 +29891,7 @@
         <w:ind w:left="2880" w:hanging="360"/>
       </w:pPr>
     </w:lvl>
-    <w:lvl w:ilvl="4" w:tplc="0D549638" w:tentative="1">
+    <w:lvl w:ilvl="4" w:tplc="DB54C488" w:tentative="1">
       <w:start w:val="1"/>
       <w:numFmt w:val="bullet"/>
       <w:lvlText w:val="○"/>
@@ -29843,7 +29900,7 @@
         <w:ind w:left="3600" w:hanging="360"/>
       </w:pPr>
     </w:lvl>
-    <w:lvl w:ilvl="5" w:tplc="57282C9E" w:tentative="1">
+    <w:lvl w:ilvl="5" w:tplc="403A4B50" w:tentative="1">
       <w:start w:val="1"/>
       <w:numFmt w:val="bullet"/>
       <w:lvlText w:val="■"/>
@@ -29852,7 +29909,7 @@
         <w:ind w:left="4320" w:hanging="360"/>
       </w:pPr>
     </w:lvl>
-    <w:lvl w:ilvl="6" w:tplc="F8F0CB1A" w:tentative="1">
+    <w:lvl w:ilvl="6" w:tplc="93220560" w:tentative="1">
       <w:start w:val="1"/>
       <w:numFmt w:val="bullet"/>
       <w:lvlText w:val="●"/>
@@ -29861,7 +29918,7 @@
         <w:ind w:left="5040" w:hanging="360"/>
       </w:pPr>
     </w:lvl>
-    <w:lvl w:ilvl="7" w:tplc="1E96BBC8" w:tentative="1">
+    <w:lvl w:ilvl="7" w:tplc="AC4EDA62" w:tentative="1">
       <w:start w:val="1"/>
       <w:numFmt w:val="bullet"/>
       <w:lvlText w:val="●"/>
@@ -29870,7 +29927,7 @@
         <w:ind w:left="5760" w:hanging="360"/>
       </w:pPr>
     </w:lvl>
-    <w:lvl w:ilvl="8" w:tplc="5DAAB730" w:tentative="1">
+    <w:lvl w:ilvl="8" w:tplc="9B381C50" w:tentative="1">
       <w:start w:val="1"/>
       <w:numFmt w:val="bullet"/>
       <w:lvlText w:val="●"/>
@@ -29880,145 +29937,207 @@
       </w:pPr>
     </w:lvl>
   </w:abstractNum>
-  <w:num w:numId="1" w16cid:durableId="190261353">
+  <w:abstractNum w:abstractNumId="2" w15:restartNumberingAfterBreak="0">
+    <w:nsid w:val="73EF705C"/>
+    <w:multiLevelType w:val="hybridMultilevel"/>
+    <w:tmpl w:val="A5A438A0"/>
+    <w:lvl w:ilvl="0" w:tplc="BB846E96">
+      <w:start w:val="1"/>
+      <w:numFmt w:val="decimal"/>
+      <w:lvlText w:val="%1."/>
+      <w:lvlJc w:val="left"/>
+      <w:pPr>
+        <w:ind w:left="720" w:hanging="360"/>
+      </w:pPr>
+    </w:lvl>
+    <w:lvl w:ilvl="1" w:tplc="FFF037E6" w:tentative="1">
+      <w:start w:val="1"/>
+      <w:numFmt w:val="lowerLetter"/>
+      <w:lvlText w:val="%2."/>
+      <w:lvlJc w:val="left"/>
+      <w:pPr>
+        <w:ind w:left="1080" w:hanging="360"/>
+      </w:pPr>
+    </w:lvl>
+    <w:lvl w:ilvl="2" w:tplc="02C4971E" w:tentative="1">
+      <w:start w:val="1"/>
+      <w:numFmt w:val="lowerRoman"/>
+      <w:lvlText w:val="%3."/>
+      <w:lvlJc w:val="left"/>
+      <w:pPr>
+        <w:ind w:left="1440" w:hanging="360"/>
+      </w:pPr>
+    </w:lvl>
+    <w:lvl w:ilvl="3" w:tplc="F8E4EE3E">
+      <w:numFmt w:val="decimal"/>
+      <w:lvlText w:val=""/>
+      <w:lvlJc w:val="left"/>
+    </w:lvl>
+    <w:lvl w:ilvl="4" w:tplc="6DF4904E">
+      <w:numFmt w:val="decimal"/>
+      <w:lvlText w:val=""/>
+      <w:lvlJc w:val="left"/>
+    </w:lvl>
+    <w:lvl w:ilvl="5" w:tplc="A33A9B1C">
+      <w:numFmt w:val="decimal"/>
+      <w:lvlText w:val=""/>
+      <w:lvlJc w:val="left"/>
+    </w:lvl>
+    <w:lvl w:ilvl="6" w:tplc="12C2F428">
+      <w:numFmt w:val="decimal"/>
+      <w:lvlText w:val=""/>
+      <w:lvlJc w:val="left"/>
+    </w:lvl>
+    <w:lvl w:ilvl="7" w:tplc="2B48ACBC">
+      <w:numFmt w:val="decimal"/>
+      <w:lvlText w:val=""/>
+      <w:lvlJc w:val="left"/>
+    </w:lvl>
+    <w:lvl w:ilvl="8" w:tplc="4848461A">
+      <w:numFmt w:val="decimal"/>
+      <w:lvlText w:val=""/>
+      <w:lvlJc w:val="left"/>
+    </w:lvl>
+  </w:abstractNum>
+  <w:num w:numId="1" w16cid:durableId="966740065">
+    <w:abstractNumId w:val="1"/>
+    <w:lvlOverride w:ilvl="0">
+      <w:startOverride w:val="1"/>
+    </w:lvlOverride>
+  </w:num>
+  <w:num w:numId="2" w16cid:durableId="1865483577">
+    <w:abstractNumId w:val="0"/>
+    <w:lvlOverride w:ilvl="0">
+      <w:startOverride w:val="1"/>
+    </w:lvlOverride>
+  </w:num>
+  <w:num w:numId="3" w16cid:durableId="1573201316">
     <w:abstractNumId w:val="2"/>
     <w:lvlOverride w:ilvl="0">
       <w:startOverride w:val="1"/>
     </w:lvlOverride>
   </w:num>
-  <w:num w:numId="2" w16cid:durableId="1466309314">
+  <w:num w:numId="4" w16cid:durableId="1202282972">
     <w:abstractNumId w:val="0"/>
     <w:lvlOverride w:ilvl="0">
       <w:startOverride w:val="1"/>
     </w:lvlOverride>
   </w:num>
-  <w:num w:numId="3" w16cid:durableId="1872301202">
-    <w:abstractNumId w:val="1"/>
+  <w:num w:numId="5" w16cid:durableId="1240361155">
+    <w:abstractNumId w:val="2"/>
     <w:lvlOverride w:ilvl="0">
       <w:startOverride w:val="1"/>
     </w:lvlOverride>
   </w:num>
-  <w:num w:numId="4" w16cid:durableId="1341548938">
+  <w:num w:numId="6" w16cid:durableId="1039740483">
     <w:abstractNumId w:val="0"/>
     <w:lvlOverride w:ilvl="0">
       <w:startOverride w:val="1"/>
     </w:lvlOverride>
   </w:num>
-  <w:num w:numId="5" w16cid:durableId="239562857">
-    <w:abstractNumId w:val="1"/>
+  <w:num w:numId="7" w16cid:durableId="1840653671">
+    <w:abstractNumId w:val="2"/>
     <w:lvlOverride w:ilvl="0">
       <w:startOverride w:val="1"/>
     </w:lvlOverride>
   </w:num>
-  <w:num w:numId="6" w16cid:durableId="1776099602">
+  <w:num w:numId="8" w16cid:durableId="1104039987">
     <w:abstractNumId w:val="0"/>
     <w:lvlOverride w:ilvl="0">
       <w:startOverride w:val="1"/>
     </w:lvlOverride>
   </w:num>
-  <w:num w:numId="7" w16cid:durableId="368459925">
-    <w:abstractNumId w:val="1"/>
+  <w:num w:numId="9" w16cid:durableId="1109859086">
+    <w:abstractNumId w:val="2"/>
     <w:lvlOverride w:ilvl="0">
       <w:startOverride w:val="1"/>
     </w:lvlOverride>
   </w:num>
-  <w:num w:numId="8" w16cid:durableId="856118923">
+  <w:num w:numId="10" w16cid:durableId="69469338">
     <w:abstractNumId w:val="0"/>
     <w:lvlOverride w:ilvl="0">
       <w:startOverride w:val="1"/>
     </w:lvlOverride>
   </w:num>
-  <w:num w:numId="9" w16cid:durableId="1337076293">
-    <w:abstractNumId w:val="1"/>
+  <w:num w:numId="11" w16cid:durableId="534005175">
+    <w:abstractNumId w:val="2"/>
     <w:lvlOverride w:ilvl="0">
       <w:startOverride w:val="1"/>
     </w:lvlOverride>
   </w:num>
-  <w:num w:numId="10" w16cid:durableId="2032297093">
+  <w:num w:numId="12" w16cid:durableId="968895037">
     <w:abstractNumId w:val="0"/>
     <w:lvlOverride w:ilvl="0">
       <w:startOverride w:val="1"/>
     </w:lvlOverride>
   </w:num>
-  <w:num w:numId="11" w16cid:durableId="1138644622">
-    <w:abstractNumId w:val="1"/>
+  <w:num w:numId="13" w16cid:durableId="112673011">
+    <w:abstractNumId w:val="2"/>
     <w:lvlOverride w:ilvl="0">
       <w:startOverride w:val="1"/>
     </w:lvlOverride>
   </w:num>
-  <w:num w:numId="12" w16cid:durableId="647898448">
+  <w:num w:numId="14" w16cid:durableId="11299294">
     <w:abstractNumId w:val="0"/>
     <w:lvlOverride w:ilvl="0">
       <w:startOverride w:val="1"/>
     </w:lvlOverride>
   </w:num>
-  <w:num w:numId="13" w16cid:durableId="1425108849">
-    <w:abstractNumId w:val="1"/>
+  <w:num w:numId="15" w16cid:durableId="33041335">
+    <w:abstractNumId w:val="2"/>
     <w:lvlOverride w:ilvl="0">
       <w:startOverride w:val="1"/>
     </w:lvlOverride>
   </w:num>
-  <w:num w:numId="14" w16cid:durableId="1192838274">
+  <w:num w:numId="16" w16cid:durableId="391737911">
     <w:abstractNumId w:val="0"/>
     <w:lvlOverride w:ilvl="0">
       <w:startOverride w:val="1"/>
     </w:lvlOverride>
   </w:num>
-  <w:num w:numId="15" w16cid:durableId="1203638563">
-    <w:abstractNumId w:val="1"/>
+  <w:num w:numId="17" w16cid:durableId="1606303216">
+    <w:abstractNumId w:val="2"/>
     <w:lvlOverride w:ilvl="0">
       <w:startOverride w:val="1"/>
     </w:lvlOverride>
   </w:num>
-  <w:num w:numId="16" w16cid:durableId="1730962039">
+  <w:num w:numId="18" w16cid:durableId="349071110">
     <w:abstractNumId w:val="0"/>
     <w:lvlOverride w:ilvl="0">
       <w:startOverride w:val="1"/>
     </w:lvlOverride>
   </w:num>
-  <w:num w:numId="17" w16cid:durableId="1227838540">
-    <w:abstractNumId w:val="1"/>
+  <w:num w:numId="19" w16cid:durableId="1921015101">
+    <w:abstractNumId w:val="2"/>
     <w:lvlOverride w:ilvl="0">
       <w:startOverride w:val="1"/>
     </w:lvlOverride>
   </w:num>
-  <w:num w:numId="18" w16cid:durableId="329220018">
+  <w:num w:numId="20" w16cid:durableId="1222522920">
     <w:abstractNumId w:val="0"/>
     <w:lvlOverride w:ilvl="0">
       <w:startOverride w:val="1"/>
     </w:lvlOverride>
   </w:num>
-  <w:num w:numId="19" w16cid:durableId="2027779483">
-    <w:abstractNumId w:val="1"/>
+  <w:num w:numId="21" w16cid:durableId="399445004">
+    <w:abstractNumId w:val="2"/>
     <w:lvlOverride w:ilvl="0">
       <w:startOverride w:val="1"/>
     </w:lvlOverride>
   </w:num>
-  <w:num w:numId="20" w16cid:durableId="1688098726">
+  <w:num w:numId="22" w16cid:durableId="56175000">
     <w:abstractNumId w:val="0"/>
     <w:lvlOverride w:ilvl="0">
       <w:startOverride w:val="1"/>
     </w:lvlOverride>
   </w:num>
-  <w:num w:numId="21" w16cid:durableId="1712920567">
-    <w:abstractNumId w:val="1"/>
+  <w:num w:numId="23" w16cid:durableId="2092501962">
+    <w:abstractNumId w:val="2"/>
     <w:lvlOverride w:ilvl="0">
       <w:startOverride w:val="1"/>
     </w:lvlOverride>
   </w:num>
-  <w:num w:numId="22" w16cid:durableId="1279140970">
-    <w:abstractNumId w:val="0"/>
-    <w:lvlOverride w:ilvl="0">
-      <w:startOverride w:val="1"/>
-    </w:lvlOverride>
-  </w:num>
-  <w:num w:numId="23" w16cid:durableId="843279441">
-    <w:abstractNumId w:val="1"/>
-    <w:lvlOverride w:ilvl="0">
-      <w:startOverride w:val="1"/>
-    </w:lvlOverride>
-  </w:num>
-  <w:num w:numId="24" w16cid:durableId="1156797932">
+  <w:num w:numId="24" w16cid:durableId="1445424904">
     <w:abstractNumId w:val="0"/>
     <w:lvlOverride w:ilvl="0">
       <w:startOverride w:val="1"/>
@@ -30723,7 +30842,7 @@
     <w:autoRedefine/>
     <w:uiPriority w:val="39"/>
     <w:unhideWhenUsed/>
-    <w:rsid w:val="00007011"/>
+    <w:rsid w:val="00490D15"/>
     <w:pPr>
       <w:spacing w:after="100"/>
     </w:pPr>
@@ -30735,7 +30854,7 @@
     <w:autoRedefine/>
     <w:uiPriority w:val="39"/>
     <w:unhideWhenUsed/>
-    <w:rsid w:val="00007011"/>
+    <w:rsid w:val="00490D15"/>
     <w:pPr>
       <w:spacing w:after="100"/>
       <w:ind w:left="210"/>
@@ -30747,7 +30866,7 @@
     <w:next w:val="Normal"/>
     <w:uiPriority w:val="99"/>
     <w:unhideWhenUsed/>
-    <w:rsid w:val="00007011"/>
+    <w:rsid w:val="00490D15"/>
   </w:style>
 </w:styles>
 </file>

--- a/docs/04-use-cases/ZP-DOC-04_Use-Case-Model.docx
+++ b/docs/04-use-cases/ZP-DOC-04_Use-Case-Model.docx
@@ -157,7 +157,7 @@
                 <w:sz w:val="19"/>
                 <w:szCs w:val="19"/>
               </w:rPr>
-              <w:t>2.1</w:t>
+              <w:t>2.2</w:t>
             </w:r>
           </w:p>
         </w:tc>
@@ -223,7 +223,7 @@
                 <w:sz w:val="19"/>
                 <w:szCs w:val="19"/>
               </w:rPr>
-              <w:t>Approved</w:t>
+              <w:t>In review</w:t>
             </w:r>
           </w:p>
         </w:tc>
@@ -289,7 +289,7 @@
                 <w:sz w:val="19"/>
                 <w:szCs w:val="19"/>
               </w:rPr>
-              <w:t>15 October 2026</w:t>
+              <w:t>23 October 2026</w:t>
             </w:r>
           </w:p>
         </w:tc>
@@ -693,7 +693,7 @@
                 <w:sz w:val="19"/>
                 <w:szCs w:val="19"/>
               </w:rPr>
-              <w:t>2.1</w:t>
+              <w:t>2.2</w:t>
             </w:r>
           </w:p>
         </w:tc>
@@ -759,7 +759,7 @@
                 <w:sz w:val="19"/>
                 <w:szCs w:val="19"/>
               </w:rPr>
-              <w:t>Approved</w:t>
+              <w:t>In review</w:t>
             </w:r>
           </w:p>
         </w:tc>
@@ -2155,6 +2155,122 @@
           </w:p>
         </w:tc>
       </w:tr>
+      <w:tr>
+        <w:tblPrEx>
+          <w:tblCellMar>
+            <w:top w:w="0" w:type="dxa"/>
+            <w:bottom w:w="0" w:type="dxa"/>
+          </w:tblCellMar>
+        </w:tblPrEx>
+        <w:trPr>
+          <w:cantSplit/>
+          <w:trHeight w:val="420"/>
+        </w:trPr>
+        <w:tc>
+          <w:tcPr>
+            <w:tcW w:w="964" w:type="dxa"/>
+            <w:tcBorders>
+              <w:top w:val="single" w:sz="4" w:space="0" w:color="C9D3D0"/>
+              <w:left w:val="single" w:sz="4" w:space="0" w:color="C9D3D0"/>
+              <w:bottom w:val="single" w:sz="4" w:space="0" w:color="C9D3D0"/>
+              <w:right w:val="single" w:sz="4" w:space="0" w:color="C9D3D0"/>
+            </w:tcBorders>
+            <w:tcMar>
+              <w:top w:w="50" w:type="dxa"/>
+              <w:left w:w="100" w:type="dxa"/>
+              <w:bottom w:w="50" w:type="dxa"/>
+              <w:right w:w="100" w:type="dxa"/>
+            </w:tcMar>
+          </w:tcPr>
+          <w:p>
+            <w:r>
+              <w:rPr>
+                <w:sz w:val="19"/>
+                <w:szCs w:val="19"/>
+              </w:rPr>
+              <w:t>2.2 (draft)</w:t>
+            </w:r>
+          </w:p>
+        </w:tc>
+        <w:tc>
+          <w:tcPr>
+            <w:tcW w:w="1542" w:type="dxa"/>
+            <w:tcBorders>
+              <w:top w:val="single" w:sz="4" w:space="0" w:color="C9D3D0"/>
+              <w:left w:val="single" w:sz="4" w:space="0" w:color="C9D3D0"/>
+              <w:bottom w:val="single" w:sz="4" w:space="0" w:color="C9D3D0"/>
+              <w:right w:val="single" w:sz="4" w:space="0" w:color="C9D3D0"/>
+            </w:tcBorders>
+            <w:tcMar>
+              <w:top w:w="50" w:type="dxa"/>
+              <w:left w:w="100" w:type="dxa"/>
+              <w:bottom w:w="50" w:type="dxa"/>
+              <w:right w:w="100" w:type="dxa"/>
+            </w:tcMar>
+          </w:tcPr>
+          <w:p>
+            <w:r>
+              <w:rPr>
+                <w:sz w:val="19"/>
+                <w:szCs w:val="19"/>
+              </w:rPr>
+              <w:t>23 Oct 2026</w:t>
+            </w:r>
+          </w:p>
+        </w:tc>
+        <w:tc>
+          <w:tcPr>
+            <w:tcW w:w="1928" w:type="dxa"/>
+            <w:tcBorders>
+              <w:top w:val="single" w:sz="4" w:space="0" w:color="C9D3D0"/>
+              <w:left w:val="single" w:sz="4" w:space="0" w:color="C9D3D0"/>
+              <w:bottom w:val="single" w:sz="4" w:space="0" w:color="C9D3D0"/>
+              <w:right w:val="single" w:sz="4" w:space="0" w:color="C9D3D0"/>
+            </w:tcBorders>
+            <w:tcMar>
+              <w:top w:w="50" w:type="dxa"/>
+              <w:left w:w="100" w:type="dxa"/>
+              <w:bottom w:w="50" w:type="dxa"/>
+              <w:right w:w="100" w:type="dxa"/>
+            </w:tcMar>
+          </w:tcPr>
+          <w:p>
+            <w:r>
+              <w:rPr>
+                <w:sz w:val="19"/>
+                <w:szCs w:val="19"/>
+              </w:rPr>
+              <w:t>Team Kestrel</w:t>
+            </w:r>
+          </w:p>
+        </w:tc>
+        <w:tc>
+          <w:tcPr>
+            <w:tcW w:w="5204" w:type="dxa"/>
+            <w:tcBorders>
+              <w:top w:val="single" w:sz="4" w:space="0" w:color="C9D3D0"/>
+              <w:left w:val="single" w:sz="4" w:space="0" w:color="C9D3D0"/>
+              <w:bottom w:val="single" w:sz="4" w:space="0" w:color="C9D3D0"/>
+              <w:right w:val="single" w:sz="4" w:space="0" w:color="C9D3D0"/>
+            </w:tcBorders>
+            <w:tcMar>
+              <w:top w:w="50" w:type="dxa"/>
+              <w:left w:w="100" w:type="dxa"/>
+              <w:bottom w:w="50" w:type="dxa"/>
+              <w:right w:w="100" w:type="dxa"/>
+            </w:tcMar>
+          </w:tcPr>
+          <w:p>
+            <w:r>
+              <w:rPr>
+                <w:sz w:val="19"/>
+                <w:szCs w:val="19"/>
+              </w:rPr>
+              <w:t>Under revision for CR-011: the preference-list use case explains the order and the UGC rules instead of proposing an order; awaiting approval</w:t>
+            </w:r>
+          </w:p>
+        </w:tc>
+      </w:tr>
     </w:tbl>
     <w:p>
       <w:pPr>
@@ -2570,7 +2686,7 @@
     <w:sdt>
       <w:sdtPr>
         <w:alias w:val="Contents"/>
-        <w:id w:val="1751856302"/>
+        <w:id w:val="1546639657"/>
       </w:sdtPr>
       <w:sdtEndPr/>
       <w:sdtContent>
@@ -2599,7 +2715,7 @@
           <w:r>
             <w:fldChar w:fldCharType="separate"/>
           </w:r>
-          <w:hyperlink w:anchor="_Toc242943897" w:history="1">
+          <w:hyperlink w:anchor="_Toc243647930" w:history="1">
             <w:r>
               <w:rPr>
                 <w:rStyle w:val="Hyperlink"/>
@@ -2623,7 +2739,7 @@
               <w:rPr>
                 <w:noProof/>
               </w:rPr>
-              <w:instrText xml:space="preserve"> PAGEREF _Toc242943897 \h </w:instrText>
+              <w:instrText xml:space="preserve"> PAGEREF _Toc243647930 \h </w:instrText>
             </w:r>
             <w:r>
               <w:rPr>
@@ -2666,7 +2782,7 @@
               <w14:ligatures w14:val="standardContextual"/>
             </w:rPr>
           </w:pPr>
-          <w:hyperlink w:anchor="_Toc242943898" w:history="1">
+          <w:hyperlink w:anchor="_Toc243647931" w:history="1">
             <w:r>
               <w:rPr>
                 <w:rStyle w:val="Hyperlink"/>
@@ -2690,7 +2806,7 @@
               <w:rPr>
                 <w:noProof/>
               </w:rPr>
-              <w:instrText xml:space="preserve"> PAGEREF _Toc242943898 \h </w:instrText>
+              <w:instrText xml:space="preserve"> PAGEREF _Toc243647931 \h </w:instrText>
             </w:r>
             <w:r>
               <w:rPr>
@@ -2733,7 +2849,7 @@
               <w14:ligatures w14:val="standardContextual"/>
             </w:rPr>
           </w:pPr>
-          <w:hyperlink w:anchor="_Toc242943899" w:history="1">
+          <w:hyperlink w:anchor="_Toc243647932" w:history="1">
             <w:r>
               <w:rPr>
                 <w:rStyle w:val="Hyperlink"/>
@@ -2757,7 +2873,7 @@
               <w:rPr>
                 <w:noProof/>
               </w:rPr>
-              <w:instrText xml:space="preserve"> PAGEREF _Toc242943899 \h </w:instrText>
+              <w:instrText xml:space="preserve"> PAGEREF _Toc243647932 \h </w:instrText>
             </w:r>
             <w:r>
               <w:rPr>
@@ -2800,7 +2916,7 @@
               <w14:ligatures w14:val="standardContextual"/>
             </w:rPr>
           </w:pPr>
-          <w:hyperlink w:anchor="_Toc242943900" w:history="1">
+          <w:hyperlink w:anchor="_Toc243647933" w:history="1">
             <w:r>
               <w:rPr>
                 <w:rStyle w:val="Hyperlink"/>
@@ -2824,7 +2940,7 @@
               <w:rPr>
                 <w:noProof/>
               </w:rPr>
-              <w:instrText xml:space="preserve"> PAGEREF _Toc242943900 \h </w:instrText>
+              <w:instrText xml:space="preserve"> PAGEREF _Toc243647933 \h </w:instrText>
             </w:r>
             <w:r>
               <w:rPr>
@@ -2867,7 +2983,7 @@
               <w14:ligatures w14:val="standardContextual"/>
             </w:rPr>
           </w:pPr>
-          <w:hyperlink w:anchor="_Toc242943901" w:history="1">
+          <w:hyperlink w:anchor="_Toc243647934" w:history="1">
             <w:r>
               <w:rPr>
                 <w:rStyle w:val="Hyperlink"/>
@@ -2891,7 +3007,7 @@
               <w:rPr>
                 <w:noProof/>
               </w:rPr>
-              <w:instrText xml:space="preserve"> PAGEREF _Toc242943901 \h </w:instrText>
+              <w:instrText xml:space="preserve"> PAGEREF _Toc243647934 \h </w:instrText>
             </w:r>
             <w:r>
               <w:rPr>
@@ -2934,7 +3050,7 @@
               <w14:ligatures w14:val="standardContextual"/>
             </w:rPr>
           </w:pPr>
-          <w:hyperlink w:anchor="_Toc242943902" w:history="1">
+          <w:hyperlink w:anchor="_Toc243647935" w:history="1">
             <w:r>
               <w:rPr>
                 <w:rStyle w:val="Hyperlink"/>
@@ -2958,7 +3074,7 @@
               <w:rPr>
                 <w:noProof/>
               </w:rPr>
-              <w:instrText xml:space="preserve"> PAGEREF _Toc242943902 \h </w:instrText>
+              <w:instrText xml:space="preserve"> PAGEREF _Toc243647935 \h </w:instrText>
             </w:r>
             <w:r>
               <w:rPr>
@@ -3001,7 +3117,7 @@
               <w14:ligatures w14:val="standardContextual"/>
             </w:rPr>
           </w:pPr>
-          <w:hyperlink w:anchor="_Toc242943903" w:history="1">
+          <w:hyperlink w:anchor="_Toc243647936" w:history="1">
             <w:r>
               <w:rPr>
                 <w:rStyle w:val="Hyperlink"/>
@@ -3025,7 +3141,7 @@
               <w:rPr>
                 <w:noProof/>
               </w:rPr>
-              <w:instrText xml:space="preserve"> PAGEREF _Toc242943903 \h </w:instrText>
+              <w:instrText xml:space="preserve"> PAGEREF _Toc243647936 \h </w:instrText>
             </w:r>
             <w:r>
               <w:rPr>
@@ -3068,7 +3184,7 @@
               <w14:ligatures w14:val="standardContextual"/>
             </w:rPr>
           </w:pPr>
-          <w:hyperlink w:anchor="_Toc242943904" w:history="1">
+          <w:hyperlink w:anchor="_Toc243647937" w:history="1">
             <w:r>
               <w:rPr>
                 <w:rStyle w:val="Hyperlink"/>
@@ -3092,7 +3208,7 @@
               <w:rPr>
                 <w:noProof/>
               </w:rPr>
-              <w:instrText xml:space="preserve"> PAGEREF _Toc242943904 \h </w:instrText>
+              <w:instrText xml:space="preserve"> PAGEREF _Toc243647937 \h </w:instrText>
             </w:r>
             <w:r>
               <w:rPr>
@@ -3135,7 +3251,7 @@
               <w14:ligatures w14:val="standardContextual"/>
             </w:rPr>
           </w:pPr>
-          <w:hyperlink w:anchor="_Toc242943905" w:history="1">
+          <w:hyperlink w:anchor="_Toc243647938" w:history="1">
             <w:r>
               <w:rPr>
                 <w:rStyle w:val="Hyperlink"/>
@@ -3159,7 +3275,7 @@
               <w:rPr>
                 <w:noProof/>
               </w:rPr>
-              <w:instrText xml:space="preserve"> PAGEREF _Toc242943905 \h </w:instrText>
+              <w:instrText xml:space="preserve"> PAGEREF _Toc243647938 \h </w:instrText>
             </w:r>
             <w:r>
               <w:rPr>
@@ -3202,7 +3318,7 @@
               <w14:ligatures w14:val="standardContextual"/>
             </w:rPr>
           </w:pPr>
-          <w:hyperlink w:anchor="_Toc242943906" w:history="1">
+          <w:hyperlink w:anchor="_Toc243647939" w:history="1">
             <w:r>
               <w:rPr>
                 <w:rStyle w:val="Hyperlink"/>
@@ -3226,7 +3342,7 @@
               <w:rPr>
                 <w:noProof/>
               </w:rPr>
-              <w:instrText xml:space="preserve"> PAGEREF _Toc242943906 \h </w:instrText>
+              <w:instrText xml:space="preserve"> PAGEREF _Toc243647939 \h </w:instrText>
             </w:r>
             <w:r>
               <w:rPr>
@@ -3269,7 +3385,7 @@
               <w14:ligatures w14:val="standardContextual"/>
             </w:rPr>
           </w:pPr>
-          <w:hyperlink w:anchor="_Toc242943907" w:history="1">
+          <w:hyperlink w:anchor="_Toc243647940" w:history="1">
             <w:r>
               <w:rPr>
                 <w:rStyle w:val="Hyperlink"/>
@@ -3293,7 +3409,7 @@
               <w:rPr>
                 <w:noProof/>
               </w:rPr>
-              <w:instrText xml:space="preserve"> PAGEREF _Toc242943907 \h </w:instrText>
+              <w:instrText xml:space="preserve"> PAGEREF _Toc243647940 \h </w:instrText>
             </w:r>
             <w:r>
               <w:rPr>
@@ -3336,7 +3452,7 @@
               <w14:ligatures w14:val="standardContextual"/>
             </w:rPr>
           </w:pPr>
-          <w:hyperlink w:anchor="_Toc242943908" w:history="1">
+          <w:hyperlink w:anchor="_Toc243647941" w:history="1">
             <w:r>
               <w:rPr>
                 <w:rStyle w:val="Hyperlink"/>
@@ -3360,7 +3476,7 @@
               <w:rPr>
                 <w:noProof/>
               </w:rPr>
-              <w:instrText xml:space="preserve"> PAGEREF _Toc242943908 \h </w:instrText>
+              <w:instrText xml:space="preserve"> PAGEREF _Toc243647941 \h </w:instrText>
             </w:r>
             <w:r>
               <w:rPr>
@@ -3403,7 +3519,7 @@
               <w14:ligatures w14:val="standardContextual"/>
             </w:rPr>
           </w:pPr>
-          <w:hyperlink w:anchor="_Toc242943909" w:history="1">
+          <w:hyperlink w:anchor="_Toc243647942" w:history="1">
             <w:r>
               <w:rPr>
                 <w:rStyle w:val="Hyperlink"/>
@@ -3427,7 +3543,7 @@
               <w:rPr>
                 <w:noProof/>
               </w:rPr>
-              <w:instrText xml:space="preserve"> PAGEREF _Toc242943909 \h </w:instrText>
+              <w:instrText xml:space="preserve"> PAGEREF _Toc243647942 \h </w:instrText>
             </w:r>
             <w:r>
               <w:rPr>
@@ -3470,7 +3586,7 @@
               <w14:ligatures w14:val="standardContextual"/>
             </w:rPr>
           </w:pPr>
-          <w:hyperlink w:anchor="_Toc242943910" w:history="1">
+          <w:hyperlink w:anchor="_Toc243647943" w:history="1">
             <w:r>
               <w:rPr>
                 <w:rStyle w:val="Hyperlink"/>
@@ -3494,7 +3610,7 @@
               <w:rPr>
                 <w:noProof/>
               </w:rPr>
-              <w:instrText xml:space="preserve"> PAGEREF _Toc242943910 \h </w:instrText>
+              <w:instrText xml:space="preserve"> PAGEREF _Toc243647943 \h </w:instrText>
             </w:r>
             <w:r>
               <w:rPr>
@@ -3537,7 +3653,7 @@
               <w14:ligatures w14:val="standardContextual"/>
             </w:rPr>
           </w:pPr>
-          <w:hyperlink w:anchor="_Toc242943911" w:history="1">
+          <w:hyperlink w:anchor="_Toc243647944" w:history="1">
             <w:r>
               <w:rPr>
                 <w:rStyle w:val="Hyperlink"/>
@@ -3561,7 +3677,7 @@
               <w:rPr>
                 <w:noProof/>
               </w:rPr>
-              <w:instrText xml:space="preserve"> PAGEREF _Toc242943911 \h </w:instrText>
+              <w:instrText xml:space="preserve"> PAGEREF _Toc243647944 \h </w:instrText>
             </w:r>
             <w:r>
               <w:rPr>
@@ -3604,7 +3720,7 @@
               <w14:ligatures w14:val="standardContextual"/>
             </w:rPr>
           </w:pPr>
-          <w:hyperlink w:anchor="_Toc242943912" w:history="1">
+          <w:hyperlink w:anchor="_Toc243647945" w:history="1">
             <w:r>
               <w:rPr>
                 <w:rStyle w:val="Hyperlink"/>
@@ -3628,7 +3744,7 @@
               <w:rPr>
                 <w:noProof/>
               </w:rPr>
-              <w:instrText xml:space="preserve"> PAGEREF _Toc242943912 \h </w:instrText>
+              <w:instrText xml:space="preserve"> PAGEREF _Toc243647945 \h </w:instrText>
             </w:r>
             <w:r>
               <w:rPr>
@@ -3671,7 +3787,7 @@
               <w14:ligatures w14:val="standardContextual"/>
             </w:rPr>
           </w:pPr>
-          <w:hyperlink w:anchor="_Toc242943913" w:history="1">
+          <w:hyperlink w:anchor="_Toc243647946" w:history="1">
             <w:r>
               <w:rPr>
                 <w:rStyle w:val="Hyperlink"/>
@@ -3695,7 +3811,7 @@
               <w:rPr>
                 <w:noProof/>
               </w:rPr>
-              <w:instrText xml:space="preserve"> PAGEREF _Toc242943913 \h </w:instrText>
+              <w:instrText xml:space="preserve"> PAGEREF _Toc243647946 \h </w:instrText>
             </w:r>
             <w:r>
               <w:rPr>
@@ -3738,7 +3854,7 @@
               <w14:ligatures w14:val="standardContextual"/>
             </w:rPr>
           </w:pPr>
-          <w:hyperlink w:anchor="_Toc242943914" w:history="1">
+          <w:hyperlink w:anchor="_Toc243647947" w:history="1">
             <w:r>
               <w:rPr>
                 <w:rStyle w:val="Hyperlink"/>
@@ -3762,7 +3878,7 @@
               <w:rPr>
                 <w:noProof/>
               </w:rPr>
-              <w:instrText xml:space="preserve"> PAGEREF _Toc242943914 \h </w:instrText>
+              <w:instrText xml:space="preserve"> PAGEREF _Toc243647947 \h </w:instrText>
             </w:r>
             <w:r>
               <w:rPr>
@@ -3805,7 +3921,7 @@
               <w14:ligatures w14:val="standardContextual"/>
             </w:rPr>
           </w:pPr>
-          <w:hyperlink w:anchor="_Toc242943915" w:history="1">
+          <w:hyperlink w:anchor="_Toc243647948" w:history="1">
             <w:r>
               <w:rPr>
                 <w:rStyle w:val="Hyperlink"/>
@@ -3829,7 +3945,7 @@
               <w:rPr>
                 <w:noProof/>
               </w:rPr>
-              <w:instrText xml:space="preserve"> PAGEREF _Toc242943915 \h </w:instrText>
+              <w:instrText xml:space="preserve"> PAGEREF _Toc243647948 \h </w:instrText>
             </w:r>
             <w:r>
               <w:rPr>
@@ -3872,7 +3988,7 @@
               <w14:ligatures w14:val="standardContextual"/>
             </w:rPr>
           </w:pPr>
-          <w:hyperlink w:anchor="_Toc242943916" w:history="1">
+          <w:hyperlink w:anchor="_Toc243647949" w:history="1">
             <w:r>
               <w:rPr>
                 <w:rStyle w:val="Hyperlink"/>
@@ -3896,7 +4012,7 @@
               <w:rPr>
                 <w:noProof/>
               </w:rPr>
-              <w:instrText xml:space="preserve"> PAGEREF _Toc242943916 \h </w:instrText>
+              <w:instrText xml:space="preserve"> PAGEREF _Toc243647949 \h </w:instrText>
             </w:r>
             <w:r>
               <w:rPr>
@@ -3939,7 +4055,7 @@
               <w14:ligatures w14:val="standardContextual"/>
             </w:rPr>
           </w:pPr>
-          <w:hyperlink w:anchor="_Toc242943917" w:history="1">
+          <w:hyperlink w:anchor="_Toc243647950" w:history="1">
             <w:r>
               <w:rPr>
                 <w:rStyle w:val="Hyperlink"/>
@@ -3963,7 +4079,7 @@
               <w:rPr>
                 <w:noProof/>
               </w:rPr>
-              <w:instrText xml:space="preserve"> PAGEREF _Toc242943917 \h </w:instrText>
+              <w:instrText xml:space="preserve"> PAGEREF _Toc243647950 \h </w:instrText>
             </w:r>
             <w:r>
               <w:rPr>
@@ -4006,7 +4122,7 @@
               <w14:ligatures w14:val="standardContextual"/>
             </w:rPr>
           </w:pPr>
-          <w:hyperlink w:anchor="_Toc242943918" w:history="1">
+          <w:hyperlink w:anchor="_Toc243647951" w:history="1">
             <w:r>
               <w:rPr>
                 <w:rStyle w:val="Hyperlink"/>
@@ -4030,7 +4146,7 @@
               <w:rPr>
                 <w:noProof/>
               </w:rPr>
-              <w:instrText xml:space="preserve"> PAGEREF _Toc242943918 \h </w:instrText>
+              <w:instrText xml:space="preserve"> PAGEREF _Toc243647951 \h </w:instrText>
             </w:r>
             <w:r>
               <w:rPr>
@@ -4073,7 +4189,7 @@
               <w14:ligatures w14:val="standardContextual"/>
             </w:rPr>
           </w:pPr>
-          <w:hyperlink w:anchor="_Toc242943919" w:history="1">
+          <w:hyperlink w:anchor="_Toc243647952" w:history="1">
             <w:r>
               <w:rPr>
                 <w:rStyle w:val="Hyperlink"/>
@@ -4097,7 +4213,7 @@
               <w:rPr>
                 <w:noProof/>
               </w:rPr>
-              <w:instrText xml:space="preserve"> PAGEREF _Toc242943919 \h </w:instrText>
+              <w:instrText xml:space="preserve"> PAGEREF _Toc243647952 \h </w:instrText>
             </w:r>
             <w:r>
               <w:rPr>
@@ -4140,7 +4256,7 @@
               <w14:ligatures w14:val="standardContextual"/>
             </w:rPr>
           </w:pPr>
-          <w:hyperlink w:anchor="_Toc242943920" w:history="1">
+          <w:hyperlink w:anchor="_Toc243647953" w:history="1">
             <w:r>
               <w:rPr>
                 <w:rStyle w:val="Hyperlink"/>
@@ -4164,7 +4280,7 @@
               <w:rPr>
                 <w:noProof/>
               </w:rPr>
-              <w:instrText xml:space="preserve"> PAGEREF _Toc242943920 \h </w:instrText>
+              <w:instrText xml:space="preserve"> PAGEREF _Toc243647953 \h </w:instrText>
             </w:r>
             <w:r>
               <w:rPr>
@@ -4207,7 +4323,7 @@
               <w14:ligatures w14:val="standardContextual"/>
             </w:rPr>
           </w:pPr>
-          <w:hyperlink w:anchor="_Toc242943921" w:history="1">
+          <w:hyperlink w:anchor="_Toc243647954" w:history="1">
             <w:r>
               <w:rPr>
                 <w:rStyle w:val="Hyperlink"/>
@@ -4231,7 +4347,7 @@
               <w:rPr>
                 <w:noProof/>
               </w:rPr>
-              <w:instrText xml:space="preserve"> PAGEREF _Toc242943921 \h </w:instrText>
+              <w:instrText xml:space="preserve"> PAGEREF _Toc243647954 \h </w:instrText>
             </w:r>
             <w:r>
               <w:rPr>
@@ -4277,7 +4393,7 @@
     <w:sdt>
       <w:sdtPr>
         <w:alias w:val="Figures"/>
-        <w:id w:val="1172142224"/>
+        <w:id w:val="1874345606"/>
       </w:sdtPr>
       <w:sdtEndPr/>
       <w:sdtContent>
@@ -4306,7 +4422,7 @@
           <w:r>
             <w:fldChar w:fldCharType="separate"/>
           </w:r>
-          <w:hyperlink w:anchor="_Toc242943922" w:history="1">
+          <w:hyperlink w:anchor="_Toc243647955" w:history="1">
             <w:r>
               <w:rPr>
                 <w:rStyle w:val="Hyperlink"/>
@@ -4330,7 +4446,7 @@
               <w:rPr>
                 <w:noProof/>
               </w:rPr>
-              <w:instrText xml:space="preserve"> PAGEREF _Toc242943922 \h </w:instrText>
+              <w:instrText xml:space="preserve"> PAGEREF _Toc243647955 \h </w:instrText>
             </w:r>
             <w:r>
               <w:rPr>
@@ -4373,7 +4489,7 @@
               <w14:ligatures w14:val="standardContextual"/>
             </w:rPr>
           </w:pPr>
-          <w:hyperlink w:anchor="_Toc242943923" w:history="1">
+          <w:hyperlink w:anchor="_Toc243647956" w:history="1">
             <w:r>
               <w:rPr>
                 <w:rStyle w:val="Hyperlink"/>
@@ -4397,7 +4513,7 @@
               <w:rPr>
                 <w:noProof/>
               </w:rPr>
-              <w:instrText xml:space="preserve"> PAGEREF _Toc242943923 \h </w:instrText>
+              <w:instrText xml:space="preserve"> PAGEREF _Toc243647956 \h </w:instrText>
             </w:r>
             <w:r>
               <w:rPr>
@@ -4440,7 +4556,7 @@
               <w14:ligatures w14:val="standardContextual"/>
             </w:rPr>
           </w:pPr>
-          <w:hyperlink w:anchor="_Toc242943924" w:history="1">
+          <w:hyperlink w:anchor="_Toc243647957" w:history="1">
             <w:r>
               <w:rPr>
                 <w:rStyle w:val="Hyperlink"/>
@@ -4464,7 +4580,7 @@
               <w:rPr>
                 <w:noProof/>
               </w:rPr>
-              <w:instrText xml:space="preserve"> PAGEREF _Toc242943924 \h </w:instrText>
+              <w:instrText xml:space="preserve"> PAGEREF _Toc243647957 \h </w:instrText>
             </w:r>
             <w:r>
               <w:rPr>
@@ -4507,7 +4623,7 @@
               <w14:ligatures w14:val="standardContextual"/>
             </w:rPr>
           </w:pPr>
-          <w:hyperlink w:anchor="_Toc242943925" w:history="1">
+          <w:hyperlink w:anchor="_Toc243647958" w:history="1">
             <w:r>
               <w:rPr>
                 <w:rStyle w:val="Hyperlink"/>
@@ -4531,7 +4647,7 @@
               <w:rPr>
                 <w:noProof/>
               </w:rPr>
-              <w:instrText xml:space="preserve"> PAGEREF _Toc242943925 \h </w:instrText>
+              <w:instrText xml:space="preserve"> PAGEREF _Toc243647958 \h </w:instrText>
             </w:r>
             <w:r>
               <w:rPr>
@@ -4577,7 +4693,7 @@
     <w:sdt>
       <w:sdtPr>
         <w:alias w:val="Tables"/>
-        <w:id w:val="-2011665575"/>
+        <w:id w:val="-142895021"/>
       </w:sdtPr>
       <w:sdtEndPr/>
       <w:sdtContent>
@@ -4606,7 +4722,7 @@
           <w:r>
             <w:fldChar w:fldCharType="separate"/>
           </w:r>
-          <w:hyperlink w:anchor="_Toc242943926" w:history="1">
+          <w:hyperlink w:anchor="_Toc243647959" w:history="1">
             <w:r>
               <w:rPr>
                 <w:rStyle w:val="Hyperlink"/>
@@ -4630,7 +4746,7 @@
               <w:rPr>
                 <w:noProof/>
               </w:rPr>
-              <w:instrText xml:space="preserve"> PAGEREF _Toc242943926 \h </w:instrText>
+              <w:instrText xml:space="preserve"> PAGEREF _Toc243647959 \h </w:instrText>
             </w:r>
             <w:r>
               <w:rPr>
@@ -4673,7 +4789,7 @@
               <w14:ligatures w14:val="standardContextual"/>
             </w:rPr>
           </w:pPr>
-          <w:hyperlink w:anchor="_Toc242943927" w:history="1">
+          <w:hyperlink w:anchor="_Toc243647960" w:history="1">
             <w:r>
               <w:rPr>
                 <w:rStyle w:val="Hyperlink"/>
@@ -4697,7 +4813,7 @@
               <w:rPr>
                 <w:noProof/>
               </w:rPr>
-              <w:instrText xml:space="preserve"> PAGEREF _Toc242943927 \h </w:instrText>
+              <w:instrText xml:space="preserve"> PAGEREF _Toc243647960 \h </w:instrText>
             </w:r>
             <w:r>
               <w:rPr>
@@ -4740,7 +4856,7 @@
               <w14:ligatures w14:val="standardContextual"/>
             </w:rPr>
           </w:pPr>
-          <w:hyperlink w:anchor="_Toc242943928" w:history="1">
+          <w:hyperlink w:anchor="_Toc243647961" w:history="1">
             <w:r>
               <w:rPr>
                 <w:rStyle w:val="Hyperlink"/>
@@ -4764,7 +4880,7 @@
               <w:rPr>
                 <w:noProof/>
               </w:rPr>
-              <w:instrText xml:space="preserve"> PAGEREF _Toc242943928 \h </w:instrText>
+              <w:instrText xml:space="preserve"> PAGEREF _Toc243647961 \h </w:instrText>
             </w:r>
             <w:r>
               <w:rPr>
@@ -4807,7 +4923,7 @@
               <w14:ligatures w14:val="standardContextual"/>
             </w:rPr>
           </w:pPr>
-          <w:hyperlink w:anchor="_Toc242943929" w:history="1">
+          <w:hyperlink w:anchor="_Toc243647962" w:history="1">
             <w:r>
               <w:rPr>
                 <w:rStyle w:val="Hyperlink"/>
@@ -4831,7 +4947,7 @@
               <w:rPr>
                 <w:noProof/>
               </w:rPr>
-              <w:instrText xml:space="preserve"> PAGEREF _Toc242943929 \h </w:instrText>
+              <w:instrText xml:space="preserve"> PAGEREF _Toc243647962 \h </w:instrText>
             </w:r>
             <w:r>
               <w:rPr>
@@ -4874,7 +4990,7 @@
               <w14:ligatures w14:val="standardContextual"/>
             </w:rPr>
           </w:pPr>
-          <w:hyperlink w:anchor="_Toc242943930" w:history="1">
+          <w:hyperlink w:anchor="_Toc243647963" w:history="1">
             <w:r>
               <w:rPr>
                 <w:rStyle w:val="Hyperlink"/>
@@ -4898,7 +5014,7 @@
               <w:rPr>
                 <w:noProof/>
               </w:rPr>
-              <w:instrText xml:space="preserve"> PAGEREF _Toc242943930 \h </w:instrText>
+              <w:instrText xml:space="preserve"> PAGEREF _Toc243647963 \h </w:instrText>
             </w:r>
             <w:r>
               <w:rPr>
@@ -4941,7 +5057,7 @@
               <w14:ligatures w14:val="standardContextual"/>
             </w:rPr>
           </w:pPr>
-          <w:hyperlink w:anchor="_Toc242943931" w:history="1">
+          <w:hyperlink w:anchor="_Toc243647964" w:history="1">
             <w:r>
               <w:rPr>
                 <w:rStyle w:val="Hyperlink"/>
@@ -4965,7 +5081,7 @@
               <w:rPr>
                 <w:noProof/>
               </w:rPr>
-              <w:instrText xml:space="preserve"> PAGEREF _Toc242943931 \h </w:instrText>
+              <w:instrText xml:space="preserve"> PAGEREF _Toc243647964 \h </w:instrText>
             </w:r>
             <w:r>
               <w:rPr>
@@ -5006,7 +5122,7 @@
         <w:keepLines/>
         <w:pageBreakBefore/>
       </w:pPr>
-      <w:bookmarkStart w:id="0" w:name="_Toc242943897"/>
+      <w:bookmarkStart w:id="0" w:name="_Toc243647930"/>
       <w:r>
         <w:lastRenderedPageBreak/>
         <w:t>1 Introduction</w:t>
@@ -5019,7 +5135,7 @@
         <w:keepNext/>
         <w:keepLines/>
       </w:pPr>
-      <w:bookmarkStart w:id="1" w:name="_Toc242943898"/>
+      <w:bookmarkStart w:id="1" w:name="_Toc243647931"/>
       <w:r>
         <w:t>1.1 Purpose</w:t>
       </w:r>
@@ -5069,7 +5185,7 @@
         <w:keepNext/>
         <w:keepLines/>
       </w:pPr>
-      <w:bookmarkStart w:id="2" w:name="_Toc242943899"/>
+      <w:bookmarkStart w:id="2" w:name="_Toc243647932"/>
       <w:r>
         <w:t>1.2 Scope</w:t>
       </w:r>
@@ -5109,7 +5225,7 @@
         <w:keepNext/>
         <w:keepLines/>
       </w:pPr>
-      <w:bookmarkStart w:id="3" w:name="_Toc242943900"/>
+      <w:bookmarkStart w:id="3" w:name="_Toc243647933"/>
       <w:r>
         <w:t>1.3 Intended audience</w:t>
       </w:r>
@@ -5129,7 +5245,7 @@
         <w:keepNext/>
         <w:keepLines/>
       </w:pPr>
-      <w:bookmarkStart w:id="4" w:name="_Toc242943901"/>
+      <w:bookmarkStart w:id="4" w:name="_Toc243647934"/>
       <w:r>
         <w:t>1.4 Relationship to other documents</w:t>
       </w:r>
@@ -5140,7 +5256,7 @@
         <w:pStyle w:val="Caption"/>
         <w:keepNext/>
       </w:pPr>
-      <w:bookmarkStart w:id="5" w:name="_Toc242943926"/>
+      <w:bookmarkStart w:id="5" w:name="_Toc243647959"/>
       <w:r>
         <w:t xml:space="preserve">Table </w:t>
       </w:r>
@@ -5568,7 +5684,7 @@
         <w:keepNext/>
         <w:keepLines/>
       </w:pPr>
-      <w:bookmarkStart w:id="6" w:name="_Toc242943902"/>
+      <w:bookmarkStart w:id="6" w:name="_Toc243647935"/>
       <w:r>
         <w:t>1.5 Conventions</w:t>
       </w:r>
@@ -5707,10 +5823,7 @@
         <w:t>Superseded by X (CR-nnn)</w:t>
       </w:r>
       <w:r>
-        <w:t xml:space="preserve">. A superseded </w:t>
-      </w:r>
-      <w:r>
-        <w:t xml:space="preserve">use case keeps its ID and text for traceability (it is </w:t>
+        <w:t xml:space="preserve">. A superseded use case keeps its ID and text for traceability (it is </w:t>
       </w:r>
       <w:r>
         <w:rPr>
@@ -5720,7 +5833,10 @@
         <w:t>Deleted</w:t>
       </w:r>
       <w:r>
-        <w:t xml:space="preserve"> in the sense of ZP-DOC-00). The change requests are listed in ZP-DOC-02 and ZP-DOC-03; "VR" is the product owner's video review of 11 October 2026 and "VR2" the product owner's review and decisions of 14 October 2026. Since VR2 the app shows the bands Safe, Likely and Reach as </w:t>
+        <w:t xml:space="preserve"> in the sense of ZP-DOC-00). The change requests are listed in ZP-DOC-02 and ZP-DOC-03; "VR" is the product owner's video review of 11 October 2026 and "VR2" the </w:t>
+      </w:r>
+      <w:r>
+        <w:t xml:space="preserve">product owner's review and decisions of 14 October 2026. Since VR2 the app shows the bands Safe, Likely and Reach as </w:t>
       </w:r>
       <w:r>
         <w:rPr>
@@ -5760,7 +5876,7 @@
         <w:keepLines/>
         <w:pageBreakBefore/>
       </w:pPr>
-      <w:bookmarkStart w:id="7" w:name="_Toc242943903"/>
+      <w:bookmarkStart w:id="7" w:name="_Toc243647936"/>
       <w:r>
         <w:lastRenderedPageBreak/>
         <w:t>2 Actors</w:t>
@@ -5772,7 +5888,7 @@
         <w:pStyle w:val="Caption"/>
         <w:keepNext/>
       </w:pPr>
-      <w:bookmarkStart w:id="8" w:name="_Toc242943927"/>
+      <w:bookmarkStart w:id="8" w:name="_Toc243647960"/>
       <w:r>
         <w:t xml:space="preserve">Table </w:t>
       </w:r>
@@ -7165,7 +7281,7 @@
         <w:keepLines/>
         <w:pageBreakBefore/>
       </w:pPr>
-      <w:bookmarkStart w:id="9" w:name="_Toc242943904"/>
+      <w:bookmarkStart w:id="9" w:name="_Toc243647937"/>
       <w:r>
         <w:lastRenderedPageBreak/>
         <w:t>3 Use case diagrams</w:t>
@@ -7183,7 +7299,7 @@
           <w:noProof/>
         </w:rPr>
         <w:drawing>
-          <wp:inline distT="0" distB="0" distL="0" distR="0" wp14:anchorId="1098980A" wp14:editId="1098980B">
+          <wp:inline distT="0" distB="0" distL="0" distR="0" wp14:anchorId="7955FBD4" wp14:editId="7955FBD5">
             <wp:extent cx="5676900" cy="8191500"/>
             <wp:effectExtent l="0" t="0" r="0" b="0"/>
             <wp:docPr id="1" name="uc-student.png" descr="Student services: use cases of the student and the systems that support them" title="Student services: use cases of the student and the systems that support them"/>
@@ -7226,7 +7342,7 @@
       <w:pPr>
         <w:pStyle w:val="Caption"/>
       </w:pPr>
-      <w:bookmarkStart w:id="10" w:name="_Toc242943922"/>
+      <w:bookmarkStart w:id="10" w:name="_Toc243647955"/>
       <w:r>
         <w:t xml:space="preserve">Figure </w:t>
       </w:r>
@@ -7265,7 +7381,7 @@
         </w:rPr>
         <w:lastRenderedPageBreak/>
         <w:drawing>
-          <wp:inline distT="0" distB="0" distL="0" distR="0" wp14:anchorId="1098980C" wp14:editId="1098980D">
+          <wp:inline distT="0" distB="0" distL="0" distR="0" wp14:anchorId="7955FBD6" wp14:editId="7955FBD7">
             <wp:extent cx="6124575" cy="3705225"/>
             <wp:effectExtent l="0" t="0" r="0" b="0"/>
             <wp:docPr id="2" name="uc-backoffice.png" descr="Data, trust and community services: use cases of the curator, scheduler, teacher and senior" title="Data, trust and community services: use cases of the curator, scheduler, teacher and senior"/>
@@ -7308,7 +7424,7 @@
       <w:pPr>
         <w:pStyle w:val="Caption"/>
       </w:pPr>
-      <w:bookmarkStart w:id="11" w:name="_Toc242943923"/>
+      <w:bookmarkStart w:id="11" w:name="_Toc243647956"/>
       <w:r>
         <w:t xml:space="preserve">Figure </w:t>
       </w:r>
@@ -7362,7 +7478,7 @@
         <w:keepLines/>
         <w:pageBreakBefore/>
       </w:pPr>
-      <w:bookmarkStart w:id="12" w:name="_Toc242943905"/>
+      <w:bookmarkStart w:id="12" w:name="_Toc243647938"/>
       <w:r>
         <w:lastRenderedPageBreak/>
         <w:t>4 Use case catalogue</w:t>
@@ -7374,7 +7490,7 @@
         <w:pStyle w:val="Caption"/>
         <w:keepNext/>
       </w:pPr>
-      <w:bookmarkStart w:id="13" w:name="_Toc242943928"/>
+      <w:bookmarkStart w:id="13" w:name="_Toc243647961"/>
       <w:r>
         <w:t xml:space="preserve">Table </w:t>
       </w:r>
@@ -14779,7 +14895,7 @@
         <w:keepLines/>
         <w:pageBreakBefore/>
       </w:pPr>
-      <w:bookmarkStart w:id="14" w:name="_Toc242943906"/>
+      <w:bookmarkStart w:id="14" w:name="_Toc243647939"/>
       <w:r>
         <w:lastRenderedPageBreak/>
         <w:t>5 Fully dressed use cases</w:t>
@@ -14792,7 +14908,7 @@
         <w:keepNext/>
         <w:keepLines/>
       </w:pPr>
-      <w:bookmarkStart w:id="15" w:name="_Toc242943907"/>
+      <w:bookmarkStart w:id="15" w:name="_Toc243647940"/>
       <w:r>
         <w:t>5.1 UC-01 Set up profile</w:t>
       </w:r>
@@ -15662,7 +15778,10 @@
         <w:t>2a. The student has no results yet:</w:t>
       </w:r>
       <w:r>
-        <w:t xml:space="preserve"> the student enters expected marks; the system shows an estimated Z-score range (FR-107) and continues at step 4 using the lower bound, marked </w:t>
+        <w:t xml:space="preserve"> the student enters expected marks; the system shows an estimated </w:t>
+      </w:r>
+      <w:r>
+        <w:t xml:space="preserve">Z-score range (FR-107) and continues at step 4 using the lower bound, marked </w:t>
       </w:r>
       <w:r>
         <w:rPr>
@@ -15692,10 +15811,7 @@
         <w:t>2b. The student chooses "Read my results sheet":</w:t>
       </w:r>
       <w:r>
-        <w:t xml:space="preserve"> the student photographs the results sheet; the system </w:t>
-      </w:r>
-      <w:r>
-        <w:t>reads the fields (FR-109), highlights low-confidence fields (FR-110), deletes the photo (FR-111), and the student confirms or corrects each field; continue at step 5.</w:t>
+        <w:t xml:space="preserve"> the student photographs the results sheet; the system reads the fields (FR-109), highlights low-confidence fields (FR-110), deletes the photo (FR-111), and the student confirms or corrects each field; continue at step 5.</w:t>
       </w:r>
     </w:p>
     <w:p>
@@ -15959,7 +16075,7 @@
         <w:keepNext/>
         <w:keepLines/>
       </w:pPr>
-      <w:bookmarkStart w:id="16" w:name="_Toc242943908"/>
+      <w:bookmarkStart w:id="16" w:name="_Toc243647941"/>
       <w:r>
         <w:lastRenderedPageBreak/>
         <w:t>5.2 UC-02 Explore eligible courses</w:t>
@@ -16877,10 +16993,7 @@
         <w:t>6a. Revised (VR): the student taps Compare:</w:t>
       </w:r>
       <w:r>
-        <w:t xml:space="preserve"> the Compare screen opens with the offering in a swipeable column, and </w:t>
-      </w:r>
-      <w:r>
-        <w:t>a "+" column adds up to three (FR-213, FR-216, FR-217).</w:t>
+        <w:t xml:space="preserve"> the Compare screen opens with the offering in a swipeable column, and a "+" column adds up to three (FR-213, FR-216, FR-217).</w:t>
       </w:r>
     </w:p>
     <w:p>
@@ -17030,7 +17143,7 @@
         <w:keepNext/>
         <w:keepLines/>
       </w:pPr>
-      <w:bookmarkStart w:id="17" w:name="_Toc242943909"/>
+      <w:bookmarkStart w:id="17" w:name="_Toc243647942"/>
       <w:r>
         <w:t>5.3 UC-04 Build and check preference list</w:t>
       </w:r>
@@ -17756,7 +17869,7 @@
         <w:t>include: Check list order</w:t>
       </w:r>
       <w:r>
-        <w:t>) and shows any warnings (BR-041, BR-042).</w:t>
+        <w:t>) and shows any notes (BR-041, BR-042) as information; it never changes the order (CR-011).</w:t>
       </w:r>
     </w:p>
     <w:p>
@@ -17769,7 +17882,17 @@
         <w:spacing w:after="50"/>
       </w:pPr>
       <w:r>
-        <w:t>The student resolves or acknowledges each warning.</w:t>
+        <w:t xml:space="preserve">The student reads the notes and </w:t>
+      </w:r>
+      <w:r>
+        <w:rPr>
+          <w:i/>
+          <w:iCs/>
+        </w:rPr>
+        <w:t>What you need to know</w:t>
+      </w:r>
+      <w:r>
+        <w:t xml:space="preserve"> (FR-312), and orders the list by their own preference.</w:t>
       </w:r>
     </w:p>
     <w:p>
@@ -17842,10 +17965,10 @@
           <w:i/>
           <w:iCs/>
         </w:rPr>
-        <w:t>3a. The student taps "Fix order for me":</w:t>
-      </w:r>
-      <w:r>
-        <w:t xml:space="preserve"> the system proposes an order (FR-305); the student confirms or cancels.</w:t>
+        <w:t>3a. (Withdrawn by CR-011.)</w:t>
+      </w:r>
+      <w:r>
+        <w:t xml:space="preserve"> There is no "Fix order for me": the UGC follows the student's own order (handbook p.112).</w:t>
       </w:r>
     </w:p>
     <w:p>
@@ -17888,7 +18011,7 @@
         </w:rPr>
         <w:lastRenderedPageBreak/>
         <w:drawing>
-          <wp:inline distT="0" distB="0" distL="0" distR="0" wp14:anchorId="1098980E" wp14:editId="1098980F">
+          <wp:inline distT="0" distB="0" distL="0" distR="0" wp14:anchorId="7955FBD8" wp14:editId="7955FBD9">
             <wp:extent cx="3648075" cy="8191500"/>
             <wp:effectExtent l="0" t="0" r="0" b="0"/>
             <wp:docPr id="3" name="act-list-check.png" descr="Activity flow of UC-04: adding, checking and fixing the preference list" title="Activity flow of UC-04: adding, checking and fixing the preference list"/>
@@ -17931,7 +18054,7 @@
       <w:pPr>
         <w:pStyle w:val="Caption"/>
       </w:pPr>
-      <w:bookmarkStart w:id="18" w:name="_Toc242943924"/>
+      <w:bookmarkStart w:id="18" w:name="_Toc243647957"/>
       <w:r>
         <w:t xml:space="preserve">Figure </w:t>
       </w:r>
@@ -17964,7 +18087,7 @@
         <w:keepNext/>
         <w:keepLines/>
       </w:pPr>
-      <w:bookmarkStart w:id="19" w:name="_Toc242943910"/>
+      <w:bookmarkStart w:id="19" w:name="_Toc243647943"/>
       <w:r>
         <w:lastRenderedPageBreak/>
         <w:t>5.4 UC-07 Ask a question</w:t>
@@ -18860,7 +18983,10 @@
         <w:t>only</w:t>
       </w:r>
       <w:r>
-        <w:t xml:space="preserve"> from those passages, using the student's profile and the facts computed by ZedPath's own rules where relevant, in the question's language.</w:t>
+        <w:t xml:space="preserve"> from those passages, using the student's profile and the facts </w:t>
+      </w:r>
+      <w:r>
+        <w:t>computed by ZedPath's own rules where relevant, in the question's language.</w:t>
       </w:r>
     </w:p>
     <w:p>
@@ -19028,7 +19154,7 @@
         <w:keepNext/>
         <w:keepLines/>
       </w:pPr>
-      <w:bookmarkStart w:id="20" w:name="_Toc242943911"/>
+      <w:bookmarkStart w:id="20" w:name="_Toc243647944"/>
       <w:r>
         <w:t>5.5 UC-11 Extract facts from a source</w:t>
       </w:r>
@@ -19919,7 +20045,7 @@
         </w:rPr>
         <w:lastRenderedPageBreak/>
         <w:drawing>
-          <wp:inline distT="0" distB="0" distL="0" distR="0" wp14:anchorId="10989810" wp14:editId="10989811">
+          <wp:inline distT="0" distB="0" distL="0" distR="0" wp14:anchorId="7955FBDA" wp14:editId="7955FBDB">
             <wp:extent cx="6124575" cy="5514975"/>
             <wp:effectExtent l="0" t="0" r="0" b="0"/>
             <wp:docPr id="4" name="act-extraction.png" descr="Activity flow of UC-11 and UC-12: extraction, two-model check and curator review" title="Activity flow of UC-11 and UC-12: extraction, two-model check and curator review"/>
@@ -19962,7 +20088,7 @@
       <w:pPr>
         <w:pStyle w:val="Caption"/>
       </w:pPr>
-      <w:bookmarkStart w:id="21" w:name="_Toc242943925"/>
+      <w:bookmarkStart w:id="21" w:name="_Toc243647958"/>
       <w:r>
         <w:t xml:space="preserve">Figure </w:t>
       </w:r>
@@ -19995,7 +20121,7 @@
         <w:keepNext/>
         <w:keepLines/>
       </w:pPr>
-      <w:bookmarkStart w:id="22" w:name="_Toc242943912"/>
+      <w:bookmarkStart w:id="22" w:name="_Toc243647945"/>
       <w:r>
         <w:t>5.6 UC-12 Review queued facts and reports</w:t>
       </w:r>
@@ -20577,7 +20703,7 @@
         <w:keepNext/>
         <w:keepLines/>
       </w:pPr>
-      <w:bookmarkStart w:id="23" w:name="_Toc242943913"/>
+      <w:bookmarkStart w:id="23" w:name="_Toc243647946"/>
       <w:r>
         <w:t>5.7 UC-13 Scan Gazette</w:t>
       </w:r>
@@ -21059,10 +21185,7 @@
         <w:t>Open now</w:t>
       </w:r>
       <w:r>
-        <w:t xml:space="preserve"> tab, where each student's</w:t>
-      </w:r>
-      <w:r>
-        <w:t xml:space="preserve"> device checks the A/L-pass and age rules (FR-509, NFR-072).</w:t>
+        <w:t xml:space="preserve"> tab, where each student's device checks the A/L-pass and age rules (FR-509, NFR-072).</w:t>
       </w:r>
     </w:p>
     <w:p>
@@ -21104,7 +21227,7 @@
         <w:keepNext/>
         <w:keepLines/>
       </w:pPr>
-      <w:bookmarkStart w:id="24" w:name="_Toc242943914"/>
+      <w:bookmarkStart w:id="24" w:name="_Toc243647947"/>
       <w:r>
         <w:t>5.8 UC-19 Create account and give contact details</w:t>
       </w:r>
@@ -22153,7 +22276,7 @@
         <w:keepNext/>
         <w:keepLines/>
       </w:pPr>
-      <w:bookmarkStart w:id="25" w:name="_Toc242943915"/>
+      <w:bookmarkStart w:id="25" w:name="_Toc243647948"/>
       <w:r>
         <w:t>5.9 UC-25 Tick a Journey step</w:t>
       </w:r>
@@ -23084,7 +23207,7 @@
         <w:keepNext/>
         <w:keepLines/>
       </w:pPr>
-      <w:bookmarkStart w:id="26" w:name="_Toc242943916"/>
+      <w:bookmarkStart w:id="26" w:name="_Toc243647949"/>
       <w:r>
         <w:t>5.10 UC-29 Take part in a group</w:t>
       </w:r>
@@ -24336,7 +24459,7 @@
         <w:keepNext/>
         <w:keepLines/>
       </w:pPr>
-      <w:bookmarkStart w:id="27" w:name="_Toc242943917"/>
+      <w:bookmarkStart w:id="27" w:name="_Toc243647950"/>
       <w:r>
         <w:t>5.11 UC-30 Accept group rules</w:t>
       </w:r>
@@ -25140,7 +25263,7 @@
         <w:keepLines/>
         <w:pageBreakBefore/>
       </w:pPr>
-      <w:bookmarkStart w:id="28" w:name="_Toc242943918"/>
+      <w:bookmarkStart w:id="28" w:name="_Toc243647951"/>
       <w:r>
         <w:lastRenderedPageBreak/>
         <w:t>6 Brief use cases</w:t>
@@ -25152,7 +25275,7 @@
         <w:pStyle w:val="Caption"/>
         <w:keepNext/>
       </w:pPr>
-      <w:bookmarkStart w:id="29" w:name="_Toc242943929"/>
+      <w:bookmarkStart w:id="29" w:name="_Toc243647962"/>
       <w:r>
         <w:t xml:space="preserve">Table </w:t>
       </w:r>
@@ -28440,7 +28563,7 @@
         <w:keepLines/>
         <w:pageBreakBefore/>
       </w:pPr>
-      <w:bookmarkStart w:id="30" w:name="_Toc242943919"/>
+      <w:bookmarkStart w:id="30" w:name="_Toc243647952"/>
       <w:r>
         <w:lastRenderedPageBreak/>
         <w:t>Appendix A: Traceability: requirements to use cases</w:t>
@@ -28472,7 +28595,7 @@
         <w:keepLines/>
         <w:pageBreakBefore/>
       </w:pPr>
-      <w:bookmarkStart w:id="31" w:name="_Toc242943920"/>
+      <w:bookmarkStart w:id="31" w:name="_Toc243647953"/>
       <w:r>
         <w:lastRenderedPageBreak/>
         <w:t>Appendix B: Glossary</w:t>
@@ -28484,7 +28607,7 @@
         <w:pStyle w:val="Caption"/>
         <w:keepNext/>
       </w:pPr>
-      <w:bookmarkStart w:id="32" w:name="_Toc242943930"/>
+      <w:bookmarkStart w:id="32" w:name="_Toc243647963"/>
       <w:r>
         <w:t xml:space="preserve">Table </w:t>
       </w:r>
@@ -29144,7 +29267,7 @@
         <w:keepLines/>
         <w:pageBreakBefore/>
       </w:pPr>
-      <w:bookmarkStart w:id="33" w:name="_Toc242943921"/>
+      <w:bookmarkStart w:id="33" w:name="_Toc243647954"/>
       <w:r>
         <w:lastRenderedPageBreak/>
         <w:t>Appendix C: References</w:t>
@@ -29156,7 +29279,7 @@
         <w:pStyle w:val="Caption"/>
         <w:keepNext/>
       </w:pPr>
-      <w:bookmarkStart w:id="34" w:name="_Toc242943931"/>
+      <w:bookmarkStart w:id="34" w:name="_Toc243647964"/>
       <w:r>
         <w:t xml:space="preserve">Table </w:t>
       </w:r>
@@ -29781,7 +29904,7 @@
         <w:sz w:val="16"/>
         <w:szCs w:val="16"/>
       </w:rPr>
-      <w:t>ZP-DOC-04  ·  v2.1  ·  Approved</w:t>
+      <w:t>ZP-DOC-04  ·  v2.2  ·  In review</w:t>
     </w:r>
   </w:p>
 </w:hdr>
@@ -29790,72 +29913,72 @@
 <file path=word/numbering.xml><?xml version="1.0" encoding="utf-8"?>
 <w:numbering xmlns:wpc="http://schemas.microsoft.com/office/word/2010/wordprocessingCanvas" xmlns:cx="http://schemas.microsoft.com/office/drawing/2014/chartex" xmlns:cx1="http://schemas.microsoft.com/office/drawing/2015/9/8/chartex" xmlns:cx2="http://schemas.microsoft.com/office/drawing/2015/10/21/chartex" xmlns:cx3="http://schemas.microsoft.com/office/drawing/2016/5/9/chartex" xmlns:cx4="http://schemas.microsoft.com/office/drawing/2016/5/10/chartex" xmlns:cx5="http://schemas.microsoft.com/office/drawing/2016/5/11/chartex" xmlns:cx6="http://schemas.microsoft.com/office/drawing/2016/5/12/chartex" xmlns:cx7="http://schemas.microsoft.com/office/drawing/2016/5/13/chartex" xmlns:cx8="http://schemas.microsoft.com/office/drawing/2016/5/14/chartex" xmlns:mc="http://schemas.openxmlformats.org/markup-compatibility/2006" xmlns:aink="http://schemas.microsoft.com/office/drawing/2016/ink" xmlns:am3d="http://schemas.microsoft.com/office/drawing/2017/model3d" xmlns:o="urn:schemas-microsoft-com:office:office" xmlns:oel="http://schemas.microsoft.com/office/2019/extlst" xmlns:r="http://schemas.openxmlformats.org/officeDocument/2006/relationships" xmlns:m="http://schemas.openxmlformats.org/officeDocument/2006/math" xmlns:v="urn:schemas-microsoft-com:vml" xmlns:wp14="http://schemas.microsoft.com/office/word/2010/wordprocessingDrawing" xmlns:wp="http://schemas.openxmlformats.org/drawingml/2006/wordprocessingDrawing" xmlns:w10="urn:schemas-microsoft-com:office:word" xmlns:w="http://schemas.openxmlformats.org/wordprocessingml/2006/main" xmlns:w14="http://schemas.microsoft.com/office/word/2010/wordml" xmlns:w15="http://schemas.microsoft.com/office/word/2012/wordml" xmlns:w16cex="http://schemas.microsoft.com/office/word/2018/wordml/cex" xmlns:w16cid="http://schemas.microsoft.com/office/word/2016/wordml/cid" xmlns:w16="http://schemas.microsoft.com/office/word/2018/wordml" xmlns:w16du="http://schemas.microsoft.com/office/word/2023/wordml/word16du" xmlns:w16sdtdh="http://schemas.microsoft.com/office/word/2020/wordml/sdtdatahash" xmlns:w16sdtfl="http://schemas.microsoft.com/office/word/2024/wordml/sdtformatlock" xmlns:w16se="http://schemas.microsoft.com/office/word/2015/wordml/symex" xmlns:wpg="http://schemas.microsoft.com/office/word/2010/wordprocessingGroup" xmlns:wpi="http://schemas.microsoft.com/office/word/2010/wordprocessingInk" xmlns:wne="http://schemas.microsoft.com/office/word/2006/wordml" xmlns:wps="http://schemas.microsoft.com/office/word/2010/wordprocessingShape" mc:Ignorable="w14 w15 w16se w16cid w16 w16cex w16sdtdh w16sdtfl w16du wp14">
   <w:abstractNum w:abstractNumId="0" w15:restartNumberingAfterBreak="0">
-    <w:nsid w:val="03F02C24"/>
+    <w:nsid w:val="5BEE0702"/>
     <w:multiLevelType w:val="hybridMultilevel"/>
-    <w:tmpl w:val="435CA3EA"/>
-    <w:lvl w:ilvl="0" w:tplc="CB1EE100">
+    <w:tmpl w:val="160E8CE2"/>
+    <w:lvl w:ilvl="0" w:tplc="42C02CC8">
       <w:start w:val="1"/>
-      <w:numFmt w:val="bullet"/>
-      <w:lvlText w:val="•"/>
+      <w:numFmt w:val="decimal"/>
+      <w:lvlText w:val="%1."/>
       <w:lvlJc w:val="left"/>
       <w:pPr>
-        <w:ind w:left="720" w:hanging="280"/>
+        <w:ind w:left="720" w:hanging="360"/>
       </w:pPr>
     </w:lvl>
-    <w:lvl w:ilvl="1" w:tplc="38243DD4" w:tentative="1">
+    <w:lvl w:ilvl="1" w:tplc="81E0EBD0" w:tentative="1">
       <w:start w:val="1"/>
-      <w:numFmt w:val="bullet"/>
-      <w:lvlText w:val="–"/>
+      <w:numFmt w:val="lowerLetter"/>
+      <w:lvlText w:val="%2."/>
       <w:lvlJc w:val="left"/>
       <w:pPr>
-        <w:ind w:left="1080" w:hanging="280"/>
+        <w:ind w:left="1080" w:hanging="360"/>
       </w:pPr>
     </w:lvl>
-    <w:lvl w:ilvl="2" w:tplc="6C1E1FA2" w:tentative="1">
+    <w:lvl w:ilvl="2" w:tplc="4B766B1A" w:tentative="1">
       <w:start w:val="1"/>
-      <w:numFmt w:val="bullet"/>
-      <w:lvlText w:val="▪"/>
+      <w:numFmt w:val="lowerRoman"/>
+      <w:lvlText w:val="%3."/>
       <w:lvlJc w:val="left"/>
       <w:pPr>
-        <w:ind w:left="1440" w:hanging="280"/>
+        <w:ind w:left="1440" w:hanging="360"/>
       </w:pPr>
     </w:lvl>
-    <w:lvl w:ilvl="3" w:tplc="0638070E">
+    <w:lvl w:ilvl="3" w:tplc="4F5A8D84">
       <w:numFmt w:val="decimal"/>
       <w:lvlText w:val=""/>
       <w:lvlJc w:val="left"/>
     </w:lvl>
-    <w:lvl w:ilvl="4" w:tplc="FED02732">
+    <w:lvl w:ilvl="4" w:tplc="6A1417A2">
       <w:numFmt w:val="decimal"/>
       <w:lvlText w:val=""/>
       <w:lvlJc w:val="left"/>
     </w:lvl>
-    <w:lvl w:ilvl="5" w:tplc="2B6C3F44">
+    <w:lvl w:ilvl="5" w:tplc="F28EF1C6">
       <w:numFmt w:val="decimal"/>
       <w:lvlText w:val=""/>
       <w:lvlJc w:val="left"/>
     </w:lvl>
-    <w:lvl w:ilvl="6" w:tplc="99304ABE">
+    <w:lvl w:ilvl="6" w:tplc="EB1C1C06">
       <w:numFmt w:val="decimal"/>
       <w:lvlText w:val=""/>
       <w:lvlJc w:val="left"/>
     </w:lvl>
-    <w:lvl w:ilvl="7" w:tplc="B8A41F2A">
+    <w:lvl w:ilvl="7" w:tplc="578C12BC">
       <w:numFmt w:val="decimal"/>
       <w:lvlText w:val=""/>
       <w:lvlJc w:val="left"/>
     </w:lvl>
-    <w:lvl w:ilvl="8" w:tplc="0DACFAC4">
+    <w:lvl w:ilvl="8" w:tplc="F9E21A6A">
       <w:numFmt w:val="decimal"/>
       <w:lvlText w:val=""/>
       <w:lvlJc w:val="left"/>
     </w:lvl>
   </w:abstractNum>
   <w:abstractNum w:abstractNumId="1" w15:restartNumberingAfterBreak="0">
-    <w:nsid w:val="486C2307"/>
+    <w:nsid w:val="720905EF"/>
     <w:multiLevelType w:val="hybridMultilevel"/>
-    <w:tmpl w:val="2D742CDE"/>
-    <w:lvl w:ilvl="0" w:tplc="CD4EDBAC" w:tentative="1">
+    <w:tmpl w:val="B728EA06"/>
+    <w:lvl w:ilvl="0" w:tplc="8B1E69BC" w:tentative="1">
       <w:start w:val="1"/>
       <w:numFmt w:val="bullet"/>
       <w:lvlText w:val="●"/>
@@ -29864,7 +29987,7 @@
         <w:ind w:left="720" w:hanging="360"/>
       </w:pPr>
     </w:lvl>
-    <w:lvl w:ilvl="1" w:tplc="CFEE9D7C" w:tentative="1">
+    <w:lvl w:ilvl="1" w:tplc="EC2A996E" w:tentative="1">
       <w:start w:val="1"/>
       <w:numFmt w:val="bullet"/>
       <w:lvlText w:val="○"/>
@@ -29873,7 +29996,7 @@
         <w:ind w:left="1440" w:hanging="360"/>
       </w:pPr>
     </w:lvl>
-    <w:lvl w:ilvl="2" w:tplc="04629790" w:tentative="1">
+    <w:lvl w:ilvl="2" w:tplc="BC5CA16A" w:tentative="1">
       <w:start w:val="1"/>
       <w:numFmt w:val="bullet"/>
       <w:lvlText w:val="■"/>
@@ -29882,7 +30005,7 @@
         <w:ind w:left="2160" w:hanging="360"/>
       </w:pPr>
     </w:lvl>
-    <w:lvl w:ilvl="3" w:tplc="1C6A582A" w:tentative="1">
+    <w:lvl w:ilvl="3" w:tplc="E8FEEFC4" w:tentative="1">
       <w:start w:val="1"/>
       <w:numFmt w:val="bullet"/>
       <w:lvlText w:val="●"/>
@@ -29891,7 +30014,7 @@
         <w:ind w:left="2880" w:hanging="360"/>
       </w:pPr>
     </w:lvl>
-    <w:lvl w:ilvl="4" w:tplc="DB54C488" w:tentative="1">
+    <w:lvl w:ilvl="4" w:tplc="BE86B3CA" w:tentative="1">
       <w:start w:val="1"/>
       <w:numFmt w:val="bullet"/>
       <w:lvlText w:val="○"/>
@@ -29900,7 +30023,7 @@
         <w:ind w:left="3600" w:hanging="360"/>
       </w:pPr>
     </w:lvl>
-    <w:lvl w:ilvl="5" w:tplc="403A4B50" w:tentative="1">
+    <w:lvl w:ilvl="5" w:tplc="E654C080" w:tentative="1">
       <w:start w:val="1"/>
       <w:numFmt w:val="bullet"/>
       <w:lvlText w:val="■"/>
@@ -29909,7 +30032,7 @@
         <w:ind w:left="4320" w:hanging="360"/>
       </w:pPr>
     </w:lvl>
-    <w:lvl w:ilvl="6" w:tplc="93220560" w:tentative="1">
+    <w:lvl w:ilvl="6" w:tplc="82A206F6" w:tentative="1">
       <w:start w:val="1"/>
       <w:numFmt w:val="bullet"/>
       <w:lvlText w:val="●"/>
@@ -29918,7 +30041,7 @@
         <w:ind w:left="5040" w:hanging="360"/>
       </w:pPr>
     </w:lvl>
-    <w:lvl w:ilvl="7" w:tplc="AC4EDA62" w:tentative="1">
+    <w:lvl w:ilvl="7" w:tplc="668C9DC0" w:tentative="1">
       <w:start w:val="1"/>
       <w:numFmt w:val="bullet"/>
       <w:lvlText w:val="●"/>
@@ -29927,7 +30050,7 @@
         <w:ind w:left="5760" w:hanging="360"/>
       </w:pPr>
     </w:lvl>
-    <w:lvl w:ilvl="8" w:tplc="9B381C50" w:tentative="1">
+    <w:lvl w:ilvl="8" w:tplc="70C4835E" w:tentative="1">
       <w:start w:val="1"/>
       <w:numFmt w:val="bullet"/>
       <w:lvlText w:val="●"/>
@@ -29938,207 +30061,207 @@
     </w:lvl>
   </w:abstractNum>
   <w:abstractNum w:abstractNumId="2" w15:restartNumberingAfterBreak="0">
-    <w:nsid w:val="73EF705C"/>
+    <w:nsid w:val="764F7F98"/>
     <w:multiLevelType w:val="hybridMultilevel"/>
-    <w:tmpl w:val="A5A438A0"/>
-    <w:lvl w:ilvl="0" w:tplc="BB846E96">
+    <w:tmpl w:val="76508040"/>
+    <w:lvl w:ilvl="0" w:tplc="8790056E">
       <w:start w:val="1"/>
-      <w:numFmt w:val="decimal"/>
-      <w:lvlText w:val="%1."/>
+      <w:numFmt w:val="bullet"/>
+      <w:lvlText w:val="•"/>
       <w:lvlJc w:val="left"/>
       <w:pPr>
-        <w:ind w:left="720" w:hanging="360"/>
+        <w:ind w:left="720" w:hanging="280"/>
       </w:pPr>
     </w:lvl>
-    <w:lvl w:ilvl="1" w:tplc="FFF037E6" w:tentative="1">
+    <w:lvl w:ilvl="1" w:tplc="D10C33D6" w:tentative="1">
       <w:start w:val="1"/>
-      <w:numFmt w:val="lowerLetter"/>
-      <w:lvlText w:val="%2."/>
+      <w:numFmt w:val="bullet"/>
+      <w:lvlText w:val="–"/>
       <w:lvlJc w:val="left"/>
       <w:pPr>
-        <w:ind w:left="1080" w:hanging="360"/>
+        <w:ind w:left="1080" w:hanging="280"/>
       </w:pPr>
     </w:lvl>
-    <w:lvl w:ilvl="2" w:tplc="02C4971E" w:tentative="1">
+    <w:lvl w:ilvl="2" w:tplc="0D54900E" w:tentative="1">
       <w:start w:val="1"/>
-      <w:numFmt w:val="lowerRoman"/>
-      <w:lvlText w:val="%3."/>
+      <w:numFmt w:val="bullet"/>
+      <w:lvlText w:val="▪"/>
       <w:lvlJc w:val="left"/>
       <w:pPr>
-        <w:ind w:left="1440" w:hanging="360"/>
+        <w:ind w:left="1440" w:hanging="280"/>
       </w:pPr>
     </w:lvl>
-    <w:lvl w:ilvl="3" w:tplc="F8E4EE3E">
+    <w:lvl w:ilvl="3" w:tplc="E1BA5D9E">
       <w:numFmt w:val="decimal"/>
       <w:lvlText w:val=""/>
       <w:lvlJc w:val="left"/>
     </w:lvl>
-    <w:lvl w:ilvl="4" w:tplc="6DF4904E">
+    <w:lvl w:ilvl="4" w:tplc="F43A01E6">
       <w:numFmt w:val="decimal"/>
       <w:lvlText w:val=""/>
       <w:lvlJc w:val="left"/>
     </w:lvl>
-    <w:lvl w:ilvl="5" w:tplc="A33A9B1C">
+    <w:lvl w:ilvl="5" w:tplc="10B8CAE6">
       <w:numFmt w:val="decimal"/>
       <w:lvlText w:val=""/>
       <w:lvlJc w:val="left"/>
     </w:lvl>
-    <w:lvl w:ilvl="6" w:tplc="12C2F428">
+    <w:lvl w:ilvl="6" w:tplc="655297D0">
       <w:numFmt w:val="decimal"/>
       <w:lvlText w:val=""/>
       <w:lvlJc w:val="left"/>
     </w:lvl>
-    <w:lvl w:ilvl="7" w:tplc="2B48ACBC">
+    <w:lvl w:ilvl="7" w:tplc="7BB08302">
       <w:numFmt w:val="decimal"/>
       <w:lvlText w:val=""/>
       <w:lvlJc w:val="left"/>
     </w:lvl>
-    <w:lvl w:ilvl="8" w:tplc="4848461A">
+    <w:lvl w:ilvl="8" w:tplc="48FA0198">
       <w:numFmt w:val="decimal"/>
       <w:lvlText w:val=""/>
       <w:lvlJc w:val="left"/>
     </w:lvl>
   </w:abstractNum>
-  <w:num w:numId="1" w16cid:durableId="966740065">
+  <w:num w:numId="1" w16cid:durableId="1411661256">
     <w:abstractNumId w:val="1"/>
     <w:lvlOverride w:ilvl="0">
       <w:startOverride w:val="1"/>
     </w:lvlOverride>
   </w:num>
-  <w:num w:numId="2" w16cid:durableId="1865483577">
+  <w:num w:numId="2" w16cid:durableId="82143544">
+    <w:abstractNumId w:val="2"/>
+    <w:lvlOverride w:ilvl="0">
+      <w:startOverride w:val="1"/>
+    </w:lvlOverride>
+  </w:num>
+  <w:num w:numId="3" w16cid:durableId="2117020405">
     <w:abstractNumId w:val="0"/>
     <w:lvlOverride w:ilvl="0">
       <w:startOverride w:val="1"/>
     </w:lvlOverride>
   </w:num>
-  <w:num w:numId="3" w16cid:durableId="1573201316">
+  <w:num w:numId="4" w16cid:durableId="1683241657">
     <w:abstractNumId w:val="2"/>
     <w:lvlOverride w:ilvl="0">
       <w:startOverride w:val="1"/>
     </w:lvlOverride>
   </w:num>
-  <w:num w:numId="4" w16cid:durableId="1202282972">
+  <w:num w:numId="5" w16cid:durableId="1680616482">
     <w:abstractNumId w:val="0"/>
     <w:lvlOverride w:ilvl="0">
       <w:startOverride w:val="1"/>
     </w:lvlOverride>
   </w:num>
-  <w:num w:numId="5" w16cid:durableId="1240361155">
+  <w:num w:numId="6" w16cid:durableId="1370566826">
     <w:abstractNumId w:val="2"/>
     <w:lvlOverride w:ilvl="0">
       <w:startOverride w:val="1"/>
     </w:lvlOverride>
   </w:num>
-  <w:num w:numId="6" w16cid:durableId="1039740483">
+  <w:num w:numId="7" w16cid:durableId="1054426315">
     <w:abstractNumId w:val="0"/>
     <w:lvlOverride w:ilvl="0">
       <w:startOverride w:val="1"/>
     </w:lvlOverride>
   </w:num>
-  <w:num w:numId="7" w16cid:durableId="1840653671">
+  <w:num w:numId="8" w16cid:durableId="1104497105">
     <w:abstractNumId w:val="2"/>
     <w:lvlOverride w:ilvl="0">
       <w:startOverride w:val="1"/>
     </w:lvlOverride>
   </w:num>
-  <w:num w:numId="8" w16cid:durableId="1104039987">
+  <w:num w:numId="9" w16cid:durableId="144467736">
     <w:abstractNumId w:val="0"/>
     <w:lvlOverride w:ilvl="0">
       <w:startOverride w:val="1"/>
     </w:lvlOverride>
   </w:num>
-  <w:num w:numId="9" w16cid:durableId="1109859086">
+  <w:num w:numId="10" w16cid:durableId="2107654699">
     <w:abstractNumId w:val="2"/>
     <w:lvlOverride w:ilvl="0">
       <w:startOverride w:val="1"/>
     </w:lvlOverride>
   </w:num>
-  <w:num w:numId="10" w16cid:durableId="69469338">
+  <w:num w:numId="11" w16cid:durableId="1277130061">
     <w:abstractNumId w:val="0"/>
     <w:lvlOverride w:ilvl="0">
       <w:startOverride w:val="1"/>
     </w:lvlOverride>
   </w:num>
-  <w:num w:numId="11" w16cid:durableId="534005175">
+  <w:num w:numId="12" w16cid:durableId="1916864244">
     <w:abstractNumId w:val="2"/>
     <w:lvlOverride w:ilvl="0">
       <w:startOverride w:val="1"/>
     </w:lvlOverride>
   </w:num>
-  <w:num w:numId="12" w16cid:durableId="968895037">
+  <w:num w:numId="13" w16cid:durableId="1589580728">
     <w:abstractNumId w:val="0"/>
     <w:lvlOverride w:ilvl="0">
       <w:startOverride w:val="1"/>
     </w:lvlOverride>
   </w:num>
-  <w:num w:numId="13" w16cid:durableId="112673011">
+  <w:num w:numId="14" w16cid:durableId="1370452790">
     <w:abstractNumId w:val="2"/>
     <w:lvlOverride w:ilvl="0">
       <w:startOverride w:val="1"/>
     </w:lvlOverride>
   </w:num>
-  <w:num w:numId="14" w16cid:durableId="11299294">
+  <w:num w:numId="15" w16cid:durableId="562450845">
     <w:abstractNumId w:val="0"/>
     <w:lvlOverride w:ilvl="0">
       <w:startOverride w:val="1"/>
     </w:lvlOverride>
   </w:num>
-  <w:num w:numId="15" w16cid:durableId="33041335">
+  <w:num w:numId="16" w16cid:durableId="1586500565">
     <w:abstractNumId w:val="2"/>
     <w:lvlOverride w:ilvl="0">
       <w:startOverride w:val="1"/>
     </w:lvlOverride>
   </w:num>
-  <w:num w:numId="16" w16cid:durableId="391737911">
+  <w:num w:numId="17" w16cid:durableId="1947079862">
     <w:abstractNumId w:val="0"/>
     <w:lvlOverride w:ilvl="0">
       <w:startOverride w:val="1"/>
     </w:lvlOverride>
   </w:num>
-  <w:num w:numId="17" w16cid:durableId="1606303216">
+  <w:num w:numId="18" w16cid:durableId="1567567820">
     <w:abstractNumId w:val="2"/>
     <w:lvlOverride w:ilvl="0">
       <w:startOverride w:val="1"/>
     </w:lvlOverride>
   </w:num>
-  <w:num w:numId="18" w16cid:durableId="349071110">
+  <w:num w:numId="19" w16cid:durableId="531698118">
     <w:abstractNumId w:val="0"/>
     <w:lvlOverride w:ilvl="0">
       <w:startOverride w:val="1"/>
     </w:lvlOverride>
   </w:num>
-  <w:num w:numId="19" w16cid:durableId="1921015101">
+  <w:num w:numId="20" w16cid:durableId="1319192787">
     <w:abstractNumId w:val="2"/>
     <w:lvlOverride w:ilvl="0">
       <w:startOverride w:val="1"/>
     </w:lvlOverride>
   </w:num>
-  <w:num w:numId="20" w16cid:durableId="1222522920">
+  <w:num w:numId="21" w16cid:durableId="533345009">
     <w:abstractNumId w:val="0"/>
     <w:lvlOverride w:ilvl="0">
       <w:startOverride w:val="1"/>
     </w:lvlOverride>
   </w:num>
-  <w:num w:numId="21" w16cid:durableId="399445004">
+  <w:num w:numId="22" w16cid:durableId="1373118068">
     <w:abstractNumId w:val="2"/>
     <w:lvlOverride w:ilvl="0">
       <w:startOverride w:val="1"/>
     </w:lvlOverride>
   </w:num>
-  <w:num w:numId="22" w16cid:durableId="56175000">
+  <w:num w:numId="23" w16cid:durableId="1235050217">
     <w:abstractNumId w:val="0"/>
     <w:lvlOverride w:ilvl="0">
       <w:startOverride w:val="1"/>
     </w:lvlOverride>
   </w:num>
-  <w:num w:numId="23" w16cid:durableId="2092501962">
+  <w:num w:numId="24" w16cid:durableId="1812748396">
     <w:abstractNumId w:val="2"/>
-    <w:lvlOverride w:ilvl="0">
-      <w:startOverride w:val="1"/>
-    </w:lvlOverride>
-  </w:num>
-  <w:num w:numId="24" w16cid:durableId="1445424904">
-    <w:abstractNumId w:val="0"/>
     <w:lvlOverride w:ilvl="0">
       <w:startOverride w:val="1"/>
     </w:lvlOverride>
@@ -30842,7 +30965,7 @@
     <w:autoRedefine/>
     <w:uiPriority w:val="39"/>
     <w:unhideWhenUsed/>
-    <w:rsid w:val="00490D15"/>
+    <w:rsid w:val="00905A22"/>
     <w:pPr>
       <w:spacing w:after="100"/>
     </w:pPr>
@@ -30854,7 +30977,7 @@
     <w:autoRedefine/>
     <w:uiPriority w:val="39"/>
     <w:unhideWhenUsed/>
-    <w:rsid w:val="00490D15"/>
+    <w:rsid w:val="00905A22"/>
     <w:pPr>
       <w:spacing w:after="100"/>
       <w:ind w:left="210"/>
@@ -30866,7 +30989,7 @@
     <w:next w:val="Normal"/>
     <w:uiPriority w:val="99"/>
     <w:unhideWhenUsed/>
-    <w:rsid w:val="00490D15"/>
+    <w:rsid w:val="00905A22"/>
   </w:style>
 </w:styles>
 </file>

--- a/docs/04-use-cases/ZP-DOC-04_Use-Case-Model.docx
+++ b/docs/04-use-cases/ZP-DOC-04_Use-Case-Model.docx
@@ -2271,6 +2271,122 @@
           </w:p>
         </w:tc>
       </w:tr>
+      <w:tr>
+        <w:tblPrEx>
+          <w:tblCellMar>
+            <w:top w:w="0" w:type="dxa"/>
+            <w:bottom w:w="0" w:type="dxa"/>
+          </w:tblCellMar>
+        </w:tblPrEx>
+        <w:trPr>
+          <w:cantSplit/>
+          <w:trHeight w:val="420"/>
+        </w:trPr>
+        <w:tc>
+          <w:tcPr>
+            <w:tcW w:w="964" w:type="dxa"/>
+            <w:tcBorders>
+              <w:top w:val="single" w:sz="4" w:space="0" w:color="C9D3D0"/>
+              <w:left w:val="single" w:sz="4" w:space="0" w:color="C9D3D0"/>
+              <w:bottom w:val="single" w:sz="4" w:space="0" w:color="C9D3D0"/>
+              <w:right w:val="single" w:sz="4" w:space="0" w:color="C9D3D0"/>
+            </w:tcBorders>
+            <w:tcMar>
+              <w:top w:w="50" w:type="dxa"/>
+              <w:left w:w="100" w:type="dxa"/>
+              <w:bottom w:w="50" w:type="dxa"/>
+              <w:right w:w="100" w:type="dxa"/>
+            </w:tcMar>
+          </w:tcPr>
+          <w:p>
+            <w:r>
+              <w:rPr>
+                <w:sz w:val="19"/>
+                <w:szCs w:val="19"/>
+              </w:rPr>
+              <w:t>2.2 (draft)</w:t>
+            </w:r>
+          </w:p>
+        </w:tc>
+        <w:tc>
+          <w:tcPr>
+            <w:tcW w:w="1542" w:type="dxa"/>
+            <w:tcBorders>
+              <w:top w:val="single" w:sz="4" w:space="0" w:color="C9D3D0"/>
+              <w:left w:val="single" w:sz="4" w:space="0" w:color="C9D3D0"/>
+              <w:bottom w:val="single" w:sz="4" w:space="0" w:color="C9D3D0"/>
+              <w:right w:val="single" w:sz="4" w:space="0" w:color="C9D3D0"/>
+            </w:tcBorders>
+            <w:tcMar>
+              <w:top w:w="50" w:type="dxa"/>
+              <w:left w:w="100" w:type="dxa"/>
+              <w:bottom w:w="50" w:type="dxa"/>
+              <w:right w:w="100" w:type="dxa"/>
+            </w:tcMar>
+          </w:tcPr>
+          <w:p>
+            <w:r>
+              <w:rPr>
+                <w:sz w:val="19"/>
+                <w:szCs w:val="19"/>
+              </w:rPr>
+              <w:t>23 Oct 2026</w:t>
+            </w:r>
+          </w:p>
+        </w:tc>
+        <w:tc>
+          <w:tcPr>
+            <w:tcW w:w="1928" w:type="dxa"/>
+            <w:tcBorders>
+              <w:top w:val="single" w:sz="4" w:space="0" w:color="C9D3D0"/>
+              <w:left w:val="single" w:sz="4" w:space="0" w:color="C9D3D0"/>
+              <w:bottom w:val="single" w:sz="4" w:space="0" w:color="C9D3D0"/>
+              <w:right w:val="single" w:sz="4" w:space="0" w:color="C9D3D0"/>
+            </w:tcBorders>
+            <w:tcMar>
+              <w:top w:w="50" w:type="dxa"/>
+              <w:left w:w="100" w:type="dxa"/>
+              <w:bottom w:w="50" w:type="dxa"/>
+              <w:right w:w="100" w:type="dxa"/>
+            </w:tcMar>
+          </w:tcPr>
+          <w:p>
+            <w:r>
+              <w:rPr>
+                <w:sz w:val="19"/>
+                <w:szCs w:val="19"/>
+              </w:rPr>
+              <w:t>Team Kestrel</w:t>
+            </w:r>
+          </w:p>
+        </w:tc>
+        <w:tc>
+          <w:tcPr>
+            <w:tcW w:w="5204" w:type="dxa"/>
+            <w:tcBorders>
+              <w:top w:val="single" w:sz="4" w:space="0" w:color="C9D3D0"/>
+              <w:left w:val="single" w:sz="4" w:space="0" w:color="C9D3D0"/>
+              <w:bottom w:val="single" w:sz="4" w:space="0" w:color="C9D3D0"/>
+              <w:right w:val="single" w:sz="4" w:space="0" w:color="C9D3D0"/>
+            </w:tcBorders>
+            <w:tcMar>
+              <w:top w:w="50" w:type="dxa"/>
+              <w:left w:w="100" w:type="dxa"/>
+              <w:bottom w:w="50" w:type="dxa"/>
+              <w:right w:w="100" w:type="dxa"/>
+            </w:tcMar>
+          </w:tcPr>
+          <w:p>
+            <w:r>
+              <w:rPr>
+                <w:sz w:val="19"/>
+                <w:szCs w:val="19"/>
+              </w:rPr>
+              <w:t>Also CR-012 (UGC application co-pilot): the list use case gains the application co-pilot extension; awaiting approval</w:t>
+            </w:r>
+          </w:p>
+        </w:tc>
+      </w:tr>
     </w:tbl>
     <w:p>
       <w:pPr>
@@ -2686,7 +2802,7 @@
     <w:sdt>
       <w:sdtPr>
         <w:alias w:val="Contents"/>
-        <w:id w:val="1546639657"/>
+        <w:id w:val="742462103"/>
       </w:sdtPr>
       <w:sdtEndPr/>
       <w:sdtContent>
@@ -2715,7 +2831,7 @@
           <w:r>
             <w:fldChar w:fldCharType="separate"/>
           </w:r>
-          <w:hyperlink w:anchor="_Toc243647930" w:history="1">
+          <w:hyperlink w:anchor="_Toc243650848" w:history="1">
             <w:r>
               <w:rPr>
                 <w:rStyle w:val="Hyperlink"/>
@@ -2739,7 +2855,7 @@
               <w:rPr>
                 <w:noProof/>
               </w:rPr>
-              <w:instrText xml:space="preserve"> PAGEREF _Toc243647930 \h </w:instrText>
+              <w:instrText xml:space="preserve"> PAGEREF _Toc243650848 \h </w:instrText>
             </w:r>
             <w:r>
               <w:rPr>
@@ -2782,7 +2898,7 @@
               <w14:ligatures w14:val="standardContextual"/>
             </w:rPr>
           </w:pPr>
-          <w:hyperlink w:anchor="_Toc243647931" w:history="1">
+          <w:hyperlink w:anchor="_Toc243650849" w:history="1">
             <w:r>
               <w:rPr>
                 <w:rStyle w:val="Hyperlink"/>
@@ -2806,7 +2922,7 @@
               <w:rPr>
                 <w:noProof/>
               </w:rPr>
-              <w:instrText xml:space="preserve"> PAGEREF _Toc243647931 \h </w:instrText>
+              <w:instrText xml:space="preserve"> PAGEREF _Toc243650849 \h </w:instrText>
             </w:r>
             <w:r>
               <w:rPr>
@@ -2849,7 +2965,7 @@
               <w14:ligatures w14:val="standardContextual"/>
             </w:rPr>
           </w:pPr>
-          <w:hyperlink w:anchor="_Toc243647932" w:history="1">
+          <w:hyperlink w:anchor="_Toc243650850" w:history="1">
             <w:r>
               <w:rPr>
                 <w:rStyle w:val="Hyperlink"/>
@@ -2873,7 +2989,7 @@
               <w:rPr>
                 <w:noProof/>
               </w:rPr>
-              <w:instrText xml:space="preserve"> PAGEREF _Toc243647932 \h </w:instrText>
+              <w:instrText xml:space="preserve"> PAGEREF _Toc243650850 \h </w:instrText>
             </w:r>
             <w:r>
               <w:rPr>
@@ -2916,7 +3032,7 @@
               <w14:ligatures w14:val="standardContextual"/>
             </w:rPr>
           </w:pPr>
-          <w:hyperlink w:anchor="_Toc243647933" w:history="1">
+          <w:hyperlink w:anchor="_Toc243650851" w:history="1">
             <w:r>
               <w:rPr>
                 <w:rStyle w:val="Hyperlink"/>
@@ -2940,7 +3056,7 @@
               <w:rPr>
                 <w:noProof/>
               </w:rPr>
-              <w:instrText xml:space="preserve"> PAGEREF _Toc243647933 \h </w:instrText>
+              <w:instrText xml:space="preserve"> PAGEREF _Toc243650851 \h </w:instrText>
             </w:r>
             <w:r>
               <w:rPr>
@@ -2983,7 +3099,7 @@
               <w14:ligatures w14:val="standardContextual"/>
             </w:rPr>
           </w:pPr>
-          <w:hyperlink w:anchor="_Toc243647934" w:history="1">
+          <w:hyperlink w:anchor="_Toc243650852" w:history="1">
             <w:r>
               <w:rPr>
                 <w:rStyle w:val="Hyperlink"/>
@@ -3007,7 +3123,7 @@
               <w:rPr>
                 <w:noProof/>
               </w:rPr>
-              <w:instrText xml:space="preserve"> PAGEREF _Toc243647934 \h </w:instrText>
+              <w:instrText xml:space="preserve"> PAGEREF _Toc243650852 \h </w:instrText>
             </w:r>
             <w:r>
               <w:rPr>
@@ -3050,7 +3166,7 @@
               <w14:ligatures w14:val="standardContextual"/>
             </w:rPr>
           </w:pPr>
-          <w:hyperlink w:anchor="_Toc243647935" w:history="1">
+          <w:hyperlink w:anchor="_Toc243650853" w:history="1">
             <w:r>
               <w:rPr>
                 <w:rStyle w:val="Hyperlink"/>
@@ -3074,7 +3190,7 @@
               <w:rPr>
                 <w:noProof/>
               </w:rPr>
-              <w:instrText xml:space="preserve"> PAGEREF _Toc243647935 \h </w:instrText>
+              <w:instrText xml:space="preserve"> PAGEREF _Toc243650853 \h </w:instrText>
             </w:r>
             <w:r>
               <w:rPr>
@@ -3117,7 +3233,7 @@
               <w14:ligatures w14:val="standardContextual"/>
             </w:rPr>
           </w:pPr>
-          <w:hyperlink w:anchor="_Toc243647936" w:history="1">
+          <w:hyperlink w:anchor="_Toc243650854" w:history="1">
             <w:r>
               <w:rPr>
                 <w:rStyle w:val="Hyperlink"/>
@@ -3141,7 +3257,7 @@
               <w:rPr>
                 <w:noProof/>
               </w:rPr>
-              <w:instrText xml:space="preserve"> PAGEREF _Toc243647936 \h </w:instrText>
+              <w:instrText xml:space="preserve"> PAGEREF _Toc243650854 \h </w:instrText>
             </w:r>
             <w:r>
               <w:rPr>
@@ -3184,7 +3300,7 @@
               <w14:ligatures w14:val="standardContextual"/>
             </w:rPr>
           </w:pPr>
-          <w:hyperlink w:anchor="_Toc243647937" w:history="1">
+          <w:hyperlink w:anchor="_Toc243650855" w:history="1">
             <w:r>
               <w:rPr>
                 <w:rStyle w:val="Hyperlink"/>
@@ -3208,7 +3324,7 @@
               <w:rPr>
                 <w:noProof/>
               </w:rPr>
-              <w:instrText xml:space="preserve"> PAGEREF _Toc243647937 \h </w:instrText>
+              <w:instrText xml:space="preserve"> PAGEREF _Toc243650855 \h </w:instrText>
             </w:r>
             <w:r>
               <w:rPr>
@@ -3251,7 +3367,7 @@
               <w14:ligatures w14:val="standardContextual"/>
             </w:rPr>
           </w:pPr>
-          <w:hyperlink w:anchor="_Toc243647938" w:history="1">
+          <w:hyperlink w:anchor="_Toc243650856" w:history="1">
             <w:r>
               <w:rPr>
                 <w:rStyle w:val="Hyperlink"/>
@@ -3275,7 +3391,7 @@
               <w:rPr>
                 <w:noProof/>
               </w:rPr>
-              <w:instrText xml:space="preserve"> PAGEREF _Toc243647938 \h </w:instrText>
+              <w:instrText xml:space="preserve"> PAGEREF _Toc243650856 \h </w:instrText>
             </w:r>
             <w:r>
               <w:rPr>
@@ -3318,7 +3434,7 @@
               <w14:ligatures w14:val="standardContextual"/>
             </w:rPr>
           </w:pPr>
-          <w:hyperlink w:anchor="_Toc243647939" w:history="1">
+          <w:hyperlink w:anchor="_Toc243650857" w:history="1">
             <w:r>
               <w:rPr>
                 <w:rStyle w:val="Hyperlink"/>
@@ -3342,7 +3458,7 @@
               <w:rPr>
                 <w:noProof/>
               </w:rPr>
-              <w:instrText xml:space="preserve"> PAGEREF _Toc243647939 \h </w:instrText>
+              <w:instrText xml:space="preserve"> PAGEREF _Toc243650857 \h </w:instrText>
             </w:r>
             <w:r>
               <w:rPr>
@@ -3385,7 +3501,7 @@
               <w14:ligatures w14:val="standardContextual"/>
             </w:rPr>
           </w:pPr>
-          <w:hyperlink w:anchor="_Toc243647940" w:history="1">
+          <w:hyperlink w:anchor="_Toc243650858" w:history="1">
             <w:r>
               <w:rPr>
                 <w:rStyle w:val="Hyperlink"/>
@@ -3409,7 +3525,7 @@
               <w:rPr>
                 <w:noProof/>
               </w:rPr>
-              <w:instrText xml:space="preserve"> PAGEREF _Toc243647940 \h </w:instrText>
+              <w:instrText xml:space="preserve"> PAGEREF _Toc243650858 \h </w:instrText>
             </w:r>
             <w:r>
               <w:rPr>
@@ -3452,7 +3568,7 @@
               <w14:ligatures w14:val="standardContextual"/>
             </w:rPr>
           </w:pPr>
-          <w:hyperlink w:anchor="_Toc243647941" w:history="1">
+          <w:hyperlink w:anchor="_Toc243650859" w:history="1">
             <w:r>
               <w:rPr>
                 <w:rStyle w:val="Hyperlink"/>
@@ -3476,7 +3592,7 @@
               <w:rPr>
                 <w:noProof/>
               </w:rPr>
-              <w:instrText xml:space="preserve"> PAGEREF _Toc243647941 \h </w:instrText>
+              <w:instrText xml:space="preserve"> PAGEREF _Toc243650859 \h </w:instrText>
             </w:r>
             <w:r>
               <w:rPr>
@@ -3519,7 +3635,7 @@
               <w14:ligatures w14:val="standardContextual"/>
             </w:rPr>
           </w:pPr>
-          <w:hyperlink w:anchor="_Toc243647942" w:history="1">
+          <w:hyperlink w:anchor="_Toc243650860" w:history="1">
             <w:r>
               <w:rPr>
                 <w:rStyle w:val="Hyperlink"/>
@@ -3543,7 +3659,7 @@
               <w:rPr>
                 <w:noProof/>
               </w:rPr>
-              <w:instrText xml:space="preserve"> PAGEREF _Toc243647942 \h </w:instrText>
+              <w:instrText xml:space="preserve"> PAGEREF _Toc243650860 \h </w:instrText>
             </w:r>
             <w:r>
               <w:rPr>
@@ -3586,7 +3702,7 @@
               <w14:ligatures w14:val="standardContextual"/>
             </w:rPr>
           </w:pPr>
-          <w:hyperlink w:anchor="_Toc243647943" w:history="1">
+          <w:hyperlink w:anchor="_Toc243650861" w:history="1">
             <w:r>
               <w:rPr>
                 <w:rStyle w:val="Hyperlink"/>
@@ -3610,7 +3726,7 @@
               <w:rPr>
                 <w:noProof/>
               </w:rPr>
-              <w:instrText xml:space="preserve"> PAGEREF _Toc243647943 \h </w:instrText>
+              <w:instrText xml:space="preserve"> PAGEREF _Toc243650861 \h </w:instrText>
             </w:r>
             <w:r>
               <w:rPr>
@@ -3653,7 +3769,7 @@
               <w14:ligatures w14:val="standardContextual"/>
             </w:rPr>
           </w:pPr>
-          <w:hyperlink w:anchor="_Toc243647944" w:history="1">
+          <w:hyperlink w:anchor="_Toc243650862" w:history="1">
             <w:r>
               <w:rPr>
                 <w:rStyle w:val="Hyperlink"/>
@@ -3677,7 +3793,7 @@
               <w:rPr>
                 <w:noProof/>
               </w:rPr>
-              <w:instrText xml:space="preserve"> PAGEREF _Toc243647944 \h </w:instrText>
+              <w:instrText xml:space="preserve"> PAGEREF _Toc243650862 \h </w:instrText>
             </w:r>
             <w:r>
               <w:rPr>
@@ -3720,7 +3836,7 @@
               <w14:ligatures w14:val="standardContextual"/>
             </w:rPr>
           </w:pPr>
-          <w:hyperlink w:anchor="_Toc243647945" w:history="1">
+          <w:hyperlink w:anchor="_Toc243650863" w:history="1">
             <w:r>
               <w:rPr>
                 <w:rStyle w:val="Hyperlink"/>
@@ -3744,7 +3860,7 @@
               <w:rPr>
                 <w:noProof/>
               </w:rPr>
-              <w:instrText xml:space="preserve"> PAGEREF _Toc243647945 \h </w:instrText>
+              <w:instrText xml:space="preserve"> PAGEREF _Toc243650863 \h </w:instrText>
             </w:r>
             <w:r>
               <w:rPr>
@@ -3787,7 +3903,7 @@
               <w14:ligatures w14:val="standardContextual"/>
             </w:rPr>
           </w:pPr>
-          <w:hyperlink w:anchor="_Toc243647946" w:history="1">
+          <w:hyperlink w:anchor="_Toc243650864" w:history="1">
             <w:r>
               <w:rPr>
                 <w:rStyle w:val="Hyperlink"/>
@@ -3811,7 +3927,7 @@
               <w:rPr>
                 <w:noProof/>
               </w:rPr>
-              <w:instrText xml:space="preserve"> PAGEREF _Toc243647946 \h </w:instrText>
+              <w:instrText xml:space="preserve"> PAGEREF _Toc243650864 \h </w:instrText>
             </w:r>
             <w:r>
               <w:rPr>
@@ -3854,7 +3970,7 @@
               <w14:ligatures w14:val="standardContextual"/>
             </w:rPr>
           </w:pPr>
-          <w:hyperlink w:anchor="_Toc243647947" w:history="1">
+          <w:hyperlink w:anchor="_Toc243650865" w:history="1">
             <w:r>
               <w:rPr>
                 <w:rStyle w:val="Hyperlink"/>
@@ -3878,7 +3994,7 @@
               <w:rPr>
                 <w:noProof/>
               </w:rPr>
-              <w:instrText xml:space="preserve"> PAGEREF _Toc243647947 \h </w:instrText>
+              <w:instrText xml:space="preserve"> PAGEREF _Toc243650865 \h </w:instrText>
             </w:r>
             <w:r>
               <w:rPr>
@@ -3921,7 +4037,7 @@
               <w14:ligatures w14:val="standardContextual"/>
             </w:rPr>
           </w:pPr>
-          <w:hyperlink w:anchor="_Toc243647948" w:history="1">
+          <w:hyperlink w:anchor="_Toc243650866" w:history="1">
             <w:r>
               <w:rPr>
                 <w:rStyle w:val="Hyperlink"/>
@@ -3945,7 +4061,7 @@
               <w:rPr>
                 <w:noProof/>
               </w:rPr>
-              <w:instrText xml:space="preserve"> PAGEREF _Toc243647948 \h </w:instrText>
+              <w:instrText xml:space="preserve"> PAGEREF _Toc243650866 \h </w:instrText>
             </w:r>
             <w:r>
               <w:rPr>
@@ -3988,7 +4104,7 @@
               <w14:ligatures w14:val="standardContextual"/>
             </w:rPr>
           </w:pPr>
-          <w:hyperlink w:anchor="_Toc243647949" w:history="1">
+          <w:hyperlink w:anchor="_Toc243650867" w:history="1">
             <w:r>
               <w:rPr>
                 <w:rStyle w:val="Hyperlink"/>
@@ -4012,7 +4128,7 @@
               <w:rPr>
                 <w:noProof/>
               </w:rPr>
-              <w:instrText xml:space="preserve"> PAGEREF _Toc243647949 \h </w:instrText>
+              <w:instrText xml:space="preserve"> PAGEREF _Toc243650867 \h </w:instrText>
             </w:r>
             <w:r>
               <w:rPr>
@@ -4055,7 +4171,7 @@
               <w14:ligatures w14:val="standardContextual"/>
             </w:rPr>
           </w:pPr>
-          <w:hyperlink w:anchor="_Toc243647950" w:history="1">
+          <w:hyperlink w:anchor="_Toc243650868" w:history="1">
             <w:r>
               <w:rPr>
                 <w:rStyle w:val="Hyperlink"/>
@@ -4079,7 +4195,7 @@
               <w:rPr>
                 <w:noProof/>
               </w:rPr>
-              <w:instrText xml:space="preserve"> PAGEREF _Toc243647950 \h </w:instrText>
+              <w:instrText xml:space="preserve"> PAGEREF _Toc243650868 \h </w:instrText>
             </w:r>
             <w:r>
               <w:rPr>
@@ -4122,7 +4238,7 @@
               <w14:ligatures w14:val="standardContextual"/>
             </w:rPr>
           </w:pPr>
-          <w:hyperlink w:anchor="_Toc243647951" w:history="1">
+          <w:hyperlink w:anchor="_Toc243650869" w:history="1">
             <w:r>
               <w:rPr>
                 <w:rStyle w:val="Hyperlink"/>
@@ -4146,7 +4262,7 @@
               <w:rPr>
                 <w:noProof/>
               </w:rPr>
-              <w:instrText xml:space="preserve"> PAGEREF _Toc243647951 \h </w:instrText>
+              <w:instrText xml:space="preserve"> PAGEREF _Toc243650869 \h </w:instrText>
             </w:r>
             <w:r>
               <w:rPr>
@@ -4189,7 +4305,7 @@
               <w14:ligatures w14:val="standardContextual"/>
             </w:rPr>
           </w:pPr>
-          <w:hyperlink w:anchor="_Toc243647952" w:history="1">
+          <w:hyperlink w:anchor="_Toc243650870" w:history="1">
             <w:r>
               <w:rPr>
                 <w:rStyle w:val="Hyperlink"/>
@@ -4213,7 +4329,7 @@
               <w:rPr>
                 <w:noProof/>
               </w:rPr>
-              <w:instrText xml:space="preserve"> PAGEREF _Toc243647952 \h </w:instrText>
+              <w:instrText xml:space="preserve"> PAGEREF _Toc243650870 \h </w:instrText>
             </w:r>
             <w:r>
               <w:rPr>
@@ -4256,7 +4372,7 @@
               <w14:ligatures w14:val="standardContextual"/>
             </w:rPr>
           </w:pPr>
-          <w:hyperlink w:anchor="_Toc243647953" w:history="1">
+          <w:hyperlink w:anchor="_Toc243650871" w:history="1">
             <w:r>
               <w:rPr>
                 <w:rStyle w:val="Hyperlink"/>
@@ -4280,7 +4396,7 @@
               <w:rPr>
                 <w:noProof/>
               </w:rPr>
-              <w:instrText xml:space="preserve"> PAGEREF _Toc243647953 \h </w:instrText>
+              <w:instrText xml:space="preserve"> PAGEREF _Toc243650871 \h </w:instrText>
             </w:r>
             <w:r>
               <w:rPr>
@@ -4323,7 +4439,7 @@
               <w14:ligatures w14:val="standardContextual"/>
             </w:rPr>
           </w:pPr>
-          <w:hyperlink w:anchor="_Toc243647954" w:history="1">
+          <w:hyperlink w:anchor="_Toc243650872" w:history="1">
             <w:r>
               <w:rPr>
                 <w:rStyle w:val="Hyperlink"/>
@@ -4347,7 +4463,7 @@
               <w:rPr>
                 <w:noProof/>
               </w:rPr>
-              <w:instrText xml:space="preserve"> PAGEREF _Toc243647954 \h </w:instrText>
+              <w:instrText xml:space="preserve"> PAGEREF _Toc243650872 \h </w:instrText>
             </w:r>
             <w:r>
               <w:rPr>
@@ -4393,7 +4509,7 @@
     <w:sdt>
       <w:sdtPr>
         <w:alias w:val="Figures"/>
-        <w:id w:val="1874345606"/>
+        <w:id w:val="1784382974"/>
       </w:sdtPr>
       <w:sdtEndPr/>
       <w:sdtContent>
@@ -4422,7 +4538,7 @@
           <w:r>
             <w:fldChar w:fldCharType="separate"/>
           </w:r>
-          <w:hyperlink w:anchor="_Toc243647955" w:history="1">
+          <w:hyperlink w:anchor="_Toc243650873" w:history="1">
             <w:r>
               <w:rPr>
                 <w:rStyle w:val="Hyperlink"/>
@@ -4446,7 +4562,7 @@
               <w:rPr>
                 <w:noProof/>
               </w:rPr>
-              <w:instrText xml:space="preserve"> PAGEREF _Toc243647955 \h </w:instrText>
+              <w:instrText xml:space="preserve"> PAGEREF _Toc243650873 \h </w:instrText>
             </w:r>
             <w:r>
               <w:rPr>
@@ -4489,7 +4605,7 @@
               <w14:ligatures w14:val="standardContextual"/>
             </w:rPr>
           </w:pPr>
-          <w:hyperlink w:anchor="_Toc243647956" w:history="1">
+          <w:hyperlink w:anchor="_Toc243650874" w:history="1">
             <w:r>
               <w:rPr>
                 <w:rStyle w:val="Hyperlink"/>
@@ -4513,7 +4629,7 @@
               <w:rPr>
                 <w:noProof/>
               </w:rPr>
-              <w:instrText xml:space="preserve"> PAGEREF _Toc243647956 \h </w:instrText>
+              <w:instrText xml:space="preserve"> PAGEREF _Toc243650874 \h </w:instrText>
             </w:r>
             <w:r>
               <w:rPr>
@@ -4556,7 +4672,7 @@
               <w14:ligatures w14:val="standardContextual"/>
             </w:rPr>
           </w:pPr>
-          <w:hyperlink w:anchor="_Toc243647957" w:history="1">
+          <w:hyperlink w:anchor="_Toc243650875" w:history="1">
             <w:r>
               <w:rPr>
                 <w:rStyle w:val="Hyperlink"/>
@@ -4580,7 +4696,7 @@
               <w:rPr>
                 <w:noProof/>
               </w:rPr>
-              <w:instrText xml:space="preserve"> PAGEREF _Toc243647957 \h </w:instrText>
+              <w:instrText xml:space="preserve"> PAGEREF _Toc243650875 \h </w:instrText>
             </w:r>
             <w:r>
               <w:rPr>
@@ -4623,7 +4739,7 @@
               <w14:ligatures w14:val="standardContextual"/>
             </w:rPr>
           </w:pPr>
-          <w:hyperlink w:anchor="_Toc243647958" w:history="1">
+          <w:hyperlink w:anchor="_Toc243650876" w:history="1">
             <w:r>
               <w:rPr>
                 <w:rStyle w:val="Hyperlink"/>
@@ -4647,7 +4763,7 @@
               <w:rPr>
                 <w:noProof/>
               </w:rPr>
-              <w:instrText xml:space="preserve"> PAGEREF _Toc243647958 \h </w:instrText>
+              <w:instrText xml:space="preserve"> PAGEREF _Toc243650876 \h </w:instrText>
             </w:r>
             <w:r>
               <w:rPr>
@@ -4693,7 +4809,7 @@
     <w:sdt>
       <w:sdtPr>
         <w:alias w:val="Tables"/>
-        <w:id w:val="-142895021"/>
+        <w:id w:val="-1237939611"/>
       </w:sdtPr>
       <w:sdtEndPr/>
       <w:sdtContent>
@@ -4722,7 +4838,7 @@
           <w:r>
             <w:fldChar w:fldCharType="separate"/>
           </w:r>
-          <w:hyperlink w:anchor="_Toc243647959" w:history="1">
+          <w:hyperlink w:anchor="_Toc243650877" w:history="1">
             <w:r>
               <w:rPr>
                 <w:rStyle w:val="Hyperlink"/>
@@ -4746,7 +4862,7 @@
               <w:rPr>
                 <w:noProof/>
               </w:rPr>
-              <w:instrText xml:space="preserve"> PAGEREF _Toc243647959 \h </w:instrText>
+              <w:instrText xml:space="preserve"> PAGEREF _Toc243650877 \h </w:instrText>
             </w:r>
             <w:r>
               <w:rPr>
@@ -4789,7 +4905,7 @@
               <w14:ligatures w14:val="standardContextual"/>
             </w:rPr>
           </w:pPr>
-          <w:hyperlink w:anchor="_Toc243647960" w:history="1">
+          <w:hyperlink w:anchor="_Toc243650878" w:history="1">
             <w:r>
               <w:rPr>
                 <w:rStyle w:val="Hyperlink"/>
@@ -4813,7 +4929,7 @@
               <w:rPr>
                 <w:noProof/>
               </w:rPr>
-              <w:instrText xml:space="preserve"> PAGEREF _Toc243647960 \h </w:instrText>
+              <w:instrText xml:space="preserve"> PAGEREF _Toc243650878 \h </w:instrText>
             </w:r>
             <w:r>
               <w:rPr>
@@ -4856,7 +4972,7 @@
               <w14:ligatures w14:val="standardContextual"/>
             </w:rPr>
           </w:pPr>
-          <w:hyperlink w:anchor="_Toc243647961" w:history="1">
+          <w:hyperlink w:anchor="_Toc243650879" w:history="1">
             <w:r>
               <w:rPr>
                 <w:rStyle w:val="Hyperlink"/>
@@ -4880,7 +4996,7 @@
               <w:rPr>
                 <w:noProof/>
               </w:rPr>
-              <w:instrText xml:space="preserve"> PAGEREF _Toc243647961 \h </w:instrText>
+              <w:instrText xml:space="preserve"> PAGEREF _Toc243650879 \h </w:instrText>
             </w:r>
             <w:r>
               <w:rPr>
@@ -4923,7 +5039,7 @@
               <w14:ligatures w14:val="standardContextual"/>
             </w:rPr>
           </w:pPr>
-          <w:hyperlink w:anchor="_Toc243647962" w:history="1">
+          <w:hyperlink w:anchor="_Toc243650880" w:history="1">
             <w:r>
               <w:rPr>
                 <w:rStyle w:val="Hyperlink"/>
@@ -4947,7 +5063,7 @@
               <w:rPr>
                 <w:noProof/>
               </w:rPr>
-              <w:instrText xml:space="preserve"> PAGEREF _Toc243647962 \h </w:instrText>
+              <w:instrText xml:space="preserve"> PAGEREF _Toc243650880 \h </w:instrText>
             </w:r>
             <w:r>
               <w:rPr>
@@ -4990,7 +5106,7 @@
               <w14:ligatures w14:val="standardContextual"/>
             </w:rPr>
           </w:pPr>
-          <w:hyperlink w:anchor="_Toc243647963" w:history="1">
+          <w:hyperlink w:anchor="_Toc243650881" w:history="1">
             <w:r>
               <w:rPr>
                 <w:rStyle w:val="Hyperlink"/>
@@ -5014,7 +5130,7 @@
               <w:rPr>
                 <w:noProof/>
               </w:rPr>
-              <w:instrText xml:space="preserve"> PAGEREF _Toc243647963 \h </w:instrText>
+              <w:instrText xml:space="preserve"> PAGEREF _Toc243650881 \h </w:instrText>
             </w:r>
             <w:r>
               <w:rPr>
@@ -5057,7 +5173,7 @@
               <w14:ligatures w14:val="standardContextual"/>
             </w:rPr>
           </w:pPr>
-          <w:hyperlink w:anchor="_Toc243647964" w:history="1">
+          <w:hyperlink w:anchor="_Toc243650882" w:history="1">
             <w:r>
               <w:rPr>
                 <w:rStyle w:val="Hyperlink"/>
@@ -5081,7 +5197,7 @@
               <w:rPr>
                 <w:noProof/>
               </w:rPr>
-              <w:instrText xml:space="preserve"> PAGEREF _Toc243647964 \h </w:instrText>
+              <w:instrText xml:space="preserve"> PAGEREF _Toc243650882 \h </w:instrText>
             </w:r>
             <w:r>
               <w:rPr>
@@ -5122,7 +5238,7 @@
         <w:keepLines/>
         <w:pageBreakBefore/>
       </w:pPr>
-      <w:bookmarkStart w:id="0" w:name="_Toc243647930"/>
+      <w:bookmarkStart w:id="0" w:name="_Toc243650848"/>
       <w:r>
         <w:lastRenderedPageBreak/>
         <w:t>1 Introduction</w:t>
@@ -5135,7 +5251,7 @@
         <w:keepNext/>
         <w:keepLines/>
       </w:pPr>
-      <w:bookmarkStart w:id="1" w:name="_Toc243647931"/>
+      <w:bookmarkStart w:id="1" w:name="_Toc243650849"/>
       <w:r>
         <w:t>1.1 Purpose</w:t>
       </w:r>
@@ -5185,7 +5301,7 @@
         <w:keepNext/>
         <w:keepLines/>
       </w:pPr>
-      <w:bookmarkStart w:id="2" w:name="_Toc243647932"/>
+      <w:bookmarkStart w:id="2" w:name="_Toc243650850"/>
       <w:r>
         <w:t>1.2 Scope</w:t>
       </w:r>
@@ -5225,7 +5341,7 @@
         <w:keepNext/>
         <w:keepLines/>
       </w:pPr>
-      <w:bookmarkStart w:id="3" w:name="_Toc243647933"/>
+      <w:bookmarkStart w:id="3" w:name="_Toc243650851"/>
       <w:r>
         <w:t>1.3 Intended audience</w:t>
       </w:r>
@@ -5245,7 +5361,7 @@
         <w:keepNext/>
         <w:keepLines/>
       </w:pPr>
-      <w:bookmarkStart w:id="4" w:name="_Toc243647934"/>
+      <w:bookmarkStart w:id="4" w:name="_Toc243650852"/>
       <w:r>
         <w:t>1.4 Relationship to other documents</w:t>
       </w:r>
@@ -5256,7 +5372,7 @@
         <w:pStyle w:val="Caption"/>
         <w:keepNext/>
       </w:pPr>
-      <w:bookmarkStart w:id="5" w:name="_Toc243647959"/>
+      <w:bookmarkStart w:id="5" w:name="_Toc243650877"/>
       <w:r>
         <w:t xml:space="preserve">Table </w:t>
       </w:r>
@@ -5684,7 +5800,7 @@
         <w:keepNext/>
         <w:keepLines/>
       </w:pPr>
-      <w:bookmarkStart w:id="6" w:name="_Toc243647935"/>
+      <w:bookmarkStart w:id="6" w:name="_Toc243650853"/>
       <w:r>
         <w:t>1.5 Conventions</w:t>
       </w:r>
@@ -5876,7 +5992,7 @@
         <w:keepLines/>
         <w:pageBreakBefore/>
       </w:pPr>
-      <w:bookmarkStart w:id="7" w:name="_Toc243647936"/>
+      <w:bookmarkStart w:id="7" w:name="_Toc243650854"/>
       <w:r>
         <w:lastRenderedPageBreak/>
         <w:t>2 Actors</w:t>
@@ -5888,7 +6004,7 @@
         <w:pStyle w:val="Caption"/>
         <w:keepNext/>
       </w:pPr>
-      <w:bookmarkStart w:id="8" w:name="_Toc243647960"/>
+      <w:bookmarkStart w:id="8" w:name="_Toc243650878"/>
       <w:r>
         <w:t xml:space="preserve">Table </w:t>
       </w:r>
@@ -7281,7 +7397,7 @@
         <w:keepLines/>
         <w:pageBreakBefore/>
       </w:pPr>
-      <w:bookmarkStart w:id="9" w:name="_Toc243647937"/>
+      <w:bookmarkStart w:id="9" w:name="_Toc243650855"/>
       <w:r>
         <w:lastRenderedPageBreak/>
         <w:t>3 Use case diagrams</w:t>
@@ -7299,7 +7415,7 @@
           <w:noProof/>
         </w:rPr>
         <w:drawing>
-          <wp:inline distT="0" distB="0" distL="0" distR="0" wp14:anchorId="7955FBD4" wp14:editId="7955FBD5">
+          <wp:inline distT="0" distB="0" distL="0" distR="0" wp14:anchorId="684843D3" wp14:editId="684843D4">
             <wp:extent cx="5676900" cy="8191500"/>
             <wp:effectExtent l="0" t="0" r="0" b="0"/>
             <wp:docPr id="1" name="uc-student.png" descr="Student services: use cases of the student and the systems that support them" title="Student services: use cases of the student and the systems that support them"/>
@@ -7342,7 +7458,7 @@
       <w:pPr>
         <w:pStyle w:val="Caption"/>
       </w:pPr>
-      <w:bookmarkStart w:id="10" w:name="_Toc243647955"/>
+      <w:bookmarkStart w:id="10" w:name="_Toc243650873"/>
       <w:r>
         <w:t xml:space="preserve">Figure </w:t>
       </w:r>
@@ -7381,7 +7497,7 @@
         </w:rPr>
         <w:lastRenderedPageBreak/>
         <w:drawing>
-          <wp:inline distT="0" distB="0" distL="0" distR="0" wp14:anchorId="7955FBD6" wp14:editId="7955FBD7">
+          <wp:inline distT="0" distB="0" distL="0" distR="0" wp14:anchorId="684843D5" wp14:editId="684843D6">
             <wp:extent cx="6124575" cy="3705225"/>
             <wp:effectExtent l="0" t="0" r="0" b="0"/>
             <wp:docPr id="2" name="uc-backoffice.png" descr="Data, trust and community services: use cases of the curator, scheduler, teacher and senior" title="Data, trust and community services: use cases of the curator, scheduler, teacher and senior"/>
@@ -7424,7 +7540,7 @@
       <w:pPr>
         <w:pStyle w:val="Caption"/>
       </w:pPr>
-      <w:bookmarkStart w:id="11" w:name="_Toc243647956"/>
+      <w:bookmarkStart w:id="11" w:name="_Toc243650874"/>
       <w:r>
         <w:t xml:space="preserve">Figure </w:t>
       </w:r>
@@ -7478,7 +7594,7 @@
         <w:keepLines/>
         <w:pageBreakBefore/>
       </w:pPr>
-      <w:bookmarkStart w:id="12" w:name="_Toc243647938"/>
+      <w:bookmarkStart w:id="12" w:name="_Toc243650856"/>
       <w:r>
         <w:lastRenderedPageBreak/>
         <w:t>4 Use case catalogue</w:t>
@@ -7490,7 +7606,7 @@
         <w:pStyle w:val="Caption"/>
         <w:keepNext/>
       </w:pPr>
-      <w:bookmarkStart w:id="13" w:name="_Toc243647961"/>
+      <w:bookmarkStart w:id="13" w:name="_Toc243650879"/>
       <w:r>
         <w:t xml:space="preserve">Table </w:t>
       </w:r>
@@ -14895,7 +15011,7 @@
         <w:keepLines/>
         <w:pageBreakBefore/>
       </w:pPr>
-      <w:bookmarkStart w:id="14" w:name="_Toc243647939"/>
+      <w:bookmarkStart w:id="14" w:name="_Toc243650857"/>
       <w:r>
         <w:lastRenderedPageBreak/>
         <w:t>5 Fully dressed use cases</w:t>
@@ -14908,7 +15024,7 @@
         <w:keepNext/>
         <w:keepLines/>
       </w:pPr>
-      <w:bookmarkStart w:id="15" w:name="_Toc243647940"/>
+      <w:bookmarkStart w:id="15" w:name="_Toc243650858"/>
       <w:r>
         <w:t>5.1 UC-01 Set up profile</w:t>
       </w:r>
@@ -16075,7 +16191,7 @@
         <w:keepNext/>
         <w:keepLines/>
       </w:pPr>
-      <w:bookmarkStart w:id="16" w:name="_Toc243647941"/>
+      <w:bookmarkStart w:id="16" w:name="_Toc243650859"/>
       <w:r>
         <w:lastRenderedPageBreak/>
         <w:t>5.2 UC-02 Explore eligible courses</w:t>
@@ -17143,7 +17259,7 @@
         <w:keepNext/>
         <w:keepLines/>
       </w:pPr>
-      <w:bookmarkStart w:id="17" w:name="_Toc243647942"/>
+      <w:bookmarkStart w:id="17" w:name="_Toc243650860"/>
       <w:r>
         <w:t>5.3 UC-04 Build and check preference list</w:t>
       </w:r>
@@ -17965,10 +18081,10 @@
           <w:i/>
           <w:iCs/>
         </w:rPr>
-        <w:t>3a. (Withdrawn by CR-011.)</w:t>
-      </w:r>
-      <w:r>
-        <w:t xml:space="preserve"> There is no "Fix order for me": the UGC follows the student's own order (handbook p.112).</w:t>
+        <w:t>5a. (CR-012) The student opens</w:t>
+      </w:r>
+      <w:r>
+        <w:t xml:space="preserve"> Apply to the UGC, step by step*:* the system shows their document checklist, every form field ready to copy and the print-and-post tracker (FR-313 to FR-316); it never logs in to the UGC.</w:t>
       </w:r>
     </w:p>
     <w:p>
@@ -17985,6 +18101,26 @@
           <w:i/>
           <w:iCs/>
         </w:rPr>
+        <w:t>3a. (Withdrawn by CR-011.)</w:t>
+      </w:r>
+      <w:r>
+        <w:t xml:space="preserve"> There is no "Fix order for me": the UGC follows the student's own order (handbook p.112).</w:t>
+      </w:r>
+    </w:p>
+    <w:p>
+      <w:pPr>
+        <w:pStyle w:val="ListParagraph"/>
+        <w:numPr>
+          <w:ilvl w:val="0"/>
+          <w:numId w:val="8"/>
+        </w:numPr>
+        <w:spacing w:after="50"/>
+      </w:pPr>
+      <w:r>
+        <w:rPr>
+          <w:i/>
+          <w:iCs/>
+        </w:rPr>
         <w:t>3b. The list exceeds the maximum number of preferences allowed (BR-043):</w:t>
       </w:r>
       <w:r>
@@ -18011,7 +18147,7 @@
         </w:rPr>
         <w:lastRenderedPageBreak/>
         <w:drawing>
-          <wp:inline distT="0" distB="0" distL="0" distR="0" wp14:anchorId="7955FBD8" wp14:editId="7955FBD9">
+          <wp:inline distT="0" distB="0" distL="0" distR="0" wp14:anchorId="684843D7" wp14:editId="684843D8">
             <wp:extent cx="3648075" cy="8191500"/>
             <wp:effectExtent l="0" t="0" r="0" b="0"/>
             <wp:docPr id="3" name="act-list-check.png" descr="Activity flow of UC-04: adding, checking and fixing the preference list" title="Activity flow of UC-04: adding, checking and fixing the preference list"/>
@@ -18054,7 +18190,7 @@
       <w:pPr>
         <w:pStyle w:val="Caption"/>
       </w:pPr>
-      <w:bookmarkStart w:id="18" w:name="_Toc243647957"/>
+      <w:bookmarkStart w:id="18" w:name="_Toc243650875"/>
       <w:r>
         <w:t xml:space="preserve">Figure </w:t>
       </w:r>
@@ -18087,7 +18223,7 @@
         <w:keepNext/>
         <w:keepLines/>
       </w:pPr>
-      <w:bookmarkStart w:id="19" w:name="_Toc243647943"/>
+      <w:bookmarkStart w:id="19" w:name="_Toc243650861"/>
       <w:r>
         <w:lastRenderedPageBreak/>
         <w:t>5.4 UC-07 Ask a question</w:t>
@@ -18960,7 +19096,10 @@
         <w:spacing w:after="50"/>
       </w:pPr>
       <w:r>
-        <w:t>The system retrieves the stored source passages most relevant to the question (with the special-intake section when BR-080 says it may apply).</w:t>
+        <w:t xml:space="preserve">The system retrieves the stored source passages most relevant to the question (with the special-intake section </w:t>
+      </w:r>
+      <w:r>
+        <w:t>when BR-080 says it may apply).</w:t>
       </w:r>
     </w:p>
     <w:p>
@@ -18983,10 +19122,7 @@
         <w:t>only</w:t>
       </w:r>
       <w:r>
-        <w:t xml:space="preserve"> from those passages, using the student's profile and the facts </w:t>
-      </w:r>
-      <w:r>
-        <w:t>computed by ZedPath's own rules where relevant, in the question's language.</w:t>
+        <w:t xml:space="preserve"> from those passages, using the student's profile and the facts computed by ZedPath's own rules where relevant, in the question's language.</w:t>
       </w:r>
     </w:p>
     <w:p>
@@ -19012,7 +19148,10 @@
         <w:spacing w:after="50"/>
       </w:pPr>
       <w:r>
-        <w:t>Under the answer, the system lists next-step actions built from its own data (FR-606) and follow-up questions (FR-610); the student may rate the answer (UC-32).</w:t>
+        <w:t xml:space="preserve">Under the answer, the system lists next-step actions built from its own data (FR-606) and follow-up questions </w:t>
+      </w:r>
+      <w:r>
+        <w:t>(FR-610); the student may rate the answer (UC-32).</w:t>
       </w:r>
     </w:p>
     <w:p>
@@ -19105,7 +19244,10 @@
         <w:t>4b. The AI service is unavailable:</w:t>
       </w:r>
       <w:r>
-        <w:t xml:space="preserve"> the system says Ask is temporarily unavailable; all other features keep working (NFR-040).</w:t>
+        <w:t xml:space="preserve"> the system says Ask is temporarily unavailable; all other features keep </w:t>
+      </w:r>
+      <w:r>
+        <w:t>working (NFR-040).</w:t>
       </w:r>
     </w:p>
     <w:p>
@@ -19154,7 +19296,7 @@
         <w:keepNext/>
         <w:keepLines/>
       </w:pPr>
-      <w:bookmarkStart w:id="20" w:name="_Toc243647944"/>
+      <w:bookmarkStart w:id="20" w:name="_Toc243650862"/>
       <w:r>
         <w:t>5.5 UC-11 Extract facts from a source</w:t>
       </w:r>
@@ -20010,7 +20152,10 @@
         <w:t>2a. A section cannot be read (scanned image without text):</w:t>
       </w:r>
       <w:r>
-        <w:t xml:space="preserve"> the system uses vision extraction; if that fails, the section is queued for manual entry.</w:t>
+        <w:t xml:space="preserve"> the system uses vision extraction; if that </w:t>
+      </w:r>
+      <w:r>
+        <w:t>fails, the section is queued for manual entry.</w:t>
       </w:r>
     </w:p>
     <w:p>
@@ -20045,7 +20190,7 @@
         </w:rPr>
         <w:lastRenderedPageBreak/>
         <w:drawing>
-          <wp:inline distT="0" distB="0" distL="0" distR="0" wp14:anchorId="7955FBDA" wp14:editId="7955FBDB">
+          <wp:inline distT="0" distB="0" distL="0" distR="0" wp14:anchorId="684843D9" wp14:editId="684843DA">
             <wp:extent cx="6124575" cy="5514975"/>
             <wp:effectExtent l="0" t="0" r="0" b="0"/>
             <wp:docPr id="4" name="act-extraction.png" descr="Activity flow of UC-11 and UC-12: extraction, two-model check and curator review" title="Activity flow of UC-11 and UC-12: extraction, two-model check and curator review"/>
@@ -20088,7 +20233,7 @@
       <w:pPr>
         <w:pStyle w:val="Caption"/>
       </w:pPr>
-      <w:bookmarkStart w:id="21" w:name="_Toc243647958"/>
+      <w:bookmarkStart w:id="21" w:name="_Toc243650876"/>
       <w:r>
         <w:t xml:space="preserve">Figure </w:t>
       </w:r>
@@ -20121,7 +20266,7 @@
         <w:keepNext/>
         <w:keepLines/>
       </w:pPr>
-      <w:bookmarkStart w:id="22" w:name="_Toc243647945"/>
+      <w:bookmarkStart w:id="22" w:name="_Toc243650863"/>
       <w:r>
         <w:t>5.6 UC-12 Review queued facts and reports</w:t>
       </w:r>
@@ -20703,7 +20848,7 @@
         <w:keepNext/>
         <w:keepLines/>
       </w:pPr>
-      <w:bookmarkStart w:id="23" w:name="_Toc243647946"/>
+      <w:bookmarkStart w:id="23" w:name="_Toc243650864"/>
       <w:r>
         <w:t>5.7 UC-13 Scan Gazette</w:t>
       </w:r>
@@ -21227,7 +21372,7 @@
         <w:keepNext/>
         <w:keepLines/>
       </w:pPr>
-      <w:bookmarkStart w:id="24" w:name="_Toc243647947"/>
+      <w:bookmarkStart w:id="24" w:name="_Toc243650865"/>
       <w:r>
         <w:t>5.8 UC-19 Create account and give contact details</w:t>
       </w:r>
@@ -22276,7 +22421,7 @@
         <w:keepNext/>
         <w:keepLines/>
       </w:pPr>
-      <w:bookmarkStart w:id="25" w:name="_Toc243647948"/>
+      <w:bookmarkStart w:id="25" w:name="_Toc243650866"/>
       <w:r>
         <w:t>5.9 UC-25 Tick a Journey step</w:t>
       </w:r>
@@ -23207,7 +23352,7 @@
         <w:keepNext/>
         <w:keepLines/>
       </w:pPr>
-      <w:bookmarkStart w:id="26" w:name="_Toc243647949"/>
+      <w:bookmarkStart w:id="26" w:name="_Toc243650867"/>
       <w:r>
         <w:t>5.10 UC-29 Take part in a group</w:t>
       </w:r>
@@ -24459,7 +24604,7 @@
         <w:keepNext/>
         <w:keepLines/>
       </w:pPr>
-      <w:bookmarkStart w:id="27" w:name="_Toc243647950"/>
+      <w:bookmarkStart w:id="27" w:name="_Toc243650868"/>
       <w:r>
         <w:t>5.11 UC-30 Accept group rules</w:t>
       </w:r>
@@ -25263,7 +25408,7 @@
         <w:keepLines/>
         <w:pageBreakBefore/>
       </w:pPr>
-      <w:bookmarkStart w:id="28" w:name="_Toc243647951"/>
+      <w:bookmarkStart w:id="28" w:name="_Toc243650869"/>
       <w:r>
         <w:lastRenderedPageBreak/>
         <w:t>6 Brief use cases</w:t>
@@ -25275,7 +25420,7 @@
         <w:pStyle w:val="Caption"/>
         <w:keepNext/>
       </w:pPr>
-      <w:bookmarkStart w:id="29" w:name="_Toc243647962"/>
+      <w:bookmarkStart w:id="29" w:name="_Toc243650880"/>
       <w:r>
         <w:t xml:space="preserve">Table </w:t>
       </w:r>
@@ -28563,7 +28708,7 @@
         <w:keepLines/>
         <w:pageBreakBefore/>
       </w:pPr>
-      <w:bookmarkStart w:id="30" w:name="_Toc243647952"/>
+      <w:bookmarkStart w:id="30" w:name="_Toc243650870"/>
       <w:r>
         <w:lastRenderedPageBreak/>
         <w:t>Appendix A: Traceability: requirements to use cases</w:t>
@@ -28595,7 +28740,7 @@
         <w:keepLines/>
         <w:pageBreakBefore/>
       </w:pPr>
-      <w:bookmarkStart w:id="31" w:name="_Toc243647953"/>
+      <w:bookmarkStart w:id="31" w:name="_Toc243650871"/>
       <w:r>
         <w:lastRenderedPageBreak/>
         <w:t>Appendix B: Glossary</w:t>
@@ -28607,7 +28752,7 @@
         <w:pStyle w:val="Caption"/>
         <w:keepNext/>
       </w:pPr>
-      <w:bookmarkStart w:id="32" w:name="_Toc243647963"/>
+      <w:bookmarkStart w:id="32" w:name="_Toc243650881"/>
       <w:r>
         <w:t xml:space="preserve">Table </w:t>
       </w:r>
@@ -29267,7 +29412,7 @@
         <w:keepLines/>
         <w:pageBreakBefore/>
       </w:pPr>
-      <w:bookmarkStart w:id="33" w:name="_Toc243647954"/>
+      <w:bookmarkStart w:id="33" w:name="_Toc243650872"/>
       <w:r>
         <w:lastRenderedPageBreak/>
         <w:t>Appendix C: References</w:t>
@@ -29279,7 +29424,7 @@
         <w:pStyle w:val="Caption"/>
         <w:keepNext/>
       </w:pPr>
-      <w:bookmarkStart w:id="34" w:name="_Toc243647964"/>
+      <w:bookmarkStart w:id="34" w:name="_Toc243650882"/>
       <w:r>
         <w:t xml:space="preserve">Table </w:t>
       </w:r>
@@ -29913,72 +30058,10 @@
 <file path=word/numbering.xml><?xml version="1.0" encoding="utf-8"?>
 <w:numbering xmlns:wpc="http://schemas.microsoft.com/office/word/2010/wordprocessingCanvas" xmlns:cx="http://schemas.microsoft.com/office/drawing/2014/chartex" xmlns:cx1="http://schemas.microsoft.com/office/drawing/2015/9/8/chartex" xmlns:cx2="http://schemas.microsoft.com/office/drawing/2015/10/21/chartex" xmlns:cx3="http://schemas.microsoft.com/office/drawing/2016/5/9/chartex" xmlns:cx4="http://schemas.microsoft.com/office/drawing/2016/5/10/chartex" xmlns:cx5="http://schemas.microsoft.com/office/drawing/2016/5/11/chartex" xmlns:cx6="http://schemas.microsoft.com/office/drawing/2016/5/12/chartex" xmlns:cx7="http://schemas.microsoft.com/office/drawing/2016/5/13/chartex" xmlns:cx8="http://schemas.microsoft.com/office/drawing/2016/5/14/chartex" xmlns:mc="http://schemas.openxmlformats.org/markup-compatibility/2006" xmlns:aink="http://schemas.microsoft.com/office/drawing/2016/ink" xmlns:am3d="http://schemas.microsoft.com/office/drawing/2017/model3d" xmlns:o="urn:schemas-microsoft-com:office:office" xmlns:oel="http://schemas.microsoft.com/office/2019/extlst" xmlns:r="http://schemas.openxmlformats.org/officeDocument/2006/relationships" xmlns:m="http://schemas.openxmlformats.org/officeDocument/2006/math" xmlns:v="urn:schemas-microsoft-com:vml" xmlns:wp14="http://schemas.microsoft.com/office/word/2010/wordprocessingDrawing" xmlns:wp="http://schemas.openxmlformats.org/drawingml/2006/wordprocessingDrawing" xmlns:w10="urn:schemas-microsoft-com:office:word" xmlns:w="http://schemas.openxmlformats.org/wordprocessingml/2006/main" xmlns:w14="http://schemas.microsoft.com/office/word/2010/wordml" xmlns:w15="http://schemas.microsoft.com/office/word/2012/wordml" xmlns:w16cex="http://schemas.microsoft.com/office/word/2018/wordml/cex" xmlns:w16cid="http://schemas.microsoft.com/office/word/2016/wordml/cid" xmlns:w16="http://schemas.microsoft.com/office/word/2018/wordml" xmlns:w16du="http://schemas.microsoft.com/office/word/2023/wordml/word16du" xmlns:w16sdtdh="http://schemas.microsoft.com/office/word/2020/wordml/sdtdatahash" xmlns:w16sdtfl="http://schemas.microsoft.com/office/word/2024/wordml/sdtformatlock" xmlns:w16se="http://schemas.microsoft.com/office/word/2015/wordml/symex" xmlns:wpg="http://schemas.microsoft.com/office/word/2010/wordprocessingGroup" xmlns:wpi="http://schemas.microsoft.com/office/word/2010/wordprocessingInk" xmlns:wne="http://schemas.microsoft.com/office/word/2006/wordml" xmlns:wps="http://schemas.microsoft.com/office/word/2010/wordprocessingShape" mc:Ignorable="w14 w15 w16se w16cid w16 w16cex w16sdtdh w16sdtfl w16du wp14">
   <w:abstractNum w:abstractNumId="0" w15:restartNumberingAfterBreak="0">
-    <w:nsid w:val="5BEE0702"/>
+    <w:nsid w:val="36BC0C0E"/>
     <w:multiLevelType w:val="hybridMultilevel"/>
-    <w:tmpl w:val="160E8CE2"/>
-    <w:lvl w:ilvl="0" w:tplc="42C02CC8">
-      <w:start w:val="1"/>
-      <w:numFmt w:val="decimal"/>
-      <w:lvlText w:val="%1."/>
-      <w:lvlJc w:val="left"/>
-      <w:pPr>
-        <w:ind w:left="720" w:hanging="360"/>
-      </w:pPr>
-    </w:lvl>
-    <w:lvl w:ilvl="1" w:tplc="81E0EBD0" w:tentative="1">
-      <w:start w:val="1"/>
-      <w:numFmt w:val="lowerLetter"/>
-      <w:lvlText w:val="%2."/>
-      <w:lvlJc w:val="left"/>
-      <w:pPr>
-        <w:ind w:left="1080" w:hanging="360"/>
-      </w:pPr>
-    </w:lvl>
-    <w:lvl w:ilvl="2" w:tplc="4B766B1A" w:tentative="1">
-      <w:start w:val="1"/>
-      <w:numFmt w:val="lowerRoman"/>
-      <w:lvlText w:val="%3."/>
-      <w:lvlJc w:val="left"/>
-      <w:pPr>
-        <w:ind w:left="1440" w:hanging="360"/>
-      </w:pPr>
-    </w:lvl>
-    <w:lvl w:ilvl="3" w:tplc="4F5A8D84">
-      <w:numFmt w:val="decimal"/>
-      <w:lvlText w:val=""/>
-      <w:lvlJc w:val="left"/>
-    </w:lvl>
-    <w:lvl w:ilvl="4" w:tplc="6A1417A2">
-      <w:numFmt w:val="decimal"/>
-      <w:lvlText w:val=""/>
-      <w:lvlJc w:val="left"/>
-    </w:lvl>
-    <w:lvl w:ilvl="5" w:tplc="F28EF1C6">
-      <w:numFmt w:val="decimal"/>
-      <w:lvlText w:val=""/>
-      <w:lvlJc w:val="left"/>
-    </w:lvl>
-    <w:lvl w:ilvl="6" w:tplc="EB1C1C06">
-      <w:numFmt w:val="decimal"/>
-      <w:lvlText w:val=""/>
-      <w:lvlJc w:val="left"/>
-    </w:lvl>
-    <w:lvl w:ilvl="7" w:tplc="578C12BC">
-      <w:numFmt w:val="decimal"/>
-      <w:lvlText w:val=""/>
-      <w:lvlJc w:val="left"/>
-    </w:lvl>
-    <w:lvl w:ilvl="8" w:tplc="F9E21A6A">
-      <w:numFmt w:val="decimal"/>
-      <w:lvlText w:val=""/>
-      <w:lvlJc w:val="left"/>
-    </w:lvl>
-  </w:abstractNum>
-  <w:abstractNum w:abstractNumId="1" w15:restartNumberingAfterBreak="0">
-    <w:nsid w:val="720905EF"/>
-    <w:multiLevelType w:val="hybridMultilevel"/>
-    <w:tmpl w:val="B728EA06"/>
-    <w:lvl w:ilvl="0" w:tplc="8B1E69BC" w:tentative="1">
+    <w:tmpl w:val="BDCE01A8"/>
+    <w:lvl w:ilvl="0" w:tplc="FF62D660" w:tentative="1">
       <w:start w:val="1"/>
       <w:numFmt w:val="bullet"/>
       <w:lvlText w:val="●"/>
@@ -29987,7 +30070,7 @@
         <w:ind w:left="720" w:hanging="360"/>
       </w:pPr>
     </w:lvl>
-    <w:lvl w:ilvl="1" w:tplc="EC2A996E" w:tentative="1">
+    <w:lvl w:ilvl="1" w:tplc="D05E559C" w:tentative="1">
       <w:start w:val="1"/>
       <w:numFmt w:val="bullet"/>
       <w:lvlText w:val="○"/>
@@ -29996,7 +30079,7 @@
         <w:ind w:left="1440" w:hanging="360"/>
       </w:pPr>
     </w:lvl>
-    <w:lvl w:ilvl="2" w:tplc="BC5CA16A" w:tentative="1">
+    <w:lvl w:ilvl="2" w:tplc="CD86293E" w:tentative="1">
       <w:start w:val="1"/>
       <w:numFmt w:val="bullet"/>
       <w:lvlText w:val="■"/>
@@ -30005,7 +30088,7 @@
         <w:ind w:left="2160" w:hanging="360"/>
       </w:pPr>
     </w:lvl>
-    <w:lvl w:ilvl="3" w:tplc="E8FEEFC4" w:tentative="1">
+    <w:lvl w:ilvl="3" w:tplc="99DABE28" w:tentative="1">
       <w:start w:val="1"/>
       <w:numFmt w:val="bullet"/>
       <w:lvlText w:val="●"/>
@@ -30014,7 +30097,7 @@
         <w:ind w:left="2880" w:hanging="360"/>
       </w:pPr>
     </w:lvl>
-    <w:lvl w:ilvl="4" w:tplc="BE86B3CA" w:tentative="1">
+    <w:lvl w:ilvl="4" w:tplc="A1A0141A" w:tentative="1">
       <w:start w:val="1"/>
       <w:numFmt w:val="bullet"/>
       <w:lvlText w:val="○"/>
@@ -30023,7 +30106,7 @@
         <w:ind w:left="3600" w:hanging="360"/>
       </w:pPr>
     </w:lvl>
-    <w:lvl w:ilvl="5" w:tplc="E654C080" w:tentative="1">
+    <w:lvl w:ilvl="5" w:tplc="A2DAF06A" w:tentative="1">
       <w:start w:val="1"/>
       <w:numFmt w:val="bullet"/>
       <w:lvlText w:val="■"/>
@@ -30032,7 +30115,7 @@
         <w:ind w:left="4320" w:hanging="360"/>
       </w:pPr>
     </w:lvl>
-    <w:lvl w:ilvl="6" w:tplc="82A206F6" w:tentative="1">
+    <w:lvl w:ilvl="6" w:tplc="9C7A7212" w:tentative="1">
       <w:start w:val="1"/>
       <w:numFmt w:val="bullet"/>
       <w:lvlText w:val="●"/>
@@ -30041,7 +30124,7 @@
         <w:ind w:left="5040" w:hanging="360"/>
       </w:pPr>
     </w:lvl>
-    <w:lvl w:ilvl="7" w:tplc="668C9DC0" w:tentative="1">
+    <w:lvl w:ilvl="7" w:tplc="B79EBD7C" w:tentative="1">
       <w:start w:val="1"/>
       <w:numFmt w:val="bullet"/>
       <w:lvlText w:val="●"/>
@@ -30050,7 +30133,7 @@
         <w:ind w:left="5760" w:hanging="360"/>
       </w:pPr>
     </w:lvl>
-    <w:lvl w:ilvl="8" w:tplc="70C4835E" w:tentative="1">
+    <w:lvl w:ilvl="8" w:tplc="EFC64926" w:tentative="1">
       <w:start w:val="1"/>
       <w:numFmt w:val="bullet"/>
       <w:lvlText w:val="●"/>
@@ -30060,11 +30143,73 @@
       </w:pPr>
     </w:lvl>
   </w:abstractNum>
+  <w:abstractNum w:abstractNumId="1" w15:restartNumberingAfterBreak="0">
+    <w:nsid w:val="3F9E5E38"/>
+    <w:multiLevelType w:val="hybridMultilevel"/>
+    <w:tmpl w:val="9F109EA8"/>
+    <w:lvl w:ilvl="0" w:tplc="0BAE62C8">
+      <w:start w:val="1"/>
+      <w:numFmt w:val="decimal"/>
+      <w:lvlText w:val="%1."/>
+      <w:lvlJc w:val="left"/>
+      <w:pPr>
+        <w:ind w:left="720" w:hanging="360"/>
+      </w:pPr>
+    </w:lvl>
+    <w:lvl w:ilvl="1" w:tplc="017ADE78" w:tentative="1">
+      <w:start w:val="1"/>
+      <w:numFmt w:val="lowerLetter"/>
+      <w:lvlText w:val="%2."/>
+      <w:lvlJc w:val="left"/>
+      <w:pPr>
+        <w:ind w:left="1080" w:hanging="360"/>
+      </w:pPr>
+    </w:lvl>
+    <w:lvl w:ilvl="2" w:tplc="3CD4E004" w:tentative="1">
+      <w:start w:val="1"/>
+      <w:numFmt w:val="lowerRoman"/>
+      <w:lvlText w:val="%3."/>
+      <w:lvlJc w:val="left"/>
+      <w:pPr>
+        <w:ind w:left="1440" w:hanging="360"/>
+      </w:pPr>
+    </w:lvl>
+    <w:lvl w:ilvl="3" w:tplc="96409C54">
+      <w:numFmt w:val="decimal"/>
+      <w:lvlText w:val=""/>
+      <w:lvlJc w:val="left"/>
+    </w:lvl>
+    <w:lvl w:ilvl="4" w:tplc="AEF46BE8">
+      <w:numFmt w:val="decimal"/>
+      <w:lvlText w:val=""/>
+      <w:lvlJc w:val="left"/>
+    </w:lvl>
+    <w:lvl w:ilvl="5" w:tplc="FB1C03F6">
+      <w:numFmt w:val="decimal"/>
+      <w:lvlText w:val=""/>
+      <w:lvlJc w:val="left"/>
+    </w:lvl>
+    <w:lvl w:ilvl="6" w:tplc="4AC6DE14">
+      <w:numFmt w:val="decimal"/>
+      <w:lvlText w:val=""/>
+      <w:lvlJc w:val="left"/>
+    </w:lvl>
+    <w:lvl w:ilvl="7" w:tplc="2ADCC230">
+      <w:numFmt w:val="decimal"/>
+      <w:lvlText w:val=""/>
+      <w:lvlJc w:val="left"/>
+    </w:lvl>
+    <w:lvl w:ilvl="8" w:tplc="38C67BD4">
+      <w:numFmt w:val="decimal"/>
+      <w:lvlText w:val=""/>
+      <w:lvlJc w:val="left"/>
+    </w:lvl>
+  </w:abstractNum>
   <w:abstractNum w:abstractNumId="2" w15:restartNumberingAfterBreak="0">
-    <w:nsid w:val="764F7F98"/>
+    <w:nsid w:val="6153725C"/>
     <w:multiLevelType w:val="hybridMultilevel"/>
-    <w:tmpl w:val="76508040"/>
-    <w:lvl w:ilvl="0" w:tplc="8790056E">
+    <w:tmpl w:val="E3EA2D56"/>
+    <w:lvl w:ilvl="0" w:tplc="A5B490AE">
       <w:start w:val="1"/>
       <w:numFmt w:val="bullet"/>
       <w:lvlText w:val="•"/>
@@ -30073,7 +30218,7 @@
         <w:ind w:left="720" w:hanging="280"/>
       </w:pPr>
     </w:lvl>
-    <w:lvl w:ilvl="1" w:tplc="D10C33D6" w:tentative="1">
+    <w:lvl w:ilvl="1" w:tplc="DE0AA0B4" w:tentative="1">
       <w:start w:val="1"/>
       <w:numFmt w:val="bullet"/>
       <w:lvlText w:val="–"/>
@@ -30082,7 +30227,7 @@
         <w:ind w:left="1080" w:hanging="280"/>
       </w:pPr>
     </w:lvl>
-    <w:lvl w:ilvl="2" w:tplc="0D54900E" w:tentative="1">
+    <w:lvl w:ilvl="2" w:tplc="8788FA00" w:tentative="1">
       <w:start w:val="1"/>
       <w:numFmt w:val="bullet"/>
       <w:lvlText w:val="▪"/>
@@ -30091,176 +30236,176 @@
         <w:ind w:left="1440" w:hanging="280"/>
       </w:pPr>
     </w:lvl>
-    <w:lvl w:ilvl="3" w:tplc="E1BA5D9E">
+    <w:lvl w:ilvl="3" w:tplc="5AF85B3C">
       <w:numFmt w:val="decimal"/>
       <w:lvlText w:val=""/>
       <w:lvlJc w:val="left"/>
     </w:lvl>
-    <w:lvl w:ilvl="4" w:tplc="F43A01E6">
+    <w:lvl w:ilvl="4" w:tplc="9658165A">
       <w:numFmt w:val="decimal"/>
       <w:lvlText w:val=""/>
       <w:lvlJc w:val="left"/>
     </w:lvl>
-    <w:lvl w:ilvl="5" w:tplc="10B8CAE6">
+    <w:lvl w:ilvl="5" w:tplc="FD901D4A">
       <w:numFmt w:val="decimal"/>
       <w:lvlText w:val=""/>
       <w:lvlJc w:val="left"/>
     </w:lvl>
-    <w:lvl w:ilvl="6" w:tplc="655297D0">
+    <w:lvl w:ilvl="6" w:tplc="E7541A26">
       <w:numFmt w:val="decimal"/>
       <w:lvlText w:val=""/>
       <w:lvlJc w:val="left"/>
     </w:lvl>
-    <w:lvl w:ilvl="7" w:tplc="7BB08302">
+    <w:lvl w:ilvl="7" w:tplc="A1C241BE">
       <w:numFmt w:val="decimal"/>
       <w:lvlText w:val=""/>
       <w:lvlJc w:val="left"/>
     </w:lvl>
-    <w:lvl w:ilvl="8" w:tplc="48FA0198">
+    <w:lvl w:ilvl="8" w:tplc="8C9E35E8">
       <w:numFmt w:val="decimal"/>
       <w:lvlText w:val=""/>
       <w:lvlJc w:val="left"/>
     </w:lvl>
   </w:abstractNum>
-  <w:num w:numId="1" w16cid:durableId="1411661256">
+  <w:num w:numId="1" w16cid:durableId="136731385">
+    <w:abstractNumId w:val="0"/>
+    <w:lvlOverride w:ilvl="0">
+      <w:startOverride w:val="1"/>
+    </w:lvlOverride>
+  </w:num>
+  <w:num w:numId="2" w16cid:durableId="78530227">
+    <w:abstractNumId w:val="2"/>
+    <w:lvlOverride w:ilvl="0">
+      <w:startOverride w:val="1"/>
+    </w:lvlOverride>
+  </w:num>
+  <w:num w:numId="3" w16cid:durableId="1115096518">
     <w:abstractNumId w:val="1"/>
     <w:lvlOverride w:ilvl="0">
       <w:startOverride w:val="1"/>
     </w:lvlOverride>
   </w:num>
-  <w:num w:numId="2" w16cid:durableId="82143544">
+  <w:num w:numId="4" w16cid:durableId="1968781599">
     <w:abstractNumId w:val="2"/>
     <w:lvlOverride w:ilvl="0">
       <w:startOverride w:val="1"/>
     </w:lvlOverride>
   </w:num>
-  <w:num w:numId="3" w16cid:durableId="2117020405">
-    <w:abstractNumId w:val="0"/>
+  <w:num w:numId="5" w16cid:durableId="1147479664">
+    <w:abstractNumId w:val="1"/>
     <w:lvlOverride w:ilvl="0">
       <w:startOverride w:val="1"/>
     </w:lvlOverride>
   </w:num>
-  <w:num w:numId="4" w16cid:durableId="1683241657">
+  <w:num w:numId="6" w16cid:durableId="641692076">
     <w:abstractNumId w:val="2"/>
     <w:lvlOverride w:ilvl="0">
       <w:startOverride w:val="1"/>
     </w:lvlOverride>
   </w:num>
-  <w:num w:numId="5" w16cid:durableId="1680616482">
-    <w:abstractNumId w:val="0"/>
+  <w:num w:numId="7" w16cid:durableId="858936199">
+    <w:abstractNumId w:val="1"/>
     <w:lvlOverride w:ilvl="0">
       <w:startOverride w:val="1"/>
     </w:lvlOverride>
   </w:num>
-  <w:num w:numId="6" w16cid:durableId="1370566826">
+  <w:num w:numId="8" w16cid:durableId="1357079732">
     <w:abstractNumId w:val="2"/>
     <w:lvlOverride w:ilvl="0">
       <w:startOverride w:val="1"/>
     </w:lvlOverride>
   </w:num>
-  <w:num w:numId="7" w16cid:durableId="1054426315">
-    <w:abstractNumId w:val="0"/>
+  <w:num w:numId="9" w16cid:durableId="61490604">
+    <w:abstractNumId w:val="1"/>
     <w:lvlOverride w:ilvl="0">
       <w:startOverride w:val="1"/>
     </w:lvlOverride>
   </w:num>
-  <w:num w:numId="8" w16cid:durableId="1104497105">
+  <w:num w:numId="10" w16cid:durableId="281495156">
     <w:abstractNumId w:val="2"/>
     <w:lvlOverride w:ilvl="0">
       <w:startOverride w:val="1"/>
     </w:lvlOverride>
   </w:num>
-  <w:num w:numId="9" w16cid:durableId="144467736">
-    <w:abstractNumId w:val="0"/>
+  <w:num w:numId="11" w16cid:durableId="978848195">
+    <w:abstractNumId w:val="1"/>
     <w:lvlOverride w:ilvl="0">
       <w:startOverride w:val="1"/>
     </w:lvlOverride>
   </w:num>
-  <w:num w:numId="10" w16cid:durableId="2107654699">
+  <w:num w:numId="12" w16cid:durableId="256065696">
     <w:abstractNumId w:val="2"/>
     <w:lvlOverride w:ilvl="0">
       <w:startOverride w:val="1"/>
     </w:lvlOverride>
   </w:num>
-  <w:num w:numId="11" w16cid:durableId="1277130061">
-    <w:abstractNumId w:val="0"/>
+  <w:num w:numId="13" w16cid:durableId="506485373">
+    <w:abstractNumId w:val="1"/>
     <w:lvlOverride w:ilvl="0">
       <w:startOverride w:val="1"/>
     </w:lvlOverride>
   </w:num>
-  <w:num w:numId="12" w16cid:durableId="1916864244">
+  <w:num w:numId="14" w16cid:durableId="1313606336">
     <w:abstractNumId w:val="2"/>
     <w:lvlOverride w:ilvl="0">
       <w:startOverride w:val="1"/>
     </w:lvlOverride>
   </w:num>
-  <w:num w:numId="13" w16cid:durableId="1589580728">
-    <w:abstractNumId w:val="0"/>
+  <w:num w:numId="15" w16cid:durableId="325014253">
+    <w:abstractNumId w:val="1"/>
     <w:lvlOverride w:ilvl="0">
       <w:startOverride w:val="1"/>
     </w:lvlOverride>
   </w:num>
-  <w:num w:numId="14" w16cid:durableId="1370452790">
+  <w:num w:numId="16" w16cid:durableId="1797915500">
     <w:abstractNumId w:val="2"/>
     <w:lvlOverride w:ilvl="0">
       <w:startOverride w:val="1"/>
     </w:lvlOverride>
   </w:num>
-  <w:num w:numId="15" w16cid:durableId="562450845">
-    <w:abstractNumId w:val="0"/>
+  <w:num w:numId="17" w16cid:durableId="1806465840">
+    <w:abstractNumId w:val="1"/>
     <w:lvlOverride w:ilvl="0">
       <w:startOverride w:val="1"/>
     </w:lvlOverride>
   </w:num>
-  <w:num w:numId="16" w16cid:durableId="1586500565">
+  <w:num w:numId="18" w16cid:durableId="484007486">
     <w:abstractNumId w:val="2"/>
     <w:lvlOverride w:ilvl="0">
       <w:startOverride w:val="1"/>
     </w:lvlOverride>
   </w:num>
-  <w:num w:numId="17" w16cid:durableId="1947079862">
-    <w:abstractNumId w:val="0"/>
+  <w:num w:numId="19" w16cid:durableId="1356616481">
+    <w:abstractNumId w:val="1"/>
     <w:lvlOverride w:ilvl="0">
       <w:startOverride w:val="1"/>
     </w:lvlOverride>
   </w:num>
-  <w:num w:numId="18" w16cid:durableId="1567567820">
+  <w:num w:numId="20" w16cid:durableId="653605236">
     <w:abstractNumId w:val="2"/>
     <w:lvlOverride w:ilvl="0">
       <w:startOverride w:val="1"/>
     </w:lvlOverride>
   </w:num>
-  <w:num w:numId="19" w16cid:durableId="531698118">
-    <w:abstractNumId w:val="0"/>
+  <w:num w:numId="21" w16cid:durableId="238096581">
+    <w:abstractNumId w:val="1"/>
     <w:lvlOverride w:ilvl="0">
       <w:startOverride w:val="1"/>
     </w:lvlOverride>
   </w:num>
-  <w:num w:numId="20" w16cid:durableId="1319192787">
+  <w:num w:numId="22" w16cid:durableId="1693022847">
     <w:abstractNumId w:val="2"/>
     <w:lvlOverride w:ilvl="0">
       <w:startOverride w:val="1"/>
     </w:lvlOverride>
   </w:num>
-  <w:num w:numId="21" w16cid:durableId="533345009">
-    <w:abstractNumId w:val="0"/>
+  <w:num w:numId="23" w16cid:durableId="1181163021">
+    <w:abstractNumId w:val="1"/>
     <w:lvlOverride w:ilvl="0">
       <w:startOverride w:val="1"/>
     </w:lvlOverride>
   </w:num>
-  <w:num w:numId="22" w16cid:durableId="1373118068">
-    <w:abstractNumId w:val="2"/>
-    <w:lvlOverride w:ilvl="0">
-      <w:startOverride w:val="1"/>
-    </w:lvlOverride>
-  </w:num>
-  <w:num w:numId="23" w16cid:durableId="1235050217">
-    <w:abstractNumId w:val="0"/>
-    <w:lvlOverride w:ilvl="0">
-      <w:startOverride w:val="1"/>
-    </w:lvlOverride>
-  </w:num>
-  <w:num w:numId="24" w16cid:durableId="1812748396">
+  <w:num w:numId="24" w16cid:durableId="1011297894">
     <w:abstractNumId w:val="2"/>
     <w:lvlOverride w:ilvl="0">
       <w:startOverride w:val="1"/>
@@ -30965,7 +31110,7 @@
     <w:autoRedefine/>
     <w:uiPriority w:val="39"/>
     <w:unhideWhenUsed/>
-    <w:rsid w:val="00905A22"/>
+    <w:rsid w:val="00F84B2B"/>
     <w:pPr>
       <w:spacing w:after="100"/>
     </w:pPr>
@@ -30977,7 +31122,7 @@
     <w:autoRedefine/>
     <w:uiPriority w:val="39"/>
     <w:unhideWhenUsed/>
-    <w:rsid w:val="00905A22"/>
+    <w:rsid w:val="00F84B2B"/>
     <w:pPr>
       <w:spacing w:after="100"/>
       <w:ind w:left="210"/>
@@ -30989,7 +31134,7 @@
     <w:next w:val="Normal"/>
     <w:uiPriority w:val="99"/>
     <w:unhideWhenUsed/>
-    <w:rsid w:val="00905A22"/>
+    <w:rsid w:val="00F84B2B"/>
   </w:style>
 </w:styles>
 </file>
